--- a/docs/docx/02-api-spec.docx
+++ b/docs/docx/02-api-spec.docx
@@ -23,7 +23,7 @@
       </w:pPr>
       <w:r>
         <w:rPr/>
-        <w:t>Планировщик отпусков 0.3.0 · Протокол, ошибки, права доступа</w:t>
+        <w:t>Планировщик отпусков 0.4.0 · Протокол, ошибки, права доступа</w:t>
       </w:r>
     </w:p>
     <w:p>
@@ -93,7 +93,7 @@
             </w:rPr>
             <w:fldChar w:fldCharType="separate"/>
           </w:r>
-          <w:hyperlink w:anchor="__RefHeading___Toc6621_1756087021">
+          <w:hyperlink w:anchor="__RefHeading___Toc7397_1562542824">
             <w:r>
               <w:rPr>
                 <w:webHidden/>
@@ -114,7 +114,7 @@
             </w:tabs>
             <w:rPr/>
           </w:pPr>
-          <w:hyperlink w:anchor="__RefHeading___Toc6623_1756087021">
+          <w:hyperlink w:anchor="__RefHeading___Toc7399_1562542824">
             <w:r>
               <w:rPr>
                 <w:webHidden/>
@@ -135,7 +135,7 @@
             </w:tabs>
             <w:rPr/>
           </w:pPr>
-          <w:hyperlink w:anchor="__RefHeading___Toc6625_1756087021">
+          <w:hyperlink w:anchor="__RefHeading___Toc7401_1562542824">
             <w:r>
               <w:rPr>
                 <w:webHidden/>
@@ -156,7 +156,7 @@
             </w:tabs>
             <w:rPr/>
           </w:pPr>
-          <w:hyperlink w:anchor="__RefHeading___Toc6627_1756087021">
+          <w:hyperlink w:anchor="__RefHeading___Toc7403_1562542824">
             <w:r>
               <w:rPr>
                 <w:webHidden/>
@@ -177,7 +177,7 @@
             </w:tabs>
             <w:rPr/>
           </w:pPr>
-          <w:hyperlink w:anchor="__RefHeading___Toc6629_1756087021">
+          <w:hyperlink w:anchor="__RefHeading___Toc7405_1562542824">
             <w:r>
               <w:rPr>
                 <w:webHidden/>
@@ -198,7 +198,7 @@
             </w:tabs>
             <w:rPr/>
           </w:pPr>
-          <w:hyperlink w:anchor="__RefHeading___Toc6631_1756087021">
+          <w:hyperlink w:anchor="__RefHeading___Toc7407_1562542824">
             <w:r>
               <w:rPr>
                 <w:webHidden/>
@@ -219,13 +219,13 @@
             </w:tabs>
             <w:rPr/>
           </w:pPr>
-          <w:hyperlink w:anchor="__RefHeading___Toc6633_1756087021">
+          <w:hyperlink w:anchor="__RefHeading___Toc7409_1562542824">
             <w:r>
               <w:rPr>
                 <w:webHidden/>
                 <w:rStyle w:val="IndexLink"/>
               </w:rPr>
-              <w:t>7 Каталог операций</w:t>
+              <w:t>7 Импорт сотрудников</w:t>
               <w:tab/>
               <w:t>11</w:t>
             </w:r>
@@ -240,15 +240,15 @@
             </w:tabs>
             <w:rPr/>
           </w:pPr>
-          <w:hyperlink w:anchor="__RefHeading___Toc6635_1756087021">
+          <w:hyperlink w:anchor="__RefHeading___Toc7411_1562542824">
             <w:r>
               <w:rPr>
                 <w:webHidden/>
                 <w:rStyle w:val="IndexLink"/>
               </w:rPr>
-              <w:t>8 Каталог ошибок</w:t>
+              <w:t>8 Письма</w:t>
               <w:tab/>
-              <w:t>15</w:t>
+              <w:t>12</w:t>
             </w:r>
           </w:hyperlink>
         </w:p>
@@ -261,15 +261,15 @@
             </w:tabs>
             <w:rPr/>
           </w:pPr>
-          <w:hyperlink w:anchor="__RefHeading___Toc6637_1756087021">
+          <w:hyperlink w:anchor="__RefHeading___Toc7413_1562542824">
             <w:r>
               <w:rPr>
                 <w:webHidden/>
                 <w:rStyle w:val="IndexLink"/>
               </w:rPr>
-              <w:t>9 Матрица прав</w:t>
+              <w:t>9 Каталог операций</w:t>
               <w:tab/>
-              <w:t>16</w:t>
+              <w:t>13</w:t>
             </w:r>
           </w:hyperlink>
         </w:p>
@@ -282,15 +282,15 @@
             </w:tabs>
             <w:rPr/>
           </w:pPr>
-          <w:hyperlink w:anchor="__RefHeading___Toc6639_1756087021">
+          <w:hyperlink w:anchor="__RefHeading___Toc7415_1562542824">
             <w:r>
               <w:rPr>
                 <w:webHidden/>
                 <w:rStyle w:val="IndexLink"/>
               </w:rPr>
-              <w:t>10 Версионирование и совместимость</w:t>
+              <w:t>10 Каталог ошибок</w:t>
               <w:tab/>
-              <w:t>17</w:t>
+              <w:t>18</w:t>
             </w:r>
           </w:hyperlink>
         </w:p>
@@ -303,15 +303,57 @@
             </w:tabs>
             <w:rPr/>
           </w:pPr>
-          <w:hyperlink w:anchor="__RefHeading___Toc6641_1756087021">
+          <w:hyperlink w:anchor="__RefHeading___Toc7417_1562542824">
             <w:r>
               <w:rPr>
                 <w:webHidden/>
                 <w:rStyle w:val="IndexLink"/>
               </w:rPr>
-              <w:t>11 Чек-лист новой операции</w:t>
+              <w:t>11 Матрица прав</w:t>
               <w:tab/>
-              <w:t>18</w:t>
+              <w:t>19</w:t>
+            </w:r>
+          </w:hyperlink>
+        </w:p>
+        <w:p>
+          <w:pPr>
+            <w:pStyle w:val="TOC1"/>
+            <w:tabs>
+              <w:tab w:val="clear" w:pos="9360"/>
+              <w:tab w:val="right" w:pos="9359" w:leader="dot"/>
+            </w:tabs>
+            <w:rPr/>
+          </w:pPr>
+          <w:hyperlink w:anchor="__RefHeading___Toc7419_1562542824">
+            <w:r>
+              <w:rPr>
+                <w:webHidden/>
+                <w:rStyle w:val="IndexLink"/>
+              </w:rPr>
+              <w:t>12 Версионирование и совместимость</w:t>
+              <w:tab/>
+              <w:t>20</w:t>
+            </w:r>
+          </w:hyperlink>
+        </w:p>
+        <w:p>
+          <w:pPr>
+            <w:pStyle w:val="TOC1"/>
+            <w:tabs>
+              <w:tab w:val="clear" w:pos="9360"/>
+              <w:tab w:val="right" w:pos="9359" w:leader="dot"/>
+            </w:tabs>
+            <w:rPr/>
+          </w:pPr>
+          <w:hyperlink w:anchor="__RefHeading___Toc7421_1562542824">
+            <w:r>
+              <w:rPr>
+                <w:webHidden/>
+                <w:rStyle w:val="IndexLink"/>
+              </w:rPr>
+              <w:t>13 Чек-лист новой операции</w:t>
+              <w:tab/>
+              <w:t>21</w:t>
             </w:r>
           </w:hyperlink>
           <w:r>
@@ -328,7 +370,7 @@
         <w:pStyle w:val="Heading1"/>
         <w:rPr/>
       </w:pPr>
-      <w:bookmarkStart w:id="0" w:name="__RefHeading___Toc6621_1756087021"/>
+      <w:bookmarkStart w:id="0" w:name="__RefHeading___Toc7397_1562542824"/>
       <w:bookmarkStart w:id="1" w:name="о-документе"/>
       <w:bookmarkEnd w:id="0"/>
       <w:r>
@@ -416,7 +458,7 @@
         <w:pStyle w:val="Heading1"/>
         <w:rPr/>
       </w:pPr>
-      <w:bookmarkStart w:id="2" w:name="__RefHeading___Toc6623_1756087021"/>
+      <w:bookmarkStart w:id="2" w:name="__RefHeading___Toc7399_1562542824"/>
       <w:bookmarkEnd w:id="2"/>
       <w:r>
         <w:rPr>
@@ -714,6 +756,94 @@
                 <w:szCs w:val="24"/>
                 <w:lang w:val="en-US" w:eastAsia="en-US" w:bidi="ar-SA"/>
               </w:rPr>
+              <w:t>Кадровая служба</w:t>
+            </w:r>
+          </w:p>
+        </w:tc>
+        <w:tc>
+          <w:tcPr>
+            <w:tcW w:w="4680" w:type="dxa"/>
+            <w:tcBorders>
+              <w:top w:val="single" w:sz="4" w:space="0" w:color="D6DCEA"/>
+              <w:left w:val="single" w:sz="4" w:space="0" w:color="D6DCEA"/>
+              <w:bottom w:val="single" w:sz="4" w:space="0" w:color="D6DCEA"/>
+              <w:right w:val="single" w:sz="4" w:space="0" w:color="D6DCEA"/>
+            </w:tcBorders>
+          </w:tcPr>
+          <w:p>
+            <w:pPr>
+              <w:pStyle w:val="Compact"/>
+              <w:widowControl/>
+              <w:spacing w:before="36" w:after="40"/>
+              <w:jc w:val="left"/>
+              <w:rPr>
+                <w:kern w:val="0"/>
+                <w:szCs w:val="24"/>
+                <w:lang w:val="en-US" w:eastAsia="en-US" w:bidi="ar-SA"/>
+              </w:rPr>
+            </w:pPr>
+            <w:r>
+              <w:rPr>
+                <w:kern w:val="0"/>
+                <w:sz w:val="18"/>
+                <w:szCs w:val="24"/>
+                <w:lang w:val="en-US" w:eastAsia="en-US" w:bidi="ar-SA"/>
+              </w:rPr>
+              <w:t xml:space="preserve">Сотрудник с признаком </w:t>
+            </w:r>
+            <w:r>
+              <w:rPr>
+                <w:rStyle w:val="VerbatimChar"/>
+                <w:kern w:val="0"/>
+                <w:sz w:val="18"/>
+                <w:szCs w:val="24"/>
+                <w:lang w:val="en-US" w:eastAsia="en-US" w:bidi="ar-SA"/>
+              </w:rPr>
+              <w:t>isHr</w:t>
+            </w:r>
+            <w:r>
+              <w:rPr>
+                <w:kern w:val="0"/>
+                <w:sz w:val="18"/>
+                <w:szCs w:val="24"/>
+                <w:lang w:val="en-US" w:eastAsia="en-US" w:bidi="ar-SA"/>
+              </w:rPr>
+              <w:t>: ведёт сотрудников, импорт, оргструктуру и календарь, видит выгрузки, аналитику и аудит всей организации</w:t>
+            </w:r>
+          </w:p>
+        </w:tc>
+      </w:tr>
+      <w:tr>
+        <w:trPr/>
+        <w:tc>
+          <w:tcPr>
+            <w:tcW w:w="4679" w:type="dxa"/>
+            <w:tcBorders>
+              <w:top w:val="single" w:sz="4" w:space="0" w:color="D6DCEA"/>
+              <w:left w:val="single" w:sz="4" w:space="0" w:color="D6DCEA"/>
+              <w:bottom w:val="single" w:sz="4" w:space="0" w:color="D6DCEA"/>
+              <w:right w:val="single" w:sz="4" w:space="0" w:color="D6DCEA"/>
+            </w:tcBorders>
+          </w:tcPr>
+          <w:p>
+            <w:pPr>
+              <w:pStyle w:val="Compact"/>
+              <w:widowControl/>
+              <w:spacing w:before="36" w:after="40"/>
+              <w:jc w:val="left"/>
+              <w:rPr>
+                <w:kern w:val="0"/>
+                <w:szCs w:val="24"/>
+                <w:lang w:val="en-US" w:eastAsia="en-US" w:bidi="ar-SA"/>
+              </w:rPr>
+            </w:pPr>
+            <w:r>
+              <w:rPr>
+                <w:kern w:val="0"/>
+                <w:sz w:val="18"/>
+                <w:szCs w:val="24"/>
+                <w:lang w:val="en-US" w:eastAsia="en-US" w:bidi="ar-SA"/>
+              </w:rPr>
               <w:t>Норма</w:t>
             </w:r>
           </w:p>
@@ -1153,7 +1283,7 @@
         <w:pStyle w:val="Heading1"/>
         <w:rPr/>
       </w:pPr>
-      <w:bookmarkStart w:id="4" w:name="__RefHeading___Toc6625_1756087021"/>
+      <w:bookmarkStart w:id="4" w:name="__RefHeading___Toc7401_1562542824"/>
       <w:bookmarkEnd w:id="4"/>
       <w:r>
         <w:rPr>
@@ -1404,7 +1534,7 @@
         <w:pStyle w:val="Heading1"/>
         <w:rPr/>
       </w:pPr>
-      <w:bookmarkStart w:id="5" w:name="__RefHeading___Toc6627_1756087021"/>
+      <w:bookmarkStart w:id="5" w:name="__RefHeading___Toc7403_1562542824"/>
       <w:bookmarkStart w:id="6" w:name="аутентификация"/>
       <w:bookmarkEnd w:id="5"/>
       <w:r>
@@ -2016,7 +2146,295 @@
           </w:p>
         </w:tc>
       </w:tr>
+      <w:tr>
+        <w:trPr/>
+        <w:tc>
+          <w:tcPr>
+            <w:tcW w:w="4679" w:type="dxa"/>
+            <w:tcBorders>
+              <w:top w:val="single" w:sz="4" w:space="0" w:color="D6DCEA"/>
+              <w:left w:val="single" w:sz="4" w:space="0" w:color="D6DCEA"/>
+              <w:bottom w:val="single" w:sz="4" w:space="0" w:color="D6DCEA"/>
+              <w:right w:val="single" w:sz="4" w:space="0" w:color="D6DCEA"/>
+            </w:tcBorders>
+          </w:tcPr>
+          <w:p>
+            <w:pPr>
+              <w:pStyle w:val="Compact"/>
+              <w:widowControl/>
+              <w:spacing w:before="36" w:after="40"/>
+              <w:jc w:val="left"/>
+              <w:rPr>
+                <w:kern w:val="0"/>
+                <w:szCs w:val="24"/>
+                <w:lang w:val="en-US" w:eastAsia="en-US" w:bidi="ar-SA"/>
+              </w:rPr>
+            </w:pPr>
+            <w:r>
+              <w:rPr>
+                <w:rStyle w:val="VerbatimChar"/>
+                <w:kern w:val="0"/>
+                <w:sz w:val="18"/>
+                <w:szCs w:val="24"/>
+                <w:lang w:val="en-US" w:eastAsia="en-US" w:bidi="ar-SA"/>
+              </w:rPr>
+              <w:t>PATCH /auth/me</w:t>
+            </w:r>
+          </w:p>
+        </w:tc>
+        <w:tc>
+          <w:tcPr>
+            <w:tcW w:w="4680" w:type="dxa"/>
+            <w:tcBorders>
+              <w:top w:val="single" w:sz="4" w:space="0" w:color="D6DCEA"/>
+              <w:left w:val="single" w:sz="4" w:space="0" w:color="D6DCEA"/>
+              <w:bottom w:val="single" w:sz="4" w:space="0" w:color="D6DCEA"/>
+              <w:right w:val="single" w:sz="4" w:space="0" w:color="D6DCEA"/>
+            </w:tcBorders>
+          </w:tcPr>
+          <w:p>
+            <w:pPr>
+              <w:pStyle w:val="Compact"/>
+              <w:widowControl/>
+              <w:spacing w:before="36" w:after="40"/>
+              <w:jc w:val="left"/>
+              <w:rPr>
+                <w:kern w:val="0"/>
+                <w:szCs w:val="24"/>
+                <w:lang w:val="en-US" w:eastAsia="en-US" w:bidi="ar-SA"/>
+              </w:rPr>
+            </w:pPr>
+            <w:r>
+              <w:rPr>
+                <w:kern w:val="0"/>
+                <w:sz w:val="18"/>
+                <w:szCs w:val="24"/>
+                <w:lang w:val="en-US" w:eastAsia="en-US" w:bidi="ar-SA"/>
+              </w:rPr>
+              <w:t xml:space="preserve">Личные настройки: </w:t>
+            </w:r>
+            <w:r>
+              <w:rPr>
+                <w:rStyle w:val="VerbatimChar"/>
+                <w:kern w:val="0"/>
+                <w:sz w:val="18"/>
+                <w:szCs w:val="24"/>
+                <w:lang w:val="en-US" w:eastAsia="en-US" w:bidi="ar-SA"/>
+              </w:rPr>
+              <w:t>emailNotifications</w:t>
+            </w:r>
+            <w:r>
+              <w:rPr>
+                <w:kern w:val="0"/>
+                <w:sz w:val="18"/>
+                <w:szCs w:val="24"/>
+                <w:lang w:val="en-US" w:eastAsia="en-US" w:bidi="ar-SA"/>
+              </w:rPr>
+              <w:t xml:space="preserve"> — письма о заявках и сводка</w:t>
+            </w:r>
+          </w:p>
+        </w:tc>
+      </w:tr>
+      <w:tr>
+        <w:trPr/>
+        <w:tc>
+          <w:tcPr>
+            <w:tcW w:w="4679" w:type="dxa"/>
+            <w:tcBorders>
+              <w:top w:val="single" w:sz="4" w:space="0" w:color="D6DCEA"/>
+              <w:left w:val="single" w:sz="4" w:space="0" w:color="D6DCEA"/>
+              <w:bottom w:val="single" w:sz="4" w:space="0" w:color="D6DCEA"/>
+              <w:right w:val="single" w:sz="4" w:space="0" w:color="D6DCEA"/>
+            </w:tcBorders>
+          </w:tcPr>
+          <w:p>
+            <w:pPr>
+              <w:pStyle w:val="Compact"/>
+              <w:widowControl/>
+              <w:spacing w:before="36" w:after="40"/>
+              <w:jc w:val="left"/>
+              <w:rPr>
+                <w:kern w:val="0"/>
+                <w:szCs w:val="24"/>
+                <w:lang w:val="en-US" w:eastAsia="en-US" w:bidi="ar-SA"/>
+              </w:rPr>
+            </w:pPr>
+            <w:r>
+              <w:rPr>
+                <w:rStyle w:val="VerbatimChar"/>
+                <w:kern w:val="0"/>
+                <w:sz w:val="18"/>
+                <w:szCs w:val="24"/>
+                <w:lang w:val="en-US" w:eastAsia="en-US" w:bidi="ar-SA"/>
+              </w:rPr>
+              <w:t>GET /auth/oidc/config</w:t>
+            </w:r>
+          </w:p>
+        </w:tc>
+        <w:tc>
+          <w:tcPr>
+            <w:tcW w:w="4680" w:type="dxa"/>
+            <w:tcBorders>
+              <w:top w:val="single" w:sz="4" w:space="0" w:color="D6DCEA"/>
+              <w:left w:val="single" w:sz="4" w:space="0" w:color="D6DCEA"/>
+              <w:bottom w:val="single" w:sz="4" w:space="0" w:color="D6DCEA"/>
+              <w:right w:val="single" w:sz="4" w:space="0" w:color="D6DCEA"/>
+            </w:tcBorders>
+          </w:tcPr>
+          <w:p>
+            <w:pPr>
+              <w:pStyle w:val="Compact"/>
+              <w:widowControl/>
+              <w:spacing w:before="36" w:after="40"/>
+              <w:jc w:val="left"/>
+              <w:rPr>
+                <w:kern w:val="0"/>
+                <w:szCs w:val="24"/>
+                <w:lang w:val="en-US" w:eastAsia="en-US" w:bidi="ar-SA"/>
+              </w:rPr>
+            </w:pPr>
+            <w:r>
+              <w:rPr>
+                <w:kern w:val="0"/>
+                <w:sz w:val="18"/>
+                <w:szCs w:val="24"/>
+                <w:lang w:val="en-US" w:eastAsia="en-US" w:bidi="ar-SA"/>
+              </w:rPr>
+              <w:t>Включён ли единый вход, подпись кнопки, разрешён ли вход по паролю</w:t>
+            </w:r>
+          </w:p>
+        </w:tc>
+      </w:tr>
+      <w:tr>
+        <w:trPr/>
+        <w:tc>
+          <w:tcPr>
+            <w:tcW w:w="4679" w:type="dxa"/>
+            <w:tcBorders>
+              <w:top w:val="single" w:sz="4" w:space="0" w:color="D6DCEA"/>
+              <w:left w:val="single" w:sz="4" w:space="0" w:color="D6DCEA"/>
+              <w:bottom w:val="single" w:sz="4" w:space="0" w:color="D6DCEA"/>
+              <w:right w:val="single" w:sz="4" w:space="0" w:color="D6DCEA"/>
+            </w:tcBorders>
+          </w:tcPr>
+          <w:p>
+            <w:pPr>
+              <w:pStyle w:val="Compact"/>
+              <w:widowControl/>
+              <w:spacing w:before="36" w:after="40"/>
+              <w:jc w:val="left"/>
+              <w:rPr>
+                <w:kern w:val="0"/>
+                <w:szCs w:val="24"/>
+                <w:lang w:val="en-US" w:eastAsia="en-US" w:bidi="ar-SA"/>
+              </w:rPr>
+            </w:pPr>
+            <w:r>
+              <w:rPr>
+                <w:rStyle w:val="VerbatimChar"/>
+                <w:kern w:val="0"/>
+                <w:sz w:val="18"/>
+                <w:szCs w:val="24"/>
+                <w:lang w:val="en-US" w:eastAsia="en-US" w:bidi="ar-SA"/>
+              </w:rPr>
+              <w:t>GET /auth/oidc/start</w:t>
+            </w:r>
+            <w:r>
+              <w:rPr>
+                <w:kern w:val="0"/>
+                <w:sz w:val="18"/>
+                <w:szCs w:val="24"/>
+                <w:lang w:val="en-US" w:eastAsia="en-US" w:bidi="ar-SA"/>
+              </w:rPr>
+              <w:t xml:space="preserve"> → </w:t>
+            </w:r>
+            <w:r>
+              <w:rPr>
+                <w:rStyle w:val="VerbatimChar"/>
+                <w:kern w:val="0"/>
+                <w:sz w:val="18"/>
+                <w:szCs w:val="24"/>
+                <w:lang w:val="en-US" w:eastAsia="en-US" w:bidi="ar-SA"/>
+              </w:rPr>
+              <w:t>GET /auth/oidc/callback</w:t>
+            </w:r>
+          </w:p>
+        </w:tc>
+        <w:tc>
+          <w:tcPr>
+            <w:tcW w:w="4680" w:type="dxa"/>
+            <w:tcBorders>
+              <w:top w:val="single" w:sz="4" w:space="0" w:color="D6DCEA"/>
+              <w:left w:val="single" w:sz="4" w:space="0" w:color="D6DCEA"/>
+              <w:bottom w:val="single" w:sz="4" w:space="0" w:color="D6DCEA"/>
+              <w:right w:val="single" w:sz="4" w:space="0" w:color="D6DCEA"/>
+            </w:tcBorders>
+          </w:tcPr>
+          <w:p>
+            <w:pPr>
+              <w:pStyle w:val="Compact"/>
+              <w:widowControl/>
+              <w:spacing w:before="36" w:after="40"/>
+              <w:jc w:val="left"/>
+              <w:rPr>
+                <w:kern w:val="0"/>
+                <w:szCs w:val="24"/>
+                <w:lang w:val="en-US" w:eastAsia="en-US" w:bidi="ar-SA"/>
+              </w:rPr>
+            </w:pPr>
+            <w:r>
+              <w:rPr>
+                <w:kern w:val="0"/>
+                <w:sz w:val="18"/>
+                <w:szCs w:val="24"/>
+                <w:lang w:val="en-US" w:eastAsia="en-US" w:bidi="ar-SA"/>
+              </w:rPr>
+              <w:t xml:space="preserve">Единый вход OpenID Connect: authorization code + PKCE; успех — refresh-cookie и переход в приложение, отказ — </w:t>
+            </w:r>
+            <w:r>
+              <w:rPr>
+                <w:rStyle w:val="VerbatimChar"/>
+                <w:kern w:val="0"/>
+                <w:sz w:val="18"/>
+                <w:szCs w:val="24"/>
+                <w:lang w:val="en-US" w:eastAsia="en-US" w:bidi="ar-SA"/>
+              </w:rPr>
+              <w:t>/login?sso=cancelled\|expired\|invalid\|unknown</w:t>
+            </w:r>
+          </w:p>
+        </w:tc>
+      </w:tr>
     </w:tbl>
+    <w:p>
+      <w:pPr>
+        <w:pStyle w:val="BodyText"/>
+        <w:rPr/>
+      </w:pPr>
+      <w:r>
+        <w:rPr/>
+        <w:t xml:space="preserve">При </w:t>
+      </w:r>
+      <w:r>
+        <w:rPr>
+          <w:rStyle w:val="VerbatimChar"/>
+        </w:rPr>
+        <w:t>LOCAL_LOGIN=false</w:t>
+      </w:r>
+      <w:r>
+        <w:rPr/>
+        <w:t xml:space="preserve"> вход по паролю сотрудникам запрещён (</w:t>
+      </w:r>
+      <w:r>
+        <w:rPr>
+          <w:rStyle w:val="VerbatimChar"/>
+        </w:rPr>
+        <w:t>403 auth/forbidden</w:t>
+      </w:r>
+      <w:r>
+        <w:rPr/>
+        <w:t>), администраторам он остаётся как аварийный.</w:t>
+      </w:r>
+    </w:p>
     <w:p>
       <w:pPr>
         <w:pStyle w:val="BodyText"/>
@@ -2063,7 +2481,7 @@
         <w:pStyle w:val="Heading1"/>
         <w:rPr/>
       </w:pPr>
-      <w:bookmarkStart w:id="7" w:name="__RefHeading___Toc6629_1756087021"/>
+      <w:bookmarkStart w:id="7" w:name="__RefHeading___Toc7405_1562542824"/>
       <w:bookmarkStart w:id="8" w:name="жизненный-цикл-заявки"/>
       <w:bookmarkEnd w:id="7"/>
       <w:r>
@@ -2509,7 +2927,7 @@
         <w:pStyle w:val="Heading1"/>
         <w:rPr/>
       </w:pPr>
-      <w:bookmarkStart w:id="10" w:name="__RefHeading___Toc6631_1756087021"/>
+      <w:bookmarkStart w:id="10" w:name="__RefHeading___Toc7407_1562542824"/>
       <w:bookmarkStart w:id="11" w:name="аналитика-и-подбор-дат"/>
       <w:bookmarkEnd w:id="10"/>
       <w:r>
@@ -2918,7 +3336,7 @@
         <w:pStyle w:val="Heading1"/>
         <w:rPr/>
       </w:pPr>
-      <w:bookmarkStart w:id="13" w:name="__RefHeading___Toc6633_1756087021"/>
+      <w:bookmarkStart w:id="13" w:name="__RefHeading___Toc7409_1562542824"/>
       <w:bookmarkEnd w:id="13"/>
       <w:r>
         <w:rPr>
@@ -2929,7 +3347,7 @@
       <w:r>
         <w:rPr/>
         <w:tab/>
-        <w:t>Каталог операций</w:t>
+        <w:t>Импорт сотрудников</w:t>
       </w:r>
     </w:p>
     <w:p>
@@ -2938,6 +3356,691 @@
         <w:rPr/>
       </w:pPr>
       <w:r>
+        <w:rPr>
+          <w:rStyle w:val="VerbatimChar"/>
+        </w:rPr>
+        <w:t>POST /imports/employees?dryRun=true|false</w:t>
+      </w:r>
+      <w:r>
+        <w:rPr/>
+        <w:t xml:space="preserve"> принимает файл XLSX/CSV (multipart, поле </w:t>
+      </w:r>
+      <w:r>
+        <w:rPr>
+          <w:rStyle w:val="VerbatimChar"/>
+        </w:rPr>
+        <w:t>file</w:t>
+      </w:r>
+      <w:r>
+        <w:rPr/>
+        <w:t xml:space="preserve">, до 2 МБ, до 5000 строк) или JSON </w:t>
+      </w:r>
+      <w:r>
+        <w:rPr>
+          <w:rStyle w:val="VerbatimChar"/>
+        </w:rPr>
+        <w:t>{ rows }</w:t>
+      </w:r>
+      <w:r>
+        <w:rPr/>
+        <w:t xml:space="preserve"> — точку синхронизации с кадровой системой. Колонки: ФИО (обязательно), Логин, Должность, Отдел, Руководитель (логин или ФИО), Норма дней, Перенос, Тип занятости, Email; шаблон — </w:t>
+      </w:r>
+      <w:r>
+        <w:rPr>
+          <w:rStyle w:val="VerbatimChar"/>
+        </w:rPr>
+        <w:t>GET /imports/employees/template</w:t>
+      </w:r>
+      <w:r>
+        <w:rPr/>
+        <w:t>.</w:t>
+      </w:r>
+    </w:p>
+    <w:tbl>
+      <w:tblPr>
+        <w:tblStyle w:val="Table"/>
+        <w:tblW w:w="5000" w:type="pct"/>
+        <w:jc w:val="center"/>
+        <w:tblInd w:w="0" w:type="dxa"/>
+        <w:tblLayout w:type="fixed"/>
+        <w:tblCellMar>
+          <w:top w:w="0" w:type="dxa"/>
+          <w:left w:w="108" w:type="dxa"/>
+          <w:bottom w:w="0" w:type="dxa"/>
+          <w:right w:w="108" w:type="dxa"/>
+        </w:tblCellMar>
+        <w:tblLook w:val="0020" w:noHBand="0" w:noVBand="0" w:firstColumn="0" w:lastRow="0" w:lastColumn="0" w:firstRow="1"/>
+      </w:tblPr>
+      <w:tblGrid>
+        <w:gridCol w:w="4679"/>
+        <w:gridCol w:w="4680"/>
+      </w:tblGrid>
+      <w:tr>
+        <w:trPr>
+          <w:tblHeader w:val="true"/>
+        </w:trPr>
+        <w:tc>
+          <w:tcPr>
+            <w:tcW w:w="4679" w:type="dxa"/>
+            <w:tcBorders>
+              <w:top w:val="single" w:sz="4" w:space="0" w:color="D6DCEA"/>
+              <w:left w:val="single" w:sz="4" w:space="0" w:color="D6DCEA"/>
+              <w:bottom w:val="single" w:sz="6" w:space="0" w:color="000000"/>
+              <w:right w:val="single" w:sz="4" w:space="0" w:color="D6DCEA"/>
+            </w:tcBorders>
+            <w:shd w:color="auto" w:fill="EEF2FB" w:val="clear"/>
+            <w:vAlign w:val="bottom"/>
+          </w:tcPr>
+          <w:p>
+            <w:pPr>
+              <w:pStyle w:val="Compact"/>
+              <w:widowControl/>
+              <w:spacing w:before="36" w:after="40"/>
+              <w:jc w:val="left"/>
+              <w:rPr>
+                <w:kern w:val="0"/>
+                <w:szCs w:val="24"/>
+                <w:lang w:val="en-US" w:eastAsia="en-US" w:bidi="ar-SA"/>
+              </w:rPr>
+            </w:pPr>
+            <w:r>
+              <w:rPr>
+                <w:b/>
+                <w:kern w:val="0"/>
+                <w:sz w:val="18"/>
+                <w:szCs w:val="24"/>
+                <w:lang w:val="en-US" w:eastAsia="en-US" w:bidi="ar-SA"/>
+              </w:rPr>
+              <w:t>Правило</w:t>
+            </w:r>
+          </w:p>
+        </w:tc>
+        <w:tc>
+          <w:tcPr>
+            <w:tcW w:w="4680" w:type="dxa"/>
+            <w:tcBorders>
+              <w:top w:val="single" w:sz="4" w:space="0" w:color="D6DCEA"/>
+              <w:left w:val="single" w:sz="4" w:space="0" w:color="D6DCEA"/>
+              <w:bottom w:val="single" w:sz="6" w:space="0" w:color="000000"/>
+              <w:right w:val="single" w:sz="4" w:space="0" w:color="D6DCEA"/>
+            </w:tcBorders>
+            <w:shd w:color="auto" w:fill="EEF2FB" w:val="clear"/>
+            <w:vAlign w:val="bottom"/>
+          </w:tcPr>
+          <w:p>
+            <w:pPr>
+              <w:pStyle w:val="Compact"/>
+              <w:widowControl/>
+              <w:spacing w:before="36" w:after="40"/>
+              <w:jc w:val="left"/>
+              <w:rPr>
+                <w:kern w:val="0"/>
+                <w:szCs w:val="24"/>
+                <w:lang w:val="en-US" w:eastAsia="en-US" w:bidi="ar-SA"/>
+              </w:rPr>
+            </w:pPr>
+            <w:r>
+              <w:rPr>
+                <w:b/>
+                <w:kern w:val="0"/>
+                <w:sz w:val="18"/>
+                <w:szCs w:val="24"/>
+                <w:lang w:val="en-US" w:eastAsia="en-US" w:bidi="ar-SA"/>
+              </w:rPr>
+              <w:t>Поведение</w:t>
+            </w:r>
+          </w:p>
+        </w:tc>
+      </w:tr>
+      <w:tr>
+        <w:trPr/>
+        <w:tc>
+          <w:tcPr>
+            <w:tcW w:w="4679" w:type="dxa"/>
+            <w:tcBorders>
+              <w:top w:val="single" w:sz="4" w:space="0" w:color="D6DCEA"/>
+              <w:left w:val="single" w:sz="4" w:space="0" w:color="D6DCEA"/>
+              <w:bottom w:val="single" w:sz="4" w:space="0" w:color="D6DCEA"/>
+              <w:right w:val="single" w:sz="4" w:space="0" w:color="D6DCEA"/>
+            </w:tcBorders>
+          </w:tcPr>
+          <w:p>
+            <w:pPr>
+              <w:pStyle w:val="Compact"/>
+              <w:widowControl/>
+              <w:spacing w:before="36" w:after="40"/>
+              <w:jc w:val="left"/>
+              <w:rPr>
+                <w:kern w:val="0"/>
+                <w:szCs w:val="24"/>
+                <w:lang w:val="en-US" w:eastAsia="en-US" w:bidi="ar-SA"/>
+              </w:rPr>
+            </w:pPr>
+            <w:r>
+              <w:rPr>
+                <w:kern w:val="0"/>
+                <w:sz w:val="18"/>
+                <w:szCs w:val="24"/>
+                <w:lang w:val="en-US" w:eastAsia="en-US" w:bidi="ar-SA"/>
+              </w:rPr>
+              <w:t>Сопоставление</w:t>
+            </w:r>
+          </w:p>
+        </w:tc>
+        <w:tc>
+          <w:tcPr>
+            <w:tcW w:w="4680" w:type="dxa"/>
+            <w:tcBorders>
+              <w:top w:val="single" w:sz="4" w:space="0" w:color="D6DCEA"/>
+              <w:left w:val="single" w:sz="4" w:space="0" w:color="D6DCEA"/>
+              <w:bottom w:val="single" w:sz="4" w:space="0" w:color="D6DCEA"/>
+              <w:right w:val="single" w:sz="4" w:space="0" w:color="D6DCEA"/>
+            </w:tcBorders>
+          </w:tcPr>
+          <w:p>
+            <w:pPr>
+              <w:pStyle w:val="Compact"/>
+              <w:widowControl/>
+              <w:spacing w:before="36" w:after="40"/>
+              <w:jc w:val="left"/>
+              <w:rPr>
+                <w:kern w:val="0"/>
+                <w:szCs w:val="24"/>
+                <w:lang w:val="en-US" w:eastAsia="en-US" w:bidi="ar-SA"/>
+              </w:rPr>
+            </w:pPr>
+            <w:r>
+              <w:rPr>
+                <w:kern w:val="0"/>
+                <w:sz w:val="18"/>
+                <w:szCs w:val="24"/>
+                <w:lang w:val="en-US" w:eastAsia="en-US" w:bidi="ar-SA"/>
+              </w:rPr>
+              <w:t>По логину; без логина — по ФИО среди работающих (несколько совпадений — ошибка строки)</w:t>
+            </w:r>
+          </w:p>
+        </w:tc>
+      </w:tr>
+      <w:tr>
+        <w:trPr/>
+        <w:tc>
+          <w:tcPr>
+            <w:tcW w:w="4679" w:type="dxa"/>
+            <w:tcBorders>
+              <w:top w:val="single" w:sz="4" w:space="0" w:color="D6DCEA"/>
+              <w:left w:val="single" w:sz="4" w:space="0" w:color="D6DCEA"/>
+              <w:bottom w:val="single" w:sz="4" w:space="0" w:color="D6DCEA"/>
+              <w:right w:val="single" w:sz="4" w:space="0" w:color="D6DCEA"/>
+            </w:tcBorders>
+          </w:tcPr>
+          <w:p>
+            <w:pPr>
+              <w:pStyle w:val="Compact"/>
+              <w:widowControl/>
+              <w:spacing w:before="36" w:after="40"/>
+              <w:jc w:val="left"/>
+              <w:rPr>
+                <w:kern w:val="0"/>
+                <w:szCs w:val="24"/>
+                <w:lang w:val="en-US" w:eastAsia="en-US" w:bidi="ar-SA"/>
+              </w:rPr>
+            </w:pPr>
+            <w:r>
+              <w:rPr>
+                <w:kern w:val="0"/>
+                <w:sz w:val="18"/>
+                <w:szCs w:val="24"/>
+                <w:lang w:val="en-US" w:eastAsia="en-US" w:bidi="ar-SA"/>
+              </w:rPr>
+              <w:t>Новый сотрудник</w:t>
+            </w:r>
+          </w:p>
+        </w:tc>
+        <w:tc>
+          <w:tcPr>
+            <w:tcW w:w="4680" w:type="dxa"/>
+            <w:tcBorders>
+              <w:top w:val="single" w:sz="4" w:space="0" w:color="D6DCEA"/>
+              <w:left w:val="single" w:sz="4" w:space="0" w:color="D6DCEA"/>
+              <w:bottom w:val="single" w:sz="4" w:space="0" w:color="D6DCEA"/>
+              <w:right w:val="single" w:sz="4" w:space="0" w:color="D6DCEA"/>
+            </w:tcBorders>
+          </w:tcPr>
+          <w:p>
+            <w:pPr>
+              <w:pStyle w:val="Compact"/>
+              <w:widowControl/>
+              <w:spacing w:before="36" w:after="40"/>
+              <w:jc w:val="left"/>
+              <w:rPr>
+                <w:kern w:val="0"/>
+                <w:szCs w:val="24"/>
+                <w:lang w:val="en-US" w:eastAsia="en-US" w:bidi="ar-SA"/>
+              </w:rPr>
+            </w:pPr>
+            <w:r>
+              <w:rPr>
+                <w:kern w:val="0"/>
+                <w:sz w:val="18"/>
+                <w:szCs w:val="24"/>
+                <w:lang w:val="en-US" w:eastAsia="en-US" w:bidi="ar-SA"/>
+              </w:rPr>
+              <w:t>Логин транслитом ФИО с числовым суффиксом при совпадении; одноразовый пароль — в ответе применения один раз</w:t>
+            </w:r>
+          </w:p>
+        </w:tc>
+      </w:tr>
+      <w:tr>
+        <w:trPr/>
+        <w:tc>
+          <w:tcPr>
+            <w:tcW w:w="4679" w:type="dxa"/>
+            <w:tcBorders>
+              <w:top w:val="single" w:sz="4" w:space="0" w:color="D6DCEA"/>
+              <w:left w:val="single" w:sz="4" w:space="0" w:color="D6DCEA"/>
+              <w:bottom w:val="single" w:sz="4" w:space="0" w:color="D6DCEA"/>
+              <w:right w:val="single" w:sz="4" w:space="0" w:color="D6DCEA"/>
+            </w:tcBorders>
+          </w:tcPr>
+          <w:p>
+            <w:pPr>
+              <w:pStyle w:val="Compact"/>
+              <w:widowControl/>
+              <w:spacing w:before="36" w:after="40"/>
+              <w:jc w:val="left"/>
+              <w:rPr>
+                <w:kern w:val="0"/>
+                <w:szCs w:val="24"/>
+                <w:lang w:val="en-US" w:eastAsia="en-US" w:bidi="ar-SA"/>
+              </w:rPr>
+            </w:pPr>
+            <w:r>
+              <w:rPr>
+                <w:kern w:val="0"/>
+                <w:sz w:val="18"/>
+                <w:szCs w:val="24"/>
+                <w:lang w:val="en-US" w:eastAsia="en-US" w:bidi="ar-SA"/>
+              </w:rPr>
+              <w:t>Пустая ячейка</w:t>
+            </w:r>
+          </w:p>
+        </w:tc>
+        <w:tc>
+          <w:tcPr>
+            <w:tcW w:w="4680" w:type="dxa"/>
+            <w:tcBorders>
+              <w:top w:val="single" w:sz="4" w:space="0" w:color="D6DCEA"/>
+              <w:left w:val="single" w:sz="4" w:space="0" w:color="D6DCEA"/>
+              <w:bottom w:val="single" w:sz="4" w:space="0" w:color="D6DCEA"/>
+              <w:right w:val="single" w:sz="4" w:space="0" w:color="D6DCEA"/>
+            </w:tcBorders>
+          </w:tcPr>
+          <w:p>
+            <w:pPr>
+              <w:pStyle w:val="Compact"/>
+              <w:widowControl/>
+              <w:spacing w:before="36" w:after="40"/>
+              <w:jc w:val="left"/>
+              <w:rPr>
+                <w:kern w:val="0"/>
+                <w:szCs w:val="24"/>
+                <w:lang w:val="en-US" w:eastAsia="en-US" w:bidi="ar-SA"/>
+              </w:rPr>
+            </w:pPr>
+            <w:r>
+              <w:rPr>
+                <w:kern w:val="0"/>
+                <w:sz w:val="18"/>
+                <w:szCs w:val="24"/>
+                <w:lang w:val="en-US" w:eastAsia="en-US" w:bidi="ar-SA"/>
+              </w:rPr>
+              <w:t>Значение не меняется; повторная загрузка того же файла ничего не меняет</w:t>
+            </w:r>
+          </w:p>
+        </w:tc>
+      </w:tr>
+      <w:tr>
+        <w:trPr/>
+        <w:tc>
+          <w:tcPr>
+            <w:tcW w:w="4679" w:type="dxa"/>
+            <w:tcBorders>
+              <w:top w:val="single" w:sz="4" w:space="0" w:color="D6DCEA"/>
+              <w:left w:val="single" w:sz="4" w:space="0" w:color="D6DCEA"/>
+              <w:bottom w:val="single" w:sz="4" w:space="0" w:color="D6DCEA"/>
+              <w:right w:val="single" w:sz="4" w:space="0" w:color="D6DCEA"/>
+            </w:tcBorders>
+          </w:tcPr>
+          <w:p>
+            <w:pPr>
+              <w:pStyle w:val="Compact"/>
+              <w:widowControl/>
+              <w:spacing w:before="36" w:after="40"/>
+              <w:jc w:val="left"/>
+              <w:rPr>
+                <w:kern w:val="0"/>
+                <w:szCs w:val="24"/>
+                <w:lang w:val="en-US" w:eastAsia="en-US" w:bidi="ar-SA"/>
+              </w:rPr>
+            </w:pPr>
+            <w:r>
+              <w:rPr>
+                <w:kern w:val="0"/>
+                <w:sz w:val="18"/>
+                <w:szCs w:val="24"/>
+                <w:lang w:val="en-US" w:eastAsia="en-US" w:bidi="ar-SA"/>
+              </w:rPr>
+              <w:t>Новые отделы</w:t>
+            </w:r>
+          </w:p>
+        </w:tc>
+        <w:tc>
+          <w:tcPr>
+            <w:tcW w:w="4680" w:type="dxa"/>
+            <w:tcBorders>
+              <w:top w:val="single" w:sz="4" w:space="0" w:color="D6DCEA"/>
+              <w:left w:val="single" w:sz="4" w:space="0" w:color="D6DCEA"/>
+              <w:bottom w:val="single" w:sz="4" w:space="0" w:color="D6DCEA"/>
+              <w:right w:val="single" w:sz="4" w:space="0" w:color="D6DCEA"/>
+            </w:tcBorders>
+          </w:tcPr>
+          <w:p>
+            <w:pPr>
+              <w:pStyle w:val="Compact"/>
+              <w:widowControl/>
+              <w:spacing w:before="36" w:after="40"/>
+              <w:jc w:val="left"/>
+              <w:rPr>
+                <w:kern w:val="0"/>
+                <w:szCs w:val="24"/>
+                <w:lang w:val="en-US" w:eastAsia="en-US" w:bidi="ar-SA"/>
+              </w:rPr>
+            </w:pPr>
+            <w:r>
+              <w:rPr>
+                <w:kern w:val="0"/>
+                <w:sz w:val="18"/>
+                <w:szCs w:val="24"/>
+                <w:lang w:val="en-US" w:eastAsia="en-US" w:bidi="ar-SA"/>
+              </w:rPr>
+              <w:t>Создаются; руководитель может быть создан этим же файлом</w:t>
+            </w:r>
+          </w:p>
+        </w:tc>
+      </w:tr>
+      <w:tr>
+        <w:trPr/>
+        <w:tc>
+          <w:tcPr>
+            <w:tcW w:w="4679" w:type="dxa"/>
+            <w:tcBorders>
+              <w:top w:val="single" w:sz="4" w:space="0" w:color="D6DCEA"/>
+              <w:left w:val="single" w:sz="4" w:space="0" w:color="D6DCEA"/>
+              <w:bottom w:val="single" w:sz="4" w:space="0" w:color="D6DCEA"/>
+              <w:right w:val="single" w:sz="4" w:space="0" w:color="D6DCEA"/>
+            </w:tcBorders>
+          </w:tcPr>
+          <w:p>
+            <w:pPr>
+              <w:pStyle w:val="Compact"/>
+              <w:widowControl/>
+              <w:spacing w:before="36" w:after="40"/>
+              <w:jc w:val="left"/>
+              <w:rPr>
+                <w:kern w:val="0"/>
+                <w:szCs w:val="24"/>
+                <w:lang w:val="en-US" w:eastAsia="en-US" w:bidi="ar-SA"/>
+              </w:rPr>
+            </w:pPr>
+            <w:r>
+              <w:rPr>
+                <w:kern w:val="0"/>
+                <w:sz w:val="18"/>
+                <w:szCs w:val="24"/>
+                <w:lang w:val="en-US" w:eastAsia="en-US" w:bidi="ar-SA"/>
+              </w:rPr>
+              <w:t>Ошибки</w:t>
+            </w:r>
+          </w:p>
+        </w:tc>
+        <w:tc>
+          <w:tcPr>
+            <w:tcW w:w="4680" w:type="dxa"/>
+            <w:tcBorders>
+              <w:top w:val="single" w:sz="4" w:space="0" w:color="D6DCEA"/>
+              <w:left w:val="single" w:sz="4" w:space="0" w:color="D6DCEA"/>
+              <w:bottom w:val="single" w:sz="4" w:space="0" w:color="D6DCEA"/>
+              <w:right w:val="single" w:sz="4" w:space="0" w:color="D6DCEA"/>
+            </w:tcBorders>
+          </w:tcPr>
+          <w:p>
+            <w:pPr>
+              <w:pStyle w:val="Compact"/>
+              <w:widowControl/>
+              <w:spacing w:before="36" w:after="40"/>
+              <w:jc w:val="left"/>
+              <w:rPr>
+                <w:kern w:val="0"/>
+                <w:szCs w:val="24"/>
+                <w:lang w:val="en-US" w:eastAsia="en-US" w:bidi="ar-SA"/>
+              </w:rPr>
+            </w:pPr>
+            <w:r>
+              <w:rPr>
+                <w:kern w:val="0"/>
+                <w:sz w:val="18"/>
+                <w:szCs w:val="24"/>
+                <w:lang w:val="en-US" w:eastAsia="en-US" w:bidi="ar-SA"/>
+              </w:rPr>
+              <w:t xml:space="preserve">По строкам в плане; </w:t>
+            </w:r>
+            <w:r>
+              <w:rPr>
+                <w:rStyle w:val="VerbatimChar"/>
+                <w:kern w:val="0"/>
+                <w:sz w:val="18"/>
+                <w:szCs w:val="24"/>
+                <w:lang w:val="en-US" w:eastAsia="en-US" w:bidi="ar-SA"/>
+              </w:rPr>
+              <w:t>dryRun=false</w:t>
+            </w:r>
+            <w:r>
+              <w:rPr>
+                <w:kern w:val="0"/>
+                <w:sz w:val="18"/>
+                <w:szCs w:val="24"/>
+                <w:lang w:val="en-US" w:eastAsia="en-US" w:bidi="ar-SA"/>
+              </w:rPr>
+              <w:t xml:space="preserve"> при ошибках отклоняется целиком (</w:t>
+            </w:r>
+            <w:r>
+              <w:rPr>
+                <w:rStyle w:val="VerbatimChar"/>
+                <w:kern w:val="0"/>
+                <w:sz w:val="18"/>
+                <w:szCs w:val="24"/>
+                <w:lang w:val="en-US" w:eastAsia="en-US" w:bidi="ar-SA"/>
+              </w:rPr>
+              <w:t>400</w:t>
+            </w:r>
+            <w:r>
+              <w:rPr>
+                <w:kern w:val="0"/>
+                <w:sz w:val="18"/>
+                <w:szCs w:val="24"/>
+                <w:lang w:val="en-US" w:eastAsia="en-US" w:bidi="ar-SA"/>
+              </w:rPr>
+              <w:t>)</w:t>
+            </w:r>
+          </w:p>
+        </w:tc>
+      </w:tr>
+      <w:tr>
+        <w:trPr/>
+        <w:tc>
+          <w:tcPr>
+            <w:tcW w:w="4679" w:type="dxa"/>
+            <w:tcBorders>
+              <w:top w:val="single" w:sz="4" w:space="0" w:color="D6DCEA"/>
+              <w:left w:val="single" w:sz="4" w:space="0" w:color="D6DCEA"/>
+              <w:bottom w:val="single" w:sz="4" w:space="0" w:color="D6DCEA"/>
+              <w:right w:val="single" w:sz="4" w:space="0" w:color="D6DCEA"/>
+            </w:tcBorders>
+          </w:tcPr>
+          <w:p>
+            <w:pPr>
+              <w:pStyle w:val="Compact"/>
+              <w:widowControl/>
+              <w:spacing w:before="36" w:after="40"/>
+              <w:jc w:val="left"/>
+              <w:rPr>
+                <w:kern w:val="0"/>
+                <w:szCs w:val="24"/>
+                <w:lang w:val="en-US" w:eastAsia="en-US" w:bidi="ar-SA"/>
+              </w:rPr>
+            </w:pPr>
+            <w:r>
+              <w:rPr>
+                <w:kern w:val="0"/>
+                <w:sz w:val="18"/>
+                <w:szCs w:val="24"/>
+                <w:lang w:val="en-US" w:eastAsia="en-US" w:bidi="ar-SA"/>
+              </w:rPr>
+              <w:t>Права</w:t>
+            </w:r>
+          </w:p>
+        </w:tc>
+        <w:tc>
+          <w:tcPr>
+            <w:tcW w:w="4680" w:type="dxa"/>
+            <w:tcBorders>
+              <w:top w:val="single" w:sz="4" w:space="0" w:color="D6DCEA"/>
+              <w:left w:val="single" w:sz="4" w:space="0" w:color="D6DCEA"/>
+              <w:bottom w:val="single" w:sz="4" w:space="0" w:color="D6DCEA"/>
+              <w:right w:val="single" w:sz="4" w:space="0" w:color="D6DCEA"/>
+            </w:tcBorders>
+          </w:tcPr>
+          <w:p>
+            <w:pPr>
+              <w:pStyle w:val="Compact"/>
+              <w:widowControl/>
+              <w:spacing w:before="36" w:after="40"/>
+              <w:jc w:val="left"/>
+              <w:rPr>
+                <w:kern w:val="0"/>
+                <w:szCs w:val="24"/>
+                <w:lang w:val="en-US" w:eastAsia="en-US" w:bidi="ar-SA"/>
+              </w:rPr>
+            </w:pPr>
+            <w:r>
+              <w:rPr>
+                <w:kern w:val="0"/>
+                <w:sz w:val="18"/>
+                <w:szCs w:val="24"/>
+                <w:lang w:val="en-US" w:eastAsia="en-US" w:bidi="ar-SA"/>
+              </w:rPr>
+              <w:t>Кадровая служба и администратор; кадровая служба не меняет администраторов и коллег по службе</w:t>
+            </w:r>
+            <w:bookmarkStart w:id="14" w:name="импорт-сотрудников"/>
+            <w:bookmarkEnd w:id="14"/>
+          </w:p>
+        </w:tc>
+      </w:tr>
+    </w:tbl>
+    <w:p>
+      <w:pPr>
+        <w:pStyle w:val="Heading1"/>
+        <w:rPr/>
+      </w:pPr>
+      <w:bookmarkStart w:id="15" w:name="__RefHeading___Toc7411_1562542824"/>
+      <w:bookmarkEnd w:id="15"/>
+      <w:r>
+        <w:rPr>
+          <w:rStyle w:val="SectionNumber"/>
+        </w:rPr>
+        <w:t>8</w:t>
+      </w:r>
+      <w:r>
+        <w:rPr/>
+        <w:tab/>
+        <w:t>Письма</w:t>
+      </w:r>
+    </w:p>
+    <w:p>
+      <w:pPr>
+        <w:pStyle w:val="FirstParagraph"/>
+        <w:rPr/>
+      </w:pPr>
+      <w:r>
+        <w:rPr/>
+        <w:t xml:space="preserve">Письма отправляются, если на сервере задан </w:t>
+      </w:r>
+      <w:r>
+        <w:rPr>
+          <w:rStyle w:val="VerbatimChar"/>
+        </w:rPr>
+        <w:t>SMTP_HOST</w:t>
+      </w:r>
+      <w:r>
+        <w:rPr/>
+        <w:t>. Письмо создаётся в той же транзакции, что уведомление (</w:t>
+      </w:r>
+      <w:r>
+        <w:rPr>
+          <w:rStyle w:val="VerbatimChar"/>
+        </w:rPr>
+        <w:t>email_outbox</w:t>
+      </w:r>
+      <w:r>
+        <w:rPr/>
+        <w:t xml:space="preserve">), и уходит фоном с повторами; сбой почты не влияет на операцию. Руководитель получает письмо о новой заявке, переносе и запросе удаления, сотрудник — о решении. В пятницу после 12:00 по времени организации руководители получают сводку: кто из команды в отпуске на следующей неделе и сколько заявок ждут решения. Отписка — </w:t>
+      </w:r>
+      <w:r>
+        <w:rPr>
+          <w:rStyle w:val="VerbatimChar"/>
+        </w:rPr>
+        <w:t>PATCH /auth/me</w:t>
+      </w:r>
+      <w:r>
+        <w:rPr/>
+        <w:t xml:space="preserve">. Администратор проверяет SMTP операцией </w:t>
+      </w:r>
+      <w:r>
+        <w:rPr>
+          <w:rStyle w:val="VerbatimChar"/>
+        </w:rPr>
+        <w:t>POST /settings/test-email</w:t>
+      </w:r>
+      <w:r>
+        <w:rPr/>
+        <w:t>.</w:t>
+      </w:r>
+    </w:p>
+    <w:p>
+      <w:pPr>
+        <w:pStyle w:val="Heading1"/>
+        <w:rPr/>
+      </w:pPr>
+      <w:bookmarkStart w:id="16" w:name="__RefHeading___Toc7413_1562542824"/>
+      <w:bookmarkEnd w:id="16"/>
+      <w:r>
+        <w:rPr>
+          <w:rStyle w:val="SectionNumber"/>
+        </w:rPr>
+        <w:t>9</w:t>
+      </w:r>
+      <w:r>
+        <w:rPr/>
+        <w:tab/>
+        <w:t>Каталог операций</w:t>
+      </w:r>
+    </w:p>
+    <w:p>
+      <w:pPr>
+        <w:pStyle w:val="FirstParagraph"/>
+        <w:rPr/>
+      </w:pPr>
+      <w:r>
         <w:rPr/>
         <w:t xml:space="preserve">Всего операций: </w:t>
       </w:r>
@@ -2946,11 +4049,11 @@
           <w:b/>
           <w:bCs/>
         </w:rPr>
-        <w:t>47</w:t>
+        <w:t>55</w:t>
       </w:r>
       <w:r>
         <w:rPr/>
-        <w:t xml:space="preserve"> в 34 путях; формат — JSON, ошибки — </w:t>
+        <w:t xml:space="preserve"> в 40 путях; формат — JSON, ошибки — </w:t>
       </w:r>
       <w:r>
         <w:rPr>
@@ -2977,7 +4080,7 @@
       </w:r>
       <w:r>
         <w:rPr/>
-        <w:t xml:space="preserve"> (5)</w:t>
+        <w:t xml:space="preserve"> (9)</w:t>
       </w:r>
     </w:p>
     <w:tbl>
@@ -3835,6 +4938,554 @@
           </w:p>
         </w:tc>
       </w:tr>
+      <w:tr>
+        <w:trPr/>
+        <w:tc>
+          <w:tcPr>
+            <w:tcW w:w="2339" w:type="dxa"/>
+            <w:tcBorders>
+              <w:top w:val="single" w:sz="4" w:space="0" w:color="D6DCEA"/>
+              <w:left w:val="single" w:sz="4" w:space="0" w:color="D6DCEA"/>
+              <w:bottom w:val="single" w:sz="4" w:space="0" w:color="D6DCEA"/>
+              <w:right w:val="single" w:sz="4" w:space="0" w:color="D6DCEA"/>
+            </w:tcBorders>
+          </w:tcPr>
+          <w:p>
+            <w:pPr>
+              <w:pStyle w:val="Compact"/>
+              <w:widowControl/>
+              <w:spacing w:before="36" w:after="40"/>
+              <w:jc w:val="left"/>
+              <w:rPr>
+                <w:kern w:val="0"/>
+                <w:szCs w:val="24"/>
+                <w:lang w:val="en-US" w:eastAsia="en-US" w:bidi="ar-SA"/>
+              </w:rPr>
+            </w:pPr>
+            <w:r>
+              <w:rPr>
+                <w:kern w:val="0"/>
+                <w:sz w:val="18"/>
+                <w:szCs w:val="24"/>
+                <w:lang w:val="en-US" w:eastAsia="en-US" w:bidi="ar-SA"/>
+              </w:rPr>
+              <w:t>PATCH</w:t>
+            </w:r>
+          </w:p>
+        </w:tc>
+        <w:tc>
+          <w:tcPr>
+            <w:tcW w:w="2340" w:type="dxa"/>
+            <w:tcBorders>
+              <w:top w:val="single" w:sz="4" w:space="0" w:color="D6DCEA"/>
+              <w:left w:val="single" w:sz="4" w:space="0" w:color="D6DCEA"/>
+              <w:bottom w:val="single" w:sz="4" w:space="0" w:color="D6DCEA"/>
+              <w:right w:val="single" w:sz="4" w:space="0" w:color="D6DCEA"/>
+            </w:tcBorders>
+          </w:tcPr>
+          <w:p>
+            <w:pPr>
+              <w:pStyle w:val="Compact"/>
+              <w:widowControl/>
+              <w:spacing w:before="36" w:after="40"/>
+              <w:jc w:val="left"/>
+              <w:rPr>
+                <w:kern w:val="0"/>
+                <w:szCs w:val="24"/>
+                <w:lang w:val="en-US" w:eastAsia="en-US" w:bidi="ar-SA"/>
+              </w:rPr>
+            </w:pPr>
+            <w:r>
+              <w:rPr>
+                <w:rStyle w:val="VerbatimChar"/>
+                <w:kern w:val="0"/>
+                <w:sz w:val="18"/>
+                <w:szCs w:val="24"/>
+                <w:lang w:val="en-US" w:eastAsia="en-US" w:bidi="ar-SA"/>
+              </w:rPr>
+              <w:t>/api/v1/auth/me</w:t>
+            </w:r>
+          </w:p>
+        </w:tc>
+        <w:tc>
+          <w:tcPr>
+            <w:tcW w:w="2340" w:type="dxa"/>
+            <w:tcBorders>
+              <w:top w:val="single" w:sz="4" w:space="0" w:color="D6DCEA"/>
+              <w:left w:val="single" w:sz="4" w:space="0" w:color="D6DCEA"/>
+              <w:bottom w:val="single" w:sz="4" w:space="0" w:color="D6DCEA"/>
+              <w:right w:val="single" w:sz="4" w:space="0" w:color="D6DCEA"/>
+            </w:tcBorders>
+          </w:tcPr>
+          <w:p>
+            <w:pPr>
+              <w:pStyle w:val="Compact"/>
+              <w:widowControl/>
+              <w:spacing w:before="36" w:after="40"/>
+              <w:jc w:val="left"/>
+              <w:rPr>
+                <w:kern w:val="0"/>
+                <w:szCs w:val="24"/>
+                <w:lang w:val="en-US" w:eastAsia="en-US" w:bidi="ar-SA"/>
+              </w:rPr>
+            </w:pPr>
+            <w:r>
+              <w:rPr>
+                <w:kern w:val="0"/>
+                <w:sz w:val="18"/>
+                <w:szCs w:val="24"/>
+                <w:lang w:val="en-US" w:eastAsia="en-US" w:bidi="ar-SA"/>
+              </w:rPr>
+              <w:t>Личные настройки — письма о заявках</w:t>
+            </w:r>
+          </w:p>
+        </w:tc>
+        <w:tc>
+          <w:tcPr>
+            <w:tcW w:w="2340" w:type="dxa"/>
+            <w:tcBorders>
+              <w:top w:val="single" w:sz="4" w:space="0" w:color="D6DCEA"/>
+              <w:left w:val="single" w:sz="4" w:space="0" w:color="D6DCEA"/>
+              <w:bottom w:val="single" w:sz="4" w:space="0" w:color="D6DCEA"/>
+              <w:right w:val="single" w:sz="4" w:space="0" w:color="D6DCEA"/>
+            </w:tcBorders>
+          </w:tcPr>
+          <w:p>
+            <w:pPr>
+              <w:pStyle w:val="Compact"/>
+              <w:widowControl/>
+              <w:spacing w:before="36" w:after="40"/>
+              <w:jc w:val="left"/>
+              <w:rPr>
+                <w:kern w:val="0"/>
+                <w:szCs w:val="24"/>
+                <w:lang w:val="en-US" w:eastAsia="en-US" w:bidi="ar-SA"/>
+              </w:rPr>
+            </w:pPr>
+            <w:r>
+              <w:rPr>
+                <w:rStyle w:val="VerbatimChar"/>
+                <w:kern w:val="0"/>
+                <w:sz w:val="18"/>
+                <w:szCs w:val="24"/>
+                <w:lang w:val="en-US" w:eastAsia="en-US" w:bidi="ar-SA"/>
+              </w:rPr>
+              <w:t>updateMyPreferences</w:t>
+            </w:r>
+          </w:p>
+        </w:tc>
+      </w:tr>
+      <w:tr>
+        <w:trPr/>
+        <w:tc>
+          <w:tcPr>
+            <w:tcW w:w="2339" w:type="dxa"/>
+            <w:tcBorders>
+              <w:top w:val="single" w:sz="4" w:space="0" w:color="D6DCEA"/>
+              <w:left w:val="single" w:sz="4" w:space="0" w:color="D6DCEA"/>
+              <w:bottom w:val="single" w:sz="4" w:space="0" w:color="D6DCEA"/>
+              <w:right w:val="single" w:sz="4" w:space="0" w:color="D6DCEA"/>
+            </w:tcBorders>
+          </w:tcPr>
+          <w:p>
+            <w:pPr>
+              <w:pStyle w:val="Compact"/>
+              <w:widowControl/>
+              <w:spacing w:before="36" w:after="40"/>
+              <w:jc w:val="left"/>
+              <w:rPr>
+                <w:kern w:val="0"/>
+                <w:szCs w:val="24"/>
+                <w:lang w:val="en-US" w:eastAsia="en-US" w:bidi="ar-SA"/>
+              </w:rPr>
+            </w:pPr>
+            <w:r>
+              <w:rPr>
+                <w:kern w:val="0"/>
+                <w:sz w:val="18"/>
+                <w:szCs w:val="24"/>
+                <w:lang w:val="en-US" w:eastAsia="en-US" w:bidi="ar-SA"/>
+              </w:rPr>
+              <w:t>GET</w:t>
+            </w:r>
+          </w:p>
+        </w:tc>
+        <w:tc>
+          <w:tcPr>
+            <w:tcW w:w="2340" w:type="dxa"/>
+            <w:tcBorders>
+              <w:top w:val="single" w:sz="4" w:space="0" w:color="D6DCEA"/>
+              <w:left w:val="single" w:sz="4" w:space="0" w:color="D6DCEA"/>
+              <w:bottom w:val="single" w:sz="4" w:space="0" w:color="D6DCEA"/>
+              <w:right w:val="single" w:sz="4" w:space="0" w:color="D6DCEA"/>
+            </w:tcBorders>
+          </w:tcPr>
+          <w:p>
+            <w:pPr>
+              <w:pStyle w:val="Compact"/>
+              <w:widowControl/>
+              <w:spacing w:before="36" w:after="40"/>
+              <w:jc w:val="left"/>
+              <w:rPr>
+                <w:kern w:val="0"/>
+                <w:szCs w:val="24"/>
+                <w:lang w:val="en-US" w:eastAsia="en-US" w:bidi="ar-SA"/>
+              </w:rPr>
+            </w:pPr>
+            <w:r>
+              <w:rPr>
+                <w:rStyle w:val="VerbatimChar"/>
+                <w:kern w:val="0"/>
+                <w:sz w:val="18"/>
+                <w:szCs w:val="24"/>
+                <w:lang w:val="en-US" w:eastAsia="en-US" w:bidi="ar-SA"/>
+              </w:rPr>
+              <w:t>/api/v1/auth/oidc/config</w:t>
+            </w:r>
+          </w:p>
+        </w:tc>
+        <w:tc>
+          <w:tcPr>
+            <w:tcW w:w="2340" w:type="dxa"/>
+            <w:tcBorders>
+              <w:top w:val="single" w:sz="4" w:space="0" w:color="D6DCEA"/>
+              <w:left w:val="single" w:sz="4" w:space="0" w:color="D6DCEA"/>
+              <w:bottom w:val="single" w:sz="4" w:space="0" w:color="D6DCEA"/>
+              <w:right w:val="single" w:sz="4" w:space="0" w:color="D6DCEA"/>
+            </w:tcBorders>
+          </w:tcPr>
+          <w:p>
+            <w:pPr>
+              <w:pStyle w:val="Compact"/>
+              <w:widowControl/>
+              <w:spacing w:before="36" w:after="40"/>
+              <w:jc w:val="left"/>
+              <w:rPr>
+                <w:kern w:val="0"/>
+                <w:szCs w:val="24"/>
+                <w:lang w:val="en-US" w:eastAsia="en-US" w:bidi="ar-SA"/>
+              </w:rPr>
+            </w:pPr>
+            <w:r>
+              <w:rPr>
+                <w:kern w:val="0"/>
+                <w:sz w:val="18"/>
+                <w:szCs w:val="24"/>
+                <w:lang w:val="en-US" w:eastAsia="en-US" w:bidi="ar-SA"/>
+              </w:rPr>
+              <w:t>Единый вход — включён ли, подпись кнопки, разрешён ли вход по паролю</w:t>
+            </w:r>
+          </w:p>
+        </w:tc>
+        <w:tc>
+          <w:tcPr>
+            <w:tcW w:w="2340" w:type="dxa"/>
+            <w:tcBorders>
+              <w:top w:val="single" w:sz="4" w:space="0" w:color="D6DCEA"/>
+              <w:left w:val="single" w:sz="4" w:space="0" w:color="D6DCEA"/>
+              <w:bottom w:val="single" w:sz="4" w:space="0" w:color="D6DCEA"/>
+              <w:right w:val="single" w:sz="4" w:space="0" w:color="D6DCEA"/>
+            </w:tcBorders>
+          </w:tcPr>
+          <w:p>
+            <w:pPr>
+              <w:pStyle w:val="Compact"/>
+              <w:widowControl/>
+              <w:spacing w:before="36" w:after="40"/>
+              <w:jc w:val="left"/>
+              <w:rPr>
+                <w:kern w:val="0"/>
+                <w:szCs w:val="24"/>
+                <w:lang w:val="en-US" w:eastAsia="en-US" w:bidi="ar-SA"/>
+              </w:rPr>
+            </w:pPr>
+            <w:r>
+              <w:rPr>
+                <w:rStyle w:val="VerbatimChar"/>
+                <w:kern w:val="0"/>
+                <w:sz w:val="18"/>
+                <w:szCs w:val="24"/>
+                <w:lang w:val="en-US" w:eastAsia="en-US" w:bidi="ar-SA"/>
+              </w:rPr>
+              <w:t>getSsoConfig</w:t>
+            </w:r>
+          </w:p>
+        </w:tc>
+      </w:tr>
+      <w:tr>
+        <w:trPr/>
+        <w:tc>
+          <w:tcPr>
+            <w:tcW w:w="2339" w:type="dxa"/>
+            <w:tcBorders>
+              <w:top w:val="single" w:sz="4" w:space="0" w:color="D6DCEA"/>
+              <w:left w:val="single" w:sz="4" w:space="0" w:color="D6DCEA"/>
+              <w:bottom w:val="single" w:sz="4" w:space="0" w:color="D6DCEA"/>
+              <w:right w:val="single" w:sz="4" w:space="0" w:color="D6DCEA"/>
+            </w:tcBorders>
+          </w:tcPr>
+          <w:p>
+            <w:pPr>
+              <w:pStyle w:val="Compact"/>
+              <w:widowControl/>
+              <w:spacing w:before="36" w:after="40"/>
+              <w:jc w:val="left"/>
+              <w:rPr>
+                <w:kern w:val="0"/>
+                <w:szCs w:val="24"/>
+                <w:lang w:val="en-US" w:eastAsia="en-US" w:bidi="ar-SA"/>
+              </w:rPr>
+            </w:pPr>
+            <w:r>
+              <w:rPr>
+                <w:kern w:val="0"/>
+                <w:sz w:val="18"/>
+                <w:szCs w:val="24"/>
+                <w:lang w:val="en-US" w:eastAsia="en-US" w:bidi="ar-SA"/>
+              </w:rPr>
+              <w:t>GET</w:t>
+            </w:r>
+          </w:p>
+        </w:tc>
+        <w:tc>
+          <w:tcPr>
+            <w:tcW w:w="2340" w:type="dxa"/>
+            <w:tcBorders>
+              <w:top w:val="single" w:sz="4" w:space="0" w:color="D6DCEA"/>
+              <w:left w:val="single" w:sz="4" w:space="0" w:color="D6DCEA"/>
+              <w:bottom w:val="single" w:sz="4" w:space="0" w:color="D6DCEA"/>
+              <w:right w:val="single" w:sz="4" w:space="0" w:color="D6DCEA"/>
+            </w:tcBorders>
+          </w:tcPr>
+          <w:p>
+            <w:pPr>
+              <w:pStyle w:val="Compact"/>
+              <w:widowControl/>
+              <w:spacing w:before="36" w:after="40"/>
+              <w:jc w:val="left"/>
+              <w:rPr>
+                <w:kern w:val="0"/>
+                <w:szCs w:val="24"/>
+                <w:lang w:val="en-US" w:eastAsia="en-US" w:bidi="ar-SA"/>
+              </w:rPr>
+            </w:pPr>
+            <w:r>
+              <w:rPr>
+                <w:rStyle w:val="VerbatimChar"/>
+                <w:kern w:val="0"/>
+                <w:sz w:val="18"/>
+                <w:szCs w:val="24"/>
+                <w:lang w:val="en-US" w:eastAsia="en-US" w:bidi="ar-SA"/>
+              </w:rPr>
+              <w:t>/api/v1/auth/oidc/start</w:t>
+            </w:r>
+          </w:p>
+        </w:tc>
+        <w:tc>
+          <w:tcPr>
+            <w:tcW w:w="2340" w:type="dxa"/>
+            <w:tcBorders>
+              <w:top w:val="single" w:sz="4" w:space="0" w:color="D6DCEA"/>
+              <w:left w:val="single" w:sz="4" w:space="0" w:color="D6DCEA"/>
+              <w:bottom w:val="single" w:sz="4" w:space="0" w:color="D6DCEA"/>
+              <w:right w:val="single" w:sz="4" w:space="0" w:color="D6DCEA"/>
+            </w:tcBorders>
+          </w:tcPr>
+          <w:p>
+            <w:pPr>
+              <w:pStyle w:val="Compact"/>
+              <w:widowControl/>
+              <w:spacing w:before="36" w:after="40"/>
+              <w:jc w:val="left"/>
+              <w:rPr>
+                <w:kern w:val="0"/>
+                <w:szCs w:val="24"/>
+                <w:lang w:val="en-US" w:eastAsia="en-US" w:bidi="ar-SA"/>
+              </w:rPr>
+            </w:pPr>
+            <w:r>
+              <w:rPr>
+                <w:kern w:val="0"/>
+                <w:sz w:val="18"/>
+                <w:szCs w:val="24"/>
+                <w:lang w:val="en-US" w:eastAsia="en-US" w:bidi="ar-SA"/>
+              </w:rPr>
+              <w:t>Начать вход через провайдер OpenID Connect</w:t>
+            </w:r>
+          </w:p>
+        </w:tc>
+        <w:tc>
+          <w:tcPr>
+            <w:tcW w:w="2340" w:type="dxa"/>
+            <w:tcBorders>
+              <w:top w:val="single" w:sz="4" w:space="0" w:color="D6DCEA"/>
+              <w:left w:val="single" w:sz="4" w:space="0" w:color="D6DCEA"/>
+              <w:bottom w:val="single" w:sz="4" w:space="0" w:color="D6DCEA"/>
+              <w:right w:val="single" w:sz="4" w:space="0" w:color="D6DCEA"/>
+            </w:tcBorders>
+          </w:tcPr>
+          <w:p>
+            <w:pPr>
+              <w:pStyle w:val="Compact"/>
+              <w:widowControl/>
+              <w:spacing w:before="36" w:after="40"/>
+              <w:jc w:val="left"/>
+              <w:rPr>
+                <w:kern w:val="0"/>
+                <w:szCs w:val="24"/>
+                <w:lang w:val="en-US" w:eastAsia="en-US" w:bidi="ar-SA"/>
+              </w:rPr>
+            </w:pPr>
+            <w:r>
+              <w:rPr>
+                <w:rStyle w:val="VerbatimChar"/>
+                <w:kern w:val="0"/>
+                <w:sz w:val="18"/>
+                <w:szCs w:val="24"/>
+                <w:lang w:val="en-US" w:eastAsia="en-US" w:bidi="ar-SA"/>
+              </w:rPr>
+              <w:t>startSso</w:t>
+            </w:r>
+          </w:p>
+        </w:tc>
+      </w:tr>
+      <w:tr>
+        <w:trPr/>
+        <w:tc>
+          <w:tcPr>
+            <w:tcW w:w="2339" w:type="dxa"/>
+            <w:tcBorders>
+              <w:top w:val="single" w:sz="4" w:space="0" w:color="D6DCEA"/>
+              <w:left w:val="single" w:sz="4" w:space="0" w:color="D6DCEA"/>
+              <w:bottom w:val="single" w:sz="4" w:space="0" w:color="D6DCEA"/>
+              <w:right w:val="single" w:sz="4" w:space="0" w:color="D6DCEA"/>
+            </w:tcBorders>
+          </w:tcPr>
+          <w:p>
+            <w:pPr>
+              <w:pStyle w:val="Compact"/>
+              <w:widowControl/>
+              <w:spacing w:before="36" w:after="40"/>
+              <w:jc w:val="left"/>
+              <w:rPr>
+                <w:kern w:val="0"/>
+                <w:szCs w:val="24"/>
+                <w:lang w:val="en-US" w:eastAsia="en-US" w:bidi="ar-SA"/>
+              </w:rPr>
+            </w:pPr>
+            <w:r>
+              <w:rPr>
+                <w:kern w:val="0"/>
+                <w:sz w:val="18"/>
+                <w:szCs w:val="24"/>
+                <w:lang w:val="en-US" w:eastAsia="en-US" w:bidi="ar-SA"/>
+              </w:rPr>
+              <w:t>GET</w:t>
+            </w:r>
+          </w:p>
+        </w:tc>
+        <w:tc>
+          <w:tcPr>
+            <w:tcW w:w="2340" w:type="dxa"/>
+            <w:tcBorders>
+              <w:top w:val="single" w:sz="4" w:space="0" w:color="D6DCEA"/>
+              <w:left w:val="single" w:sz="4" w:space="0" w:color="D6DCEA"/>
+              <w:bottom w:val="single" w:sz="4" w:space="0" w:color="D6DCEA"/>
+              <w:right w:val="single" w:sz="4" w:space="0" w:color="D6DCEA"/>
+            </w:tcBorders>
+          </w:tcPr>
+          <w:p>
+            <w:pPr>
+              <w:pStyle w:val="Compact"/>
+              <w:widowControl/>
+              <w:spacing w:before="36" w:after="40"/>
+              <w:jc w:val="left"/>
+              <w:rPr>
+                <w:kern w:val="0"/>
+                <w:szCs w:val="24"/>
+                <w:lang w:val="en-US" w:eastAsia="en-US" w:bidi="ar-SA"/>
+              </w:rPr>
+            </w:pPr>
+            <w:r>
+              <w:rPr>
+                <w:rStyle w:val="VerbatimChar"/>
+                <w:kern w:val="0"/>
+                <w:sz w:val="18"/>
+                <w:szCs w:val="24"/>
+                <w:lang w:val="en-US" w:eastAsia="en-US" w:bidi="ar-SA"/>
+              </w:rPr>
+              <w:t>/api/v1/auth/oidc/callback</w:t>
+            </w:r>
+          </w:p>
+        </w:tc>
+        <w:tc>
+          <w:tcPr>
+            <w:tcW w:w="2340" w:type="dxa"/>
+            <w:tcBorders>
+              <w:top w:val="single" w:sz="4" w:space="0" w:color="D6DCEA"/>
+              <w:left w:val="single" w:sz="4" w:space="0" w:color="D6DCEA"/>
+              <w:bottom w:val="single" w:sz="4" w:space="0" w:color="D6DCEA"/>
+              <w:right w:val="single" w:sz="4" w:space="0" w:color="D6DCEA"/>
+            </w:tcBorders>
+          </w:tcPr>
+          <w:p>
+            <w:pPr>
+              <w:pStyle w:val="Compact"/>
+              <w:widowControl/>
+              <w:spacing w:before="36" w:after="40"/>
+              <w:jc w:val="left"/>
+              <w:rPr>
+                <w:kern w:val="0"/>
+                <w:szCs w:val="24"/>
+                <w:lang w:val="en-US" w:eastAsia="en-US" w:bidi="ar-SA"/>
+              </w:rPr>
+            </w:pPr>
+            <w:r>
+              <w:rPr>
+                <w:kern w:val="0"/>
+                <w:sz w:val="18"/>
+                <w:szCs w:val="24"/>
+                <w:lang w:val="en-US" w:eastAsia="en-US" w:bidi="ar-SA"/>
+              </w:rPr>
+              <w:t>Возврат от провайдера</w:t>
+            </w:r>
+          </w:p>
+        </w:tc>
+        <w:tc>
+          <w:tcPr>
+            <w:tcW w:w="2340" w:type="dxa"/>
+            <w:tcBorders>
+              <w:top w:val="single" w:sz="4" w:space="0" w:color="D6DCEA"/>
+              <w:left w:val="single" w:sz="4" w:space="0" w:color="D6DCEA"/>
+              <w:bottom w:val="single" w:sz="4" w:space="0" w:color="D6DCEA"/>
+              <w:right w:val="single" w:sz="4" w:space="0" w:color="D6DCEA"/>
+            </w:tcBorders>
+          </w:tcPr>
+          <w:p>
+            <w:pPr>
+              <w:pStyle w:val="Compact"/>
+              <w:widowControl/>
+              <w:spacing w:before="36" w:after="40"/>
+              <w:jc w:val="left"/>
+              <w:rPr>
+                <w:kern w:val="0"/>
+                <w:szCs w:val="24"/>
+                <w:lang w:val="en-US" w:eastAsia="en-US" w:bidi="ar-SA"/>
+              </w:rPr>
+            </w:pPr>
+            <w:r>
+              <w:rPr>
+                <w:rStyle w:val="VerbatimChar"/>
+                <w:kern w:val="0"/>
+                <w:sz w:val="18"/>
+                <w:szCs w:val="24"/>
+                <w:lang w:val="en-US" w:eastAsia="en-US" w:bidi="ar-SA"/>
+              </w:rPr>
+              <w:t>ssoCallback</w:t>
+            </w:r>
+          </w:p>
+        </w:tc>
+      </w:tr>
     </w:tbl>
     <w:p>
       <w:pPr>
@@ -9037,7 +10688,7 @@
       </w:r>
       <w:r>
         <w:rPr/>
-        <w:t xml:space="preserve"> (2)</w:t>
+        <w:t xml:space="preserve"> (3)</w:t>
       </w:r>
     </w:p>
     <w:tbl>
@@ -9484,6 +11135,143 @@
           </w:p>
         </w:tc>
       </w:tr>
+      <w:tr>
+        <w:trPr/>
+        <w:tc>
+          <w:tcPr>
+            <w:tcW w:w="2339" w:type="dxa"/>
+            <w:tcBorders>
+              <w:top w:val="single" w:sz="4" w:space="0" w:color="D6DCEA"/>
+              <w:left w:val="single" w:sz="4" w:space="0" w:color="D6DCEA"/>
+              <w:bottom w:val="single" w:sz="4" w:space="0" w:color="D6DCEA"/>
+              <w:right w:val="single" w:sz="4" w:space="0" w:color="D6DCEA"/>
+            </w:tcBorders>
+          </w:tcPr>
+          <w:p>
+            <w:pPr>
+              <w:pStyle w:val="Compact"/>
+              <w:widowControl/>
+              <w:spacing w:before="36" w:after="40"/>
+              <w:jc w:val="left"/>
+              <w:rPr>
+                <w:kern w:val="0"/>
+                <w:szCs w:val="24"/>
+                <w:lang w:val="en-US" w:eastAsia="en-US" w:bidi="ar-SA"/>
+              </w:rPr>
+            </w:pPr>
+            <w:r>
+              <w:rPr>
+                <w:kern w:val="0"/>
+                <w:sz w:val="18"/>
+                <w:szCs w:val="24"/>
+                <w:lang w:val="en-US" w:eastAsia="en-US" w:bidi="ar-SA"/>
+              </w:rPr>
+              <w:t>POST</w:t>
+            </w:r>
+          </w:p>
+        </w:tc>
+        <w:tc>
+          <w:tcPr>
+            <w:tcW w:w="2340" w:type="dxa"/>
+            <w:tcBorders>
+              <w:top w:val="single" w:sz="4" w:space="0" w:color="D6DCEA"/>
+              <w:left w:val="single" w:sz="4" w:space="0" w:color="D6DCEA"/>
+              <w:bottom w:val="single" w:sz="4" w:space="0" w:color="D6DCEA"/>
+              <w:right w:val="single" w:sz="4" w:space="0" w:color="D6DCEA"/>
+            </w:tcBorders>
+          </w:tcPr>
+          <w:p>
+            <w:pPr>
+              <w:pStyle w:val="Compact"/>
+              <w:widowControl/>
+              <w:spacing w:before="36" w:after="40"/>
+              <w:jc w:val="left"/>
+              <w:rPr>
+                <w:kern w:val="0"/>
+                <w:szCs w:val="24"/>
+                <w:lang w:val="en-US" w:eastAsia="en-US" w:bidi="ar-SA"/>
+              </w:rPr>
+            </w:pPr>
+            <w:r>
+              <w:rPr>
+                <w:rStyle w:val="VerbatimChar"/>
+                <w:kern w:val="0"/>
+                <w:sz w:val="18"/>
+                <w:szCs w:val="24"/>
+                <w:lang w:val="en-US" w:eastAsia="en-US" w:bidi="ar-SA"/>
+              </w:rPr>
+              <w:t>/api/v1/settings/test-email</w:t>
+            </w:r>
+          </w:p>
+        </w:tc>
+        <w:tc>
+          <w:tcPr>
+            <w:tcW w:w="2340" w:type="dxa"/>
+            <w:tcBorders>
+              <w:top w:val="single" w:sz="4" w:space="0" w:color="D6DCEA"/>
+              <w:left w:val="single" w:sz="4" w:space="0" w:color="D6DCEA"/>
+              <w:bottom w:val="single" w:sz="4" w:space="0" w:color="D6DCEA"/>
+              <w:right w:val="single" w:sz="4" w:space="0" w:color="D6DCEA"/>
+            </w:tcBorders>
+          </w:tcPr>
+          <w:p>
+            <w:pPr>
+              <w:pStyle w:val="Compact"/>
+              <w:widowControl/>
+              <w:spacing w:before="36" w:after="40"/>
+              <w:jc w:val="left"/>
+              <w:rPr>
+                <w:kern w:val="0"/>
+                <w:szCs w:val="24"/>
+                <w:lang w:val="en-US" w:eastAsia="en-US" w:bidi="ar-SA"/>
+              </w:rPr>
+            </w:pPr>
+            <w:r>
+              <w:rPr>
+                <w:kern w:val="0"/>
+                <w:sz w:val="18"/>
+                <w:szCs w:val="24"/>
+                <w:lang w:val="en-US" w:eastAsia="en-US" w:bidi="ar-SA"/>
+              </w:rPr>
+              <w:t>Проверочное письмо администратору (проверка SMTP после развёртывания)</w:t>
+            </w:r>
+          </w:p>
+        </w:tc>
+        <w:tc>
+          <w:tcPr>
+            <w:tcW w:w="2340" w:type="dxa"/>
+            <w:tcBorders>
+              <w:top w:val="single" w:sz="4" w:space="0" w:color="D6DCEA"/>
+              <w:left w:val="single" w:sz="4" w:space="0" w:color="D6DCEA"/>
+              <w:bottom w:val="single" w:sz="4" w:space="0" w:color="D6DCEA"/>
+              <w:right w:val="single" w:sz="4" w:space="0" w:color="D6DCEA"/>
+            </w:tcBorders>
+          </w:tcPr>
+          <w:p>
+            <w:pPr>
+              <w:pStyle w:val="Compact"/>
+              <w:widowControl/>
+              <w:spacing w:before="36" w:after="40"/>
+              <w:jc w:val="left"/>
+              <w:rPr>
+                <w:kern w:val="0"/>
+                <w:szCs w:val="24"/>
+                <w:lang w:val="en-US" w:eastAsia="en-US" w:bidi="ar-SA"/>
+              </w:rPr>
+            </w:pPr>
+            <w:r>
+              <w:rPr>
+                <w:rStyle w:val="VerbatimChar"/>
+                <w:kern w:val="0"/>
+                <w:sz w:val="18"/>
+                <w:szCs w:val="24"/>
+                <w:lang w:val="en-US" w:eastAsia="en-US" w:bidi="ar-SA"/>
+              </w:rPr>
+              <w:t>sendTestEmail</w:t>
+            </w:r>
+          </w:p>
+        </w:tc>
+      </w:tr>
     </w:tbl>
     <w:p>
       <w:pPr>
@@ -9499,7 +11287,7 @@
       </w:r>
       <w:r>
         <w:rPr/>
-        <w:t xml:space="preserve"> (1)</w:t>
+        <w:t xml:space="preserve"> (2)</w:t>
       </w:r>
     </w:p>
     <w:tbl>
@@ -9809,6 +11597,143 @@
           </w:p>
         </w:tc>
       </w:tr>
+      <w:tr>
+        <w:trPr/>
+        <w:tc>
+          <w:tcPr>
+            <w:tcW w:w="2339" w:type="dxa"/>
+            <w:tcBorders>
+              <w:top w:val="single" w:sz="4" w:space="0" w:color="D6DCEA"/>
+              <w:left w:val="single" w:sz="4" w:space="0" w:color="D6DCEA"/>
+              <w:bottom w:val="single" w:sz="4" w:space="0" w:color="D6DCEA"/>
+              <w:right w:val="single" w:sz="4" w:space="0" w:color="D6DCEA"/>
+            </w:tcBorders>
+          </w:tcPr>
+          <w:p>
+            <w:pPr>
+              <w:pStyle w:val="Compact"/>
+              <w:widowControl/>
+              <w:spacing w:before="36" w:after="40"/>
+              <w:jc w:val="left"/>
+              <w:rPr>
+                <w:kern w:val="0"/>
+                <w:szCs w:val="24"/>
+                <w:lang w:val="en-US" w:eastAsia="en-US" w:bidi="ar-SA"/>
+              </w:rPr>
+            </w:pPr>
+            <w:r>
+              <w:rPr>
+                <w:kern w:val="0"/>
+                <w:sz w:val="18"/>
+                <w:szCs w:val="24"/>
+                <w:lang w:val="en-US" w:eastAsia="en-US" w:bidi="ar-SA"/>
+              </w:rPr>
+              <w:t>PUT</w:t>
+            </w:r>
+          </w:p>
+        </w:tc>
+        <w:tc>
+          <w:tcPr>
+            <w:tcW w:w="2340" w:type="dxa"/>
+            <w:tcBorders>
+              <w:top w:val="single" w:sz="4" w:space="0" w:color="D6DCEA"/>
+              <w:left w:val="single" w:sz="4" w:space="0" w:color="D6DCEA"/>
+              <w:bottom w:val="single" w:sz="4" w:space="0" w:color="D6DCEA"/>
+              <w:right w:val="single" w:sz="4" w:space="0" w:color="D6DCEA"/>
+            </w:tcBorders>
+          </w:tcPr>
+          <w:p>
+            <w:pPr>
+              <w:pStyle w:val="Compact"/>
+              <w:widowControl/>
+              <w:spacing w:before="36" w:after="40"/>
+              <w:jc w:val="left"/>
+              <w:rPr>
+                <w:kern w:val="0"/>
+                <w:szCs w:val="24"/>
+                <w:lang w:val="en-US" w:eastAsia="en-US" w:bidi="ar-SA"/>
+              </w:rPr>
+            </w:pPr>
+            <w:r>
+              <w:rPr>
+                <w:rStyle w:val="VerbatimChar"/>
+                <w:kern w:val="0"/>
+                <w:sz w:val="18"/>
+                <w:szCs w:val="24"/>
+                <w:lang w:val="en-US" w:eastAsia="en-US" w:bidi="ar-SA"/>
+              </w:rPr>
+              <w:t>/api/v1/calendar/holidays/{year}</w:t>
+            </w:r>
+          </w:p>
+        </w:tc>
+        <w:tc>
+          <w:tcPr>
+            <w:tcW w:w="2340" w:type="dxa"/>
+            <w:tcBorders>
+              <w:top w:val="single" w:sz="4" w:space="0" w:color="D6DCEA"/>
+              <w:left w:val="single" w:sz="4" w:space="0" w:color="D6DCEA"/>
+              <w:bottom w:val="single" w:sz="4" w:space="0" w:color="D6DCEA"/>
+              <w:right w:val="single" w:sz="4" w:space="0" w:color="D6DCEA"/>
+            </w:tcBorders>
+          </w:tcPr>
+          <w:p>
+            <w:pPr>
+              <w:pStyle w:val="Compact"/>
+              <w:widowControl/>
+              <w:spacing w:before="36" w:after="40"/>
+              <w:jc w:val="left"/>
+              <w:rPr>
+                <w:kern w:val="0"/>
+                <w:szCs w:val="24"/>
+                <w:lang w:val="en-US" w:eastAsia="en-US" w:bidi="ar-SA"/>
+              </w:rPr>
+            </w:pPr>
+            <w:r>
+              <w:rPr>
+                <w:kern w:val="0"/>
+                <w:sz w:val="18"/>
+                <w:szCs w:val="24"/>
+                <w:lang w:val="en-US" w:eastAsia="en-US" w:bidi="ar-SA"/>
+              </w:rPr>
+              <w:t>Загрузить или изменить календарь года (кадровая служба, администратор)</w:t>
+            </w:r>
+          </w:p>
+        </w:tc>
+        <w:tc>
+          <w:tcPr>
+            <w:tcW w:w="2340" w:type="dxa"/>
+            <w:tcBorders>
+              <w:top w:val="single" w:sz="4" w:space="0" w:color="D6DCEA"/>
+              <w:left w:val="single" w:sz="4" w:space="0" w:color="D6DCEA"/>
+              <w:bottom w:val="single" w:sz="4" w:space="0" w:color="D6DCEA"/>
+              <w:right w:val="single" w:sz="4" w:space="0" w:color="D6DCEA"/>
+            </w:tcBorders>
+          </w:tcPr>
+          <w:p>
+            <w:pPr>
+              <w:pStyle w:val="Compact"/>
+              <w:widowControl/>
+              <w:spacing w:before="36" w:after="40"/>
+              <w:jc w:val="left"/>
+              <w:rPr>
+                <w:kern w:val="0"/>
+                <w:szCs w:val="24"/>
+                <w:lang w:val="en-US" w:eastAsia="en-US" w:bidi="ar-SA"/>
+              </w:rPr>
+            </w:pPr>
+            <w:r>
+              <w:rPr>
+                <w:rStyle w:val="VerbatimChar"/>
+                <w:kern w:val="0"/>
+                <w:sz w:val="18"/>
+                <w:szCs w:val="24"/>
+                <w:lang w:val="en-US" w:eastAsia="en-US" w:bidi="ar-SA"/>
+              </w:rPr>
+              <w:t>setHolidays</w:t>
+            </w:r>
+          </w:p>
+        </w:tc>
+      </w:tr>
     </w:tbl>
     <w:p>
       <w:pPr>
@@ -10607,11 +12532,11 @@
           <w:b/>
           <w:bCs/>
         </w:rPr>
-        <w:t>Отчёты</w:t>
+        <w:t>imports</w:t>
       </w:r>
       <w:r>
         <w:rPr/>
-        <w:t xml:space="preserve"> (1)</w:t>
+        <w:t xml:space="preserve"> (2)</w:t>
       </w:r>
     </w:p>
     <w:tbl>
@@ -10815,6 +12740,143 @@
                 <w:szCs w:val="24"/>
                 <w:lang w:val="en-US" w:eastAsia="en-US" w:bidi="ar-SA"/>
               </w:rPr>
+              <w:t>POST</w:t>
+            </w:r>
+          </w:p>
+        </w:tc>
+        <w:tc>
+          <w:tcPr>
+            <w:tcW w:w="2340" w:type="dxa"/>
+            <w:tcBorders>
+              <w:top w:val="single" w:sz="4" w:space="0" w:color="D6DCEA"/>
+              <w:left w:val="single" w:sz="4" w:space="0" w:color="D6DCEA"/>
+              <w:bottom w:val="single" w:sz="4" w:space="0" w:color="D6DCEA"/>
+              <w:right w:val="single" w:sz="4" w:space="0" w:color="D6DCEA"/>
+            </w:tcBorders>
+          </w:tcPr>
+          <w:p>
+            <w:pPr>
+              <w:pStyle w:val="Compact"/>
+              <w:widowControl/>
+              <w:spacing w:before="36" w:after="40"/>
+              <w:jc w:val="left"/>
+              <w:rPr>
+                <w:kern w:val="0"/>
+                <w:szCs w:val="24"/>
+                <w:lang w:val="en-US" w:eastAsia="en-US" w:bidi="ar-SA"/>
+              </w:rPr>
+            </w:pPr>
+            <w:r>
+              <w:rPr>
+                <w:rStyle w:val="VerbatimChar"/>
+                <w:kern w:val="0"/>
+                <w:sz w:val="18"/>
+                <w:szCs w:val="24"/>
+                <w:lang w:val="en-US" w:eastAsia="en-US" w:bidi="ar-SA"/>
+              </w:rPr>
+              <w:t>/api/v1/imports/employees</w:t>
+            </w:r>
+          </w:p>
+        </w:tc>
+        <w:tc>
+          <w:tcPr>
+            <w:tcW w:w="2340" w:type="dxa"/>
+            <w:tcBorders>
+              <w:top w:val="single" w:sz="4" w:space="0" w:color="D6DCEA"/>
+              <w:left w:val="single" w:sz="4" w:space="0" w:color="D6DCEA"/>
+              <w:bottom w:val="single" w:sz="4" w:space="0" w:color="D6DCEA"/>
+              <w:right w:val="single" w:sz="4" w:space="0" w:color="D6DCEA"/>
+            </w:tcBorders>
+          </w:tcPr>
+          <w:p>
+            <w:pPr>
+              <w:pStyle w:val="Compact"/>
+              <w:widowControl/>
+              <w:spacing w:before="36" w:after="40"/>
+              <w:jc w:val="left"/>
+              <w:rPr>
+                <w:kern w:val="0"/>
+                <w:szCs w:val="24"/>
+                <w:lang w:val="en-US" w:eastAsia="en-US" w:bidi="ar-SA"/>
+              </w:rPr>
+            </w:pPr>
+            <w:r>
+              <w:rPr>
+                <w:kern w:val="0"/>
+                <w:sz w:val="18"/>
+                <w:szCs w:val="24"/>
+                <w:lang w:val="en-US" w:eastAsia="en-US" w:bidi="ar-SA"/>
+              </w:rPr>
+              <w:t>Импорт сотрудников и остатков — предпросмотр или применение</w:t>
+            </w:r>
+          </w:p>
+        </w:tc>
+        <w:tc>
+          <w:tcPr>
+            <w:tcW w:w="2340" w:type="dxa"/>
+            <w:tcBorders>
+              <w:top w:val="single" w:sz="4" w:space="0" w:color="D6DCEA"/>
+              <w:left w:val="single" w:sz="4" w:space="0" w:color="D6DCEA"/>
+              <w:bottom w:val="single" w:sz="4" w:space="0" w:color="D6DCEA"/>
+              <w:right w:val="single" w:sz="4" w:space="0" w:color="D6DCEA"/>
+            </w:tcBorders>
+          </w:tcPr>
+          <w:p>
+            <w:pPr>
+              <w:pStyle w:val="Compact"/>
+              <w:widowControl/>
+              <w:spacing w:before="36" w:after="40"/>
+              <w:jc w:val="left"/>
+              <w:rPr>
+                <w:kern w:val="0"/>
+                <w:szCs w:val="24"/>
+                <w:lang w:val="en-US" w:eastAsia="en-US" w:bidi="ar-SA"/>
+              </w:rPr>
+            </w:pPr>
+            <w:r>
+              <w:rPr>
+                <w:rStyle w:val="VerbatimChar"/>
+                <w:kern w:val="0"/>
+                <w:sz w:val="18"/>
+                <w:szCs w:val="24"/>
+                <w:lang w:val="en-US" w:eastAsia="en-US" w:bidi="ar-SA"/>
+              </w:rPr>
+              <w:t>importEmployees</w:t>
+            </w:r>
+          </w:p>
+        </w:tc>
+      </w:tr>
+      <w:tr>
+        <w:trPr/>
+        <w:tc>
+          <w:tcPr>
+            <w:tcW w:w="2339" w:type="dxa"/>
+            <w:tcBorders>
+              <w:top w:val="single" w:sz="4" w:space="0" w:color="D6DCEA"/>
+              <w:left w:val="single" w:sz="4" w:space="0" w:color="D6DCEA"/>
+              <w:bottom w:val="single" w:sz="4" w:space="0" w:color="D6DCEA"/>
+              <w:right w:val="single" w:sz="4" w:space="0" w:color="D6DCEA"/>
+            </w:tcBorders>
+          </w:tcPr>
+          <w:p>
+            <w:pPr>
+              <w:pStyle w:val="Compact"/>
+              <w:widowControl/>
+              <w:spacing w:before="36" w:after="40"/>
+              <w:jc w:val="left"/>
+              <w:rPr>
+                <w:kern w:val="0"/>
+                <w:szCs w:val="24"/>
+                <w:lang w:val="en-US" w:eastAsia="en-US" w:bidi="ar-SA"/>
+              </w:rPr>
+            </w:pPr>
+            <w:r>
+              <w:rPr>
+                <w:kern w:val="0"/>
+                <w:sz w:val="18"/>
+                <w:szCs w:val="24"/>
+                <w:lang w:val="en-US" w:eastAsia="en-US" w:bidi="ar-SA"/>
+              </w:rPr>
               <w:t>GET</w:t>
             </w:r>
           </w:p>
@@ -10849,7 +12911,7 @@
                 <w:szCs w:val="24"/>
                 <w:lang w:val="en-US" w:eastAsia="en-US" w:bidi="ar-SA"/>
               </w:rPr>
-              <w:t>/api/v1/reports/vacations</w:t>
+              <w:t>/api/v1/imports/employees/template</w:t>
             </w:r>
           </w:p>
         </w:tc>
@@ -10882,7 +12944,7 @@
                 <w:szCs w:val="24"/>
                 <w:lang w:val="en-US" w:eastAsia="en-US" w:bidi="ar-SA"/>
               </w:rPr>
-              <w:t>Выгрузка отпусков за период (XLSX)</w:t>
+              <w:t>Шаблон XLSX для импорта сотрудников</w:t>
             </w:r>
           </w:p>
         </w:tc>
@@ -10916,7 +12978,7 @@
                 <w:szCs w:val="24"/>
                 <w:lang w:val="en-US" w:eastAsia="en-US" w:bidi="ar-SA"/>
               </w:rPr>
-              <w:t>exportVacations</w:t>
+              <w:t>getImportTemplate</w:t>
             </w:r>
           </w:p>
         </w:tc>
@@ -10932,11 +12994,11 @@
           <w:b/>
           <w:bCs/>
         </w:rPr>
-        <w:t>Аналитика</w:t>
+        <w:t>Отчёты</w:t>
       </w:r>
       <w:r>
         <w:rPr/>
-        <w:t xml:space="preserve"> (4)</w:t>
+        <w:t xml:space="preserve"> (1)</w:t>
       </w:r>
     </w:p>
     <w:tbl>
@@ -11174,7 +13236,7 @@
                 <w:szCs w:val="24"/>
                 <w:lang w:val="en-US" w:eastAsia="en-US" w:bidi="ar-SA"/>
               </w:rPr>
-              <w:t>/api/v1/analytics/departments</w:t>
+              <w:t>/api/v1/reports/vacations</w:t>
             </w:r>
           </w:p>
         </w:tc>
@@ -11207,7 +13269,7 @@
                 <w:szCs w:val="24"/>
                 <w:lang w:val="en-US" w:eastAsia="en-US" w:bidi="ar-SA"/>
               </w:rPr>
-              <w:t>Отделы, доступные пользователю для аналитики (с v0.3.0)</w:t>
+              <w:t>Выгрузка отпусков за период (XLSX)</w:t>
             </w:r>
           </w:p>
         </w:tc>
@@ -11241,1990 +13303,27 @@
                 <w:szCs w:val="24"/>
                 <w:lang w:val="en-US" w:eastAsia="en-US" w:bidi="ar-SA"/>
               </w:rPr>
-              <w:t>listAnalyticsDepartments</w:t>
-            </w:r>
-          </w:p>
-        </w:tc>
-      </w:tr>
-      <w:tr>
-        <w:trPr/>
-        <w:tc>
-          <w:tcPr>
-            <w:tcW w:w="2339" w:type="dxa"/>
-            <w:tcBorders>
-              <w:top w:val="single" w:sz="4" w:space="0" w:color="D6DCEA"/>
-              <w:left w:val="single" w:sz="4" w:space="0" w:color="D6DCEA"/>
-              <w:bottom w:val="single" w:sz="4" w:space="0" w:color="D6DCEA"/>
-              <w:right w:val="single" w:sz="4" w:space="0" w:color="D6DCEA"/>
-            </w:tcBorders>
-          </w:tcPr>
-          <w:p>
-            <w:pPr>
-              <w:pStyle w:val="Compact"/>
-              <w:widowControl/>
-              <w:spacing w:before="36" w:after="40"/>
-              <w:jc w:val="left"/>
-              <w:rPr>
-                <w:kern w:val="0"/>
-                <w:szCs w:val="24"/>
-                <w:lang w:val="en-US" w:eastAsia="en-US" w:bidi="ar-SA"/>
-              </w:rPr>
-            </w:pPr>
-            <w:r>
-              <w:rPr>
-                <w:kern w:val="0"/>
-                <w:sz w:val="18"/>
-                <w:szCs w:val="24"/>
-                <w:lang w:val="en-US" w:eastAsia="en-US" w:bidi="ar-SA"/>
-              </w:rPr>
-              <w:t>GET</w:t>
-            </w:r>
-          </w:p>
-        </w:tc>
-        <w:tc>
-          <w:tcPr>
-            <w:tcW w:w="2340" w:type="dxa"/>
-            <w:tcBorders>
-              <w:top w:val="single" w:sz="4" w:space="0" w:color="D6DCEA"/>
-              <w:left w:val="single" w:sz="4" w:space="0" w:color="D6DCEA"/>
-              <w:bottom w:val="single" w:sz="4" w:space="0" w:color="D6DCEA"/>
-              <w:right w:val="single" w:sz="4" w:space="0" w:color="D6DCEA"/>
-            </w:tcBorders>
-          </w:tcPr>
-          <w:p>
-            <w:pPr>
-              <w:pStyle w:val="Compact"/>
-              <w:widowControl/>
-              <w:spacing w:before="36" w:after="40"/>
-              <w:jc w:val="left"/>
-              <w:rPr>
-                <w:kern w:val="0"/>
-                <w:szCs w:val="24"/>
-                <w:lang w:val="en-US" w:eastAsia="en-US" w:bidi="ar-SA"/>
-              </w:rPr>
-            </w:pPr>
-            <w:r>
-              <w:rPr>
-                <w:rStyle w:val="VerbatimChar"/>
-                <w:kern w:val="0"/>
-                <w:sz w:val="18"/>
-                <w:szCs w:val="24"/>
-                <w:lang w:val="en-US" w:eastAsia="en-US" w:bidi="ar-SA"/>
-              </w:rPr>
-              <w:t>/api/v1/analytics/overview</w:t>
-            </w:r>
-          </w:p>
-        </w:tc>
-        <w:tc>
-          <w:tcPr>
-            <w:tcW w:w="2340" w:type="dxa"/>
-            <w:tcBorders>
-              <w:top w:val="single" w:sz="4" w:space="0" w:color="D6DCEA"/>
-              <w:left w:val="single" w:sz="4" w:space="0" w:color="D6DCEA"/>
-              <w:bottom w:val="single" w:sz="4" w:space="0" w:color="D6DCEA"/>
-              <w:right w:val="single" w:sz="4" w:space="0" w:color="D6DCEA"/>
-            </w:tcBorders>
-          </w:tcPr>
-          <w:p>
-            <w:pPr>
-              <w:pStyle w:val="Compact"/>
-              <w:widowControl/>
-              <w:spacing w:before="36" w:after="40"/>
-              <w:jc w:val="left"/>
-              <w:rPr>
-                <w:kern w:val="0"/>
-                <w:szCs w:val="24"/>
-                <w:lang w:val="en-US" w:eastAsia="en-US" w:bidi="ar-SA"/>
-              </w:rPr>
-            </w:pPr>
-            <w:r>
-              <w:rPr>
-                <w:kern w:val="0"/>
-                <w:sz w:val="18"/>
-                <w:szCs w:val="24"/>
-                <w:lang w:val="en-US" w:eastAsia="en-US" w:bidi="ar-SA"/>
-              </w:rPr>
-              <w:t>Нагрузка отдела по месяцам, периоды конфликтов, распределение дней, выводы (с v0.3.0)</w:t>
-            </w:r>
-          </w:p>
-        </w:tc>
-        <w:tc>
-          <w:tcPr>
-            <w:tcW w:w="2340" w:type="dxa"/>
-            <w:tcBorders>
-              <w:top w:val="single" w:sz="4" w:space="0" w:color="D6DCEA"/>
-              <w:left w:val="single" w:sz="4" w:space="0" w:color="D6DCEA"/>
-              <w:bottom w:val="single" w:sz="4" w:space="0" w:color="D6DCEA"/>
-              <w:right w:val="single" w:sz="4" w:space="0" w:color="D6DCEA"/>
-            </w:tcBorders>
-          </w:tcPr>
-          <w:p>
-            <w:pPr>
-              <w:pStyle w:val="Compact"/>
-              <w:widowControl/>
-              <w:spacing w:before="36" w:after="40"/>
-              <w:jc w:val="left"/>
-              <w:rPr>
-                <w:kern w:val="0"/>
-                <w:szCs w:val="24"/>
-                <w:lang w:val="en-US" w:eastAsia="en-US" w:bidi="ar-SA"/>
-              </w:rPr>
-            </w:pPr>
-            <w:r>
-              <w:rPr>
-                <w:rStyle w:val="VerbatimChar"/>
-                <w:kern w:val="0"/>
-                <w:sz w:val="18"/>
-                <w:szCs w:val="24"/>
-                <w:lang w:val="en-US" w:eastAsia="en-US" w:bidi="ar-SA"/>
-              </w:rPr>
-              <w:t>getDepartmentOverview</w:t>
-            </w:r>
-          </w:p>
-        </w:tc>
-      </w:tr>
-      <w:tr>
-        <w:trPr/>
-        <w:tc>
-          <w:tcPr>
-            <w:tcW w:w="2339" w:type="dxa"/>
-            <w:tcBorders>
-              <w:top w:val="single" w:sz="4" w:space="0" w:color="D6DCEA"/>
-              <w:left w:val="single" w:sz="4" w:space="0" w:color="D6DCEA"/>
-              <w:bottom w:val="single" w:sz="4" w:space="0" w:color="D6DCEA"/>
-              <w:right w:val="single" w:sz="4" w:space="0" w:color="D6DCEA"/>
-            </w:tcBorders>
-          </w:tcPr>
-          <w:p>
-            <w:pPr>
-              <w:pStyle w:val="Compact"/>
-              <w:widowControl/>
-              <w:spacing w:before="36" w:after="40"/>
-              <w:jc w:val="left"/>
-              <w:rPr>
-                <w:kern w:val="0"/>
-                <w:szCs w:val="24"/>
-                <w:lang w:val="en-US" w:eastAsia="en-US" w:bidi="ar-SA"/>
-              </w:rPr>
-            </w:pPr>
-            <w:r>
-              <w:rPr>
-                <w:kern w:val="0"/>
-                <w:sz w:val="18"/>
-                <w:szCs w:val="24"/>
-                <w:lang w:val="en-US" w:eastAsia="en-US" w:bidi="ar-SA"/>
-              </w:rPr>
-              <w:t>GET</w:t>
-            </w:r>
-          </w:p>
-        </w:tc>
-        <w:tc>
-          <w:tcPr>
-            <w:tcW w:w="2340" w:type="dxa"/>
-            <w:tcBorders>
-              <w:top w:val="single" w:sz="4" w:space="0" w:color="D6DCEA"/>
-              <w:left w:val="single" w:sz="4" w:space="0" w:color="D6DCEA"/>
-              <w:bottom w:val="single" w:sz="4" w:space="0" w:color="D6DCEA"/>
-              <w:right w:val="single" w:sz="4" w:space="0" w:color="D6DCEA"/>
-            </w:tcBorders>
-          </w:tcPr>
-          <w:p>
-            <w:pPr>
-              <w:pStyle w:val="Compact"/>
-              <w:widowControl/>
-              <w:spacing w:before="36" w:after="40"/>
-              <w:jc w:val="left"/>
-              <w:rPr>
-                <w:kern w:val="0"/>
-                <w:szCs w:val="24"/>
-                <w:lang w:val="en-US" w:eastAsia="en-US" w:bidi="ar-SA"/>
-              </w:rPr>
-            </w:pPr>
-            <w:r>
-              <w:rPr>
-                <w:rStyle w:val="VerbatimChar"/>
-                <w:kern w:val="0"/>
-                <w:sz w:val="18"/>
-                <w:szCs w:val="24"/>
-                <w:lang w:val="en-US" w:eastAsia="en-US" w:bidi="ar-SA"/>
-              </w:rPr>
-              <w:t>/api/v1/analytics/team</w:t>
-            </w:r>
-          </w:p>
-        </w:tc>
-        <w:tc>
-          <w:tcPr>
-            <w:tcW w:w="2340" w:type="dxa"/>
-            <w:tcBorders>
-              <w:top w:val="single" w:sz="4" w:space="0" w:color="D6DCEA"/>
-              <w:left w:val="single" w:sz="4" w:space="0" w:color="D6DCEA"/>
-              <w:bottom w:val="single" w:sz="4" w:space="0" w:color="D6DCEA"/>
-              <w:right w:val="single" w:sz="4" w:space="0" w:color="D6DCEA"/>
-            </w:tcBorders>
-          </w:tcPr>
-          <w:p>
-            <w:pPr>
-              <w:pStyle w:val="Compact"/>
-              <w:widowControl/>
-              <w:spacing w:before="36" w:after="40"/>
-              <w:jc w:val="left"/>
-              <w:rPr>
-                <w:kern w:val="0"/>
-                <w:szCs w:val="24"/>
-                <w:lang w:val="en-US" w:eastAsia="en-US" w:bidi="ar-SA"/>
-              </w:rPr>
-            </w:pPr>
-            <w:r>
-              <w:rPr>
-                <w:kern w:val="0"/>
-                <w:sz w:val="18"/>
-                <w:szCs w:val="24"/>
-                <w:lang w:val="en-US" w:eastAsia="en-US" w:bidi="ar-SA"/>
-              </w:rPr>
-              <w:t>Состав отдела или проекта на дату — офис, удалёнка, отпуск, выходной (с v0.3.0)</w:t>
-            </w:r>
-          </w:p>
-        </w:tc>
-        <w:tc>
-          <w:tcPr>
-            <w:tcW w:w="2340" w:type="dxa"/>
-            <w:tcBorders>
-              <w:top w:val="single" w:sz="4" w:space="0" w:color="D6DCEA"/>
-              <w:left w:val="single" w:sz="4" w:space="0" w:color="D6DCEA"/>
-              <w:bottom w:val="single" w:sz="4" w:space="0" w:color="D6DCEA"/>
-              <w:right w:val="single" w:sz="4" w:space="0" w:color="D6DCEA"/>
-            </w:tcBorders>
-          </w:tcPr>
-          <w:p>
-            <w:pPr>
-              <w:pStyle w:val="Compact"/>
-              <w:widowControl/>
-              <w:spacing w:before="36" w:after="40"/>
-              <w:jc w:val="left"/>
-              <w:rPr>
-                <w:kern w:val="0"/>
-                <w:szCs w:val="24"/>
-                <w:lang w:val="en-US" w:eastAsia="en-US" w:bidi="ar-SA"/>
-              </w:rPr>
-            </w:pPr>
-            <w:r>
-              <w:rPr>
-                <w:rStyle w:val="VerbatimChar"/>
-                <w:kern w:val="0"/>
-                <w:sz w:val="18"/>
-                <w:szCs w:val="24"/>
-                <w:lang w:val="en-US" w:eastAsia="en-US" w:bidi="ar-SA"/>
-              </w:rPr>
-              <w:t>getTeamToday</w:t>
-            </w:r>
-          </w:p>
-        </w:tc>
-      </w:tr>
-      <w:tr>
-        <w:trPr/>
-        <w:tc>
-          <w:tcPr>
-            <w:tcW w:w="2339" w:type="dxa"/>
-            <w:tcBorders>
-              <w:top w:val="single" w:sz="4" w:space="0" w:color="D6DCEA"/>
-              <w:left w:val="single" w:sz="4" w:space="0" w:color="D6DCEA"/>
-              <w:bottom w:val="single" w:sz="4" w:space="0" w:color="D6DCEA"/>
-              <w:right w:val="single" w:sz="4" w:space="0" w:color="D6DCEA"/>
-            </w:tcBorders>
-          </w:tcPr>
-          <w:p>
-            <w:pPr>
-              <w:pStyle w:val="Compact"/>
-              <w:widowControl/>
-              <w:spacing w:before="36" w:after="40"/>
-              <w:jc w:val="left"/>
-              <w:rPr>
-                <w:kern w:val="0"/>
-                <w:szCs w:val="24"/>
-                <w:lang w:val="en-US" w:eastAsia="en-US" w:bidi="ar-SA"/>
-              </w:rPr>
-            </w:pPr>
-            <w:r>
-              <w:rPr>
-                <w:kern w:val="0"/>
-                <w:sz w:val="18"/>
-                <w:szCs w:val="24"/>
-                <w:lang w:val="en-US" w:eastAsia="en-US" w:bidi="ar-SA"/>
-              </w:rPr>
-              <w:t>GET</w:t>
-            </w:r>
-          </w:p>
-        </w:tc>
-        <w:tc>
-          <w:tcPr>
-            <w:tcW w:w="2340" w:type="dxa"/>
-            <w:tcBorders>
-              <w:top w:val="single" w:sz="4" w:space="0" w:color="D6DCEA"/>
-              <w:left w:val="single" w:sz="4" w:space="0" w:color="D6DCEA"/>
-              <w:bottom w:val="single" w:sz="4" w:space="0" w:color="D6DCEA"/>
-              <w:right w:val="single" w:sz="4" w:space="0" w:color="D6DCEA"/>
-            </w:tcBorders>
-          </w:tcPr>
-          <w:p>
-            <w:pPr>
-              <w:pStyle w:val="Compact"/>
-              <w:widowControl/>
-              <w:spacing w:before="36" w:after="40"/>
-              <w:jc w:val="left"/>
-              <w:rPr>
-                <w:kern w:val="0"/>
-                <w:szCs w:val="24"/>
-                <w:lang w:val="en-US" w:eastAsia="en-US" w:bidi="ar-SA"/>
-              </w:rPr>
-            </w:pPr>
-            <w:r>
-              <w:rPr>
-                <w:rStyle w:val="VerbatimChar"/>
-                <w:kern w:val="0"/>
-                <w:sz w:val="18"/>
-                <w:szCs w:val="24"/>
-                <w:lang w:val="en-US" w:eastAsia="en-US" w:bidi="ar-SA"/>
-              </w:rPr>
-              <w:t>/api/v1/analytics/suggestions</w:t>
-            </w:r>
-          </w:p>
-        </w:tc>
-        <w:tc>
-          <w:tcPr>
-            <w:tcW w:w="2340" w:type="dxa"/>
-            <w:tcBorders>
-              <w:top w:val="single" w:sz="4" w:space="0" w:color="D6DCEA"/>
-              <w:left w:val="single" w:sz="4" w:space="0" w:color="D6DCEA"/>
-              <w:bottom w:val="single" w:sz="4" w:space="0" w:color="D6DCEA"/>
-              <w:right w:val="single" w:sz="4" w:space="0" w:color="D6DCEA"/>
-            </w:tcBorders>
-          </w:tcPr>
-          <w:p>
-            <w:pPr>
-              <w:pStyle w:val="Compact"/>
-              <w:widowControl/>
-              <w:spacing w:before="36" w:after="40"/>
-              <w:jc w:val="left"/>
-              <w:rPr>
-                <w:kern w:val="0"/>
-                <w:szCs w:val="24"/>
-                <w:lang w:val="en-US" w:eastAsia="en-US" w:bidi="ar-SA"/>
-              </w:rPr>
-            </w:pPr>
-            <w:r>
-              <w:rPr>
-                <w:kern w:val="0"/>
-                <w:sz w:val="18"/>
-                <w:szCs w:val="24"/>
-                <w:lang w:val="en-US" w:eastAsia="en-US" w:bidi="ar-SA"/>
-              </w:rPr>
-              <w:t>Лучшие окна для отпуска с учётом нагрузки отдела и праздников (с v0.3.0)</w:t>
-            </w:r>
-          </w:p>
-        </w:tc>
-        <w:tc>
-          <w:tcPr>
-            <w:tcW w:w="2340" w:type="dxa"/>
-            <w:tcBorders>
-              <w:top w:val="single" w:sz="4" w:space="0" w:color="D6DCEA"/>
-              <w:left w:val="single" w:sz="4" w:space="0" w:color="D6DCEA"/>
-              <w:bottom w:val="single" w:sz="4" w:space="0" w:color="D6DCEA"/>
-              <w:right w:val="single" w:sz="4" w:space="0" w:color="D6DCEA"/>
-            </w:tcBorders>
-          </w:tcPr>
-          <w:p>
-            <w:pPr>
-              <w:pStyle w:val="Compact"/>
-              <w:widowControl/>
-              <w:spacing w:before="36" w:after="40"/>
-              <w:jc w:val="left"/>
-              <w:rPr>
-                <w:kern w:val="0"/>
-                <w:szCs w:val="24"/>
-                <w:lang w:val="en-US" w:eastAsia="en-US" w:bidi="ar-SA"/>
-              </w:rPr>
-            </w:pPr>
-            <w:r>
-              <w:rPr>
-                <w:rStyle w:val="VerbatimChar"/>
-                <w:kern w:val="0"/>
-                <w:sz w:val="18"/>
-                <w:szCs w:val="24"/>
-                <w:lang w:val="en-US" w:eastAsia="en-US" w:bidi="ar-SA"/>
-              </w:rPr>
-              <w:t>suggestVacationDates</w:t>
-            </w:r>
-            <w:bookmarkStart w:id="14" w:name="каталог-операций"/>
-            <w:bookmarkEnd w:id="14"/>
+              <w:t>exportVacations</w:t>
+            </w:r>
           </w:p>
         </w:tc>
       </w:tr>
     </w:tbl>
     <w:p>
       <w:pPr>
-        <w:pStyle w:val="Heading1"/>
+        <w:pStyle w:val="BodyText"/>
         <w:rPr/>
       </w:pPr>
-      <w:bookmarkStart w:id="15" w:name="__RefHeading___Toc6635_1756087021"/>
-      <w:bookmarkEnd w:id="15"/>
       <w:r>
         <w:rPr>
-          <w:rStyle w:val="SectionNumber"/>
+          <w:b/>
+          <w:bCs/>
         </w:rPr>
-        <w:t>8</w:t>
+        <w:t>Аналитика</w:t>
       </w:r>
       <w:r>
         <w:rPr/>
-        <w:tab/>
-        <w:t>Каталог ошибок</w:t>
-      </w:r>
-    </w:p>
-    <w:p>
-      <w:pPr>
-        <w:pStyle w:val="FirstParagraph"/>
-        <w:rPr/>
-      </w:pPr>
-      <w:r>
-        <w:rPr>
-          <w:rStyle w:val="VerbatimChar"/>
-        </w:rPr>
-        <w:t>type</w:t>
-      </w:r>
-      <w:r>
-        <w:rPr/>
-        <w:t xml:space="preserve"> — </w:t>
-      </w:r>
-      <w:r>
-        <w:rPr>
-          <w:rStyle w:val="VerbatimChar"/>
-        </w:rPr>
-        <w:t>https://vacation.planner/problems/&lt;код&gt;</w:t>
-      </w:r>
-      <w:r>
-        <w:rPr/>
-        <w:t xml:space="preserve">; </w:t>
-      </w:r>
-      <w:r>
-        <w:rPr>
-          <w:rStyle w:val="VerbatimChar"/>
-        </w:rPr>
-        <w:t>title</w:t>
-      </w:r>
-      <w:r>
-        <w:rPr/>
-        <w:t xml:space="preserve"> — короткий текст для человека, </w:t>
-      </w:r>
-      <w:r>
-        <w:rPr>
-          <w:rStyle w:val="VerbatimChar"/>
-        </w:rPr>
-        <w:t>detail</w:t>
-      </w:r>
-      <w:r>
-        <w:rPr/>
-        <w:t xml:space="preserve"> — уточнение для конкретного случая. Новые коды добавляются одновременно в </w:t>
-      </w:r>
-      <w:r>
-        <w:rPr>
-          <w:rStyle w:val="VerbatimChar"/>
-        </w:rPr>
-        <w:t>server/src/infra/problems.ts</w:t>
-      </w:r>
-      <w:r>
-        <w:rPr/>
-        <w:t>, контракт и документ 5 (тексты интерфейса).</w:t>
-      </w:r>
-    </w:p>
-    <w:tbl>
-      <w:tblPr>
-        <w:tblStyle w:val="Table"/>
-        <w:tblW w:w="5000" w:type="pct"/>
-        <w:jc w:val="center"/>
-        <w:tblInd w:w="0" w:type="dxa"/>
-        <w:tblLayout w:type="fixed"/>
-        <w:tblCellMar>
-          <w:top w:w="0" w:type="dxa"/>
-          <w:left w:w="108" w:type="dxa"/>
-          <w:bottom w:w="0" w:type="dxa"/>
-          <w:right w:w="108" w:type="dxa"/>
-        </w:tblCellMar>
-        <w:tblLook w:val="0020" w:noHBand="0" w:noVBand="0" w:firstColumn="0" w:lastRow="0" w:lastColumn="0" w:firstRow="1"/>
-      </w:tblPr>
-      <w:tblGrid>
-        <w:gridCol w:w="3120"/>
-        <w:gridCol w:w="3120"/>
-        <w:gridCol w:w="3120"/>
-      </w:tblGrid>
-      <w:tr>
-        <w:trPr>
-          <w:tblHeader w:val="true"/>
-        </w:trPr>
-        <w:tc>
-          <w:tcPr>
-            <w:tcW w:w="3120" w:type="dxa"/>
-            <w:tcBorders>
-              <w:top w:val="single" w:sz="4" w:space="0" w:color="D6DCEA"/>
-              <w:left w:val="single" w:sz="4" w:space="0" w:color="D6DCEA"/>
-              <w:bottom w:val="single" w:sz="6" w:space="0" w:color="000000"/>
-              <w:right w:val="single" w:sz="4" w:space="0" w:color="D6DCEA"/>
-            </w:tcBorders>
-            <w:shd w:color="auto" w:fill="EEF2FB" w:val="clear"/>
-            <w:vAlign w:val="bottom"/>
-          </w:tcPr>
-          <w:p>
-            <w:pPr>
-              <w:pStyle w:val="Compact"/>
-              <w:widowControl/>
-              <w:spacing w:before="36" w:after="40"/>
-              <w:jc w:val="left"/>
-              <w:rPr>
-                <w:kern w:val="0"/>
-                <w:szCs w:val="24"/>
-                <w:lang w:val="en-US" w:eastAsia="en-US" w:bidi="ar-SA"/>
-              </w:rPr>
-            </w:pPr>
-            <w:r>
-              <w:rPr>
-                <w:b/>
-                <w:kern w:val="0"/>
-                <w:sz w:val="18"/>
-                <w:szCs w:val="24"/>
-                <w:lang w:val="en-US" w:eastAsia="en-US" w:bidi="ar-SA"/>
-              </w:rPr>
-              <w:t>Код (type)</w:t>
-            </w:r>
-          </w:p>
-        </w:tc>
-        <w:tc>
-          <w:tcPr>
-            <w:tcW w:w="3120" w:type="dxa"/>
-            <w:tcBorders>
-              <w:top w:val="single" w:sz="4" w:space="0" w:color="D6DCEA"/>
-              <w:left w:val="single" w:sz="4" w:space="0" w:color="D6DCEA"/>
-              <w:bottom w:val="single" w:sz="6" w:space="0" w:color="000000"/>
-              <w:right w:val="single" w:sz="4" w:space="0" w:color="D6DCEA"/>
-            </w:tcBorders>
-            <w:shd w:color="auto" w:fill="EEF2FB" w:val="clear"/>
-            <w:vAlign w:val="bottom"/>
-          </w:tcPr>
-          <w:p>
-            <w:pPr>
-              <w:pStyle w:val="Compact"/>
-              <w:widowControl/>
-              <w:spacing w:before="36" w:after="40"/>
-              <w:jc w:val="left"/>
-              <w:rPr>
-                <w:kern w:val="0"/>
-                <w:szCs w:val="24"/>
-                <w:lang w:val="en-US" w:eastAsia="en-US" w:bidi="ar-SA"/>
-              </w:rPr>
-            </w:pPr>
-            <w:r>
-              <w:rPr>
-                <w:b/>
-                <w:kern w:val="0"/>
-                <w:sz w:val="18"/>
-                <w:szCs w:val="24"/>
-                <w:lang w:val="en-US" w:eastAsia="en-US" w:bidi="ar-SA"/>
-              </w:rPr>
-              <w:t>HTTP</w:t>
-            </w:r>
-          </w:p>
-        </w:tc>
-        <w:tc>
-          <w:tcPr>
-            <w:tcW w:w="3120" w:type="dxa"/>
-            <w:tcBorders>
-              <w:top w:val="single" w:sz="4" w:space="0" w:color="D6DCEA"/>
-              <w:left w:val="single" w:sz="4" w:space="0" w:color="D6DCEA"/>
-              <w:bottom w:val="single" w:sz="6" w:space="0" w:color="000000"/>
-              <w:right w:val="single" w:sz="4" w:space="0" w:color="D6DCEA"/>
-            </w:tcBorders>
-            <w:shd w:color="auto" w:fill="EEF2FB" w:val="clear"/>
-            <w:vAlign w:val="bottom"/>
-          </w:tcPr>
-          <w:p>
-            <w:pPr>
-              <w:pStyle w:val="Compact"/>
-              <w:widowControl/>
-              <w:spacing w:before="36" w:after="40"/>
-              <w:jc w:val="left"/>
-              <w:rPr>
-                <w:kern w:val="0"/>
-                <w:szCs w:val="24"/>
-                <w:lang w:val="en-US" w:eastAsia="en-US" w:bidi="ar-SA"/>
-              </w:rPr>
-            </w:pPr>
-            <w:r>
-              <w:rPr>
-                <w:b/>
-                <w:kern w:val="0"/>
-                <w:sz w:val="18"/>
-                <w:szCs w:val="24"/>
-                <w:lang w:val="en-US" w:eastAsia="en-US" w:bidi="ar-SA"/>
-              </w:rPr>
-              <w:t>Заголовок (title)</w:t>
-            </w:r>
-          </w:p>
-        </w:tc>
-      </w:tr>
-      <w:tr>
-        <w:trPr/>
-        <w:tc>
-          <w:tcPr>
-            <w:tcW w:w="3120" w:type="dxa"/>
-            <w:tcBorders>
-              <w:top w:val="single" w:sz="4" w:space="0" w:color="D6DCEA"/>
-              <w:left w:val="single" w:sz="4" w:space="0" w:color="D6DCEA"/>
-              <w:bottom w:val="single" w:sz="4" w:space="0" w:color="D6DCEA"/>
-              <w:right w:val="single" w:sz="4" w:space="0" w:color="D6DCEA"/>
-            </w:tcBorders>
-          </w:tcPr>
-          <w:p>
-            <w:pPr>
-              <w:pStyle w:val="Compact"/>
-              <w:widowControl/>
-              <w:spacing w:before="36" w:after="40"/>
-              <w:jc w:val="left"/>
-              <w:rPr>
-                <w:kern w:val="0"/>
-                <w:szCs w:val="24"/>
-                <w:lang w:val="en-US" w:eastAsia="en-US" w:bidi="ar-SA"/>
-              </w:rPr>
-            </w:pPr>
-            <w:r>
-              <w:rPr>
-                <w:rStyle w:val="VerbatimChar"/>
-                <w:kern w:val="0"/>
-                <w:sz w:val="18"/>
-                <w:szCs w:val="24"/>
-                <w:lang w:val="en-US" w:eastAsia="en-US" w:bidi="ar-SA"/>
-              </w:rPr>
-              <w:t>auth/invalid-credentials</w:t>
-            </w:r>
-          </w:p>
-        </w:tc>
-        <w:tc>
-          <w:tcPr>
-            <w:tcW w:w="3120" w:type="dxa"/>
-            <w:tcBorders>
-              <w:top w:val="single" w:sz="4" w:space="0" w:color="D6DCEA"/>
-              <w:left w:val="single" w:sz="4" w:space="0" w:color="D6DCEA"/>
-              <w:bottom w:val="single" w:sz="4" w:space="0" w:color="D6DCEA"/>
-              <w:right w:val="single" w:sz="4" w:space="0" w:color="D6DCEA"/>
-            </w:tcBorders>
-          </w:tcPr>
-          <w:p>
-            <w:pPr>
-              <w:pStyle w:val="Compact"/>
-              <w:widowControl/>
-              <w:spacing w:before="36" w:after="40"/>
-              <w:jc w:val="left"/>
-              <w:rPr>
-                <w:kern w:val="0"/>
-                <w:szCs w:val="24"/>
-                <w:lang w:val="en-US" w:eastAsia="en-US" w:bidi="ar-SA"/>
-              </w:rPr>
-            </w:pPr>
-            <w:r>
-              <w:rPr>
-                <w:kern w:val="0"/>
-                <w:sz w:val="18"/>
-                <w:szCs w:val="24"/>
-                <w:lang w:val="en-US" w:eastAsia="en-US" w:bidi="ar-SA"/>
-              </w:rPr>
-              <w:t>401</w:t>
-            </w:r>
-          </w:p>
-        </w:tc>
-        <w:tc>
-          <w:tcPr>
-            <w:tcW w:w="3120" w:type="dxa"/>
-            <w:tcBorders>
-              <w:top w:val="single" w:sz="4" w:space="0" w:color="D6DCEA"/>
-              <w:left w:val="single" w:sz="4" w:space="0" w:color="D6DCEA"/>
-              <w:bottom w:val="single" w:sz="4" w:space="0" w:color="D6DCEA"/>
-              <w:right w:val="single" w:sz="4" w:space="0" w:color="D6DCEA"/>
-            </w:tcBorders>
-          </w:tcPr>
-          <w:p>
-            <w:pPr>
-              <w:pStyle w:val="Compact"/>
-              <w:widowControl/>
-              <w:spacing w:before="36" w:after="40"/>
-              <w:jc w:val="left"/>
-              <w:rPr>
-                <w:kern w:val="0"/>
-                <w:szCs w:val="24"/>
-                <w:lang w:val="en-US" w:eastAsia="en-US" w:bidi="ar-SA"/>
-              </w:rPr>
-            </w:pPr>
-            <w:r>
-              <w:rPr>
-                <w:kern w:val="0"/>
-                <w:sz w:val="18"/>
-                <w:szCs w:val="24"/>
-                <w:lang w:val="en-US" w:eastAsia="en-US" w:bidi="ar-SA"/>
-              </w:rPr>
-              <w:t>Неверный логин или пароль</w:t>
-            </w:r>
-          </w:p>
-        </w:tc>
-      </w:tr>
-      <w:tr>
-        <w:trPr/>
-        <w:tc>
-          <w:tcPr>
-            <w:tcW w:w="3120" w:type="dxa"/>
-            <w:tcBorders>
-              <w:top w:val="single" w:sz="4" w:space="0" w:color="D6DCEA"/>
-              <w:left w:val="single" w:sz="4" w:space="0" w:color="D6DCEA"/>
-              <w:bottom w:val="single" w:sz="4" w:space="0" w:color="D6DCEA"/>
-              <w:right w:val="single" w:sz="4" w:space="0" w:color="D6DCEA"/>
-            </w:tcBorders>
-          </w:tcPr>
-          <w:p>
-            <w:pPr>
-              <w:pStyle w:val="Compact"/>
-              <w:widowControl/>
-              <w:spacing w:before="36" w:after="40"/>
-              <w:jc w:val="left"/>
-              <w:rPr>
-                <w:kern w:val="0"/>
-                <w:szCs w:val="24"/>
-                <w:lang w:val="en-US" w:eastAsia="en-US" w:bidi="ar-SA"/>
-              </w:rPr>
-            </w:pPr>
-            <w:r>
-              <w:rPr>
-                <w:rStyle w:val="VerbatimChar"/>
-                <w:kern w:val="0"/>
-                <w:sz w:val="18"/>
-                <w:szCs w:val="24"/>
-                <w:lang w:val="en-US" w:eastAsia="en-US" w:bidi="ar-SA"/>
-              </w:rPr>
-              <w:t>auth/token-expired</w:t>
-            </w:r>
-          </w:p>
-        </w:tc>
-        <w:tc>
-          <w:tcPr>
-            <w:tcW w:w="3120" w:type="dxa"/>
-            <w:tcBorders>
-              <w:top w:val="single" w:sz="4" w:space="0" w:color="D6DCEA"/>
-              <w:left w:val="single" w:sz="4" w:space="0" w:color="D6DCEA"/>
-              <w:bottom w:val="single" w:sz="4" w:space="0" w:color="D6DCEA"/>
-              <w:right w:val="single" w:sz="4" w:space="0" w:color="D6DCEA"/>
-            </w:tcBorders>
-          </w:tcPr>
-          <w:p>
-            <w:pPr>
-              <w:pStyle w:val="Compact"/>
-              <w:widowControl/>
-              <w:spacing w:before="36" w:after="40"/>
-              <w:jc w:val="left"/>
-              <w:rPr>
-                <w:kern w:val="0"/>
-                <w:szCs w:val="24"/>
-                <w:lang w:val="en-US" w:eastAsia="en-US" w:bidi="ar-SA"/>
-              </w:rPr>
-            </w:pPr>
-            <w:r>
-              <w:rPr>
-                <w:kern w:val="0"/>
-                <w:sz w:val="18"/>
-                <w:szCs w:val="24"/>
-                <w:lang w:val="en-US" w:eastAsia="en-US" w:bidi="ar-SA"/>
-              </w:rPr>
-              <w:t>401</w:t>
-            </w:r>
-          </w:p>
-        </w:tc>
-        <w:tc>
-          <w:tcPr>
-            <w:tcW w:w="3120" w:type="dxa"/>
-            <w:tcBorders>
-              <w:top w:val="single" w:sz="4" w:space="0" w:color="D6DCEA"/>
-              <w:left w:val="single" w:sz="4" w:space="0" w:color="D6DCEA"/>
-              <w:bottom w:val="single" w:sz="4" w:space="0" w:color="D6DCEA"/>
-              <w:right w:val="single" w:sz="4" w:space="0" w:color="D6DCEA"/>
-            </w:tcBorders>
-          </w:tcPr>
-          <w:p>
-            <w:pPr>
-              <w:pStyle w:val="Compact"/>
-              <w:widowControl/>
-              <w:spacing w:before="36" w:after="40"/>
-              <w:jc w:val="left"/>
-              <w:rPr>
-                <w:kern w:val="0"/>
-                <w:szCs w:val="24"/>
-                <w:lang w:val="en-US" w:eastAsia="en-US" w:bidi="ar-SA"/>
-              </w:rPr>
-            </w:pPr>
-            <w:r>
-              <w:rPr>
-                <w:kern w:val="0"/>
-                <w:sz w:val="18"/>
-                <w:szCs w:val="24"/>
-                <w:lang w:val="en-US" w:eastAsia="en-US" w:bidi="ar-SA"/>
-              </w:rPr>
-              <w:t>Сессия истекла</w:t>
-            </w:r>
-          </w:p>
-        </w:tc>
-      </w:tr>
-      <w:tr>
-        <w:trPr/>
-        <w:tc>
-          <w:tcPr>
-            <w:tcW w:w="3120" w:type="dxa"/>
-            <w:tcBorders>
-              <w:top w:val="single" w:sz="4" w:space="0" w:color="D6DCEA"/>
-              <w:left w:val="single" w:sz="4" w:space="0" w:color="D6DCEA"/>
-              <w:bottom w:val="single" w:sz="4" w:space="0" w:color="D6DCEA"/>
-              <w:right w:val="single" w:sz="4" w:space="0" w:color="D6DCEA"/>
-            </w:tcBorders>
-          </w:tcPr>
-          <w:p>
-            <w:pPr>
-              <w:pStyle w:val="Compact"/>
-              <w:widowControl/>
-              <w:spacing w:before="36" w:after="40"/>
-              <w:jc w:val="left"/>
-              <w:rPr>
-                <w:kern w:val="0"/>
-                <w:szCs w:val="24"/>
-                <w:lang w:val="en-US" w:eastAsia="en-US" w:bidi="ar-SA"/>
-              </w:rPr>
-            </w:pPr>
-            <w:r>
-              <w:rPr>
-                <w:rStyle w:val="VerbatimChar"/>
-                <w:kern w:val="0"/>
-                <w:sz w:val="18"/>
-                <w:szCs w:val="24"/>
-                <w:lang w:val="en-US" w:eastAsia="en-US" w:bidi="ar-SA"/>
-              </w:rPr>
-              <w:t>auth/forbidden</w:t>
-            </w:r>
-          </w:p>
-        </w:tc>
-        <w:tc>
-          <w:tcPr>
-            <w:tcW w:w="3120" w:type="dxa"/>
-            <w:tcBorders>
-              <w:top w:val="single" w:sz="4" w:space="0" w:color="D6DCEA"/>
-              <w:left w:val="single" w:sz="4" w:space="0" w:color="D6DCEA"/>
-              <w:bottom w:val="single" w:sz="4" w:space="0" w:color="D6DCEA"/>
-              <w:right w:val="single" w:sz="4" w:space="0" w:color="D6DCEA"/>
-            </w:tcBorders>
-          </w:tcPr>
-          <w:p>
-            <w:pPr>
-              <w:pStyle w:val="Compact"/>
-              <w:widowControl/>
-              <w:spacing w:before="36" w:after="40"/>
-              <w:jc w:val="left"/>
-              <w:rPr>
-                <w:kern w:val="0"/>
-                <w:szCs w:val="24"/>
-                <w:lang w:val="en-US" w:eastAsia="en-US" w:bidi="ar-SA"/>
-              </w:rPr>
-            </w:pPr>
-            <w:r>
-              <w:rPr>
-                <w:kern w:val="0"/>
-                <w:sz w:val="18"/>
-                <w:szCs w:val="24"/>
-                <w:lang w:val="en-US" w:eastAsia="en-US" w:bidi="ar-SA"/>
-              </w:rPr>
-              <w:t>403</w:t>
-            </w:r>
-          </w:p>
-        </w:tc>
-        <w:tc>
-          <w:tcPr>
-            <w:tcW w:w="3120" w:type="dxa"/>
-            <w:tcBorders>
-              <w:top w:val="single" w:sz="4" w:space="0" w:color="D6DCEA"/>
-              <w:left w:val="single" w:sz="4" w:space="0" w:color="D6DCEA"/>
-              <w:bottom w:val="single" w:sz="4" w:space="0" w:color="D6DCEA"/>
-              <w:right w:val="single" w:sz="4" w:space="0" w:color="D6DCEA"/>
-            </w:tcBorders>
-          </w:tcPr>
-          <w:p>
-            <w:pPr>
-              <w:pStyle w:val="Compact"/>
-              <w:widowControl/>
-              <w:spacing w:before="36" w:after="40"/>
-              <w:jc w:val="left"/>
-              <w:rPr>
-                <w:kern w:val="0"/>
-                <w:szCs w:val="24"/>
-                <w:lang w:val="en-US" w:eastAsia="en-US" w:bidi="ar-SA"/>
-              </w:rPr>
-            </w:pPr>
-            <w:r>
-              <w:rPr>
-                <w:kern w:val="0"/>
-                <w:sz w:val="18"/>
-                <w:szCs w:val="24"/>
-                <w:lang w:val="en-US" w:eastAsia="en-US" w:bidi="ar-SA"/>
-              </w:rPr>
-              <w:t>Недостаточно прав для этого действия</w:t>
-            </w:r>
-          </w:p>
-        </w:tc>
-      </w:tr>
-      <w:tr>
-        <w:trPr/>
-        <w:tc>
-          <w:tcPr>
-            <w:tcW w:w="3120" w:type="dxa"/>
-            <w:tcBorders>
-              <w:top w:val="single" w:sz="4" w:space="0" w:color="D6DCEA"/>
-              <w:left w:val="single" w:sz="4" w:space="0" w:color="D6DCEA"/>
-              <w:bottom w:val="single" w:sz="4" w:space="0" w:color="D6DCEA"/>
-              <w:right w:val="single" w:sz="4" w:space="0" w:color="D6DCEA"/>
-            </w:tcBorders>
-          </w:tcPr>
-          <w:p>
-            <w:pPr>
-              <w:pStyle w:val="Compact"/>
-              <w:widowControl/>
-              <w:spacing w:before="36" w:after="40"/>
-              <w:jc w:val="left"/>
-              <w:rPr>
-                <w:kern w:val="0"/>
-                <w:szCs w:val="24"/>
-                <w:lang w:val="en-US" w:eastAsia="en-US" w:bidi="ar-SA"/>
-              </w:rPr>
-            </w:pPr>
-            <w:r>
-              <w:rPr>
-                <w:rStyle w:val="VerbatimChar"/>
-                <w:kern w:val="0"/>
-                <w:sz w:val="18"/>
-                <w:szCs w:val="24"/>
-                <w:lang w:val="en-US" w:eastAsia="en-US" w:bidi="ar-SA"/>
-              </w:rPr>
-              <w:t>validation/invalid-field</w:t>
-            </w:r>
-          </w:p>
-        </w:tc>
-        <w:tc>
-          <w:tcPr>
-            <w:tcW w:w="3120" w:type="dxa"/>
-            <w:tcBorders>
-              <w:top w:val="single" w:sz="4" w:space="0" w:color="D6DCEA"/>
-              <w:left w:val="single" w:sz="4" w:space="0" w:color="D6DCEA"/>
-              <w:bottom w:val="single" w:sz="4" w:space="0" w:color="D6DCEA"/>
-              <w:right w:val="single" w:sz="4" w:space="0" w:color="D6DCEA"/>
-            </w:tcBorders>
-          </w:tcPr>
-          <w:p>
-            <w:pPr>
-              <w:pStyle w:val="Compact"/>
-              <w:widowControl/>
-              <w:spacing w:before="36" w:after="40"/>
-              <w:jc w:val="left"/>
-              <w:rPr>
-                <w:kern w:val="0"/>
-                <w:szCs w:val="24"/>
-                <w:lang w:val="en-US" w:eastAsia="en-US" w:bidi="ar-SA"/>
-              </w:rPr>
-            </w:pPr>
-            <w:r>
-              <w:rPr>
-                <w:kern w:val="0"/>
-                <w:sz w:val="18"/>
-                <w:szCs w:val="24"/>
-                <w:lang w:val="en-US" w:eastAsia="en-US" w:bidi="ar-SA"/>
-              </w:rPr>
-              <w:t>400</w:t>
-            </w:r>
-          </w:p>
-        </w:tc>
-        <w:tc>
-          <w:tcPr>
-            <w:tcW w:w="3120" w:type="dxa"/>
-            <w:tcBorders>
-              <w:top w:val="single" w:sz="4" w:space="0" w:color="D6DCEA"/>
-              <w:left w:val="single" w:sz="4" w:space="0" w:color="D6DCEA"/>
-              <w:bottom w:val="single" w:sz="4" w:space="0" w:color="D6DCEA"/>
-              <w:right w:val="single" w:sz="4" w:space="0" w:color="D6DCEA"/>
-            </w:tcBorders>
-          </w:tcPr>
-          <w:p>
-            <w:pPr>
-              <w:pStyle w:val="Compact"/>
-              <w:widowControl/>
-              <w:spacing w:before="36" w:after="40"/>
-              <w:jc w:val="left"/>
-              <w:rPr>
-                <w:kern w:val="0"/>
-                <w:szCs w:val="24"/>
-                <w:lang w:val="en-US" w:eastAsia="en-US" w:bidi="ar-SA"/>
-              </w:rPr>
-            </w:pPr>
-            <w:r>
-              <w:rPr>
-                <w:kern w:val="0"/>
-                <w:sz w:val="18"/>
-                <w:szCs w:val="24"/>
-                <w:lang w:val="en-US" w:eastAsia="en-US" w:bidi="ar-SA"/>
-              </w:rPr>
-              <w:t>Некорректно заполнено поле</w:t>
-            </w:r>
-          </w:p>
-        </w:tc>
-      </w:tr>
-      <w:tr>
-        <w:trPr/>
-        <w:tc>
-          <w:tcPr>
-            <w:tcW w:w="3120" w:type="dxa"/>
-            <w:tcBorders>
-              <w:top w:val="single" w:sz="4" w:space="0" w:color="D6DCEA"/>
-              <w:left w:val="single" w:sz="4" w:space="0" w:color="D6DCEA"/>
-              <w:bottom w:val="single" w:sz="4" w:space="0" w:color="D6DCEA"/>
-              <w:right w:val="single" w:sz="4" w:space="0" w:color="D6DCEA"/>
-            </w:tcBorders>
-          </w:tcPr>
-          <w:p>
-            <w:pPr>
-              <w:pStyle w:val="Compact"/>
-              <w:widowControl/>
-              <w:spacing w:before="36" w:after="40"/>
-              <w:jc w:val="left"/>
-              <w:rPr>
-                <w:kern w:val="0"/>
-                <w:szCs w:val="24"/>
-                <w:lang w:val="en-US" w:eastAsia="en-US" w:bidi="ar-SA"/>
-              </w:rPr>
-            </w:pPr>
-            <w:r>
-              <w:rPr>
-                <w:rStyle w:val="VerbatimChar"/>
-                <w:kern w:val="0"/>
-                <w:sz w:val="18"/>
-                <w:szCs w:val="24"/>
-                <w:lang w:val="en-US" w:eastAsia="en-US" w:bidi="ar-SA"/>
-              </w:rPr>
-              <w:t>validation/bad-date-range</w:t>
-            </w:r>
-          </w:p>
-        </w:tc>
-        <w:tc>
-          <w:tcPr>
-            <w:tcW w:w="3120" w:type="dxa"/>
-            <w:tcBorders>
-              <w:top w:val="single" w:sz="4" w:space="0" w:color="D6DCEA"/>
-              <w:left w:val="single" w:sz="4" w:space="0" w:color="D6DCEA"/>
-              <w:bottom w:val="single" w:sz="4" w:space="0" w:color="D6DCEA"/>
-              <w:right w:val="single" w:sz="4" w:space="0" w:color="D6DCEA"/>
-            </w:tcBorders>
-          </w:tcPr>
-          <w:p>
-            <w:pPr>
-              <w:pStyle w:val="Compact"/>
-              <w:widowControl/>
-              <w:spacing w:before="36" w:after="40"/>
-              <w:jc w:val="left"/>
-              <w:rPr>
-                <w:kern w:val="0"/>
-                <w:szCs w:val="24"/>
-                <w:lang w:val="en-US" w:eastAsia="en-US" w:bidi="ar-SA"/>
-              </w:rPr>
-            </w:pPr>
-            <w:r>
-              <w:rPr>
-                <w:kern w:val="0"/>
-                <w:sz w:val="18"/>
-                <w:szCs w:val="24"/>
-                <w:lang w:val="en-US" w:eastAsia="en-US" w:bidi="ar-SA"/>
-              </w:rPr>
-              <w:t>400</w:t>
-            </w:r>
-          </w:p>
-        </w:tc>
-        <w:tc>
-          <w:tcPr>
-            <w:tcW w:w="3120" w:type="dxa"/>
-            <w:tcBorders>
-              <w:top w:val="single" w:sz="4" w:space="0" w:color="D6DCEA"/>
-              <w:left w:val="single" w:sz="4" w:space="0" w:color="D6DCEA"/>
-              <w:bottom w:val="single" w:sz="4" w:space="0" w:color="D6DCEA"/>
-              <w:right w:val="single" w:sz="4" w:space="0" w:color="D6DCEA"/>
-            </w:tcBorders>
-          </w:tcPr>
-          <w:p>
-            <w:pPr>
-              <w:pStyle w:val="Compact"/>
-              <w:widowControl/>
-              <w:spacing w:before="36" w:after="40"/>
-              <w:jc w:val="left"/>
-              <w:rPr>
-                <w:kern w:val="0"/>
-                <w:szCs w:val="24"/>
-                <w:lang w:val="en-US" w:eastAsia="en-US" w:bidi="ar-SA"/>
-              </w:rPr>
-            </w:pPr>
-            <w:r>
-              <w:rPr>
-                <w:kern w:val="0"/>
-                <w:sz w:val="18"/>
-                <w:szCs w:val="24"/>
-                <w:lang w:val="en-US" w:eastAsia="en-US" w:bidi="ar-SA"/>
-              </w:rPr>
-              <w:t>Дата окончания раньше даты начала или даты в прошлом</w:t>
-            </w:r>
-          </w:p>
-        </w:tc>
-      </w:tr>
-      <w:tr>
-        <w:trPr/>
-        <w:tc>
-          <w:tcPr>
-            <w:tcW w:w="3120" w:type="dxa"/>
-            <w:tcBorders>
-              <w:top w:val="single" w:sz="4" w:space="0" w:color="D6DCEA"/>
-              <w:left w:val="single" w:sz="4" w:space="0" w:color="D6DCEA"/>
-              <w:bottom w:val="single" w:sz="4" w:space="0" w:color="D6DCEA"/>
-              <w:right w:val="single" w:sz="4" w:space="0" w:color="D6DCEA"/>
-            </w:tcBorders>
-          </w:tcPr>
-          <w:p>
-            <w:pPr>
-              <w:pStyle w:val="Compact"/>
-              <w:widowControl/>
-              <w:spacing w:before="36" w:after="40"/>
-              <w:jc w:val="left"/>
-              <w:rPr>
-                <w:kern w:val="0"/>
-                <w:szCs w:val="24"/>
-                <w:lang w:val="en-US" w:eastAsia="en-US" w:bidi="ar-SA"/>
-              </w:rPr>
-            </w:pPr>
-            <w:r>
-              <w:rPr>
-                <w:rStyle w:val="VerbatimChar"/>
-                <w:kern w:val="0"/>
-                <w:sz w:val="18"/>
-                <w:szCs w:val="24"/>
-                <w:lang w:val="en-US" w:eastAsia="en-US" w:bidi="ar-SA"/>
-              </w:rPr>
-              <w:t>not-found</w:t>
-            </w:r>
-          </w:p>
-        </w:tc>
-        <w:tc>
-          <w:tcPr>
-            <w:tcW w:w="3120" w:type="dxa"/>
-            <w:tcBorders>
-              <w:top w:val="single" w:sz="4" w:space="0" w:color="D6DCEA"/>
-              <w:left w:val="single" w:sz="4" w:space="0" w:color="D6DCEA"/>
-              <w:bottom w:val="single" w:sz="4" w:space="0" w:color="D6DCEA"/>
-              <w:right w:val="single" w:sz="4" w:space="0" w:color="D6DCEA"/>
-            </w:tcBorders>
-          </w:tcPr>
-          <w:p>
-            <w:pPr>
-              <w:pStyle w:val="Compact"/>
-              <w:widowControl/>
-              <w:spacing w:before="36" w:after="40"/>
-              <w:jc w:val="left"/>
-              <w:rPr>
-                <w:kern w:val="0"/>
-                <w:szCs w:val="24"/>
-                <w:lang w:val="en-US" w:eastAsia="en-US" w:bidi="ar-SA"/>
-              </w:rPr>
-            </w:pPr>
-            <w:r>
-              <w:rPr>
-                <w:kern w:val="0"/>
-                <w:sz w:val="18"/>
-                <w:szCs w:val="24"/>
-                <w:lang w:val="en-US" w:eastAsia="en-US" w:bidi="ar-SA"/>
-              </w:rPr>
-              <w:t>404</w:t>
-            </w:r>
-          </w:p>
-        </w:tc>
-        <w:tc>
-          <w:tcPr>
-            <w:tcW w:w="3120" w:type="dxa"/>
-            <w:tcBorders>
-              <w:top w:val="single" w:sz="4" w:space="0" w:color="D6DCEA"/>
-              <w:left w:val="single" w:sz="4" w:space="0" w:color="D6DCEA"/>
-              <w:bottom w:val="single" w:sz="4" w:space="0" w:color="D6DCEA"/>
-              <w:right w:val="single" w:sz="4" w:space="0" w:color="D6DCEA"/>
-            </w:tcBorders>
-          </w:tcPr>
-          <w:p>
-            <w:pPr>
-              <w:pStyle w:val="Compact"/>
-              <w:widowControl/>
-              <w:spacing w:before="36" w:after="40"/>
-              <w:jc w:val="left"/>
-              <w:rPr>
-                <w:kern w:val="0"/>
-                <w:szCs w:val="24"/>
-                <w:lang w:val="en-US" w:eastAsia="en-US" w:bidi="ar-SA"/>
-              </w:rPr>
-            </w:pPr>
-            <w:r>
-              <w:rPr>
-                <w:kern w:val="0"/>
-                <w:sz w:val="18"/>
-                <w:szCs w:val="24"/>
-                <w:lang w:val="en-US" w:eastAsia="en-US" w:bidi="ar-SA"/>
-              </w:rPr>
-              <w:t>Запись не существует или удалена</w:t>
-            </w:r>
-          </w:p>
-        </w:tc>
-      </w:tr>
-      <w:tr>
-        <w:trPr/>
-        <w:tc>
-          <w:tcPr>
-            <w:tcW w:w="3120" w:type="dxa"/>
-            <w:tcBorders>
-              <w:top w:val="single" w:sz="4" w:space="0" w:color="D6DCEA"/>
-              <w:left w:val="single" w:sz="4" w:space="0" w:color="D6DCEA"/>
-              <w:bottom w:val="single" w:sz="4" w:space="0" w:color="D6DCEA"/>
-              <w:right w:val="single" w:sz="4" w:space="0" w:color="D6DCEA"/>
-            </w:tcBorders>
-          </w:tcPr>
-          <w:p>
-            <w:pPr>
-              <w:pStyle w:val="Compact"/>
-              <w:widowControl/>
-              <w:spacing w:before="36" w:after="40"/>
-              <w:jc w:val="left"/>
-              <w:rPr>
-                <w:kern w:val="0"/>
-                <w:szCs w:val="24"/>
-                <w:lang w:val="en-US" w:eastAsia="en-US" w:bidi="ar-SA"/>
-              </w:rPr>
-            </w:pPr>
-            <w:r>
-              <w:rPr>
-                <w:rStyle w:val="VerbatimChar"/>
-                <w:kern w:val="0"/>
-                <w:sz w:val="18"/>
-                <w:szCs w:val="24"/>
-                <w:lang w:val="en-US" w:eastAsia="en-US" w:bidi="ar-SA"/>
-              </w:rPr>
-              <w:t>overlapping-request</w:t>
-            </w:r>
-          </w:p>
-        </w:tc>
-        <w:tc>
-          <w:tcPr>
-            <w:tcW w:w="3120" w:type="dxa"/>
-            <w:tcBorders>
-              <w:top w:val="single" w:sz="4" w:space="0" w:color="D6DCEA"/>
-              <w:left w:val="single" w:sz="4" w:space="0" w:color="D6DCEA"/>
-              <w:bottom w:val="single" w:sz="4" w:space="0" w:color="D6DCEA"/>
-              <w:right w:val="single" w:sz="4" w:space="0" w:color="D6DCEA"/>
-            </w:tcBorders>
-          </w:tcPr>
-          <w:p>
-            <w:pPr>
-              <w:pStyle w:val="Compact"/>
-              <w:widowControl/>
-              <w:spacing w:before="36" w:after="40"/>
-              <w:jc w:val="left"/>
-              <w:rPr>
-                <w:kern w:val="0"/>
-                <w:szCs w:val="24"/>
-                <w:lang w:val="en-US" w:eastAsia="en-US" w:bidi="ar-SA"/>
-              </w:rPr>
-            </w:pPr>
-            <w:r>
-              <w:rPr>
-                <w:kern w:val="0"/>
-                <w:sz w:val="18"/>
-                <w:szCs w:val="24"/>
-                <w:lang w:val="en-US" w:eastAsia="en-US" w:bidi="ar-SA"/>
-              </w:rPr>
-              <w:t>409</w:t>
-            </w:r>
-          </w:p>
-        </w:tc>
-        <w:tc>
-          <w:tcPr>
-            <w:tcW w:w="3120" w:type="dxa"/>
-            <w:tcBorders>
-              <w:top w:val="single" w:sz="4" w:space="0" w:color="D6DCEA"/>
-              <w:left w:val="single" w:sz="4" w:space="0" w:color="D6DCEA"/>
-              <w:bottom w:val="single" w:sz="4" w:space="0" w:color="D6DCEA"/>
-              <w:right w:val="single" w:sz="4" w:space="0" w:color="D6DCEA"/>
-            </w:tcBorders>
-          </w:tcPr>
-          <w:p>
-            <w:pPr>
-              <w:pStyle w:val="Compact"/>
-              <w:widowControl/>
-              <w:spacing w:before="36" w:after="40"/>
-              <w:jc w:val="left"/>
-              <w:rPr>
-                <w:kern w:val="0"/>
-                <w:szCs w:val="24"/>
-                <w:lang w:val="en-US" w:eastAsia="en-US" w:bidi="ar-SA"/>
-              </w:rPr>
-            </w:pPr>
-            <w:r>
-              <w:rPr>
-                <w:kern w:val="0"/>
-                <w:sz w:val="18"/>
-                <w:szCs w:val="24"/>
-                <w:lang w:val="en-US" w:eastAsia="en-US" w:bidi="ar-SA"/>
-              </w:rPr>
-              <w:t>Период пересекается с существующей заявкой</w:t>
-            </w:r>
-          </w:p>
-        </w:tc>
-      </w:tr>
-      <w:tr>
-        <w:trPr/>
-        <w:tc>
-          <w:tcPr>
-            <w:tcW w:w="3120" w:type="dxa"/>
-            <w:tcBorders>
-              <w:top w:val="single" w:sz="4" w:space="0" w:color="D6DCEA"/>
-              <w:left w:val="single" w:sz="4" w:space="0" w:color="D6DCEA"/>
-              <w:bottom w:val="single" w:sz="4" w:space="0" w:color="D6DCEA"/>
-              <w:right w:val="single" w:sz="4" w:space="0" w:color="D6DCEA"/>
-            </w:tcBorders>
-          </w:tcPr>
-          <w:p>
-            <w:pPr>
-              <w:pStyle w:val="Compact"/>
-              <w:widowControl/>
-              <w:spacing w:before="36" w:after="40"/>
-              <w:jc w:val="left"/>
-              <w:rPr>
-                <w:kern w:val="0"/>
-                <w:szCs w:val="24"/>
-                <w:lang w:val="en-US" w:eastAsia="en-US" w:bidi="ar-SA"/>
-              </w:rPr>
-            </w:pPr>
-            <w:r>
-              <w:rPr>
-                <w:rStyle w:val="VerbatimChar"/>
-                <w:kern w:val="0"/>
-                <w:sz w:val="18"/>
-                <w:szCs w:val="24"/>
-                <w:lang w:val="en-US" w:eastAsia="en-US" w:bidi="ar-SA"/>
-              </w:rPr>
-              <w:t>limit-exceeded</w:t>
-            </w:r>
-          </w:p>
-        </w:tc>
-        <w:tc>
-          <w:tcPr>
-            <w:tcW w:w="3120" w:type="dxa"/>
-            <w:tcBorders>
-              <w:top w:val="single" w:sz="4" w:space="0" w:color="D6DCEA"/>
-              <w:left w:val="single" w:sz="4" w:space="0" w:color="D6DCEA"/>
-              <w:bottom w:val="single" w:sz="4" w:space="0" w:color="D6DCEA"/>
-              <w:right w:val="single" w:sz="4" w:space="0" w:color="D6DCEA"/>
-            </w:tcBorders>
-          </w:tcPr>
-          <w:p>
-            <w:pPr>
-              <w:pStyle w:val="Compact"/>
-              <w:widowControl/>
-              <w:spacing w:before="36" w:after="40"/>
-              <w:jc w:val="left"/>
-              <w:rPr>
-                <w:kern w:val="0"/>
-                <w:szCs w:val="24"/>
-                <w:lang w:val="en-US" w:eastAsia="en-US" w:bidi="ar-SA"/>
-              </w:rPr>
-            </w:pPr>
-            <w:r>
-              <w:rPr>
-                <w:kern w:val="0"/>
-                <w:sz w:val="18"/>
-                <w:szCs w:val="24"/>
-                <w:lang w:val="en-US" w:eastAsia="en-US" w:bidi="ar-SA"/>
-              </w:rPr>
-              <w:t>409</w:t>
-            </w:r>
-          </w:p>
-        </w:tc>
-        <w:tc>
-          <w:tcPr>
-            <w:tcW w:w="3120" w:type="dxa"/>
-            <w:tcBorders>
-              <w:top w:val="single" w:sz="4" w:space="0" w:color="D6DCEA"/>
-              <w:left w:val="single" w:sz="4" w:space="0" w:color="D6DCEA"/>
-              <w:bottom w:val="single" w:sz="4" w:space="0" w:color="D6DCEA"/>
-              <w:right w:val="single" w:sz="4" w:space="0" w:color="D6DCEA"/>
-            </w:tcBorders>
-          </w:tcPr>
-          <w:p>
-            <w:pPr>
-              <w:pStyle w:val="Compact"/>
-              <w:widowControl/>
-              <w:spacing w:before="36" w:after="40"/>
-              <w:jc w:val="left"/>
-              <w:rPr>
-                <w:kern w:val="0"/>
-                <w:szCs w:val="24"/>
-                <w:lang w:val="en-US" w:eastAsia="en-US" w:bidi="ar-SA"/>
-              </w:rPr>
-            </w:pPr>
-            <w:r>
-              <w:rPr>
-                <w:kern w:val="0"/>
-                <w:sz w:val="18"/>
-                <w:szCs w:val="24"/>
-                <w:lang w:val="en-US" w:eastAsia="en-US" w:bidi="ar-SA"/>
-              </w:rPr>
-              <w:t>Превышен остаток дней отпуска</w:t>
-            </w:r>
-          </w:p>
-        </w:tc>
-      </w:tr>
-      <w:tr>
-        <w:trPr/>
-        <w:tc>
-          <w:tcPr>
-            <w:tcW w:w="3120" w:type="dxa"/>
-            <w:tcBorders>
-              <w:top w:val="single" w:sz="4" w:space="0" w:color="D6DCEA"/>
-              <w:left w:val="single" w:sz="4" w:space="0" w:color="D6DCEA"/>
-              <w:bottom w:val="single" w:sz="4" w:space="0" w:color="D6DCEA"/>
-              <w:right w:val="single" w:sz="4" w:space="0" w:color="D6DCEA"/>
-            </w:tcBorders>
-          </w:tcPr>
-          <w:p>
-            <w:pPr>
-              <w:pStyle w:val="Compact"/>
-              <w:widowControl/>
-              <w:spacing w:before="36" w:after="40"/>
-              <w:jc w:val="left"/>
-              <w:rPr>
-                <w:kern w:val="0"/>
-                <w:szCs w:val="24"/>
-                <w:lang w:val="en-US" w:eastAsia="en-US" w:bidi="ar-SA"/>
-              </w:rPr>
-            </w:pPr>
-            <w:r>
-              <w:rPr>
-                <w:rStyle w:val="VerbatimChar"/>
-                <w:kern w:val="0"/>
-                <w:sz w:val="18"/>
-                <w:szCs w:val="24"/>
-                <w:lang w:val="en-US" w:eastAsia="en-US" w:bidi="ar-SA"/>
-              </w:rPr>
-              <w:t>stale-state</w:t>
-            </w:r>
-          </w:p>
-        </w:tc>
-        <w:tc>
-          <w:tcPr>
-            <w:tcW w:w="3120" w:type="dxa"/>
-            <w:tcBorders>
-              <w:top w:val="single" w:sz="4" w:space="0" w:color="D6DCEA"/>
-              <w:left w:val="single" w:sz="4" w:space="0" w:color="D6DCEA"/>
-              <w:bottom w:val="single" w:sz="4" w:space="0" w:color="D6DCEA"/>
-              <w:right w:val="single" w:sz="4" w:space="0" w:color="D6DCEA"/>
-            </w:tcBorders>
-          </w:tcPr>
-          <w:p>
-            <w:pPr>
-              <w:pStyle w:val="Compact"/>
-              <w:widowControl/>
-              <w:spacing w:before="36" w:after="40"/>
-              <w:jc w:val="left"/>
-              <w:rPr>
-                <w:kern w:val="0"/>
-                <w:szCs w:val="24"/>
-                <w:lang w:val="en-US" w:eastAsia="en-US" w:bidi="ar-SA"/>
-              </w:rPr>
-            </w:pPr>
-            <w:r>
-              <w:rPr>
-                <w:kern w:val="0"/>
-                <w:sz w:val="18"/>
-                <w:szCs w:val="24"/>
-                <w:lang w:val="en-US" w:eastAsia="en-US" w:bidi="ar-SA"/>
-              </w:rPr>
-              <w:t>409</w:t>
-            </w:r>
-          </w:p>
-        </w:tc>
-        <w:tc>
-          <w:tcPr>
-            <w:tcW w:w="3120" w:type="dxa"/>
-            <w:tcBorders>
-              <w:top w:val="single" w:sz="4" w:space="0" w:color="D6DCEA"/>
-              <w:left w:val="single" w:sz="4" w:space="0" w:color="D6DCEA"/>
-              <w:bottom w:val="single" w:sz="4" w:space="0" w:color="D6DCEA"/>
-              <w:right w:val="single" w:sz="4" w:space="0" w:color="D6DCEA"/>
-            </w:tcBorders>
-          </w:tcPr>
-          <w:p>
-            <w:pPr>
-              <w:pStyle w:val="Compact"/>
-              <w:widowControl/>
-              <w:spacing w:before="36" w:after="40"/>
-              <w:jc w:val="left"/>
-              <w:rPr>
-                <w:kern w:val="0"/>
-                <w:szCs w:val="24"/>
-                <w:lang w:val="en-US" w:eastAsia="en-US" w:bidi="ar-SA"/>
-              </w:rPr>
-            </w:pPr>
-            <w:r>
-              <w:rPr>
-                <w:kern w:val="0"/>
-                <w:sz w:val="18"/>
-                <w:szCs w:val="24"/>
-                <w:lang w:val="en-US" w:eastAsia="en-US" w:bidi="ar-SA"/>
-              </w:rPr>
-              <w:t>Данные изменились: обновите страницу и повторите</w:t>
-            </w:r>
-          </w:p>
-        </w:tc>
-      </w:tr>
-      <w:tr>
-        <w:trPr/>
-        <w:tc>
-          <w:tcPr>
-            <w:tcW w:w="3120" w:type="dxa"/>
-            <w:tcBorders>
-              <w:top w:val="single" w:sz="4" w:space="0" w:color="D6DCEA"/>
-              <w:left w:val="single" w:sz="4" w:space="0" w:color="D6DCEA"/>
-              <w:bottom w:val="single" w:sz="4" w:space="0" w:color="D6DCEA"/>
-              <w:right w:val="single" w:sz="4" w:space="0" w:color="D6DCEA"/>
-            </w:tcBorders>
-          </w:tcPr>
-          <w:p>
-            <w:pPr>
-              <w:pStyle w:val="Compact"/>
-              <w:widowControl/>
-              <w:spacing w:before="36" w:after="40"/>
-              <w:jc w:val="left"/>
-              <w:rPr>
-                <w:kern w:val="0"/>
-                <w:szCs w:val="24"/>
-                <w:lang w:val="en-US" w:eastAsia="en-US" w:bidi="ar-SA"/>
-              </w:rPr>
-            </w:pPr>
-            <w:r>
-              <w:rPr>
-                <w:rStyle w:val="VerbatimChar"/>
-                <w:kern w:val="0"/>
-                <w:sz w:val="18"/>
-                <w:szCs w:val="24"/>
-                <w:lang w:val="en-US" w:eastAsia="en-US" w:bidi="ar-SA"/>
-              </w:rPr>
-              <w:t>last-admin</w:t>
-            </w:r>
-          </w:p>
-        </w:tc>
-        <w:tc>
-          <w:tcPr>
-            <w:tcW w:w="3120" w:type="dxa"/>
-            <w:tcBorders>
-              <w:top w:val="single" w:sz="4" w:space="0" w:color="D6DCEA"/>
-              <w:left w:val="single" w:sz="4" w:space="0" w:color="D6DCEA"/>
-              <w:bottom w:val="single" w:sz="4" w:space="0" w:color="D6DCEA"/>
-              <w:right w:val="single" w:sz="4" w:space="0" w:color="D6DCEA"/>
-            </w:tcBorders>
-          </w:tcPr>
-          <w:p>
-            <w:pPr>
-              <w:pStyle w:val="Compact"/>
-              <w:widowControl/>
-              <w:spacing w:before="36" w:after="40"/>
-              <w:jc w:val="left"/>
-              <w:rPr>
-                <w:kern w:val="0"/>
-                <w:szCs w:val="24"/>
-                <w:lang w:val="en-US" w:eastAsia="en-US" w:bidi="ar-SA"/>
-              </w:rPr>
-            </w:pPr>
-            <w:r>
-              <w:rPr>
-                <w:kern w:val="0"/>
-                <w:sz w:val="18"/>
-                <w:szCs w:val="24"/>
-                <w:lang w:val="en-US" w:eastAsia="en-US" w:bidi="ar-SA"/>
-              </w:rPr>
-              <w:t>409</w:t>
-            </w:r>
-          </w:p>
-        </w:tc>
-        <w:tc>
-          <w:tcPr>
-            <w:tcW w:w="3120" w:type="dxa"/>
-            <w:tcBorders>
-              <w:top w:val="single" w:sz="4" w:space="0" w:color="D6DCEA"/>
-              <w:left w:val="single" w:sz="4" w:space="0" w:color="D6DCEA"/>
-              <w:bottom w:val="single" w:sz="4" w:space="0" w:color="D6DCEA"/>
-              <w:right w:val="single" w:sz="4" w:space="0" w:color="D6DCEA"/>
-            </w:tcBorders>
-          </w:tcPr>
-          <w:p>
-            <w:pPr>
-              <w:pStyle w:val="Compact"/>
-              <w:widowControl/>
-              <w:spacing w:before="36" w:after="40"/>
-              <w:jc w:val="left"/>
-              <w:rPr>
-                <w:kern w:val="0"/>
-                <w:szCs w:val="24"/>
-                <w:lang w:val="en-US" w:eastAsia="en-US" w:bidi="ar-SA"/>
-              </w:rPr>
-            </w:pPr>
-            <w:r>
-              <w:rPr>
-                <w:kern w:val="0"/>
-                <w:sz w:val="18"/>
-                <w:szCs w:val="24"/>
-                <w:lang w:val="en-US" w:eastAsia="en-US" w:bidi="ar-SA"/>
-              </w:rPr>
-              <w:t>Нельзя удалить или разжаловать последнего администратора</w:t>
-            </w:r>
-          </w:p>
-        </w:tc>
-      </w:tr>
-      <w:tr>
-        <w:trPr/>
-        <w:tc>
-          <w:tcPr>
-            <w:tcW w:w="3120" w:type="dxa"/>
-            <w:tcBorders>
-              <w:top w:val="single" w:sz="4" w:space="0" w:color="D6DCEA"/>
-              <w:left w:val="single" w:sz="4" w:space="0" w:color="D6DCEA"/>
-              <w:bottom w:val="single" w:sz="4" w:space="0" w:color="D6DCEA"/>
-              <w:right w:val="single" w:sz="4" w:space="0" w:color="D6DCEA"/>
-            </w:tcBorders>
-          </w:tcPr>
-          <w:p>
-            <w:pPr>
-              <w:pStyle w:val="Compact"/>
-              <w:widowControl/>
-              <w:spacing w:before="36" w:after="40"/>
-              <w:jc w:val="left"/>
-              <w:rPr>
-                <w:kern w:val="0"/>
-                <w:szCs w:val="24"/>
-                <w:lang w:val="en-US" w:eastAsia="en-US" w:bidi="ar-SA"/>
-              </w:rPr>
-            </w:pPr>
-            <w:r>
-              <w:rPr>
-                <w:rStyle w:val="VerbatimChar"/>
-                <w:kern w:val="0"/>
-                <w:sz w:val="18"/>
-                <w:szCs w:val="24"/>
-                <w:lang w:val="en-US" w:eastAsia="en-US" w:bidi="ar-SA"/>
-              </w:rPr>
-              <w:t>department-not-empty</w:t>
-            </w:r>
-          </w:p>
-        </w:tc>
-        <w:tc>
-          <w:tcPr>
-            <w:tcW w:w="3120" w:type="dxa"/>
-            <w:tcBorders>
-              <w:top w:val="single" w:sz="4" w:space="0" w:color="D6DCEA"/>
-              <w:left w:val="single" w:sz="4" w:space="0" w:color="D6DCEA"/>
-              <w:bottom w:val="single" w:sz="4" w:space="0" w:color="D6DCEA"/>
-              <w:right w:val="single" w:sz="4" w:space="0" w:color="D6DCEA"/>
-            </w:tcBorders>
-          </w:tcPr>
-          <w:p>
-            <w:pPr>
-              <w:pStyle w:val="Compact"/>
-              <w:widowControl/>
-              <w:spacing w:before="36" w:after="40"/>
-              <w:jc w:val="left"/>
-              <w:rPr>
-                <w:kern w:val="0"/>
-                <w:szCs w:val="24"/>
-                <w:lang w:val="en-US" w:eastAsia="en-US" w:bidi="ar-SA"/>
-              </w:rPr>
-            </w:pPr>
-            <w:r>
-              <w:rPr>
-                <w:kern w:val="0"/>
-                <w:sz w:val="18"/>
-                <w:szCs w:val="24"/>
-                <w:lang w:val="en-US" w:eastAsia="en-US" w:bidi="ar-SA"/>
-              </w:rPr>
-              <w:t>409</w:t>
-            </w:r>
-          </w:p>
-        </w:tc>
-        <w:tc>
-          <w:tcPr>
-            <w:tcW w:w="3120" w:type="dxa"/>
-            <w:tcBorders>
-              <w:top w:val="single" w:sz="4" w:space="0" w:color="D6DCEA"/>
-              <w:left w:val="single" w:sz="4" w:space="0" w:color="D6DCEA"/>
-              <w:bottom w:val="single" w:sz="4" w:space="0" w:color="D6DCEA"/>
-              <w:right w:val="single" w:sz="4" w:space="0" w:color="D6DCEA"/>
-            </w:tcBorders>
-          </w:tcPr>
-          <w:p>
-            <w:pPr>
-              <w:pStyle w:val="Compact"/>
-              <w:widowControl/>
-              <w:spacing w:before="36" w:after="40"/>
-              <w:jc w:val="left"/>
-              <w:rPr>
-                <w:kern w:val="0"/>
-                <w:szCs w:val="24"/>
-                <w:lang w:val="en-US" w:eastAsia="en-US" w:bidi="ar-SA"/>
-              </w:rPr>
-            </w:pPr>
-            <w:r>
-              <w:rPr>
-                <w:kern w:val="0"/>
-                <w:sz w:val="18"/>
-                <w:szCs w:val="24"/>
-                <w:lang w:val="en-US" w:eastAsia="en-US" w:bidi="ar-SA"/>
-              </w:rPr>
-              <w:t>В отделе ещё есть сотрудники</w:t>
-            </w:r>
-          </w:p>
-        </w:tc>
-      </w:tr>
-      <w:tr>
-        <w:trPr/>
-        <w:tc>
-          <w:tcPr>
-            <w:tcW w:w="3120" w:type="dxa"/>
-            <w:tcBorders>
-              <w:top w:val="single" w:sz="4" w:space="0" w:color="D6DCEA"/>
-              <w:left w:val="single" w:sz="4" w:space="0" w:color="D6DCEA"/>
-              <w:bottom w:val="single" w:sz="4" w:space="0" w:color="D6DCEA"/>
-              <w:right w:val="single" w:sz="4" w:space="0" w:color="D6DCEA"/>
-            </w:tcBorders>
-          </w:tcPr>
-          <w:p>
-            <w:pPr>
-              <w:pStyle w:val="Compact"/>
-              <w:widowControl/>
-              <w:spacing w:before="36" w:after="40"/>
-              <w:jc w:val="left"/>
-              <w:rPr>
-                <w:kern w:val="0"/>
-                <w:szCs w:val="24"/>
-                <w:lang w:val="en-US" w:eastAsia="en-US" w:bidi="ar-SA"/>
-              </w:rPr>
-            </w:pPr>
-            <w:r>
-              <w:rPr>
-                <w:rStyle w:val="VerbatimChar"/>
-                <w:kern w:val="0"/>
-                <w:sz w:val="18"/>
-                <w:szCs w:val="24"/>
-                <w:lang w:val="en-US" w:eastAsia="en-US" w:bidi="ar-SA"/>
-              </w:rPr>
-              <w:t>rate-limited</w:t>
-            </w:r>
-          </w:p>
-        </w:tc>
-        <w:tc>
-          <w:tcPr>
-            <w:tcW w:w="3120" w:type="dxa"/>
-            <w:tcBorders>
-              <w:top w:val="single" w:sz="4" w:space="0" w:color="D6DCEA"/>
-              <w:left w:val="single" w:sz="4" w:space="0" w:color="D6DCEA"/>
-              <w:bottom w:val="single" w:sz="4" w:space="0" w:color="D6DCEA"/>
-              <w:right w:val="single" w:sz="4" w:space="0" w:color="D6DCEA"/>
-            </w:tcBorders>
-          </w:tcPr>
-          <w:p>
-            <w:pPr>
-              <w:pStyle w:val="Compact"/>
-              <w:widowControl/>
-              <w:spacing w:before="36" w:after="40"/>
-              <w:jc w:val="left"/>
-              <w:rPr>
-                <w:kern w:val="0"/>
-                <w:szCs w:val="24"/>
-                <w:lang w:val="en-US" w:eastAsia="en-US" w:bidi="ar-SA"/>
-              </w:rPr>
-            </w:pPr>
-            <w:r>
-              <w:rPr>
-                <w:kern w:val="0"/>
-                <w:sz w:val="18"/>
-                <w:szCs w:val="24"/>
-                <w:lang w:val="en-US" w:eastAsia="en-US" w:bidi="ar-SA"/>
-              </w:rPr>
-              <w:t>429</w:t>
-            </w:r>
-          </w:p>
-        </w:tc>
-        <w:tc>
-          <w:tcPr>
-            <w:tcW w:w="3120" w:type="dxa"/>
-            <w:tcBorders>
-              <w:top w:val="single" w:sz="4" w:space="0" w:color="D6DCEA"/>
-              <w:left w:val="single" w:sz="4" w:space="0" w:color="D6DCEA"/>
-              <w:bottom w:val="single" w:sz="4" w:space="0" w:color="D6DCEA"/>
-              <w:right w:val="single" w:sz="4" w:space="0" w:color="D6DCEA"/>
-            </w:tcBorders>
-          </w:tcPr>
-          <w:p>
-            <w:pPr>
-              <w:pStyle w:val="Compact"/>
-              <w:widowControl/>
-              <w:spacing w:before="36" w:after="40"/>
-              <w:jc w:val="left"/>
-              <w:rPr>
-                <w:kern w:val="0"/>
-                <w:szCs w:val="24"/>
-                <w:lang w:val="en-US" w:eastAsia="en-US" w:bidi="ar-SA"/>
-              </w:rPr>
-            </w:pPr>
-            <w:r>
-              <w:rPr>
-                <w:kern w:val="0"/>
-                <w:sz w:val="18"/>
-                <w:szCs w:val="24"/>
-                <w:lang w:val="en-US" w:eastAsia="en-US" w:bidi="ar-SA"/>
-              </w:rPr>
-              <w:t>Слишком много запросов. Повторите позже.</w:t>
-            </w:r>
-          </w:p>
-        </w:tc>
-      </w:tr>
-      <w:tr>
-        <w:trPr/>
-        <w:tc>
-          <w:tcPr>
-            <w:tcW w:w="3120" w:type="dxa"/>
-            <w:tcBorders>
-              <w:top w:val="single" w:sz="4" w:space="0" w:color="D6DCEA"/>
-              <w:left w:val="single" w:sz="4" w:space="0" w:color="D6DCEA"/>
-              <w:bottom w:val="single" w:sz="4" w:space="0" w:color="D6DCEA"/>
-              <w:right w:val="single" w:sz="4" w:space="0" w:color="D6DCEA"/>
-            </w:tcBorders>
-          </w:tcPr>
-          <w:p>
-            <w:pPr>
-              <w:pStyle w:val="Compact"/>
-              <w:widowControl/>
-              <w:spacing w:before="36" w:after="40"/>
-              <w:jc w:val="left"/>
-              <w:rPr>
-                <w:kern w:val="0"/>
-                <w:szCs w:val="24"/>
-                <w:lang w:val="en-US" w:eastAsia="en-US" w:bidi="ar-SA"/>
-              </w:rPr>
-            </w:pPr>
-            <w:r>
-              <w:rPr>
-                <w:rStyle w:val="VerbatimChar"/>
-                <w:kern w:val="0"/>
-                <w:sz w:val="18"/>
-                <w:szCs w:val="24"/>
-                <w:lang w:val="en-US" w:eastAsia="en-US" w:bidi="ar-SA"/>
-              </w:rPr>
-              <w:t>calendar-missing</w:t>
-            </w:r>
-          </w:p>
-        </w:tc>
-        <w:tc>
-          <w:tcPr>
-            <w:tcW w:w="3120" w:type="dxa"/>
-            <w:tcBorders>
-              <w:top w:val="single" w:sz="4" w:space="0" w:color="D6DCEA"/>
-              <w:left w:val="single" w:sz="4" w:space="0" w:color="D6DCEA"/>
-              <w:bottom w:val="single" w:sz="4" w:space="0" w:color="D6DCEA"/>
-              <w:right w:val="single" w:sz="4" w:space="0" w:color="D6DCEA"/>
-            </w:tcBorders>
-          </w:tcPr>
-          <w:p>
-            <w:pPr>
-              <w:pStyle w:val="Compact"/>
-              <w:widowControl/>
-              <w:spacing w:before="36" w:after="40"/>
-              <w:jc w:val="left"/>
-              <w:rPr>
-                <w:kern w:val="0"/>
-                <w:szCs w:val="24"/>
-                <w:lang w:val="en-US" w:eastAsia="en-US" w:bidi="ar-SA"/>
-              </w:rPr>
-            </w:pPr>
-            <w:r>
-              <w:rPr>
-                <w:kern w:val="0"/>
-                <w:sz w:val="18"/>
-                <w:szCs w:val="24"/>
-                <w:lang w:val="en-US" w:eastAsia="en-US" w:bidi="ar-SA"/>
-              </w:rPr>
-              <w:t>400</w:t>
-            </w:r>
-          </w:p>
-        </w:tc>
-        <w:tc>
-          <w:tcPr>
-            <w:tcW w:w="3120" w:type="dxa"/>
-            <w:tcBorders>
-              <w:top w:val="single" w:sz="4" w:space="0" w:color="D6DCEA"/>
-              <w:left w:val="single" w:sz="4" w:space="0" w:color="D6DCEA"/>
-              <w:bottom w:val="single" w:sz="4" w:space="0" w:color="D6DCEA"/>
-              <w:right w:val="single" w:sz="4" w:space="0" w:color="D6DCEA"/>
-            </w:tcBorders>
-          </w:tcPr>
-          <w:p>
-            <w:pPr>
-              <w:pStyle w:val="Compact"/>
-              <w:widowControl/>
-              <w:spacing w:before="36" w:after="40"/>
-              <w:jc w:val="left"/>
-              <w:rPr>
-                <w:kern w:val="0"/>
-                <w:szCs w:val="24"/>
-                <w:lang w:val="en-US" w:eastAsia="en-US" w:bidi="ar-SA"/>
-              </w:rPr>
-            </w:pPr>
-            <w:r>
-              <w:rPr>
-                <w:kern w:val="0"/>
-                <w:sz w:val="18"/>
-                <w:szCs w:val="24"/>
-                <w:lang w:val="en-US" w:eastAsia="en-US" w:bidi="ar-SA"/>
-              </w:rPr>
-              <w:t>Для этого года не загружен производственный календарь</w:t>
-            </w:r>
-          </w:p>
-        </w:tc>
-      </w:tr>
-    </w:tbl>
-    <w:p>
-      <w:pPr>
-        <w:pStyle w:val="Heading1"/>
-        <w:rPr/>
-      </w:pPr>
-      <w:bookmarkStart w:id="16" w:name="__RefHeading___Toc6637_1756087021"/>
-      <w:bookmarkEnd w:id="16"/>
-      <w:r>
-        <w:rPr>
-          <w:rStyle w:val="SectionNumber"/>
-        </w:rPr>
-        <w:t>9</w:t>
-      </w:r>
-      <w:r>
-        <w:rPr/>
-        <w:tab/>
-        <w:t>Матрица прав</w:t>
+        <w:t xml:space="preserve"> (4)</w:t>
       </w:r>
     </w:p>
     <w:tbl>
@@ -13284,7 +13383,7 @@
                 <w:szCs w:val="24"/>
                 <w:lang w:val="en-US" w:eastAsia="en-US" w:bidi="ar-SA"/>
               </w:rPr>
-              <w:t>Действие</w:t>
+              <w:t>Метод</w:t>
             </w:r>
           </w:p>
         </w:tc>
@@ -13320,7 +13419,7 @@
                 <w:szCs w:val="24"/>
                 <w:lang w:val="en-US" w:eastAsia="en-US" w:bidi="ar-SA"/>
               </w:rPr>
-              <w:t>Сотрудник</w:t>
+              <w:t>Путь</w:t>
             </w:r>
           </w:p>
         </w:tc>
@@ -13356,7 +13455,7 @@
                 <w:szCs w:val="24"/>
                 <w:lang w:val="en-US" w:eastAsia="en-US" w:bidi="ar-SA"/>
               </w:rPr>
-              <w:t>Руководитель</w:t>
+              <w:t>Назначение</w:t>
             </w:r>
           </w:p>
         </w:tc>
@@ -13392,7 +13491,7 @@
                 <w:szCs w:val="24"/>
                 <w:lang w:val="en-US" w:eastAsia="en-US" w:bidi="ar-SA"/>
               </w:rPr>
-              <w:t>Администратор</w:t>
+              <w:t>Операция</w:t>
             </w:r>
           </w:p>
         </w:tc>
@@ -13428,7 +13527,7 @@
                 <w:szCs w:val="24"/>
                 <w:lang w:val="en-US" w:eastAsia="en-US" w:bidi="ar-SA"/>
               </w:rPr>
-              <w:t>Смотреть график организации</w:t>
+              <w:t>GET</w:t>
             </w:r>
           </w:p>
         </w:tc>
@@ -13456,12 +13555,13 @@
             </w:pPr>
             <w:r>
               <w:rPr>
-                <w:kern w:val="0"/>
-                <w:sz w:val="18"/>
-                <w:szCs w:val="24"/>
-                <w:lang w:val="en-US" w:eastAsia="en-US" w:bidi="ar-SA"/>
-              </w:rPr>
-              <w:t>да</w:t>
+                <w:rStyle w:val="VerbatimChar"/>
+                <w:kern w:val="0"/>
+                <w:sz w:val="18"/>
+                <w:szCs w:val="24"/>
+                <w:lang w:val="en-US" w:eastAsia="en-US" w:bidi="ar-SA"/>
+              </w:rPr>
+              <w:t>/api/v1/analytics/departments</w:t>
             </w:r>
           </w:p>
         </w:tc>
@@ -13494,7 +13594,7 @@
                 <w:szCs w:val="24"/>
                 <w:lang w:val="en-US" w:eastAsia="en-US" w:bidi="ar-SA"/>
               </w:rPr>
-              <w:t>да</w:t>
+              <w:t>Отделы, доступные пользователю для аналитики (с v0.3.0)</w:t>
             </w:r>
           </w:p>
         </w:tc>
@@ -13522,12 +13622,13 @@
             </w:pPr>
             <w:r>
               <w:rPr>
-                <w:kern w:val="0"/>
-                <w:sz w:val="18"/>
-                <w:szCs w:val="24"/>
-                <w:lang w:val="en-US" w:eastAsia="en-US" w:bidi="ar-SA"/>
-              </w:rPr>
-              <w:t>да</w:t>
+                <w:rStyle w:val="VerbatimChar"/>
+                <w:kern w:val="0"/>
+                <w:sz w:val="18"/>
+                <w:szCs w:val="24"/>
+                <w:lang w:val="en-US" w:eastAsia="en-US" w:bidi="ar-SA"/>
+              </w:rPr>
+              <w:t>listAnalyticsDepartments</w:t>
             </w:r>
           </w:p>
         </w:tc>
@@ -13563,7 +13664,7 @@
                 <w:szCs w:val="24"/>
                 <w:lang w:val="en-US" w:eastAsia="en-US" w:bidi="ar-SA"/>
               </w:rPr>
-              <w:t>Подавать, переносить, отменять свои заявки</w:t>
+              <w:t>GET</w:t>
             </w:r>
           </w:p>
         </w:tc>
@@ -13591,12 +13692,13 @@
             </w:pPr>
             <w:r>
               <w:rPr>
-                <w:kern w:val="0"/>
-                <w:sz w:val="18"/>
-                <w:szCs w:val="24"/>
-                <w:lang w:val="en-US" w:eastAsia="en-US" w:bidi="ar-SA"/>
-              </w:rPr>
-              <w:t>да</w:t>
+                <w:rStyle w:val="VerbatimChar"/>
+                <w:kern w:val="0"/>
+                <w:sz w:val="18"/>
+                <w:szCs w:val="24"/>
+                <w:lang w:val="en-US" w:eastAsia="en-US" w:bidi="ar-SA"/>
+              </w:rPr>
+              <w:t>/api/v1/analytics/overview</w:t>
             </w:r>
           </w:p>
         </w:tc>
@@ -13629,7 +13731,7 @@
                 <w:szCs w:val="24"/>
                 <w:lang w:val="en-US" w:eastAsia="en-US" w:bidi="ar-SA"/>
               </w:rPr>
-              <w:t>да</w:t>
+              <w:t>Нагрузка отдела по месяцам, периоды конфликтов, распределение дней, выводы (с v0.3.0)</w:t>
             </w:r>
           </w:p>
         </w:tc>
@@ -13657,12 +13759,13 @@
             </w:pPr>
             <w:r>
               <w:rPr>
-                <w:kern w:val="0"/>
-                <w:sz w:val="18"/>
-                <w:szCs w:val="24"/>
-                <w:lang w:val="en-US" w:eastAsia="en-US" w:bidi="ar-SA"/>
-              </w:rPr>
-              <w:t>да</w:t>
+                <w:rStyle w:val="VerbatimChar"/>
+                <w:kern w:val="0"/>
+                <w:sz w:val="18"/>
+                <w:szCs w:val="24"/>
+                <w:lang w:val="en-US" w:eastAsia="en-US" w:bidi="ar-SA"/>
+              </w:rPr>
+              <w:t>getDepartmentOverview</w:t>
             </w:r>
           </w:p>
         </w:tc>
@@ -13698,7 +13801,7 @@
                 <w:szCs w:val="24"/>
                 <w:lang w:val="en-US" w:eastAsia="en-US" w:bidi="ar-SA"/>
               </w:rPr>
-              <w:t>Оформлять отпуск за другого (сразу согласован)</w:t>
+              <w:t>GET</w:t>
             </w:r>
           </w:p>
         </w:tc>
@@ -13726,12 +13829,13 @@
             </w:pPr>
             <w:r>
               <w:rPr>
-                <w:kern w:val="0"/>
-                <w:sz w:val="18"/>
-                <w:szCs w:val="24"/>
-                <w:lang w:val="en-US" w:eastAsia="en-US" w:bidi="ar-SA"/>
-              </w:rPr>
-              <w:t>—</w:t>
+                <w:rStyle w:val="VerbatimChar"/>
+                <w:kern w:val="0"/>
+                <w:sz w:val="18"/>
+                <w:szCs w:val="24"/>
+                <w:lang w:val="en-US" w:eastAsia="en-US" w:bidi="ar-SA"/>
+              </w:rPr>
+              <w:t>/api/v1/analytics/team</w:t>
             </w:r>
           </w:p>
         </w:tc>
@@ -13764,7 +13868,7 @@
                 <w:szCs w:val="24"/>
                 <w:lang w:val="en-US" w:eastAsia="en-US" w:bidi="ar-SA"/>
               </w:rPr>
-              <w:t>прямым подчинённым</w:t>
+              <w:t>Состав отдела или проекта на дату — офис, удалёнка, отпуск, выходной (с v0.3.0)</w:t>
             </w:r>
           </w:p>
         </w:tc>
@@ -13792,12 +13896,13 @@
             </w:pPr>
             <w:r>
               <w:rPr>
-                <w:kern w:val="0"/>
-                <w:sz w:val="18"/>
-                <w:szCs w:val="24"/>
-                <w:lang w:val="en-US" w:eastAsia="en-US" w:bidi="ar-SA"/>
-              </w:rPr>
-              <w:t>любому</w:t>
+                <w:rStyle w:val="VerbatimChar"/>
+                <w:kern w:val="0"/>
+                <w:sz w:val="18"/>
+                <w:szCs w:val="24"/>
+                <w:lang w:val="en-US" w:eastAsia="en-US" w:bidi="ar-SA"/>
+              </w:rPr>
+              <w:t>getTeamToday</w:t>
             </w:r>
           </w:p>
         </w:tc>
@@ -13833,7 +13938,7 @@
                 <w:szCs w:val="24"/>
                 <w:lang w:val="en-US" w:eastAsia="en-US" w:bidi="ar-SA"/>
               </w:rPr>
-              <w:t>Согласовывать и отклонять</w:t>
+              <w:t>GET</w:t>
             </w:r>
           </w:p>
         </w:tc>
@@ -13861,12 +13966,13 @@
             </w:pPr>
             <w:r>
               <w:rPr>
-                <w:kern w:val="0"/>
-                <w:sz w:val="18"/>
-                <w:szCs w:val="24"/>
-                <w:lang w:val="en-US" w:eastAsia="en-US" w:bidi="ar-SA"/>
-              </w:rPr>
-              <w:t>—</w:t>
+                <w:rStyle w:val="VerbatimChar"/>
+                <w:kern w:val="0"/>
+                <w:sz w:val="18"/>
+                <w:szCs w:val="24"/>
+                <w:lang w:val="en-US" w:eastAsia="en-US" w:bidi="ar-SA"/>
+              </w:rPr>
+              <w:t>/api/v1/analytics/suggestions</w:t>
             </w:r>
           </w:p>
         </w:tc>
@@ -13899,7 +14005,7 @@
                 <w:szCs w:val="24"/>
                 <w:lang w:val="en-US" w:eastAsia="en-US" w:bidi="ar-SA"/>
               </w:rPr>
-              <w:t>заявки прямых подчинённых</w:t>
+              <w:t>Лучшие окна для отпуска с учётом нагрузки отдела и праздников (с v0.3.0)</w:t>
             </w:r>
           </w:p>
         </w:tc>
@@ -13927,958 +14033,16 @@
             </w:pPr>
             <w:r>
               <w:rPr>
-                <w:kern w:val="0"/>
-                <w:sz w:val="18"/>
-                <w:szCs w:val="24"/>
-                <w:lang w:val="en-US" w:eastAsia="en-US" w:bidi="ar-SA"/>
-              </w:rPr>
-              <w:t>все заявки</w:t>
-            </w:r>
-          </w:p>
-        </w:tc>
-      </w:tr>
-      <w:tr>
-        <w:trPr/>
-        <w:tc>
-          <w:tcPr>
-            <w:tcW w:w="2339" w:type="dxa"/>
-            <w:tcBorders>
-              <w:top w:val="single" w:sz="4" w:space="0" w:color="D6DCEA"/>
-              <w:left w:val="single" w:sz="4" w:space="0" w:color="D6DCEA"/>
-              <w:bottom w:val="single" w:sz="4" w:space="0" w:color="D6DCEA"/>
-              <w:right w:val="single" w:sz="4" w:space="0" w:color="D6DCEA"/>
-            </w:tcBorders>
-          </w:tcPr>
-          <w:p>
-            <w:pPr>
-              <w:pStyle w:val="Compact"/>
-              <w:widowControl/>
-              <w:spacing w:before="36" w:after="40"/>
-              <w:jc w:val="left"/>
-              <w:rPr>
-                <w:kern w:val="0"/>
-                <w:szCs w:val="24"/>
-                <w:lang w:val="en-US" w:eastAsia="en-US" w:bidi="ar-SA"/>
-              </w:rPr>
-            </w:pPr>
-            <w:r>
-              <w:rPr>
-                <w:kern w:val="0"/>
-                <w:sz w:val="18"/>
-                <w:szCs w:val="24"/>
-                <w:lang w:val="en-US" w:eastAsia="en-US" w:bidi="ar-SA"/>
-              </w:rPr>
-              <w:t>Видеть баланс и график работы</w:t>
-            </w:r>
-          </w:p>
-        </w:tc>
-        <w:tc>
-          <w:tcPr>
-            <w:tcW w:w="2340" w:type="dxa"/>
-            <w:tcBorders>
-              <w:top w:val="single" w:sz="4" w:space="0" w:color="D6DCEA"/>
-              <w:left w:val="single" w:sz="4" w:space="0" w:color="D6DCEA"/>
-              <w:bottom w:val="single" w:sz="4" w:space="0" w:color="D6DCEA"/>
-              <w:right w:val="single" w:sz="4" w:space="0" w:color="D6DCEA"/>
-            </w:tcBorders>
-          </w:tcPr>
-          <w:p>
-            <w:pPr>
-              <w:pStyle w:val="Compact"/>
-              <w:widowControl/>
-              <w:spacing w:before="36" w:after="40"/>
-              <w:jc w:val="left"/>
-              <w:rPr>
-                <w:kern w:val="0"/>
-                <w:szCs w:val="24"/>
-                <w:lang w:val="en-US" w:eastAsia="en-US" w:bidi="ar-SA"/>
-              </w:rPr>
-            </w:pPr>
-            <w:r>
-              <w:rPr>
-                <w:kern w:val="0"/>
-                <w:sz w:val="18"/>
-                <w:szCs w:val="24"/>
-                <w:lang w:val="en-US" w:eastAsia="en-US" w:bidi="ar-SA"/>
-              </w:rPr>
-              <w:t>свои</w:t>
-            </w:r>
-          </w:p>
-        </w:tc>
-        <w:tc>
-          <w:tcPr>
-            <w:tcW w:w="2340" w:type="dxa"/>
-            <w:tcBorders>
-              <w:top w:val="single" w:sz="4" w:space="0" w:color="D6DCEA"/>
-              <w:left w:val="single" w:sz="4" w:space="0" w:color="D6DCEA"/>
-              <w:bottom w:val="single" w:sz="4" w:space="0" w:color="D6DCEA"/>
-              <w:right w:val="single" w:sz="4" w:space="0" w:color="D6DCEA"/>
-            </w:tcBorders>
-          </w:tcPr>
-          <w:p>
-            <w:pPr>
-              <w:pStyle w:val="Compact"/>
-              <w:widowControl/>
-              <w:spacing w:before="36" w:after="40"/>
-              <w:jc w:val="left"/>
-              <w:rPr>
-                <w:kern w:val="0"/>
-                <w:szCs w:val="24"/>
-                <w:lang w:val="en-US" w:eastAsia="en-US" w:bidi="ar-SA"/>
-              </w:rPr>
-            </w:pPr>
-            <w:r>
-              <w:rPr>
-                <w:kern w:val="0"/>
-                <w:sz w:val="18"/>
-                <w:szCs w:val="24"/>
-                <w:lang w:val="en-US" w:eastAsia="en-US" w:bidi="ar-SA"/>
-              </w:rPr>
-              <w:t>свои и подчинённых</w:t>
-            </w:r>
-          </w:p>
-        </w:tc>
-        <w:tc>
-          <w:tcPr>
-            <w:tcW w:w="2340" w:type="dxa"/>
-            <w:tcBorders>
-              <w:top w:val="single" w:sz="4" w:space="0" w:color="D6DCEA"/>
-              <w:left w:val="single" w:sz="4" w:space="0" w:color="D6DCEA"/>
-              <w:bottom w:val="single" w:sz="4" w:space="0" w:color="D6DCEA"/>
-              <w:right w:val="single" w:sz="4" w:space="0" w:color="D6DCEA"/>
-            </w:tcBorders>
-          </w:tcPr>
-          <w:p>
-            <w:pPr>
-              <w:pStyle w:val="Compact"/>
-              <w:widowControl/>
-              <w:spacing w:before="36" w:after="40"/>
-              <w:jc w:val="left"/>
-              <w:rPr>
-                <w:kern w:val="0"/>
-                <w:szCs w:val="24"/>
-                <w:lang w:val="en-US" w:eastAsia="en-US" w:bidi="ar-SA"/>
-              </w:rPr>
-            </w:pPr>
-            <w:r>
-              <w:rPr>
-                <w:kern w:val="0"/>
-                <w:sz w:val="18"/>
-                <w:szCs w:val="24"/>
-                <w:lang w:val="en-US" w:eastAsia="en-US" w:bidi="ar-SA"/>
-              </w:rPr>
-              <w:t>любые</w:t>
-            </w:r>
-          </w:p>
-        </w:tc>
-      </w:tr>
-      <w:tr>
-        <w:trPr/>
-        <w:tc>
-          <w:tcPr>
-            <w:tcW w:w="2339" w:type="dxa"/>
-            <w:tcBorders>
-              <w:top w:val="single" w:sz="4" w:space="0" w:color="D6DCEA"/>
-              <w:left w:val="single" w:sz="4" w:space="0" w:color="D6DCEA"/>
-              <w:bottom w:val="single" w:sz="4" w:space="0" w:color="D6DCEA"/>
-              <w:right w:val="single" w:sz="4" w:space="0" w:color="D6DCEA"/>
-            </w:tcBorders>
-          </w:tcPr>
-          <w:p>
-            <w:pPr>
-              <w:pStyle w:val="Compact"/>
-              <w:widowControl/>
-              <w:spacing w:before="36" w:after="40"/>
-              <w:jc w:val="left"/>
-              <w:rPr>
-                <w:kern w:val="0"/>
-                <w:szCs w:val="24"/>
-                <w:lang w:val="en-US" w:eastAsia="en-US" w:bidi="ar-SA"/>
-              </w:rPr>
-            </w:pPr>
-            <w:r>
-              <w:rPr>
-                <w:kern w:val="0"/>
-                <w:sz w:val="18"/>
-                <w:szCs w:val="24"/>
-                <w:lang w:val="en-US" w:eastAsia="en-US" w:bidi="ar-SA"/>
-              </w:rPr>
-              <w:t>Менять график работы</w:t>
-            </w:r>
-          </w:p>
-        </w:tc>
-        <w:tc>
-          <w:tcPr>
-            <w:tcW w:w="2340" w:type="dxa"/>
-            <w:tcBorders>
-              <w:top w:val="single" w:sz="4" w:space="0" w:color="D6DCEA"/>
-              <w:left w:val="single" w:sz="4" w:space="0" w:color="D6DCEA"/>
-              <w:bottom w:val="single" w:sz="4" w:space="0" w:color="D6DCEA"/>
-              <w:right w:val="single" w:sz="4" w:space="0" w:color="D6DCEA"/>
-            </w:tcBorders>
-          </w:tcPr>
-          <w:p>
-            <w:pPr>
-              <w:pStyle w:val="Compact"/>
-              <w:widowControl/>
-              <w:spacing w:before="36" w:after="40"/>
-              <w:jc w:val="left"/>
-              <w:rPr>
-                <w:kern w:val="0"/>
-                <w:szCs w:val="24"/>
-                <w:lang w:val="en-US" w:eastAsia="en-US" w:bidi="ar-SA"/>
-              </w:rPr>
-            </w:pPr>
-            <w:r>
-              <w:rPr>
-                <w:kern w:val="0"/>
-                <w:sz w:val="18"/>
-                <w:szCs w:val="24"/>
-                <w:lang w:val="en-US" w:eastAsia="en-US" w:bidi="ar-SA"/>
-              </w:rPr>
-              <w:t>свой</w:t>
-            </w:r>
-          </w:p>
-        </w:tc>
-        <w:tc>
-          <w:tcPr>
-            <w:tcW w:w="2340" w:type="dxa"/>
-            <w:tcBorders>
-              <w:top w:val="single" w:sz="4" w:space="0" w:color="D6DCEA"/>
-              <w:left w:val="single" w:sz="4" w:space="0" w:color="D6DCEA"/>
-              <w:bottom w:val="single" w:sz="4" w:space="0" w:color="D6DCEA"/>
-              <w:right w:val="single" w:sz="4" w:space="0" w:color="D6DCEA"/>
-            </w:tcBorders>
-          </w:tcPr>
-          <w:p>
-            <w:pPr>
-              <w:pStyle w:val="Compact"/>
-              <w:widowControl/>
-              <w:spacing w:before="36" w:after="40"/>
-              <w:jc w:val="left"/>
-              <w:rPr>
-                <w:kern w:val="0"/>
-                <w:szCs w:val="24"/>
-                <w:lang w:val="en-US" w:eastAsia="en-US" w:bidi="ar-SA"/>
-              </w:rPr>
-            </w:pPr>
-            <w:r>
-              <w:rPr>
-                <w:kern w:val="0"/>
-                <w:sz w:val="18"/>
-                <w:szCs w:val="24"/>
-                <w:lang w:val="en-US" w:eastAsia="en-US" w:bidi="ar-SA"/>
-              </w:rPr>
-              <w:t>свой и подчинённых</w:t>
-            </w:r>
-          </w:p>
-        </w:tc>
-        <w:tc>
-          <w:tcPr>
-            <w:tcW w:w="2340" w:type="dxa"/>
-            <w:tcBorders>
-              <w:top w:val="single" w:sz="4" w:space="0" w:color="D6DCEA"/>
-              <w:left w:val="single" w:sz="4" w:space="0" w:color="D6DCEA"/>
-              <w:bottom w:val="single" w:sz="4" w:space="0" w:color="D6DCEA"/>
-              <w:right w:val="single" w:sz="4" w:space="0" w:color="D6DCEA"/>
-            </w:tcBorders>
-          </w:tcPr>
-          <w:p>
-            <w:pPr>
-              <w:pStyle w:val="Compact"/>
-              <w:widowControl/>
-              <w:spacing w:before="36" w:after="40"/>
-              <w:jc w:val="left"/>
-              <w:rPr>
-                <w:kern w:val="0"/>
-                <w:szCs w:val="24"/>
-                <w:lang w:val="en-US" w:eastAsia="en-US" w:bidi="ar-SA"/>
-              </w:rPr>
-            </w:pPr>
-            <w:r>
-              <w:rPr>
-                <w:kern w:val="0"/>
-                <w:sz w:val="18"/>
-                <w:szCs w:val="24"/>
-                <w:lang w:val="en-US" w:eastAsia="en-US" w:bidi="ar-SA"/>
-              </w:rPr>
-              <w:t>любой</w:t>
-            </w:r>
-          </w:p>
-        </w:tc>
-      </w:tr>
-      <w:tr>
-        <w:trPr/>
-        <w:tc>
-          <w:tcPr>
-            <w:tcW w:w="2339" w:type="dxa"/>
-            <w:tcBorders>
-              <w:top w:val="single" w:sz="4" w:space="0" w:color="D6DCEA"/>
-              <w:left w:val="single" w:sz="4" w:space="0" w:color="D6DCEA"/>
-              <w:bottom w:val="single" w:sz="4" w:space="0" w:color="D6DCEA"/>
-              <w:right w:val="single" w:sz="4" w:space="0" w:color="D6DCEA"/>
-            </w:tcBorders>
-          </w:tcPr>
-          <w:p>
-            <w:pPr>
-              <w:pStyle w:val="Compact"/>
-              <w:widowControl/>
-              <w:spacing w:before="36" w:after="40"/>
-              <w:jc w:val="left"/>
-              <w:rPr>
-                <w:kern w:val="0"/>
-                <w:szCs w:val="24"/>
-                <w:lang w:val="en-US" w:eastAsia="en-US" w:bidi="ar-SA"/>
-              </w:rPr>
-            </w:pPr>
-            <w:r>
-              <w:rPr>
-                <w:kern w:val="0"/>
-                <w:sz w:val="18"/>
-                <w:szCs w:val="24"/>
-                <w:lang w:val="en-US" w:eastAsia="en-US" w:bidi="ar-SA"/>
-              </w:rPr>
-              <w:t>Команда и аналитика</w:t>
-            </w:r>
-          </w:p>
-        </w:tc>
-        <w:tc>
-          <w:tcPr>
-            <w:tcW w:w="2340" w:type="dxa"/>
-            <w:tcBorders>
-              <w:top w:val="single" w:sz="4" w:space="0" w:color="D6DCEA"/>
-              <w:left w:val="single" w:sz="4" w:space="0" w:color="D6DCEA"/>
-              <w:bottom w:val="single" w:sz="4" w:space="0" w:color="D6DCEA"/>
-              <w:right w:val="single" w:sz="4" w:space="0" w:color="D6DCEA"/>
-            </w:tcBorders>
-          </w:tcPr>
-          <w:p>
-            <w:pPr>
-              <w:pStyle w:val="Compact"/>
-              <w:widowControl/>
-              <w:spacing w:before="36" w:after="40"/>
-              <w:jc w:val="left"/>
-              <w:rPr>
-                <w:kern w:val="0"/>
-                <w:szCs w:val="24"/>
-                <w:lang w:val="en-US" w:eastAsia="en-US" w:bidi="ar-SA"/>
-              </w:rPr>
-            </w:pPr>
-            <w:r>
-              <w:rPr>
-                <w:kern w:val="0"/>
-                <w:sz w:val="18"/>
-                <w:szCs w:val="24"/>
-                <w:lang w:val="en-US" w:eastAsia="en-US" w:bidi="ar-SA"/>
-              </w:rPr>
-              <w:t>свой отдел</w:t>
-            </w:r>
-          </w:p>
-        </w:tc>
-        <w:tc>
-          <w:tcPr>
-            <w:tcW w:w="2340" w:type="dxa"/>
-            <w:tcBorders>
-              <w:top w:val="single" w:sz="4" w:space="0" w:color="D6DCEA"/>
-              <w:left w:val="single" w:sz="4" w:space="0" w:color="D6DCEA"/>
-              <w:bottom w:val="single" w:sz="4" w:space="0" w:color="D6DCEA"/>
-              <w:right w:val="single" w:sz="4" w:space="0" w:color="D6DCEA"/>
-            </w:tcBorders>
-          </w:tcPr>
-          <w:p>
-            <w:pPr>
-              <w:pStyle w:val="Compact"/>
-              <w:widowControl/>
-              <w:spacing w:before="36" w:after="40"/>
-              <w:jc w:val="left"/>
-              <w:rPr>
-                <w:kern w:val="0"/>
-                <w:szCs w:val="24"/>
-                <w:lang w:val="en-US" w:eastAsia="en-US" w:bidi="ar-SA"/>
-              </w:rPr>
-            </w:pPr>
-            <w:r>
-              <w:rPr>
-                <w:kern w:val="0"/>
-                <w:sz w:val="18"/>
-                <w:szCs w:val="24"/>
-                <w:lang w:val="en-US" w:eastAsia="en-US" w:bidi="ar-SA"/>
-              </w:rPr>
-              <w:t>свои отделы</w:t>
-            </w:r>
-          </w:p>
-        </w:tc>
-        <w:tc>
-          <w:tcPr>
-            <w:tcW w:w="2340" w:type="dxa"/>
-            <w:tcBorders>
-              <w:top w:val="single" w:sz="4" w:space="0" w:color="D6DCEA"/>
-              <w:left w:val="single" w:sz="4" w:space="0" w:color="D6DCEA"/>
-              <w:bottom w:val="single" w:sz="4" w:space="0" w:color="D6DCEA"/>
-              <w:right w:val="single" w:sz="4" w:space="0" w:color="D6DCEA"/>
-            </w:tcBorders>
-          </w:tcPr>
-          <w:p>
-            <w:pPr>
-              <w:pStyle w:val="Compact"/>
-              <w:widowControl/>
-              <w:spacing w:before="36" w:after="40"/>
-              <w:jc w:val="left"/>
-              <w:rPr>
-                <w:kern w:val="0"/>
-                <w:szCs w:val="24"/>
-                <w:lang w:val="en-US" w:eastAsia="en-US" w:bidi="ar-SA"/>
-              </w:rPr>
-            </w:pPr>
-            <w:r>
-              <w:rPr>
-                <w:kern w:val="0"/>
-                <w:sz w:val="18"/>
-                <w:szCs w:val="24"/>
-                <w:lang w:val="en-US" w:eastAsia="en-US" w:bidi="ar-SA"/>
-              </w:rPr>
-              <w:t>все отделы</w:t>
-            </w:r>
-          </w:p>
-        </w:tc>
-      </w:tr>
-      <w:tr>
-        <w:trPr/>
-        <w:tc>
-          <w:tcPr>
-            <w:tcW w:w="2339" w:type="dxa"/>
-            <w:tcBorders>
-              <w:top w:val="single" w:sz="4" w:space="0" w:color="D6DCEA"/>
-              <w:left w:val="single" w:sz="4" w:space="0" w:color="D6DCEA"/>
-              <w:bottom w:val="single" w:sz="4" w:space="0" w:color="D6DCEA"/>
-              <w:right w:val="single" w:sz="4" w:space="0" w:color="D6DCEA"/>
-            </w:tcBorders>
-          </w:tcPr>
-          <w:p>
-            <w:pPr>
-              <w:pStyle w:val="Compact"/>
-              <w:widowControl/>
-              <w:spacing w:before="36" w:after="40"/>
-              <w:jc w:val="left"/>
-              <w:rPr>
-                <w:kern w:val="0"/>
-                <w:szCs w:val="24"/>
-                <w:lang w:val="en-US" w:eastAsia="en-US" w:bidi="ar-SA"/>
-              </w:rPr>
-            </w:pPr>
-            <w:r>
-              <w:rPr>
-                <w:kern w:val="0"/>
-                <w:sz w:val="18"/>
-                <w:szCs w:val="24"/>
-                <w:lang w:val="en-US" w:eastAsia="en-US" w:bidi="ar-SA"/>
-              </w:rPr>
-              <w:t>Подбор дат</w:t>
-            </w:r>
-          </w:p>
-        </w:tc>
-        <w:tc>
-          <w:tcPr>
-            <w:tcW w:w="2340" w:type="dxa"/>
-            <w:tcBorders>
-              <w:top w:val="single" w:sz="4" w:space="0" w:color="D6DCEA"/>
-              <w:left w:val="single" w:sz="4" w:space="0" w:color="D6DCEA"/>
-              <w:bottom w:val="single" w:sz="4" w:space="0" w:color="D6DCEA"/>
-              <w:right w:val="single" w:sz="4" w:space="0" w:color="D6DCEA"/>
-            </w:tcBorders>
-          </w:tcPr>
-          <w:p>
-            <w:pPr>
-              <w:pStyle w:val="Compact"/>
-              <w:widowControl/>
-              <w:spacing w:before="36" w:after="40"/>
-              <w:jc w:val="left"/>
-              <w:rPr>
-                <w:kern w:val="0"/>
-                <w:szCs w:val="24"/>
-                <w:lang w:val="en-US" w:eastAsia="en-US" w:bidi="ar-SA"/>
-              </w:rPr>
-            </w:pPr>
-            <w:r>
-              <w:rPr>
-                <w:kern w:val="0"/>
-                <w:sz w:val="18"/>
-                <w:szCs w:val="24"/>
-                <w:lang w:val="en-US" w:eastAsia="en-US" w:bidi="ar-SA"/>
-              </w:rPr>
-              <w:t>для себя</w:t>
-            </w:r>
-          </w:p>
-        </w:tc>
-        <w:tc>
-          <w:tcPr>
-            <w:tcW w:w="2340" w:type="dxa"/>
-            <w:tcBorders>
-              <w:top w:val="single" w:sz="4" w:space="0" w:color="D6DCEA"/>
-              <w:left w:val="single" w:sz="4" w:space="0" w:color="D6DCEA"/>
-              <w:bottom w:val="single" w:sz="4" w:space="0" w:color="D6DCEA"/>
-              <w:right w:val="single" w:sz="4" w:space="0" w:color="D6DCEA"/>
-            </w:tcBorders>
-          </w:tcPr>
-          <w:p>
-            <w:pPr>
-              <w:pStyle w:val="Compact"/>
-              <w:widowControl/>
-              <w:spacing w:before="36" w:after="40"/>
-              <w:jc w:val="left"/>
-              <w:rPr>
-                <w:kern w:val="0"/>
-                <w:szCs w:val="24"/>
-                <w:lang w:val="en-US" w:eastAsia="en-US" w:bidi="ar-SA"/>
-              </w:rPr>
-            </w:pPr>
-            <w:r>
-              <w:rPr>
-                <w:kern w:val="0"/>
-                <w:sz w:val="18"/>
-                <w:szCs w:val="24"/>
-                <w:lang w:val="en-US" w:eastAsia="en-US" w:bidi="ar-SA"/>
-              </w:rPr>
-              <w:t>для себя и подчинённых</w:t>
-            </w:r>
-          </w:p>
-        </w:tc>
-        <w:tc>
-          <w:tcPr>
-            <w:tcW w:w="2340" w:type="dxa"/>
-            <w:tcBorders>
-              <w:top w:val="single" w:sz="4" w:space="0" w:color="D6DCEA"/>
-              <w:left w:val="single" w:sz="4" w:space="0" w:color="D6DCEA"/>
-              <w:bottom w:val="single" w:sz="4" w:space="0" w:color="D6DCEA"/>
-              <w:right w:val="single" w:sz="4" w:space="0" w:color="D6DCEA"/>
-            </w:tcBorders>
-          </w:tcPr>
-          <w:p>
-            <w:pPr>
-              <w:pStyle w:val="Compact"/>
-              <w:widowControl/>
-              <w:spacing w:before="36" w:after="40"/>
-              <w:jc w:val="left"/>
-              <w:rPr>
-                <w:kern w:val="0"/>
-                <w:szCs w:val="24"/>
-                <w:lang w:val="en-US" w:eastAsia="en-US" w:bidi="ar-SA"/>
-              </w:rPr>
-            </w:pPr>
-            <w:r>
-              <w:rPr>
-                <w:kern w:val="0"/>
-                <w:sz w:val="18"/>
-                <w:szCs w:val="24"/>
-                <w:lang w:val="en-US" w:eastAsia="en-US" w:bidi="ar-SA"/>
-              </w:rPr>
-              <w:t>для любого</w:t>
-            </w:r>
-          </w:p>
-        </w:tc>
-      </w:tr>
-      <w:tr>
-        <w:trPr/>
-        <w:tc>
-          <w:tcPr>
-            <w:tcW w:w="2339" w:type="dxa"/>
-            <w:tcBorders>
-              <w:top w:val="single" w:sz="4" w:space="0" w:color="D6DCEA"/>
-              <w:left w:val="single" w:sz="4" w:space="0" w:color="D6DCEA"/>
-              <w:bottom w:val="single" w:sz="4" w:space="0" w:color="D6DCEA"/>
-              <w:right w:val="single" w:sz="4" w:space="0" w:color="D6DCEA"/>
-            </w:tcBorders>
-          </w:tcPr>
-          <w:p>
-            <w:pPr>
-              <w:pStyle w:val="Compact"/>
-              <w:widowControl/>
-              <w:spacing w:before="36" w:after="40"/>
-              <w:jc w:val="left"/>
-              <w:rPr>
-                <w:kern w:val="0"/>
-                <w:szCs w:val="24"/>
-                <w:lang w:val="en-US" w:eastAsia="en-US" w:bidi="ar-SA"/>
-              </w:rPr>
-            </w:pPr>
-            <w:r>
-              <w:rPr>
-                <w:kern w:val="0"/>
-                <w:sz w:val="18"/>
-                <w:szCs w:val="24"/>
-                <w:lang w:val="en-US" w:eastAsia="en-US" w:bidi="ar-SA"/>
-              </w:rPr>
-              <w:t>Выгрузка XLSX</w:t>
-            </w:r>
-          </w:p>
-        </w:tc>
-        <w:tc>
-          <w:tcPr>
-            <w:tcW w:w="2340" w:type="dxa"/>
-            <w:tcBorders>
-              <w:top w:val="single" w:sz="4" w:space="0" w:color="D6DCEA"/>
-              <w:left w:val="single" w:sz="4" w:space="0" w:color="D6DCEA"/>
-              <w:bottom w:val="single" w:sz="4" w:space="0" w:color="D6DCEA"/>
-              <w:right w:val="single" w:sz="4" w:space="0" w:color="D6DCEA"/>
-            </w:tcBorders>
-          </w:tcPr>
-          <w:p>
-            <w:pPr>
-              <w:pStyle w:val="Compact"/>
-              <w:widowControl/>
-              <w:spacing w:before="36" w:after="40"/>
-              <w:jc w:val="left"/>
-              <w:rPr>
-                <w:kern w:val="0"/>
-                <w:szCs w:val="24"/>
-                <w:lang w:val="en-US" w:eastAsia="en-US" w:bidi="ar-SA"/>
-              </w:rPr>
-            </w:pPr>
-            <w:r>
-              <w:rPr>
-                <w:kern w:val="0"/>
-                <w:sz w:val="18"/>
-                <w:szCs w:val="24"/>
-                <w:lang w:val="en-US" w:eastAsia="en-US" w:bidi="ar-SA"/>
-              </w:rPr>
-              <w:t>—</w:t>
-            </w:r>
-          </w:p>
-        </w:tc>
-        <w:tc>
-          <w:tcPr>
-            <w:tcW w:w="2340" w:type="dxa"/>
-            <w:tcBorders>
-              <w:top w:val="single" w:sz="4" w:space="0" w:color="D6DCEA"/>
-              <w:left w:val="single" w:sz="4" w:space="0" w:color="D6DCEA"/>
-              <w:bottom w:val="single" w:sz="4" w:space="0" w:color="D6DCEA"/>
-              <w:right w:val="single" w:sz="4" w:space="0" w:color="D6DCEA"/>
-            </w:tcBorders>
-          </w:tcPr>
-          <w:p>
-            <w:pPr>
-              <w:pStyle w:val="Compact"/>
-              <w:widowControl/>
-              <w:spacing w:before="36" w:after="40"/>
-              <w:jc w:val="left"/>
-              <w:rPr>
-                <w:kern w:val="0"/>
-                <w:szCs w:val="24"/>
-                <w:lang w:val="en-US" w:eastAsia="en-US" w:bidi="ar-SA"/>
-              </w:rPr>
-            </w:pPr>
-            <w:r>
-              <w:rPr>
-                <w:kern w:val="0"/>
-                <w:sz w:val="18"/>
-                <w:szCs w:val="24"/>
-                <w:lang w:val="en-US" w:eastAsia="en-US" w:bidi="ar-SA"/>
-              </w:rPr>
-              <w:t>свой отдел, если руководит им, иначе подчинённые</w:t>
-            </w:r>
-          </w:p>
-        </w:tc>
-        <w:tc>
-          <w:tcPr>
-            <w:tcW w:w="2340" w:type="dxa"/>
-            <w:tcBorders>
-              <w:top w:val="single" w:sz="4" w:space="0" w:color="D6DCEA"/>
-              <w:left w:val="single" w:sz="4" w:space="0" w:color="D6DCEA"/>
-              <w:bottom w:val="single" w:sz="4" w:space="0" w:color="D6DCEA"/>
-              <w:right w:val="single" w:sz="4" w:space="0" w:color="D6DCEA"/>
-            </w:tcBorders>
-          </w:tcPr>
-          <w:p>
-            <w:pPr>
-              <w:pStyle w:val="Compact"/>
-              <w:widowControl/>
-              <w:spacing w:before="36" w:after="40"/>
-              <w:jc w:val="left"/>
-              <w:rPr>
-                <w:kern w:val="0"/>
-                <w:szCs w:val="24"/>
-                <w:lang w:val="en-US" w:eastAsia="en-US" w:bidi="ar-SA"/>
-              </w:rPr>
-            </w:pPr>
-            <w:r>
-              <w:rPr>
-                <w:kern w:val="0"/>
-                <w:sz w:val="18"/>
-                <w:szCs w:val="24"/>
-                <w:lang w:val="en-US" w:eastAsia="en-US" w:bidi="ar-SA"/>
-              </w:rPr>
-              <w:t>организация</w:t>
-            </w:r>
-          </w:p>
-        </w:tc>
-      </w:tr>
-      <w:tr>
-        <w:trPr/>
-        <w:tc>
-          <w:tcPr>
-            <w:tcW w:w="2339" w:type="dxa"/>
-            <w:tcBorders>
-              <w:top w:val="single" w:sz="4" w:space="0" w:color="D6DCEA"/>
-              <w:left w:val="single" w:sz="4" w:space="0" w:color="D6DCEA"/>
-              <w:bottom w:val="single" w:sz="4" w:space="0" w:color="D6DCEA"/>
-              <w:right w:val="single" w:sz="4" w:space="0" w:color="D6DCEA"/>
-            </w:tcBorders>
-          </w:tcPr>
-          <w:p>
-            <w:pPr>
-              <w:pStyle w:val="Compact"/>
-              <w:widowControl/>
-              <w:spacing w:before="36" w:after="40"/>
-              <w:jc w:val="left"/>
-              <w:rPr>
-                <w:kern w:val="0"/>
-                <w:szCs w:val="24"/>
-                <w:lang w:val="en-US" w:eastAsia="en-US" w:bidi="ar-SA"/>
-              </w:rPr>
-            </w:pPr>
-            <w:r>
-              <w:rPr>
-                <w:kern w:val="0"/>
-                <w:sz w:val="18"/>
-                <w:szCs w:val="24"/>
-                <w:lang w:val="en-US" w:eastAsia="en-US" w:bidi="ar-SA"/>
-              </w:rPr>
-              <w:t>Сотрудники, справочники, календарь, правила</w:t>
-            </w:r>
-          </w:p>
-        </w:tc>
-        <w:tc>
-          <w:tcPr>
-            <w:tcW w:w="2340" w:type="dxa"/>
-            <w:tcBorders>
-              <w:top w:val="single" w:sz="4" w:space="0" w:color="D6DCEA"/>
-              <w:left w:val="single" w:sz="4" w:space="0" w:color="D6DCEA"/>
-              <w:bottom w:val="single" w:sz="4" w:space="0" w:color="D6DCEA"/>
-              <w:right w:val="single" w:sz="4" w:space="0" w:color="D6DCEA"/>
-            </w:tcBorders>
-          </w:tcPr>
-          <w:p>
-            <w:pPr>
-              <w:pStyle w:val="Compact"/>
-              <w:widowControl/>
-              <w:spacing w:before="36" w:after="40"/>
-              <w:jc w:val="left"/>
-              <w:rPr>
-                <w:kern w:val="0"/>
-                <w:szCs w:val="24"/>
-                <w:lang w:val="en-US" w:eastAsia="en-US" w:bidi="ar-SA"/>
-              </w:rPr>
-            </w:pPr>
-            <w:r>
-              <w:rPr>
-                <w:kern w:val="0"/>
-                <w:sz w:val="18"/>
-                <w:szCs w:val="24"/>
-                <w:lang w:val="en-US" w:eastAsia="en-US" w:bidi="ar-SA"/>
-              </w:rPr>
-              <w:t>—</w:t>
-            </w:r>
-          </w:p>
-        </w:tc>
-        <w:tc>
-          <w:tcPr>
-            <w:tcW w:w="2340" w:type="dxa"/>
-            <w:tcBorders>
-              <w:top w:val="single" w:sz="4" w:space="0" w:color="D6DCEA"/>
-              <w:left w:val="single" w:sz="4" w:space="0" w:color="D6DCEA"/>
-              <w:bottom w:val="single" w:sz="4" w:space="0" w:color="D6DCEA"/>
-              <w:right w:val="single" w:sz="4" w:space="0" w:color="D6DCEA"/>
-            </w:tcBorders>
-          </w:tcPr>
-          <w:p>
-            <w:pPr>
-              <w:pStyle w:val="Compact"/>
-              <w:widowControl/>
-              <w:spacing w:before="36" w:after="40"/>
-              <w:jc w:val="left"/>
-              <w:rPr>
-                <w:kern w:val="0"/>
-                <w:szCs w:val="24"/>
-                <w:lang w:val="en-US" w:eastAsia="en-US" w:bidi="ar-SA"/>
-              </w:rPr>
-            </w:pPr>
-            <w:r>
-              <w:rPr>
-                <w:kern w:val="0"/>
-                <w:sz w:val="18"/>
-                <w:szCs w:val="24"/>
-                <w:lang w:val="en-US" w:eastAsia="en-US" w:bidi="ar-SA"/>
-              </w:rPr>
-              <w:t>—</w:t>
-            </w:r>
-          </w:p>
-        </w:tc>
-        <w:tc>
-          <w:tcPr>
-            <w:tcW w:w="2340" w:type="dxa"/>
-            <w:tcBorders>
-              <w:top w:val="single" w:sz="4" w:space="0" w:color="D6DCEA"/>
-              <w:left w:val="single" w:sz="4" w:space="0" w:color="D6DCEA"/>
-              <w:bottom w:val="single" w:sz="4" w:space="0" w:color="D6DCEA"/>
-              <w:right w:val="single" w:sz="4" w:space="0" w:color="D6DCEA"/>
-            </w:tcBorders>
-          </w:tcPr>
-          <w:p>
-            <w:pPr>
-              <w:pStyle w:val="Compact"/>
-              <w:widowControl/>
-              <w:spacing w:before="36" w:after="40"/>
-              <w:jc w:val="left"/>
-              <w:rPr>
-                <w:kern w:val="0"/>
-                <w:szCs w:val="24"/>
-                <w:lang w:val="en-US" w:eastAsia="en-US" w:bidi="ar-SA"/>
-              </w:rPr>
-            </w:pPr>
-            <w:r>
-              <w:rPr>
-                <w:kern w:val="0"/>
-                <w:sz w:val="18"/>
-                <w:szCs w:val="24"/>
-                <w:lang w:val="en-US" w:eastAsia="en-US" w:bidi="ar-SA"/>
-              </w:rPr>
-              <w:t>да</w:t>
-            </w:r>
-          </w:p>
-        </w:tc>
-      </w:tr>
-      <w:tr>
-        <w:trPr/>
-        <w:tc>
-          <w:tcPr>
-            <w:tcW w:w="2339" w:type="dxa"/>
-            <w:tcBorders>
-              <w:top w:val="single" w:sz="4" w:space="0" w:color="D6DCEA"/>
-              <w:left w:val="single" w:sz="4" w:space="0" w:color="D6DCEA"/>
-              <w:bottom w:val="single" w:sz="4" w:space="0" w:color="D6DCEA"/>
-              <w:right w:val="single" w:sz="4" w:space="0" w:color="D6DCEA"/>
-            </w:tcBorders>
-          </w:tcPr>
-          <w:p>
-            <w:pPr>
-              <w:pStyle w:val="Compact"/>
-              <w:widowControl/>
-              <w:spacing w:before="36" w:after="40"/>
-              <w:jc w:val="left"/>
-              <w:rPr>
-                <w:kern w:val="0"/>
-                <w:szCs w:val="24"/>
-                <w:lang w:val="en-US" w:eastAsia="en-US" w:bidi="ar-SA"/>
-              </w:rPr>
-            </w:pPr>
-            <w:r>
-              <w:rPr>
-                <w:kern w:val="0"/>
-                <w:sz w:val="18"/>
-                <w:szCs w:val="24"/>
-                <w:lang w:val="en-US" w:eastAsia="en-US" w:bidi="ar-SA"/>
-              </w:rPr>
-              <w:t>Журнал аудита</w:t>
-            </w:r>
-          </w:p>
-        </w:tc>
-        <w:tc>
-          <w:tcPr>
-            <w:tcW w:w="2340" w:type="dxa"/>
-            <w:tcBorders>
-              <w:top w:val="single" w:sz="4" w:space="0" w:color="D6DCEA"/>
-              <w:left w:val="single" w:sz="4" w:space="0" w:color="D6DCEA"/>
-              <w:bottom w:val="single" w:sz="4" w:space="0" w:color="D6DCEA"/>
-              <w:right w:val="single" w:sz="4" w:space="0" w:color="D6DCEA"/>
-            </w:tcBorders>
-          </w:tcPr>
-          <w:p>
-            <w:pPr>
-              <w:pStyle w:val="Compact"/>
-              <w:widowControl/>
-              <w:spacing w:before="36" w:after="40"/>
-              <w:jc w:val="left"/>
-              <w:rPr>
-                <w:kern w:val="0"/>
-                <w:szCs w:val="24"/>
-                <w:lang w:val="en-US" w:eastAsia="en-US" w:bidi="ar-SA"/>
-              </w:rPr>
-            </w:pPr>
-            <w:r>
-              <w:rPr>
-                <w:kern w:val="0"/>
-                <w:sz w:val="18"/>
-                <w:szCs w:val="24"/>
-                <w:lang w:val="en-US" w:eastAsia="en-US" w:bidi="ar-SA"/>
-              </w:rPr>
-              <w:t>—</w:t>
-            </w:r>
-          </w:p>
-        </w:tc>
-        <w:tc>
-          <w:tcPr>
-            <w:tcW w:w="2340" w:type="dxa"/>
-            <w:tcBorders>
-              <w:top w:val="single" w:sz="4" w:space="0" w:color="D6DCEA"/>
-              <w:left w:val="single" w:sz="4" w:space="0" w:color="D6DCEA"/>
-              <w:bottom w:val="single" w:sz="4" w:space="0" w:color="D6DCEA"/>
-              <w:right w:val="single" w:sz="4" w:space="0" w:color="D6DCEA"/>
-            </w:tcBorders>
-          </w:tcPr>
-          <w:p>
-            <w:pPr>
-              <w:pStyle w:val="Compact"/>
-              <w:widowControl/>
-              <w:spacing w:before="36" w:after="40"/>
-              <w:jc w:val="left"/>
-              <w:rPr>
-                <w:kern w:val="0"/>
-                <w:szCs w:val="24"/>
-                <w:lang w:val="en-US" w:eastAsia="en-US" w:bidi="ar-SA"/>
-              </w:rPr>
-            </w:pPr>
-            <w:r>
-              <w:rPr>
-                <w:kern w:val="0"/>
-                <w:sz w:val="18"/>
-                <w:szCs w:val="24"/>
-                <w:lang w:val="en-US" w:eastAsia="en-US" w:bidi="ar-SA"/>
-              </w:rPr>
-              <w:t>—</w:t>
-            </w:r>
-          </w:p>
-        </w:tc>
-        <w:tc>
-          <w:tcPr>
-            <w:tcW w:w="2340" w:type="dxa"/>
-            <w:tcBorders>
-              <w:top w:val="single" w:sz="4" w:space="0" w:color="D6DCEA"/>
-              <w:left w:val="single" w:sz="4" w:space="0" w:color="D6DCEA"/>
-              <w:bottom w:val="single" w:sz="4" w:space="0" w:color="D6DCEA"/>
-              <w:right w:val="single" w:sz="4" w:space="0" w:color="D6DCEA"/>
-            </w:tcBorders>
-          </w:tcPr>
-          <w:p>
-            <w:pPr>
-              <w:pStyle w:val="Compact"/>
-              <w:widowControl/>
-              <w:spacing w:before="36" w:after="40"/>
-              <w:jc w:val="left"/>
-              <w:rPr>
-                <w:kern w:val="0"/>
-                <w:szCs w:val="24"/>
-                <w:lang w:val="en-US" w:eastAsia="en-US" w:bidi="ar-SA"/>
-              </w:rPr>
-            </w:pPr>
-            <w:r>
-              <w:rPr>
-                <w:kern w:val="0"/>
-                <w:sz w:val="18"/>
-                <w:szCs w:val="24"/>
-                <w:lang w:val="en-US" w:eastAsia="en-US" w:bidi="ar-SA"/>
-              </w:rPr>
-              <w:t>да</w:t>
-            </w:r>
+                <w:rStyle w:val="VerbatimChar"/>
+                <w:kern w:val="0"/>
+                <w:sz w:val="18"/>
+                <w:szCs w:val="24"/>
+                <w:lang w:val="en-US" w:eastAsia="en-US" w:bidi="ar-SA"/>
+              </w:rPr>
+              <w:t>suggestVacationDates</w:t>
+            </w:r>
+            <w:bookmarkStart w:id="17" w:name="каталог-операций"/>
+            <w:bookmarkEnd w:id="17"/>
           </w:p>
         </w:tc>
       </w:tr>
@@ -14888,13 +14052,4151 @@
         <w:pStyle w:val="Heading1"/>
         <w:rPr/>
       </w:pPr>
-      <w:bookmarkStart w:id="17" w:name="__RefHeading___Toc6639_1756087021"/>
-      <w:bookmarkEnd w:id="17"/>
+      <w:bookmarkStart w:id="18" w:name="__RefHeading___Toc7415_1562542824"/>
+      <w:bookmarkEnd w:id="18"/>
       <w:r>
         <w:rPr>
           <w:rStyle w:val="SectionNumber"/>
         </w:rPr>
         <w:t>10</w:t>
+      </w:r>
+      <w:r>
+        <w:rPr/>
+        <w:tab/>
+        <w:t>Каталог ошибок</w:t>
+      </w:r>
+    </w:p>
+    <w:p>
+      <w:pPr>
+        <w:pStyle w:val="FirstParagraph"/>
+        <w:rPr/>
+      </w:pPr>
+      <w:r>
+        <w:rPr>
+          <w:rStyle w:val="VerbatimChar"/>
+        </w:rPr>
+        <w:t>type</w:t>
+      </w:r>
+      <w:r>
+        <w:rPr/>
+        <w:t xml:space="preserve"> — </w:t>
+      </w:r>
+      <w:r>
+        <w:rPr>
+          <w:rStyle w:val="VerbatimChar"/>
+        </w:rPr>
+        <w:t>https://vacation.planner/problems/&lt;код&gt;</w:t>
+      </w:r>
+      <w:r>
+        <w:rPr/>
+        <w:t xml:space="preserve">; </w:t>
+      </w:r>
+      <w:r>
+        <w:rPr>
+          <w:rStyle w:val="VerbatimChar"/>
+        </w:rPr>
+        <w:t>title</w:t>
+      </w:r>
+      <w:r>
+        <w:rPr/>
+        <w:t xml:space="preserve"> — короткий текст для человека, </w:t>
+      </w:r>
+      <w:r>
+        <w:rPr>
+          <w:rStyle w:val="VerbatimChar"/>
+        </w:rPr>
+        <w:t>detail</w:t>
+      </w:r>
+      <w:r>
+        <w:rPr/>
+        <w:t xml:space="preserve"> — уточнение для конкретного случая. Новые коды добавляются одновременно в </w:t>
+      </w:r>
+      <w:r>
+        <w:rPr>
+          <w:rStyle w:val="VerbatimChar"/>
+        </w:rPr>
+        <w:t>server/src/infra/problems.ts</w:t>
+      </w:r>
+      <w:r>
+        <w:rPr/>
+        <w:t>, контракт и документ 5 (тексты интерфейса).</w:t>
+      </w:r>
+    </w:p>
+    <w:tbl>
+      <w:tblPr>
+        <w:tblStyle w:val="Table"/>
+        <w:tblW w:w="5000" w:type="pct"/>
+        <w:jc w:val="center"/>
+        <w:tblInd w:w="0" w:type="dxa"/>
+        <w:tblLayout w:type="fixed"/>
+        <w:tblCellMar>
+          <w:top w:w="0" w:type="dxa"/>
+          <w:left w:w="108" w:type="dxa"/>
+          <w:bottom w:w="0" w:type="dxa"/>
+          <w:right w:w="108" w:type="dxa"/>
+        </w:tblCellMar>
+        <w:tblLook w:val="0020" w:noHBand="0" w:noVBand="0" w:firstColumn="0" w:lastRow="0" w:lastColumn="0" w:firstRow="1"/>
+      </w:tblPr>
+      <w:tblGrid>
+        <w:gridCol w:w="3120"/>
+        <w:gridCol w:w="3120"/>
+        <w:gridCol w:w="3120"/>
+      </w:tblGrid>
+      <w:tr>
+        <w:trPr>
+          <w:tblHeader w:val="true"/>
+        </w:trPr>
+        <w:tc>
+          <w:tcPr>
+            <w:tcW w:w="3120" w:type="dxa"/>
+            <w:tcBorders>
+              <w:top w:val="single" w:sz="4" w:space="0" w:color="D6DCEA"/>
+              <w:left w:val="single" w:sz="4" w:space="0" w:color="D6DCEA"/>
+              <w:bottom w:val="single" w:sz="6" w:space="0" w:color="000000"/>
+              <w:right w:val="single" w:sz="4" w:space="0" w:color="D6DCEA"/>
+            </w:tcBorders>
+            <w:shd w:color="auto" w:fill="EEF2FB" w:val="clear"/>
+            <w:vAlign w:val="bottom"/>
+          </w:tcPr>
+          <w:p>
+            <w:pPr>
+              <w:pStyle w:val="Compact"/>
+              <w:widowControl/>
+              <w:spacing w:before="36" w:after="40"/>
+              <w:jc w:val="left"/>
+              <w:rPr>
+                <w:kern w:val="0"/>
+                <w:szCs w:val="24"/>
+                <w:lang w:val="en-US" w:eastAsia="en-US" w:bidi="ar-SA"/>
+              </w:rPr>
+            </w:pPr>
+            <w:r>
+              <w:rPr>
+                <w:b/>
+                <w:kern w:val="0"/>
+                <w:sz w:val="18"/>
+                <w:szCs w:val="24"/>
+                <w:lang w:val="en-US" w:eastAsia="en-US" w:bidi="ar-SA"/>
+              </w:rPr>
+              <w:t>Код (type)</w:t>
+            </w:r>
+          </w:p>
+        </w:tc>
+        <w:tc>
+          <w:tcPr>
+            <w:tcW w:w="3120" w:type="dxa"/>
+            <w:tcBorders>
+              <w:top w:val="single" w:sz="4" w:space="0" w:color="D6DCEA"/>
+              <w:left w:val="single" w:sz="4" w:space="0" w:color="D6DCEA"/>
+              <w:bottom w:val="single" w:sz="6" w:space="0" w:color="000000"/>
+              <w:right w:val="single" w:sz="4" w:space="0" w:color="D6DCEA"/>
+            </w:tcBorders>
+            <w:shd w:color="auto" w:fill="EEF2FB" w:val="clear"/>
+            <w:vAlign w:val="bottom"/>
+          </w:tcPr>
+          <w:p>
+            <w:pPr>
+              <w:pStyle w:val="Compact"/>
+              <w:widowControl/>
+              <w:spacing w:before="36" w:after="40"/>
+              <w:jc w:val="left"/>
+              <w:rPr>
+                <w:kern w:val="0"/>
+                <w:szCs w:val="24"/>
+                <w:lang w:val="en-US" w:eastAsia="en-US" w:bidi="ar-SA"/>
+              </w:rPr>
+            </w:pPr>
+            <w:r>
+              <w:rPr>
+                <w:b/>
+                <w:kern w:val="0"/>
+                <w:sz w:val="18"/>
+                <w:szCs w:val="24"/>
+                <w:lang w:val="en-US" w:eastAsia="en-US" w:bidi="ar-SA"/>
+              </w:rPr>
+              <w:t>HTTP</w:t>
+            </w:r>
+          </w:p>
+        </w:tc>
+        <w:tc>
+          <w:tcPr>
+            <w:tcW w:w="3120" w:type="dxa"/>
+            <w:tcBorders>
+              <w:top w:val="single" w:sz="4" w:space="0" w:color="D6DCEA"/>
+              <w:left w:val="single" w:sz="4" w:space="0" w:color="D6DCEA"/>
+              <w:bottom w:val="single" w:sz="6" w:space="0" w:color="000000"/>
+              <w:right w:val="single" w:sz="4" w:space="0" w:color="D6DCEA"/>
+            </w:tcBorders>
+            <w:shd w:color="auto" w:fill="EEF2FB" w:val="clear"/>
+            <w:vAlign w:val="bottom"/>
+          </w:tcPr>
+          <w:p>
+            <w:pPr>
+              <w:pStyle w:val="Compact"/>
+              <w:widowControl/>
+              <w:spacing w:before="36" w:after="40"/>
+              <w:jc w:val="left"/>
+              <w:rPr>
+                <w:kern w:val="0"/>
+                <w:szCs w:val="24"/>
+                <w:lang w:val="en-US" w:eastAsia="en-US" w:bidi="ar-SA"/>
+              </w:rPr>
+            </w:pPr>
+            <w:r>
+              <w:rPr>
+                <w:b/>
+                <w:kern w:val="0"/>
+                <w:sz w:val="18"/>
+                <w:szCs w:val="24"/>
+                <w:lang w:val="en-US" w:eastAsia="en-US" w:bidi="ar-SA"/>
+              </w:rPr>
+              <w:t>Заголовок (title)</w:t>
+            </w:r>
+          </w:p>
+        </w:tc>
+      </w:tr>
+      <w:tr>
+        <w:trPr/>
+        <w:tc>
+          <w:tcPr>
+            <w:tcW w:w="3120" w:type="dxa"/>
+            <w:tcBorders>
+              <w:top w:val="single" w:sz="4" w:space="0" w:color="D6DCEA"/>
+              <w:left w:val="single" w:sz="4" w:space="0" w:color="D6DCEA"/>
+              <w:bottom w:val="single" w:sz="4" w:space="0" w:color="D6DCEA"/>
+              <w:right w:val="single" w:sz="4" w:space="0" w:color="D6DCEA"/>
+            </w:tcBorders>
+          </w:tcPr>
+          <w:p>
+            <w:pPr>
+              <w:pStyle w:val="Compact"/>
+              <w:widowControl/>
+              <w:spacing w:before="36" w:after="40"/>
+              <w:jc w:val="left"/>
+              <w:rPr>
+                <w:kern w:val="0"/>
+                <w:szCs w:val="24"/>
+                <w:lang w:val="en-US" w:eastAsia="en-US" w:bidi="ar-SA"/>
+              </w:rPr>
+            </w:pPr>
+            <w:r>
+              <w:rPr>
+                <w:rStyle w:val="VerbatimChar"/>
+                <w:kern w:val="0"/>
+                <w:sz w:val="18"/>
+                <w:szCs w:val="24"/>
+                <w:lang w:val="en-US" w:eastAsia="en-US" w:bidi="ar-SA"/>
+              </w:rPr>
+              <w:t>auth/invalid-credentials</w:t>
+            </w:r>
+          </w:p>
+        </w:tc>
+        <w:tc>
+          <w:tcPr>
+            <w:tcW w:w="3120" w:type="dxa"/>
+            <w:tcBorders>
+              <w:top w:val="single" w:sz="4" w:space="0" w:color="D6DCEA"/>
+              <w:left w:val="single" w:sz="4" w:space="0" w:color="D6DCEA"/>
+              <w:bottom w:val="single" w:sz="4" w:space="0" w:color="D6DCEA"/>
+              <w:right w:val="single" w:sz="4" w:space="0" w:color="D6DCEA"/>
+            </w:tcBorders>
+          </w:tcPr>
+          <w:p>
+            <w:pPr>
+              <w:pStyle w:val="Compact"/>
+              <w:widowControl/>
+              <w:spacing w:before="36" w:after="40"/>
+              <w:jc w:val="left"/>
+              <w:rPr>
+                <w:kern w:val="0"/>
+                <w:szCs w:val="24"/>
+                <w:lang w:val="en-US" w:eastAsia="en-US" w:bidi="ar-SA"/>
+              </w:rPr>
+            </w:pPr>
+            <w:r>
+              <w:rPr>
+                <w:kern w:val="0"/>
+                <w:sz w:val="18"/>
+                <w:szCs w:val="24"/>
+                <w:lang w:val="en-US" w:eastAsia="en-US" w:bidi="ar-SA"/>
+              </w:rPr>
+              <w:t>401</w:t>
+            </w:r>
+          </w:p>
+        </w:tc>
+        <w:tc>
+          <w:tcPr>
+            <w:tcW w:w="3120" w:type="dxa"/>
+            <w:tcBorders>
+              <w:top w:val="single" w:sz="4" w:space="0" w:color="D6DCEA"/>
+              <w:left w:val="single" w:sz="4" w:space="0" w:color="D6DCEA"/>
+              <w:bottom w:val="single" w:sz="4" w:space="0" w:color="D6DCEA"/>
+              <w:right w:val="single" w:sz="4" w:space="0" w:color="D6DCEA"/>
+            </w:tcBorders>
+          </w:tcPr>
+          <w:p>
+            <w:pPr>
+              <w:pStyle w:val="Compact"/>
+              <w:widowControl/>
+              <w:spacing w:before="36" w:after="40"/>
+              <w:jc w:val="left"/>
+              <w:rPr>
+                <w:kern w:val="0"/>
+                <w:szCs w:val="24"/>
+                <w:lang w:val="en-US" w:eastAsia="en-US" w:bidi="ar-SA"/>
+              </w:rPr>
+            </w:pPr>
+            <w:r>
+              <w:rPr>
+                <w:kern w:val="0"/>
+                <w:sz w:val="18"/>
+                <w:szCs w:val="24"/>
+                <w:lang w:val="en-US" w:eastAsia="en-US" w:bidi="ar-SA"/>
+              </w:rPr>
+              <w:t>Неверный логин или пароль</w:t>
+            </w:r>
+          </w:p>
+        </w:tc>
+      </w:tr>
+      <w:tr>
+        <w:trPr/>
+        <w:tc>
+          <w:tcPr>
+            <w:tcW w:w="3120" w:type="dxa"/>
+            <w:tcBorders>
+              <w:top w:val="single" w:sz="4" w:space="0" w:color="D6DCEA"/>
+              <w:left w:val="single" w:sz="4" w:space="0" w:color="D6DCEA"/>
+              <w:bottom w:val="single" w:sz="4" w:space="0" w:color="D6DCEA"/>
+              <w:right w:val="single" w:sz="4" w:space="0" w:color="D6DCEA"/>
+            </w:tcBorders>
+          </w:tcPr>
+          <w:p>
+            <w:pPr>
+              <w:pStyle w:val="Compact"/>
+              <w:widowControl/>
+              <w:spacing w:before="36" w:after="40"/>
+              <w:jc w:val="left"/>
+              <w:rPr>
+                <w:kern w:val="0"/>
+                <w:szCs w:val="24"/>
+                <w:lang w:val="en-US" w:eastAsia="en-US" w:bidi="ar-SA"/>
+              </w:rPr>
+            </w:pPr>
+            <w:r>
+              <w:rPr>
+                <w:rStyle w:val="VerbatimChar"/>
+                <w:kern w:val="0"/>
+                <w:sz w:val="18"/>
+                <w:szCs w:val="24"/>
+                <w:lang w:val="en-US" w:eastAsia="en-US" w:bidi="ar-SA"/>
+              </w:rPr>
+              <w:t>auth/token-expired</w:t>
+            </w:r>
+          </w:p>
+        </w:tc>
+        <w:tc>
+          <w:tcPr>
+            <w:tcW w:w="3120" w:type="dxa"/>
+            <w:tcBorders>
+              <w:top w:val="single" w:sz="4" w:space="0" w:color="D6DCEA"/>
+              <w:left w:val="single" w:sz="4" w:space="0" w:color="D6DCEA"/>
+              <w:bottom w:val="single" w:sz="4" w:space="0" w:color="D6DCEA"/>
+              <w:right w:val="single" w:sz="4" w:space="0" w:color="D6DCEA"/>
+            </w:tcBorders>
+          </w:tcPr>
+          <w:p>
+            <w:pPr>
+              <w:pStyle w:val="Compact"/>
+              <w:widowControl/>
+              <w:spacing w:before="36" w:after="40"/>
+              <w:jc w:val="left"/>
+              <w:rPr>
+                <w:kern w:val="0"/>
+                <w:szCs w:val="24"/>
+                <w:lang w:val="en-US" w:eastAsia="en-US" w:bidi="ar-SA"/>
+              </w:rPr>
+            </w:pPr>
+            <w:r>
+              <w:rPr>
+                <w:kern w:val="0"/>
+                <w:sz w:val="18"/>
+                <w:szCs w:val="24"/>
+                <w:lang w:val="en-US" w:eastAsia="en-US" w:bidi="ar-SA"/>
+              </w:rPr>
+              <w:t>401</w:t>
+            </w:r>
+          </w:p>
+        </w:tc>
+        <w:tc>
+          <w:tcPr>
+            <w:tcW w:w="3120" w:type="dxa"/>
+            <w:tcBorders>
+              <w:top w:val="single" w:sz="4" w:space="0" w:color="D6DCEA"/>
+              <w:left w:val="single" w:sz="4" w:space="0" w:color="D6DCEA"/>
+              <w:bottom w:val="single" w:sz="4" w:space="0" w:color="D6DCEA"/>
+              <w:right w:val="single" w:sz="4" w:space="0" w:color="D6DCEA"/>
+            </w:tcBorders>
+          </w:tcPr>
+          <w:p>
+            <w:pPr>
+              <w:pStyle w:val="Compact"/>
+              <w:widowControl/>
+              <w:spacing w:before="36" w:after="40"/>
+              <w:jc w:val="left"/>
+              <w:rPr>
+                <w:kern w:val="0"/>
+                <w:szCs w:val="24"/>
+                <w:lang w:val="en-US" w:eastAsia="en-US" w:bidi="ar-SA"/>
+              </w:rPr>
+            </w:pPr>
+            <w:r>
+              <w:rPr>
+                <w:kern w:val="0"/>
+                <w:sz w:val="18"/>
+                <w:szCs w:val="24"/>
+                <w:lang w:val="en-US" w:eastAsia="en-US" w:bidi="ar-SA"/>
+              </w:rPr>
+              <w:t>Сессия истекла</w:t>
+            </w:r>
+          </w:p>
+        </w:tc>
+      </w:tr>
+      <w:tr>
+        <w:trPr/>
+        <w:tc>
+          <w:tcPr>
+            <w:tcW w:w="3120" w:type="dxa"/>
+            <w:tcBorders>
+              <w:top w:val="single" w:sz="4" w:space="0" w:color="D6DCEA"/>
+              <w:left w:val="single" w:sz="4" w:space="0" w:color="D6DCEA"/>
+              <w:bottom w:val="single" w:sz="4" w:space="0" w:color="D6DCEA"/>
+              <w:right w:val="single" w:sz="4" w:space="0" w:color="D6DCEA"/>
+            </w:tcBorders>
+          </w:tcPr>
+          <w:p>
+            <w:pPr>
+              <w:pStyle w:val="Compact"/>
+              <w:widowControl/>
+              <w:spacing w:before="36" w:after="40"/>
+              <w:jc w:val="left"/>
+              <w:rPr>
+                <w:kern w:val="0"/>
+                <w:szCs w:val="24"/>
+                <w:lang w:val="en-US" w:eastAsia="en-US" w:bidi="ar-SA"/>
+              </w:rPr>
+            </w:pPr>
+            <w:r>
+              <w:rPr>
+                <w:rStyle w:val="VerbatimChar"/>
+                <w:kern w:val="0"/>
+                <w:sz w:val="18"/>
+                <w:szCs w:val="24"/>
+                <w:lang w:val="en-US" w:eastAsia="en-US" w:bidi="ar-SA"/>
+              </w:rPr>
+              <w:t>auth/forbidden</w:t>
+            </w:r>
+          </w:p>
+        </w:tc>
+        <w:tc>
+          <w:tcPr>
+            <w:tcW w:w="3120" w:type="dxa"/>
+            <w:tcBorders>
+              <w:top w:val="single" w:sz="4" w:space="0" w:color="D6DCEA"/>
+              <w:left w:val="single" w:sz="4" w:space="0" w:color="D6DCEA"/>
+              <w:bottom w:val="single" w:sz="4" w:space="0" w:color="D6DCEA"/>
+              <w:right w:val="single" w:sz="4" w:space="0" w:color="D6DCEA"/>
+            </w:tcBorders>
+          </w:tcPr>
+          <w:p>
+            <w:pPr>
+              <w:pStyle w:val="Compact"/>
+              <w:widowControl/>
+              <w:spacing w:before="36" w:after="40"/>
+              <w:jc w:val="left"/>
+              <w:rPr>
+                <w:kern w:val="0"/>
+                <w:szCs w:val="24"/>
+                <w:lang w:val="en-US" w:eastAsia="en-US" w:bidi="ar-SA"/>
+              </w:rPr>
+            </w:pPr>
+            <w:r>
+              <w:rPr>
+                <w:kern w:val="0"/>
+                <w:sz w:val="18"/>
+                <w:szCs w:val="24"/>
+                <w:lang w:val="en-US" w:eastAsia="en-US" w:bidi="ar-SA"/>
+              </w:rPr>
+              <w:t>403</w:t>
+            </w:r>
+          </w:p>
+        </w:tc>
+        <w:tc>
+          <w:tcPr>
+            <w:tcW w:w="3120" w:type="dxa"/>
+            <w:tcBorders>
+              <w:top w:val="single" w:sz="4" w:space="0" w:color="D6DCEA"/>
+              <w:left w:val="single" w:sz="4" w:space="0" w:color="D6DCEA"/>
+              <w:bottom w:val="single" w:sz="4" w:space="0" w:color="D6DCEA"/>
+              <w:right w:val="single" w:sz="4" w:space="0" w:color="D6DCEA"/>
+            </w:tcBorders>
+          </w:tcPr>
+          <w:p>
+            <w:pPr>
+              <w:pStyle w:val="Compact"/>
+              <w:widowControl/>
+              <w:spacing w:before="36" w:after="40"/>
+              <w:jc w:val="left"/>
+              <w:rPr>
+                <w:kern w:val="0"/>
+                <w:szCs w:val="24"/>
+                <w:lang w:val="en-US" w:eastAsia="en-US" w:bidi="ar-SA"/>
+              </w:rPr>
+            </w:pPr>
+            <w:r>
+              <w:rPr>
+                <w:kern w:val="0"/>
+                <w:sz w:val="18"/>
+                <w:szCs w:val="24"/>
+                <w:lang w:val="en-US" w:eastAsia="en-US" w:bidi="ar-SA"/>
+              </w:rPr>
+              <w:t>Недостаточно прав для этого действия</w:t>
+            </w:r>
+          </w:p>
+        </w:tc>
+      </w:tr>
+      <w:tr>
+        <w:trPr/>
+        <w:tc>
+          <w:tcPr>
+            <w:tcW w:w="3120" w:type="dxa"/>
+            <w:tcBorders>
+              <w:top w:val="single" w:sz="4" w:space="0" w:color="D6DCEA"/>
+              <w:left w:val="single" w:sz="4" w:space="0" w:color="D6DCEA"/>
+              <w:bottom w:val="single" w:sz="4" w:space="0" w:color="D6DCEA"/>
+              <w:right w:val="single" w:sz="4" w:space="0" w:color="D6DCEA"/>
+            </w:tcBorders>
+          </w:tcPr>
+          <w:p>
+            <w:pPr>
+              <w:pStyle w:val="Compact"/>
+              <w:widowControl/>
+              <w:spacing w:before="36" w:after="40"/>
+              <w:jc w:val="left"/>
+              <w:rPr>
+                <w:kern w:val="0"/>
+                <w:szCs w:val="24"/>
+                <w:lang w:val="en-US" w:eastAsia="en-US" w:bidi="ar-SA"/>
+              </w:rPr>
+            </w:pPr>
+            <w:r>
+              <w:rPr>
+                <w:rStyle w:val="VerbatimChar"/>
+                <w:kern w:val="0"/>
+                <w:sz w:val="18"/>
+                <w:szCs w:val="24"/>
+                <w:lang w:val="en-US" w:eastAsia="en-US" w:bidi="ar-SA"/>
+              </w:rPr>
+              <w:t>validation/invalid-field</w:t>
+            </w:r>
+          </w:p>
+        </w:tc>
+        <w:tc>
+          <w:tcPr>
+            <w:tcW w:w="3120" w:type="dxa"/>
+            <w:tcBorders>
+              <w:top w:val="single" w:sz="4" w:space="0" w:color="D6DCEA"/>
+              <w:left w:val="single" w:sz="4" w:space="0" w:color="D6DCEA"/>
+              <w:bottom w:val="single" w:sz="4" w:space="0" w:color="D6DCEA"/>
+              <w:right w:val="single" w:sz="4" w:space="0" w:color="D6DCEA"/>
+            </w:tcBorders>
+          </w:tcPr>
+          <w:p>
+            <w:pPr>
+              <w:pStyle w:val="Compact"/>
+              <w:widowControl/>
+              <w:spacing w:before="36" w:after="40"/>
+              <w:jc w:val="left"/>
+              <w:rPr>
+                <w:kern w:val="0"/>
+                <w:szCs w:val="24"/>
+                <w:lang w:val="en-US" w:eastAsia="en-US" w:bidi="ar-SA"/>
+              </w:rPr>
+            </w:pPr>
+            <w:r>
+              <w:rPr>
+                <w:kern w:val="0"/>
+                <w:sz w:val="18"/>
+                <w:szCs w:val="24"/>
+                <w:lang w:val="en-US" w:eastAsia="en-US" w:bidi="ar-SA"/>
+              </w:rPr>
+              <w:t>400</w:t>
+            </w:r>
+          </w:p>
+        </w:tc>
+        <w:tc>
+          <w:tcPr>
+            <w:tcW w:w="3120" w:type="dxa"/>
+            <w:tcBorders>
+              <w:top w:val="single" w:sz="4" w:space="0" w:color="D6DCEA"/>
+              <w:left w:val="single" w:sz="4" w:space="0" w:color="D6DCEA"/>
+              <w:bottom w:val="single" w:sz="4" w:space="0" w:color="D6DCEA"/>
+              <w:right w:val="single" w:sz="4" w:space="0" w:color="D6DCEA"/>
+            </w:tcBorders>
+          </w:tcPr>
+          <w:p>
+            <w:pPr>
+              <w:pStyle w:val="Compact"/>
+              <w:widowControl/>
+              <w:spacing w:before="36" w:after="40"/>
+              <w:jc w:val="left"/>
+              <w:rPr>
+                <w:kern w:val="0"/>
+                <w:szCs w:val="24"/>
+                <w:lang w:val="en-US" w:eastAsia="en-US" w:bidi="ar-SA"/>
+              </w:rPr>
+            </w:pPr>
+            <w:r>
+              <w:rPr>
+                <w:kern w:val="0"/>
+                <w:sz w:val="18"/>
+                <w:szCs w:val="24"/>
+                <w:lang w:val="en-US" w:eastAsia="en-US" w:bidi="ar-SA"/>
+              </w:rPr>
+              <w:t>Некорректно заполнено поле</w:t>
+            </w:r>
+          </w:p>
+        </w:tc>
+      </w:tr>
+      <w:tr>
+        <w:trPr/>
+        <w:tc>
+          <w:tcPr>
+            <w:tcW w:w="3120" w:type="dxa"/>
+            <w:tcBorders>
+              <w:top w:val="single" w:sz="4" w:space="0" w:color="D6DCEA"/>
+              <w:left w:val="single" w:sz="4" w:space="0" w:color="D6DCEA"/>
+              <w:bottom w:val="single" w:sz="4" w:space="0" w:color="D6DCEA"/>
+              <w:right w:val="single" w:sz="4" w:space="0" w:color="D6DCEA"/>
+            </w:tcBorders>
+          </w:tcPr>
+          <w:p>
+            <w:pPr>
+              <w:pStyle w:val="Compact"/>
+              <w:widowControl/>
+              <w:spacing w:before="36" w:after="40"/>
+              <w:jc w:val="left"/>
+              <w:rPr>
+                <w:kern w:val="0"/>
+                <w:szCs w:val="24"/>
+                <w:lang w:val="en-US" w:eastAsia="en-US" w:bidi="ar-SA"/>
+              </w:rPr>
+            </w:pPr>
+            <w:r>
+              <w:rPr>
+                <w:rStyle w:val="VerbatimChar"/>
+                <w:kern w:val="0"/>
+                <w:sz w:val="18"/>
+                <w:szCs w:val="24"/>
+                <w:lang w:val="en-US" w:eastAsia="en-US" w:bidi="ar-SA"/>
+              </w:rPr>
+              <w:t>validation/bad-date-range</w:t>
+            </w:r>
+          </w:p>
+        </w:tc>
+        <w:tc>
+          <w:tcPr>
+            <w:tcW w:w="3120" w:type="dxa"/>
+            <w:tcBorders>
+              <w:top w:val="single" w:sz="4" w:space="0" w:color="D6DCEA"/>
+              <w:left w:val="single" w:sz="4" w:space="0" w:color="D6DCEA"/>
+              <w:bottom w:val="single" w:sz="4" w:space="0" w:color="D6DCEA"/>
+              <w:right w:val="single" w:sz="4" w:space="0" w:color="D6DCEA"/>
+            </w:tcBorders>
+          </w:tcPr>
+          <w:p>
+            <w:pPr>
+              <w:pStyle w:val="Compact"/>
+              <w:widowControl/>
+              <w:spacing w:before="36" w:after="40"/>
+              <w:jc w:val="left"/>
+              <w:rPr>
+                <w:kern w:val="0"/>
+                <w:szCs w:val="24"/>
+                <w:lang w:val="en-US" w:eastAsia="en-US" w:bidi="ar-SA"/>
+              </w:rPr>
+            </w:pPr>
+            <w:r>
+              <w:rPr>
+                <w:kern w:val="0"/>
+                <w:sz w:val="18"/>
+                <w:szCs w:val="24"/>
+                <w:lang w:val="en-US" w:eastAsia="en-US" w:bidi="ar-SA"/>
+              </w:rPr>
+              <w:t>400</w:t>
+            </w:r>
+          </w:p>
+        </w:tc>
+        <w:tc>
+          <w:tcPr>
+            <w:tcW w:w="3120" w:type="dxa"/>
+            <w:tcBorders>
+              <w:top w:val="single" w:sz="4" w:space="0" w:color="D6DCEA"/>
+              <w:left w:val="single" w:sz="4" w:space="0" w:color="D6DCEA"/>
+              <w:bottom w:val="single" w:sz="4" w:space="0" w:color="D6DCEA"/>
+              <w:right w:val="single" w:sz="4" w:space="0" w:color="D6DCEA"/>
+            </w:tcBorders>
+          </w:tcPr>
+          <w:p>
+            <w:pPr>
+              <w:pStyle w:val="Compact"/>
+              <w:widowControl/>
+              <w:spacing w:before="36" w:after="40"/>
+              <w:jc w:val="left"/>
+              <w:rPr>
+                <w:kern w:val="0"/>
+                <w:szCs w:val="24"/>
+                <w:lang w:val="en-US" w:eastAsia="en-US" w:bidi="ar-SA"/>
+              </w:rPr>
+            </w:pPr>
+            <w:r>
+              <w:rPr>
+                <w:kern w:val="0"/>
+                <w:sz w:val="18"/>
+                <w:szCs w:val="24"/>
+                <w:lang w:val="en-US" w:eastAsia="en-US" w:bidi="ar-SA"/>
+              </w:rPr>
+              <w:t>Дата окончания раньше даты начала или даты в прошлом</w:t>
+            </w:r>
+          </w:p>
+        </w:tc>
+      </w:tr>
+      <w:tr>
+        <w:trPr/>
+        <w:tc>
+          <w:tcPr>
+            <w:tcW w:w="3120" w:type="dxa"/>
+            <w:tcBorders>
+              <w:top w:val="single" w:sz="4" w:space="0" w:color="D6DCEA"/>
+              <w:left w:val="single" w:sz="4" w:space="0" w:color="D6DCEA"/>
+              <w:bottom w:val="single" w:sz="4" w:space="0" w:color="D6DCEA"/>
+              <w:right w:val="single" w:sz="4" w:space="0" w:color="D6DCEA"/>
+            </w:tcBorders>
+          </w:tcPr>
+          <w:p>
+            <w:pPr>
+              <w:pStyle w:val="Compact"/>
+              <w:widowControl/>
+              <w:spacing w:before="36" w:after="40"/>
+              <w:jc w:val="left"/>
+              <w:rPr>
+                <w:kern w:val="0"/>
+                <w:szCs w:val="24"/>
+                <w:lang w:val="en-US" w:eastAsia="en-US" w:bidi="ar-SA"/>
+              </w:rPr>
+            </w:pPr>
+            <w:r>
+              <w:rPr>
+                <w:rStyle w:val="VerbatimChar"/>
+                <w:kern w:val="0"/>
+                <w:sz w:val="18"/>
+                <w:szCs w:val="24"/>
+                <w:lang w:val="en-US" w:eastAsia="en-US" w:bidi="ar-SA"/>
+              </w:rPr>
+              <w:t>not-found</w:t>
+            </w:r>
+          </w:p>
+        </w:tc>
+        <w:tc>
+          <w:tcPr>
+            <w:tcW w:w="3120" w:type="dxa"/>
+            <w:tcBorders>
+              <w:top w:val="single" w:sz="4" w:space="0" w:color="D6DCEA"/>
+              <w:left w:val="single" w:sz="4" w:space="0" w:color="D6DCEA"/>
+              <w:bottom w:val="single" w:sz="4" w:space="0" w:color="D6DCEA"/>
+              <w:right w:val="single" w:sz="4" w:space="0" w:color="D6DCEA"/>
+            </w:tcBorders>
+          </w:tcPr>
+          <w:p>
+            <w:pPr>
+              <w:pStyle w:val="Compact"/>
+              <w:widowControl/>
+              <w:spacing w:before="36" w:after="40"/>
+              <w:jc w:val="left"/>
+              <w:rPr>
+                <w:kern w:val="0"/>
+                <w:szCs w:val="24"/>
+                <w:lang w:val="en-US" w:eastAsia="en-US" w:bidi="ar-SA"/>
+              </w:rPr>
+            </w:pPr>
+            <w:r>
+              <w:rPr>
+                <w:kern w:val="0"/>
+                <w:sz w:val="18"/>
+                <w:szCs w:val="24"/>
+                <w:lang w:val="en-US" w:eastAsia="en-US" w:bidi="ar-SA"/>
+              </w:rPr>
+              <w:t>404</w:t>
+            </w:r>
+          </w:p>
+        </w:tc>
+        <w:tc>
+          <w:tcPr>
+            <w:tcW w:w="3120" w:type="dxa"/>
+            <w:tcBorders>
+              <w:top w:val="single" w:sz="4" w:space="0" w:color="D6DCEA"/>
+              <w:left w:val="single" w:sz="4" w:space="0" w:color="D6DCEA"/>
+              <w:bottom w:val="single" w:sz="4" w:space="0" w:color="D6DCEA"/>
+              <w:right w:val="single" w:sz="4" w:space="0" w:color="D6DCEA"/>
+            </w:tcBorders>
+          </w:tcPr>
+          <w:p>
+            <w:pPr>
+              <w:pStyle w:val="Compact"/>
+              <w:widowControl/>
+              <w:spacing w:before="36" w:after="40"/>
+              <w:jc w:val="left"/>
+              <w:rPr>
+                <w:kern w:val="0"/>
+                <w:szCs w:val="24"/>
+                <w:lang w:val="en-US" w:eastAsia="en-US" w:bidi="ar-SA"/>
+              </w:rPr>
+            </w:pPr>
+            <w:r>
+              <w:rPr>
+                <w:kern w:val="0"/>
+                <w:sz w:val="18"/>
+                <w:szCs w:val="24"/>
+                <w:lang w:val="en-US" w:eastAsia="en-US" w:bidi="ar-SA"/>
+              </w:rPr>
+              <w:t>Запись не существует или удалена</w:t>
+            </w:r>
+          </w:p>
+        </w:tc>
+      </w:tr>
+      <w:tr>
+        <w:trPr/>
+        <w:tc>
+          <w:tcPr>
+            <w:tcW w:w="3120" w:type="dxa"/>
+            <w:tcBorders>
+              <w:top w:val="single" w:sz="4" w:space="0" w:color="D6DCEA"/>
+              <w:left w:val="single" w:sz="4" w:space="0" w:color="D6DCEA"/>
+              <w:bottom w:val="single" w:sz="4" w:space="0" w:color="D6DCEA"/>
+              <w:right w:val="single" w:sz="4" w:space="0" w:color="D6DCEA"/>
+            </w:tcBorders>
+          </w:tcPr>
+          <w:p>
+            <w:pPr>
+              <w:pStyle w:val="Compact"/>
+              <w:widowControl/>
+              <w:spacing w:before="36" w:after="40"/>
+              <w:jc w:val="left"/>
+              <w:rPr>
+                <w:kern w:val="0"/>
+                <w:szCs w:val="24"/>
+                <w:lang w:val="en-US" w:eastAsia="en-US" w:bidi="ar-SA"/>
+              </w:rPr>
+            </w:pPr>
+            <w:r>
+              <w:rPr>
+                <w:rStyle w:val="VerbatimChar"/>
+                <w:kern w:val="0"/>
+                <w:sz w:val="18"/>
+                <w:szCs w:val="24"/>
+                <w:lang w:val="en-US" w:eastAsia="en-US" w:bidi="ar-SA"/>
+              </w:rPr>
+              <w:t>overlapping-request</w:t>
+            </w:r>
+          </w:p>
+        </w:tc>
+        <w:tc>
+          <w:tcPr>
+            <w:tcW w:w="3120" w:type="dxa"/>
+            <w:tcBorders>
+              <w:top w:val="single" w:sz="4" w:space="0" w:color="D6DCEA"/>
+              <w:left w:val="single" w:sz="4" w:space="0" w:color="D6DCEA"/>
+              <w:bottom w:val="single" w:sz="4" w:space="0" w:color="D6DCEA"/>
+              <w:right w:val="single" w:sz="4" w:space="0" w:color="D6DCEA"/>
+            </w:tcBorders>
+          </w:tcPr>
+          <w:p>
+            <w:pPr>
+              <w:pStyle w:val="Compact"/>
+              <w:widowControl/>
+              <w:spacing w:before="36" w:after="40"/>
+              <w:jc w:val="left"/>
+              <w:rPr>
+                <w:kern w:val="0"/>
+                <w:szCs w:val="24"/>
+                <w:lang w:val="en-US" w:eastAsia="en-US" w:bidi="ar-SA"/>
+              </w:rPr>
+            </w:pPr>
+            <w:r>
+              <w:rPr>
+                <w:kern w:val="0"/>
+                <w:sz w:val="18"/>
+                <w:szCs w:val="24"/>
+                <w:lang w:val="en-US" w:eastAsia="en-US" w:bidi="ar-SA"/>
+              </w:rPr>
+              <w:t>409</w:t>
+            </w:r>
+          </w:p>
+        </w:tc>
+        <w:tc>
+          <w:tcPr>
+            <w:tcW w:w="3120" w:type="dxa"/>
+            <w:tcBorders>
+              <w:top w:val="single" w:sz="4" w:space="0" w:color="D6DCEA"/>
+              <w:left w:val="single" w:sz="4" w:space="0" w:color="D6DCEA"/>
+              <w:bottom w:val="single" w:sz="4" w:space="0" w:color="D6DCEA"/>
+              <w:right w:val="single" w:sz="4" w:space="0" w:color="D6DCEA"/>
+            </w:tcBorders>
+          </w:tcPr>
+          <w:p>
+            <w:pPr>
+              <w:pStyle w:val="Compact"/>
+              <w:widowControl/>
+              <w:spacing w:before="36" w:after="40"/>
+              <w:jc w:val="left"/>
+              <w:rPr>
+                <w:kern w:val="0"/>
+                <w:szCs w:val="24"/>
+                <w:lang w:val="en-US" w:eastAsia="en-US" w:bidi="ar-SA"/>
+              </w:rPr>
+            </w:pPr>
+            <w:r>
+              <w:rPr>
+                <w:kern w:val="0"/>
+                <w:sz w:val="18"/>
+                <w:szCs w:val="24"/>
+                <w:lang w:val="en-US" w:eastAsia="en-US" w:bidi="ar-SA"/>
+              </w:rPr>
+              <w:t>Период пересекается с существующей заявкой</w:t>
+            </w:r>
+          </w:p>
+        </w:tc>
+      </w:tr>
+      <w:tr>
+        <w:trPr/>
+        <w:tc>
+          <w:tcPr>
+            <w:tcW w:w="3120" w:type="dxa"/>
+            <w:tcBorders>
+              <w:top w:val="single" w:sz="4" w:space="0" w:color="D6DCEA"/>
+              <w:left w:val="single" w:sz="4" w:space="0" w:color="D6DCEA"/>
+              <w:bottom w:val="single" w:sz="4" w:space="0" w:color="D6DCEA"/>
+              <w:right w:val="single" w:sz="4" w:space="0" w:color="D6DCEA"/>
+            </w:tcBorders>
+          </w:tcPr>
+          <w:p>
+            <w:pPr>
+              <w:pStyle w:val="Compact"/>
+              <w:widowControl/>
+              <w:spacing w:before="36" w:after="40"/>
+              <w:jc w:val="left"/>
+              <w:rPr>
+                <w:kern w:val="0"/>
+                <w:szCs w:val="24"/>
+                <w:lang w:val="en-US" w:eastAsia="en-US" w:bidi="ar-SA"/>
+              </w:rPr>
+            </w:pPr>
+            <w:r>
+              <w:rPr>
+                <w:rStyle w:val="VerbatimChar"/>
+                <w:kern w:val="0"/>
+                <w:sz w:val="18"/>
+                <w:szCs w:val="24"/>
+                <w:lang w:val="en-US" w:eastAsia="en-US" w:bidi="ar-SA"/>
+              </w:rPr>
+              <w:t>limit-exceeded</w:t>
+            </w:r>
+          </w:p>
+        </w:tc>
+        <w:tc>
+          <w:tcPr>
+            <w:tcW w:w="3120" w:type="dxa"/>
+            <w:tcBorders>
+              <w:top w:val="single" w:sz="4" w:space="0" w:color="D6DCEA"/>
+              <w:left w:val="single" w:sz="4" w:space="0" w:color="D6DCEA"/>
+              <w:bottom w:val="single" w:sz="4" w:space="0" w:color="D6DCEA"/>
+              <w:right w:val="single" w:sz="4" w:space="0" w:color="D6DCEA"/>
+            </w:tcBorders>
+          </w:tcPr>
+          <w:p>
+            <w:pPr>
+              <w:pStyle w:val="Compact"/>
+              <w:widowControl/>
+              <w:spacing w:before="36" w:after="40"/>
+              <w:jc w:val="left"/>
+              <w:rPr>
+                <w:kern w:val="0"/>
+                <w:szCs w:val="24"/>
+                <w:lang w:val="en-US" w:eastAsia="en-US" w:bidi="ar-SA"/>
+              </w:rPr>
+            </w:pPr>
+            <w:r>
+              <w:rPr>
+                <w:kern w:val="0"/>
+                <w:sz w:val="18"/>
+                <w:szCs w:val="24"/>
+                <w:lang w:val="en-US" w:eastAsia="en-US" w:bidi="ar-SA"/>
+              </w:rPr>
+              <w:t>409</w:t>
+            </w:r>
+          </w:p>
+        </w:tc>
+        <w:tc>
+          <w:tcPr>
+            <w:tcW w:w="3120" w:type="dxa"/>
+            <w:tcBorders>
+              <w:top w:val="single" w:sz="4" w:space="0" w:color="D6DCEA"/>
+              <w:left w:val="single" w:sz="4" w:space="0" w:color="D6DCEA"/>
+              <w:bottom w:val="single" w:sz="4" w:space="0" w:color="D6DCEA"/>
+              <w:right w:val="single" w:sz="4" w:space="0" w:color="D6DCEA"/>
+            </w:tcBorders>
+          </w:tcPr>
+          <w:p>
+            <w:pPr>
+              <w:pStyle w:val="Compact"/>
+              <w:widowControl/>
+              <w:spacing w:before="36" w:after="40"/>
+              <w:jc w:val="left"/>
+              <w:rPr>
+                <w:kern w:val="0"/>
+                <w:szCs w:val="24"/>
+                <w:lang w:val="en-US" w:eastAsia="en-US" w:bidi="ar-SA"/>
+              </w:rPr>
+            </w:pPr>
+            <w:r>
+              <w:rPr>
+                <w:kern w:val="0"/>
+                <w:sz w:val="18"/>
+                <w:szCs w:val="24"/>
+                <w:lang w:val="en-US" w:eastAsia="en-US" w:bidi="ar-SA"/>
+              </w:rPr>
+              <w:t>Превышен остаток дней отпуска</w:t>
+            </w:r>
+          </w:p>
+        </w:tc>
+      </w:tr>
+      <w:tr>
+        <w:trPr/>
+        <w:tc>
+          <w:tcPr>
+            <w:tcW w:w="3120" w:type="dxa"/>
+            <w:tcBorders>
+              <w:top w:val="single" w:sz="4" w:space="0" w:color="D6DCEA"/>
+              <w:left w:val="single" w:sz="4" w:space="0" w:color="D6DCEA"/>
+              <w:bottom w:val="single" w:sz="4" w:space="0" w:color="D6DCEA"/>
+              <w:right w:val="single" w:sz="4" w:space="0" w:color="D6DCEA"/>
+            </w:tcBorders>
+          </w:tcPr>
+          <w:p>
+            <w:pPr>
+              <w:pStyle w:val="Compact"/>
+              <w:widowControl/>
+              <w:spacing w:before="36" w:after="40"/>
+              <w:jc w:val="left"/>
+              <w:rPr>
+                <w:kern w:val="0"/>
+                <w:szCs w:val="24"/>
+                <w:lang w:val="en-US" w:eastAsia="en-US" w:bidi="ar-SA"/>
+              </w:rPr>
+            </w:pPr>
+            <w:r>
+              <w:rPr>
+                <w:rStyle w:val="VerbatimChar"/>
+                <w:kern w:val="0"/>
+                <w:sz w:val="18"/>
+                <w:szCs w:val="24"/>
+                <w:lang w:val="en-US" w:eastAsia="en-US" w:bidi="ar-SA"/>
+              </w:rPr>
+              <w:t>stale-state</w:t>
+            </w:r>
+          </w:p>
+        </w:tc>
+        <w:tc>
+          <w:tcPr>
+            <w:tcW w:w="3120" w:type="dxa"/>
+            <w:tcBorders>
+              <w:top w:val="single" w:sz="4" w:space="0" w:color="D6DCEA"/>
+              <w:left w:val="single" w:sz="4" w:space="0" w:color="D6DCEA"/>
+              <w:bottom w:val="single" w:sz="4" w:space="0" w:color="D6DCEA"/>
+              <w:right w:val="single" w:sz="4" w:space="0" w:color="D6DCEA"/>
+            </w:tcBorders>
+          </w:tcPr>
+          <w:p>
+            <w:pPr>
+              <w:pStyle w:val="Compact"/>
+              <w:widowControl/>
+              <w:spacing w:before="36" w:after="40"/>
+              <w:jc w:val="left"/>
+              <w:rPr>
+                <w:kern w:val="0"/>
+                <w:szCs w:val="24"/>
+                <w:lang w:val="en-US" w:eastAsia="en-US" w:bidi="ar-SA"/>
+              </w:rPr>
+            </w:pPr>
+            <w:r>
+              <w:rPr>
+                <w:kern w:val="0"/>
+                <w:sz w:val="18"/>
+                <w:szCs w:val="24"/>
+                <w:lang w:val="en-US" w:eastAsia="en-US" w:bidi="ar-SA"/>
+              </w:rPr>
+              <w:t>409</w:t>
+            </w:r>
+          </w:p>
+        </w:tc>
+        <w:tc>
+          <w:tcPr>
+            <w:tcW w:w="3120" w:type="dxa"/>
+            <w:tcBorders>
+              <w:top w:val="single" w:sz="4" w:space="0" w:color="D6DCEA"/>
+              <w:left w:val="single" w:sz="4" w:space="0" w:color="D6DCEA"/>
+              <w:bottom w:val="single" w:sz="4" w:space="0" w:color="D6DCEA"/>
+              <w:right w:val="single" w:sz="4" w:space="0" w:color="D6DCEA"/>
+            </w:tcBorders>
+          </w:tcPr>
+          <w:p>
+            <w:pPr>
+              <w:pStyle w:val="Compact"/>
+              <w:widowControl/>
+              <w:spacing w:before="36" w:after="40"/>
+              <w:jc w:val="left"/>
+              <w:rPr>
+                <w:kern w:val="0"/>
+                <w:szCs w:val="24"/>
+                <w:lang w:val="en-US" w:eastAsia="en-US" w:bidi="ar-SA"/>
+              </w:rPr>
+            </w:pPr>
+            <w:r>
+              <w:rPr>
+                <w:kern w:val="0"/>
+                <w:sz w:val="18"/>
+                <w:szCs w:val="24"/>
+                <w:lang w:val="en-US" w:eastAsia="en-US" w:bidi="ar-SA"/>
+              </w:rPr>
+              <w:t>Данные изменились: обновите страницу и повторите</w:t>
+            </w:r>
+          </w:p>
+        </w:tc>
+      </w:tr>
+      <w:tr>
+        <w:trPr/>
+        <w:tc>
+          <w:tcPr>
+            <w:tcW w:w="3120" w:type="dxa"/>
+            <w:tcBorders>
+              <w:top w:val="single" w:sz="4" w:space="0" w:color="D6DCEA"/>
+              <w:left w:val="single" w:sz="4" w:space="0" w:color="D6DCEA"/>
+              <w:bottom w:val="single" w:sz="4" w:space="0" w:color="D6DCEA"/>
+              <w:right w:val="single" w:sz="4" w:space="0" w:color="D6DCEA"/>
+            </w:tcBorders>
+          </w:tcPr>
+          <w:p>
+            <w:pPr>
+              <w:pStyle w:val="Compact"/>
+              <w:widowControl/>
+              <w:spacing w:before="36" w:after="40"/>
+              <w:jc w:val="left"/>
+              <w:rPr>
+                <w:kern w:val="0"/>
+                <w:szCs w:val="24"/>
+                <w:lang w:val="en-US" w:eastAsia="en-US" w:bidi="ar-SA"/>
+              </w:rPr>
+            </w:pPr>
+            <w:r>
+              <w:rPr>
+                <w:rStyle w:val="VerbatimChar"/>
+                <w:kern w:val="0"/>
+                <w:sz w:val="18"/>
+                <w:szCs w:val="24"/>
+                <w:lang w:val="en-US" w:eastAsia="en-US" w:bidi="ar-SA"/>
+              </w:rPr>
+              <w:t>last-admin</w:t>
+            </w:r>
+          </w:p>
+        </w:tc>
+        <w:tc>
+          <w:tcPr>
+            <w:tcW w:w="3120" w:type="dxa"/>
+            <w:tcBorders>
+              <w:top w:val="single" w:sz="4" w:space="0" w:color="D6DCEA"/>
+              <w:left w:val="single" w:sz="4" w:space="0" w:color="D6DCEA"/>
+              <w:bottom w:val="single" w:sz="4" w:space="0" w:color="D6DCEA"/>
+              <w:right w:val="single" w:sz="4" w:space="0" w:color="D6DCEA"/>
+            </w:tcBorders>
+          </w:tcPr>
+          <w:p>
+            <w:pPr>
+              <w:pStyle w:val="Compact"/>
+              <w:widowControl/>
+              <w:spacing w:before="36" w:after="40"/>
+              <w:jc w:val="left"/>
+              <w:rPr>
+                <w:kern w:val="0"/>
+                <w:szCs w:val="24"/>
+                <w:lang w:val="en-US" w:eastAsia="en-US" w:bidi="ar-SA"/>
+              </w:rPr>
+            </w:pPr>
+            <w:r>
+              <w:rPr>
+                <w:kern w:val="0"/>
+                <w:sz w:val="18"/>
+                <w:szCs w:val="24"/>
+                <w:lang w:val="en-US" w:eastAsia="en-US" w:bidi="ar-SA"/>
+              </w:rPr>
+              <w:t>409</w:t>
+            </w:r>
+          </w:p>
+        </w:tc>
+        <w:tc>
+          <w:tcPr>
+            <w:tcW w:w="3120" w:type="dxa"/>
+            <w:tcBorders>
+              <w:top w:val="single" w:sz="4" w:space="0" w:color="D6DCEA"/>
+              <w:left w:val="single" w:sz="4" w:space="0" w:color="D6DCEA"/>
+              <w:bottom w:val="single" w:sz="4" w:space="0" w:color="D6DCEA"/>
+              <w:right w:val="single" w:sz="4" w:space="0" w:color="D6DCEA"/>
+            </w:tcBorders>
+          </w:tcPr>
+          <w:p>
+            <w:pPr>
+              <w:pStyle w:val="Compact"/>
+              <w:widowControl/>
+              <w:spacing w:before="36" w:after="40"/>
+              <w:jc w:val="left"/>
+              <w:rPr>
+                <w:kern w:val="0"/>
+                <w:szCs w:val="24"/>
+                <w:lang w:val="en-US" w:eastAsia="en-US" w:bidi="ar-SA"/>
+              </w:rPr>
+            </w:pPr>
+            <w:r>
+              <w:rPr>
+                <w:kern w:val="0"/>
+                <w:sz w:val="18"/>
+                <w:szCs w:val="24"/>
+                <w:lang w:val="en-US" w:eastAsia="en-US" w:bidi="ar-SA"/>
+              </w:rPr>
+              <w:t>Нельзя удалить или разжаловать последнего администратора</w:t>
+            </w:r>
+          </w:p>
+        </w:tc>
+      </w:tr>
+      <w:tr>
+        <w:trPr/>
+        <w:tc>
+          <w:tcPr>
+            <w:tcW w:w="3120" w:type="dxa"/>
+            <w:tcBorders>
+              <w:top w:val="single" w:sz="4" w:space="0" w:color="D6DCEA"/>
+              <w:left w:val="single" w:sz="4" w:space="0" w:color="D6DCEA"/>
+              <w:bottom w:val="single" w:sz="4" w:space="0" w:color="D6DCEA"/>
+              <w:right w:val="single" w:sz="4" w:space="0" w:color="D6DCEA"/>
+            </w:tcBorders>
+          </w:tcPr>
+          <w:p>
+            <w:pPr>
+              <w:pStyle w:val="Compact"/>
+              <w:widowControl/>
+              <w:spacing w:before="36" w:after="40"/>
+              <w:jc w:val="left"/>
+              <w:rPr>
+                <w:kern w:val="0"/>
+                <w:szCs w:val="24"/>
+                <w:lang w:val="en-US" w:eastAsia="en-US" w:bidi="ar-SA"/>
+              </w:rPr>
+            </w:pPr>
+            <w:r>
+              <w:rPr>
+                <w:rStyle w:val="VerbatimChar"/>
+                <w:kern w:val="0"/>
+                <w:sz w:val="18"/>
+                <w:szCs w:val="24"/>
+                <w:lang w:val="en-US" w:eastAsia="en-US" w:bidi="ar-SA"/>
+              </w:rPr>
+              <w:t>department-not-empty</w:t>
+            </w:r>
+          </w:p>
+        </w:tc>
+        <w:tc>
+          <w:tcPr>
+            <w:tcW w:w="3120" w:type="dxa"/>
+            <w:tcBorders>
+              <w:top w:val="single" w:sz="4" w:space="0" w:color="D6DCEA"/>
+              <w:left w:val="single" w:sz="4" w:space="0" w:color="D6DCEA"/>
+              <w:bottom w:val="single" w:sz="4" w:space="0" w:color="D6DCEA"/>
+              <w:right w:val="single" w:sz="4" w:space="0" w:color="D6DCEA"/>
+            </w:tcBorders>
+          </w:tcPr>
+          <w:p>
+            <w:pPr>
+              <w:pStyle w:val="Compact"/>
+              <w:widowControl/>
+              <w:spacing w:before="36" w:after="40"/>
+              <w:jc w:val="left"/>
+              <w:rPr>
+                <w:kern w:val="0"/>
+                <w:szCs w:val="24"/>
+                <w:lang w:val="en-US" w:eastAsia="en-US" w:bidi="ar-SA"/>
+              </w:rPr>
+            </w:pPr>
+            <w:r>
+              <w:rPr>
+                <w:kern w:val="0"/>
+                <w:sz w:val="18"/>
+                <w:szCs w:val="24"/>
+                <w:lang w:val="en-US" w:eastAsia="en-US" w:bidi="ar-SA"/>
+              </w:rPr>
+              <w:t>409</w:t>
+            </w:r>
+          </w:p>
+        </w:tc>
+        <w:tc>
+          <w:tcPr>
+            <w:tcW w:w="3120" w:type="dxa"/>
+            <w:tcBorders>
+              <w:top w:val="single" w:sz="4" w:space="0" w:color="D6DCEA"/>
+              <w:left w:val="single" w:sz="4" w:space="0" w:color="D6DCEA"/>
+              <w:bottom w:val="single" w:sz="4" w:space="0" w:color="D6DCEA"/>
+              <w:right w:val="single" w:sz="4" w:space="0" w:color="D6DCEA"/>
+            </w:tcBorders>
+          </w:tcPr>
+          <w:p>
+            <w:pPr>
+              <w:pStyle w:val="Compact"/>
+              <w:widowControl/>
+              <w:spacing w:before="36" w:after="40"/>
+              <w:jc w:val="left"/>
+              <w:rPr>
+                <w:kern w:val="0"/>
+                <w:szCs w:val="24"/>
+                <w:lang w:val="en-US" w:eastAsia="en-US" w:bidi="ar-SA"/>
+              </w:rPr>
+            </w:pPr>
+            <w:r>
+              <w:rPr>
+                <w:kern w:val="0"/>
+                <w:sz w:val="18"/>
+                <w:szCs w:val="24"/>
+                <w:lang w:val="en-US" w:eastAsia="en-US" w:bidi="ar-SA"/>
+              </w:rPr>
+              <w:t>В отделе ещё есть сотрудники</w:t>
+            </w:r>
+          </w:p>
+        </w:tc>
+      </w:tr>
+      <w:tr>
+        <w:trPr/>
+        <w:tc>
+          <w:tcPr>
+            <w:tcW w:w="3120" w:type="dxa"/>
+            <w:tcBorders>
+              <w:top w:val="single" w:sz="4" w:space="0" w:color="D6DCEA"/>
+              <w:left w:val="single" w:sz="4" w:space="0" w:color="D6DCEA"/>
+              <w:bottom w:val="single" w:sz="4" w:space="0" w:color="D6DCEA"/>
+              <w:right w:val="single" w:sz="4" w:space="0" w:color="D6DCEA"/>
+            </w:tcBorders>
+          </w:tcPr>
+          <w:p>
+            <w:pPr>
+              <w:pStyle w:val="Compact"/>
+              <w:widowControl/>
+              <w:spacing w:before="36" w:after="40"/>
+              <w:jc w:val="left"/>
+              <w:rPr>
+                <w:kern w:val="0"/>
+                <w:szCs w:val="24"/>
+                <w:lang w:val="en-US" w:eastAsia="en-US" w:bidi="ar-SA"/>
+              </w:rPr>
+            </w:pPr>
+            <w:r>
+              <w:rPr>
+                <w:rStyle w:val="VerbatimChar"/>
+                <w:kern w:val="0"/>
+                <w:sz w:val="18"/>
+                <w:szCs w:val="24"/>
+                <w:lang w:val="en-US" w:eastAsia="en-US" w:bidi="ar-SA"/>
+              </w:rPr>
+              <w:t>rate-limited</w:t>
+            </w:r>
+          </w:p>
+        </w:tc>
+        <w:tc>
+          <w:tcPr>
+            <w:tcW w:w="3120" w:type="dxa"/>
+            <w:tcBorders>
+              <w:top w:val="single" w:sz="4" w:space="0" w:color="D6DCEA"/>
+              <w:left w:val="single" w:sz="4" w:space="0" w:color="D6DCEA"/>
+              <w:bottom w:val="single" w:sz="4" w:space="0" w:color="D6DCEA"/>
+              <w:right w:val="single" w:sz="4" w:space="0" w:color="D6DCEA"/>
+            </w:tcBorders>
+          </w:tcPr>
+          <w:p>
+            <w:pPr>
+              <w:pStyle w:val="Compact"/>
+              <w:widowControl/>
+              <w:spacing w:before="36" w:after="40"/>
+              <w:jc w:val="left"/>
+              <w:rPr>
+                <w:kern w:val="0"/>
+                <w:szCs w:val="24"/>
+                <w:lang w:val="en-US" w:eastAsia="en-US" w:bidi="ar-SA"/>
+              </w:rPr>
+            </w:pPr>
+            <w:r>
+              <w:rPr>
+                <w:kern w:val="0"/>
+                <w:sz w:val="18"/>
+                <w:szCs w:val="24"/>
+                <w:lang w:val="en-US" w:eastAsia="en-US" w:bidi="ar-SA"/>
+              </w:rPr>
+              <w:t>429</w:t>
+            </w:r>
+          </w:p>
+        </w:tc>
+        <w:tc>
+          <w:tcPr>
+            <w:tcW w:w="3120" w:type="dxa"/>
+            <w:tcBorders>
+              <w:top w:val="single" w:sz="4" w:space="0" w:color="D6DCEA"/>
+              <w:left w:val="single" w:sz="4" w:space="0" w:color="D6DCEA"/>
+              <w:bottom w:val="single" w:sz="4" w:space="0" w:color="D6DCEA"/>
+              <w:right w:val="single" w:sz="4" w:space="0" w:color="D6DCEA"/>
+            </w:tcBorders>
+          </w:tcPr>
+          <w:p>
+            <w:pPr>
+              <w:pStyle w:val="Compact"/>
+              <w:widowControl/>
+              <w:spacing w:before="36" w:after="40"/>
+              <w:jc w:val="left"/>
+              <w:rPr>
+                <w:kern w:val="0"/>
+                <w:szCs w:val="24"/>
+                <w:lang w:val="en-US" w:eastAsia="en-US" w:bidi="ar-SA"/>
+              </w:rPr>
+            </w:pPr>
+            <w:r>
+              <w:rPr>
+                <w:kern w:val="0"/>
+                <w:sz w:val="18"/>
+                <w:szCs w:val="24"/>
+                <w:lang w:val="en-US" w:eastAsia="en-US" w:bidi="ar-SA"/>
+              </w:rPr>
+              <w:t>Слишком много запросов. Повторите позже.</w:t>
+            </w:r>
+          </w:p>
+        </w:tc>
+      </w:tr>
+      <w:tr>
+        <w:trPr/>
+        <w:tc>
+          <w:tcPr>
+            <w:tcW w:w="3120" w:type="dxa"/>
+            <w:tcBorders>
+              <w:top w:val="single" w:sz="4" w:space="0" w:color="D6DCEA"/>
+              <w:left w:val="single" w:sz="4" w:space="0" w:color="D6DCEA"/>
+              <w:bottom w:val="single" w:sz="4" w:space="0" w:color="D6DCEA"/>
+              <w:right w:val="single" w:sz="4" w:space="0" w:color="D6DCEA"/>
+            </w:tcBorders>
+          </w:tcPr>
+          <w:p>
+            <w:pPr>
+              <w:pStyle w:val="Compact"/>
+              <w:widowControl/>
+              <w:spacing w:before="36" w:after="40"/>
+              <w:jc w:val="left"/>
+              <w:rPr>
+                <w:kern w:val="0"/>
+                <w:szCs w:val="24"/>
+                <w:lang w:val="en-US" w:eastAsia="en-US" w:bidi="ar-SA"/>
+              </w:rPr>
+            </w:pPr>
+            <w:r>
+              <w:rPr>
+                <w:rStyle w:val="VerbatimChar"/>
+                <w:kern w:val="0"/>
+                <w:sz w:val="18"/>
+                <w:szCs w:val="24"/>
+                <w:lang w:val="en-US" w:eastAsia="en-US" w:bidi="ar-SA"/>
+              </w:rPr>
+              <w:t>calendar-missing</w:t>
+            </w:r>
+          </w:p>
+        </w:tc>
+        <w:tc>
+          <w:tcPr>
+            <w:tcW w:w="3120" w:type="dxa"/>
+            <w:tcBorders>
+              <w:top w:val="single" w:sz="4" w:space="0" w:color="D6DCEA"/>
+              <w:left w:val="single" w:sz="4" w:space="0" w:color="D6DCEA"/>
+              <w:bottom w:val="single" w:sz="4" w:space="0" w:color="D6DCEA"/>
+              <w:right w:val="single" w:sz="4" w:space="0" w:color="D6DCEA"/>
+            </w:tcBorders>
+          </w:tcPr>
+          <w:p>
+            <w:pPr>
+              <w:pStyle w:val="Compact"/>
+              <w:widowControl/>
+              <w:spacing w:before="36" w:after="40"/>
+              <w:jc w:val="left"/>
+              <w:rPr>
+                <w:kern w:val="0"/>
+                <w:szCs w:val="24"/>
+                <w:lang w:val="en-US" w:eastAsia="en-US" w:bidi="ar-SA"/>
+              </w:rPr>
+            </w:pPr>
+            <w:r>
+              <w:rPr>
+                <w:kern w:val="0"/>
+                <w:sz w:val="18"/>
+                <w:szCs w:val="24"/>
+                <w:lang w:val="en-US" w:eastAsia="en-US" w:bidi="ar-SA"/>
+              </w:rPr>
+              <w:t>400</w:t>
+            </w:r>
+          </w:p>
+        </w:tc>
+        <w:tc>
+          <w:tcPr>
+            <w:tcW w:w="3120" w:type="dxa"/>
+            <w:tcBorders>
+              <w:top w:val="single" w:sz="4" w:space="0" w:color="D6DCEA"/>
+              <w:left w:val="single" w:sz="4" w:space="0" w:color="D6DCEA"/>
+              <w:bottom w:val="single" w:sz="4" w:space="0" w:color="D6DCEA"/>
+              <w:right w:val="single" w:sz="4" w:space="0" w:color="D6DCEA"/>
+            </w:tcBorders>
+          </w:tcPr>
+          <w:p>
+            <w:pPr>
+              <w:pStyle w:val="Compact"/>
+              <w:widowControl/>
+              <w:spacing w:before="36" w:after="40"/>
+              <w:jc w:val="left"/>
+              <w:rPr>
+                <w:kern w:val="0"/>
+                <w:szCs w:val="24"/>
+                <w:lang w:val="en-US" w:eastAsia="en-US" w:bidi="ar-SA"/>
+              </w:rPr>
+            </w:pPr>
+            <w:r>
+              <w:rPr>
+                <w:kern w:val="0"/>
+                <w:sz w:val="18"/>
+                <w:szCs w:val="24"/>
+                <w:lang w:val="en-US" w:eastAsia="en-US" w:bidi="ar-SA"/>
+              </w:rPr>
+              <w:t>Для этого года не загружен производственный календарь</w:t>
+            </w:r>
+          </w:p>
+        </w:tc>
+      </w:tr>
+    </w:tbl>
+    <w:p>
+      <w:pPr>
+        <w:pStyle w:val="Heading1"/>
+        <w:rPr/>
+      </w:pPr>
+      <w:bookmarkStart w:id="19" w:name="__RefHeading___Toc7417_1562542824"/>
+      <w:bookmarkEnd w:id="19"/>
+      <w:r>
+        <w:rPr>
+          <w:rStyle w:val="SectionNumber"/>
+        </w:rPr>
+        <w:t>11</w:t>
+      </w:r>
+      <w:r>
+        <w:rPr/>
+        <w:tab/>
+        <w:t>Матрица прав</w:t>
+      </w:r>
+    </w:p>
+    <w:tbl>
+      <w:tblPr>
+        <w:tblStyle w:val="Table"/>
+        <w:tblW w:w="5000" w:type="pct"/>
+        <w:jc w:val="center"/>
+        <w:tblInd w:w="0" w:type="dxa"/>
+        <w:tblLayout w:type="fixed"/>
+        <w:tblCellMar>
+          <w:top w:w="0" w:type="dxa"/>
+          <w:left w:w="108" w:type="dxa"/>
+          <w:bottom w:w="0" w:type="dxa"/>
+          <w:right w:w="108" w:type="dxa"/>
+        </w:tblCellMar>
+        <w:tblLook w:val="0020" w:noHBand="0" w:noVBand="0" w:firstColumn="0" w:lastRow="0" w:lastColumn="0" w:firstRow="1"/>
+      </w:tblPr>
+      <w:tblGrid>
+        <w:gridCol w:w="1872"/>
+        <w:gridCol w:w="1872"/>
+        <w:gridCol w:w="1872"/>
+        <w:gridCol w:w="1872"/>
+        <w:gridCol w:w="1872"/>
+      </w:tblGrid>
+      <w:tr>
+        <w:trPr>
+          <w:tblHeader w:val="true"/>
+        </w:trPr>
+        <w:tc>
+          <w:tcPr>
+            <w:tcW w:w="1872" w:type="dxa"/>
+            <w:tcBorders>
+              <w:top w:val="single" w:sz="4" w:space="0" w:color="D6DCEA"/>
+              <w:left w:val="single" w:sz="4" w:space="0" w:color="D6DCEA"/>
+              <w:bottom w:val="single" w:sz="6" w:space="0" w:color="000000"/>
+              <w:right w:val="single" w:sz="4" w:space="0" w:color="D6DCEA"/>
+            </w:tcBorders>
+            <w:shd w:color="auto" w:fill="EEF2FB" w:val="clear"/>
+            <w:vAlign w:val="bottom"/>
+          </w:tcPr>
+          <w:p>
+            <w:pPr>
+              <w:pStyle w:val="Compact"/>
+              <w:widowControl/>
+              <w:spacing w:before="36" w:after="40"/>
+              <w:jc w:val="left"/>
+              <w:rPr>
+                <w:kern w:val="0"/>
+                <w:szCs w:val="24"/>
+                <w:lang w:val="en-US" w:eastAsia="en-US" w:bidi="ar-SA"/>
+              </w:rPr>
+            </w:pPr>
+            <w:r>
+              <w:rPr>
+                <w:b/>
+                <w:kern w:val="0"/>
+                <w:sz w:val="18"/>
+                <w:szCs w:val="24"/>
+                <w:lang w:val="en-US" w:eastAsia="en-US" w:bidi="ar-SA"/>
+              </w:rPr>
+              <w:t>Действие</w:t>
+            </w:r>
+          </w:p>
+        </w:tc>
+        <w:tc>
+          <w:tcPr>
+            <w:tcW w:w="1872" w:type="dxa"/>
+            <w:tcBorders>
+              <w:top w:val="single" w:sz="4" w:space="0" w:color="D6DCEA"/>
+              <w:left w:val="single" w:sz="4" w:space="0" w:color="D6DCEA"/>
+              <w:bottom w:val="single" w:sz="6" w:space="0" w:color="000000"/>
+              <w:right w:val="single" w:sz="4" w:space="0" w:color="D6DCEA"/>
+            </w:tcBorders>
+            <w:shd w:color="auto" w:fill="EEF2FB" w:val="clear"/>
+            <w:vAlign w:val="bottom"/>
+          </w:tcPr>
+          <w:p>
+            <w:pPr>
+              <w:pStyle w:val="Compact"/>
+              <w:widowControl/>
+              <w:spacing w:before="36" w:after="40"/>
+              <w:jc w:val="left"/>
+              <w:rPr>
+                <w:kern w:val="0"/>
+                <w:szCs w:val="24"/>
+                <w:lang w:val="en-US" w:eastAsia="en-US" w:bidi="ar-SA"/>
+              </w:rPr>
+            </w:pPr>
+            <w:r>
+              <w:rPr>
+                <w:b/>
+                <w:kern w:val="0"/>
+                <w:sz w:val="18"/>
+                <w:szCs w:val="24"/>
+                <w:lang w:val="en-US" w:eastAsia="en-US" w:bidi="ar-SA"/>
+              </w:rPr>
+              <w:t>Сотрудник</w:t>
+            </w:r>
+          </w:p>
+        </w:tc>
+        <w:tc>
+          <w:tcPr>
+            <w:tcW w:w="1872" w:type="dxa"/>
+            <w:tcBorders>
+              <w:top w:val="single" w:sz="4" w:space="0" w:color="D6DCEA"/>
+              <w:left w:val="single" w:sz="4" w:space="0" w:color="D6DCEA"/>
+              <w:bottom w:val="single" w:sz="6" w:space="0" w:color="000000"/>
+              <w:right w:val="single" w:sz="4" w:space="0" w:color="D6DCEA"/>
+            </w:tcBorders>
+            <w:shd w:color="auto" w:fill="EEF2FB" w:val="clear"/>
+            <w:vAlign w:val="bottom"/>
+          </w:tcPr>
+          <w:p>
+            <w:pPr>
+              <w:pStyle w:val="Compact"/>
+              <w:widowControl/>
+              <w:spacing w:before="36" w:after="40"/>
+              <w:jc w:val="left"/>
+              <w:rPr>
+                <w:kern w:val="0"/>
+                <w:szCs w:val="24"/>
+                <w:lang w:val="en-US" w:eastAsia="en-US" w:bidi="ar-SA"/>
+              </w:rPr>
+            </w:pPr>
+            <w:r>
+              <w:rPr>
+                <w:b/>
+                <w:kern w:val="0"/>
+                <w:sz w:val="18"/>
+                <w:szCs w:val="24"/>
+                <w:lang w:val="en-US" w:eastAsia="en-US" w:bidi="ar-SA"/>
+              </w:rPr>
+              <w:t>Руководитель</w:t>
+            </w:r>
+          </w:p>
+        </w:tc>
+        <w:tc>
+          <w:tcPr>
+            <w:tcW w:w="1872" w:type="dxa"/>
+            <w:tcBorders>
+              <w:top w:val="single" w:sz="4" w:space="0" w:color="D6DCEA"/>
+              <w:left w:val="single" w:sz="4" w:space="0" w:color="D6DCEA"/>
+              <w:bottom w:val="single" w:sz="6" w:space="0" w:color="000000"/>
+              <w:right w:val="single" w:sz="4" w:space="0" w:color="D6DCEA"/>
+            </w:tcBorders>
+            <w:shd w:color="auto" w:fill="EEF2FB" w:val="clear"/>
+            <w:vAlign w:val="bottom"/>
+          </w:tcPr>
+          <w:p>
+            <w:pPr>
+              <w:pStyle w:val="Compact"/>
+              <w:widowControl/>
+              <w:spacing w:before="36" w:after="40"/>
+              <w:jc w:val="left"/>
+              <w:rPr>
+                <w:kern w:val="0"/>
+                <w:szCs w:val="24"/>
+                <w:lang w:val="en-US" w:eastAsia="en-US" w:bidi="ar-SA"/>
+              </w:rPr>
+            </w:pPr>
+            <w:r>
+              <w:rPr>
+                <w:b/>
+                <w:kern w:val="0"/>
+                <w:sz w:val="18"/>
+                <w:szCs w:val="24"/>
+                <w:lang w:val="en-US" w:eastAsia="en-US" w:bidi="ar-SA"/>
+              </w:rPr>
+              <w:t>Кадровая служба</w:t>
+            </w:r>
+          </w:p>
+        </w:tc>
+        <w:tc>
+          <w:tcPr>
+            <w:tcW w:w="1872" w:type="dxa"/>
+            <w:tcBorders>
+              <w:top w:val="single" w:sz="4" w:space="0" w:color="D6DCEA"/>
+              <w:left w:val="single" w:sz="4" w:space="0" w:color="D6DCEA"/>
+              <w:bottom w:val="single" w:sz="6" w:space="0" w:color="000000"/>
+              <w:right w:val="single" w:sz="4" w:space="0" w:color="D6DCEA"/>
+            </w:tcBorders>
+            <w:shd w:color="auto" w:fill="EEF2FB" w:val="clear"/>
+            <w:vAlign w:val="bottom"/>
+          </w:tcPr>
+          <w:p>
+            <w:pPr>
+              <w:pStyle w:val="Compact"/>
+              <w:widowControl/>
+              <w:spacing w:before="36" w:after="40"/>
+              <w:jc w:val="left"/>
+              <w:rPr>
+                <w:kern w:val="0"/>
+                <w:szCs w:val="24"/>
+                <w:lang w:val="en-US" w:eastAsia="en-US" w:bidi="ar-SA"/>
+              </w:rPr>
+            </w:pPr>
+            <w:r>
+              <w:rPr>
+                <w:b/>
+                <w:kern w:val="0"/>
+                <w:sz w:val="18"/>
+                <w:szCs w:val="24"/>
+                <w:lang w:val="en-US" w:eastAsia="en-US" w:bidi="ar-SA"/>
+              </w:rPr>
+              <w:t>Администратор</w:t>
+            </w:r>
+          </w:p>
+        </w:tc>
+      </w:tr>
+      <w:tr>
+        <w:trPr/>
+        <w:tc>
+          <w:tcPr>
+            <w:tcW w:w="1872" w:type="dxa"/>
+            <w:tcBorders>
+              <w:top w:val="single" w:sz="4" w:space="0" w:color="D6DCEA"/>
+              <w:left w:val="single" w:sz="4" w:space="0" w:color="D6DCEA"/>
+              <w:bottom w:val="single" w:sz="4" w:space="0" w:color="D6DCEA"/>
+              <w:right w:val="single" w:sz="4" w:space="0" w:color="D6DCEA"/>
+            </w:tcBorders>
+          </w:tcPr>
+          <w:p>
+            <w:pPr>
+              <w:pStyle w:val="Compact"/>
+              <w:widowControl/>
+              <w:spacing w:before="36" w:after="40"/>
+              <w:jc w:val="left"/>
+              <w:rPr>
+                <w:kern w:val="0"/>
+                <w:szCs w:val="24"/>
+                <w:lang w:val="en-US" w:eastAsia="en-US" w:bidi="ar-SA"/>
+              </w:rPr>
+            </w:pPr>
+            <w:r>
+              <w:rPr>
+                <w:kern w:val="0"/>
+                <w:sz w:val="18"/>
+                <w:szCs w:val="24"/>
+                <w:lang w:val="en-US" w:eastAsia="en-US" w:bidi="ar-SA"/>
+              </w:rPr>
+              <w:t>Смотреть график организации</w:t>
+            </w:r>
+          </w:p>
+        </w:tc>
+        <w:tc>
+          <w:tcPr>
+            <w:tcW w:w="1872" w:type="dxa"/>
+            <w:tcBorders>
+              <w:top w:val="single" w:sz="4" w:space="0" w:color="D6DCEA"/>
+              <w:left w:val="single" w:sz="4" w:space="0" w:color="D6DCEA"/>
+              <w:bottom w:val="single" w:sz="4" w:space="0" w:color="D6DCEA"/>
+              <w:right w:val="single" w:sz="4" w:space="0" w:color="D6DCEA"/>
+            </w:tcBorders>
+          </w:tcPr>
+          <w:p>
+            <w:pPr>
+              <w:pStyle w:val="Compact"/>
+              <w:widowControl/>
+              <w:spacing w:before="36" w:after="40"/>
+              <w:jc w:val="left"/>
+              <w:rPr>
+                <w:kern w:val="0"/>
+                <w:szCs w:val="24"/>
+                <w:lang w:val="en-US" w:eastAsia="en-US" w:bidi="ar-SA"/>
+              </w:rPr>
+            </w:pPr>
+            <w:r>
+              <w:rPr>
+                <w:kern w:val="0"/>
+                <w:sz w:val="18"/>
+                <w:szCs w:val="24"/>
+                <w:lang w:val="en-US" w:eastAsia="en-US" w:bidi="ar-SA"/>
+              </w:rPr>
+              <w:t>да</w:t>
+            </w:r>
+          </w:p>
+        </w:tc>
+        <w:tc>
+          <w:tcPr>
+            <w:tcW w:w="1872" w:type="dxa"/>
+            <w:tcBorders>
+              <w:top w:val="single" w:sz="4" w:space="0" w:color="D6DCEA"/>
+              <w:left w:val="single" w:sz="4" w:space="0" w:color="D6DCEA"/>
+              <w:bottom w:val="single" w:sz="4" w:space="0" w:color="D6DCEA"/>
+              <w:right w:val="single" w:sz="4" w:space="0" w:color="D6DCEA"/>
+            </w:tcBorders>
+          </w:tcPr>
+          <w:p>
+            <w:pPr>
+              <w:pStyle w:val="Compact"/>
+              <w:widowControl/>
+              <w:spacing w:before="36" w:after="40"/>
+              <w:jc w:val="left"/>
+              <w:rPr>
+                <w:kern w:val="0"/>
+                <w:szCs w:val="24"/>
+                <w:lang w:val="en-US" w:eastAsia="en-US" w:bidi="ar-SA"/>
+              </w:rPr>
+            </w:pPr>
+            <w:r>
+              <w:rPr>
+                <w:kern w:val="0"/>
+                <w:sz w:val="18"/>
+                <w:szCs w:val="24"/>
+                <w:lang w:val="en-US" w:eastAsia="en-US" w:bidi="ar-SA"/>
+              </w:rPr>
+              <w:t>да</w:t>
+            </w:r>
+          </w:p>
+        </w:tc>
+        <w:tc>
+          <w:tcPr>
+            <w:tcW w:w="1872" w:type="dxa"/>
+            <w:tcBorders>
+              <w:top w:val="single" w:sz="4" w:space="0" w:color="D6DCEA"/>
+              <w:left w:val="single" w:sz="4" w:space="0" w:color="D6DCEA"/>
+              <w:bottom w:val="single" w:sz="4" w:space="0" w:color="D6DCEA"/>
+              <w:right w:val="single" w:sz="4" w:space="0" w:color="D6DCEA"/>
+            </w:tcBorders>
+          </w:tcPr>
+          <w:p>
+            <w:pPr>
+              <w:pStyle w:val="Compact"/>
+              <w:widowControl/>
+              <w:spacing w:before="36" w:after="40"/>
+              <w:jc w:val="left"/>
+              <w:rPr>
+                <w:kern w:val="0"/>
+                <w:szCs w:val="24"/>
+                <w:lang w:val="en-US" w:eastAsia="en-US" w:bidi="ar-SA"/>
+              </w:rPr>
+            </w:pPr>
+            <w:r>
+              <w:rPr>
+                <w:kern w:val="0"/>
+                <w:sz w:val="18"/>
+                <w:szCs w:val="24"/>
+                <w:lang w:val="en-US" w:eastAsia="en-US" w:bidi="ar-SA"/>
+              </w:rPr>
+              <w:t>да</w:t>
+            </w:r>
+          </w:p>
+        </w:tc>
+        <w:tc>
+          <w:tcPr>
+            <w:tcW w:w="1872" w:type="dxa"/>
+            <w:tcBorders>
+              <w:top w:val="single" w:sz="4" w:space="0" w:color="D6DCEA"/>
+              <w:left w:val="single" w:sz="4" w:space="0" w:color="D6DCEA"/>
+              <w:bottom w:val="single" w:sz="4" w:space="0" w:color="D6DCEA"/>
+              <w:right w:val="single" w:sz="4" w:space="0" w:color="D6DCEA"/>
+            </w:tcBorders>
+          </w:tcPr>
+          <w:p>
+            <w:pPr>
+              <w:pStyle w:val="Compact"/>
+              <w:widowControl/>
+              <w:spacing w:before="36" w:after="40"/>
+              <w:jc w:val="left"/>
+              <w:rPr>
+                <w:kern w:val="0"/>
+                <w:szCs w:val="24"/>
+                <w:lang w:val="en-US" w:eastAsia="en-US" w:bidi="ar-SA"/>
+              </w:rPr>
+            </w:pPr>
+            <w:r>
+              <w:rPr>
+                <w:kern w:val="0"/>
+                <w:sz w:val="18"/>
+                <w:szCs w:val="24"/>
+                <w:lang w:val="en-US" w:eastAsia="en-US" w:bidi="ar-SA"/>
+              </w:rPr>
+              <w:t>да</w:t>
+            </w:r>
+          </w:p>
+        </w:tc>
+      </w:tr>
+      <w:tr>
+        <w:trPr/>
+        <w:tc>
+          <w:tcPr>
+            <w:tcW w:w="1872" w:type="dxa"/>
+            <w:tcBorders>
+              <w:top w:val="single" w:sz="4" w:space="0" w:color="D6DCEA"/>
+              <w:left w:val="single" w:sz="4" w:space="0" w:color="D6DCEA"/>
+              <w:bottom w:val="single" w:sz="4" w:space="0" w:color="D6DCEA"/>
+              <w:right w:val="single" w:sz="4" w:space="0" w:color="D6DCEA"/>
+            </w:tcBorders>
+          </w:tcPr>
+          <w:p>
+            <w:pPr>
+              <w:pStyle w:val="Compact"/>
+              <w:widowControl/>
+              <w:spacing w:before="36" w:after="40"/>
+              <w:jc w:val="left"/>
+              <w:rPr>
+                <w:kern w:val="0"/>
+                <w:szCs w:val="24"/>
+                <w:lang w:val="en-US" w:eastAsia="en-US" w:bidi="ar-SA"/>
+              </w:rPr>
+            </w:pPr>
+            <w:r>
+              <w:rPr>
+                <w:kern w:val="0"/>
+                <w:sz w:val="18"/>
+                <w:szCs w:val="24"/>
+                <w:lang w:val="en-US" w:eastAsia="en-US" w:bidi="ar-SA"/>
+              </w:rPr>
+              <w:t>Подавать, переносить, отменять свои заявки</w:t>
+            </w:r>
+          </w:p>
+        </w:tc>
+        <w:tc>
+          <w:tcPr>
+            <w:tcW w:w="1872" w:type="dxa"/>
+            <w:tcBorders>
+              <w:top w:val="single" w:sz="4" w:space="0" w:color="D6DCEA"/>
+              <w:left w:val="single" w:sz="4" w:space="0" w:color="D6DCEA"/>
+              <w:bottom w:val="single" w:sz="4" w:space="0" w:color="D6DCEA"/>
+              <w:right w:val="single" w:sz="4" w:space="0" w:color="D6DCEA"/>
+            </w:tcBorders>
+          </w:tcPr>
+          <w:p>
+            <w:pPr>
+              <w:pStyle w:val="Compact"/>
+              <w:widowControl/>
+              <w:spacing w:before="36" w:after="40"/>
+              <w:jc w:val="left"/>
+              <w:rPr>
+                <w:kern w:val="0"/>
+                <w:szCs w:val="24"/>
+                <w:lang w:val="en-US" w:eastAsia="en-US" w:bidi="ar-SA"/>
+              </w:rPr>
+            </w:pPr>
+            <w:r>
+              <w:rPr>
+                <w:kern w:val="0"/>
+                <w:sz w:val="18"/>
+                <w:szCs w:val="24"/>
+                <w:lang w:val="en-US" w:eastAsia="en-US" w:bidi="ar-SA"/>
+              </w:rPr>
+              <w:t>да</w:t>
+            </w:r>
+          </w:p>
+        </w:tc>
+        <w:tc>
+          <w:tcPr>
+            <w:tcW w:w="1872" w:type="dxa"/>
+            <w:tcBorders>
+              <w:top w:val="single" w:sz="4" w:space="0" w:color="D6DCEA"/>
+              <w:left w:val="single" w:sz="4" w:space="0" w:color="D6DCEA"/>
+              <w:bottom w:val="single" w:sz="4" w:space="0" w:color="D6DCEA"/>
+              <w:right w:val="single" w:sz="4" w:space="0" w:color="D6DCEA"/>
+            </w:tcBorders>
+          </w:tcPr>
+          <w:p>
+            <w:pPr>
+              <w:pStyle w:val="Compact"/>
+              <w:widowControl/>
+              <w:spacing w:before="36" w:after="40"/>
+              <w:jc w:val="left"/>
+              <w:rPr>
+                <w:kern w:val="0"/>
+                <w:szCs w:val="24"/>
+                <w:lang w:val="en-US" w:eastAsia="en-US" w:bidi="ar-SA"/>
+              </w:rPr>
+            </w:pPr>
+            <w:r>
+              <w:rPr>
+                <w:kern w:val="0"/>
+                <w:sz w:val="18"/>
+                <w:szCs w:val="24"/>
+                <w:lang w:val="en-US" w:eastAsia="en-US" w:bidi="ar-SA"/>
+              </w:rPr>
+              <w:t>да</w:t>
+            </w:r>
+          </w:p>
+        </w:tc>
+        <w:tc>
+          <w:tcPr>
+            <w:tcW w:w="1872" w:type="dxa"/>
+            <w:tcBorders>
+              <w:top w:val="single" w:sz="4" w:space="0" w:color="D6DCEA"/>
+              <w:left w:val="single" w:sz="4" w:space="0" w:color="D6DCEA"/>
+              <w:bottom w:val="single" w:sz="4" w:space="0" w:color="D6DCEA"/>
+              <w:right w:val="single" w:sz="4" w:space="0" w:color="D6DCEA"/>
+            </w:tcBorders>
+          </w:tcPr>
+          <w:p>
+            <w:pPr>
+              <w:pStyle w:val="Compact"/>
+              <w:widowControl/>
+              <w:spacing w:before="36" w:after="40"/>
+              <w:jc w:val="left"/>
+              <w:rPr>
+                <w:kern w:val="0"/>
+                <w:szCs w:val="24"/>
+                <w:lang w:val="en-US" w:eastAsia="en-US" w:bidi="ar-SA"/>
+              </w:rPr>
+            </w:pPr>
+            <w:r>
+              <w:rPr>
+                <w:kern w:val="0"/>
+                <w:sz w:val="18"/>
+                <w:szCs w:val="24"/>
+                <w:lang w:val="en-US" w:eastAsia="en-US" w:bidi="ar-SA"/>
+              </w:rPr>
+              <w:t>да</w:t>
+            </w:r>
+          </w:p>
+        </w:tc>
+        <w:tc>
+          <w:tcPr>
+            <w:tcW w:w="1872" w:type="dxa"/>
+            <w:tcBorders>
+              <w:top w:val="single" w:sz="4" w:space="0" w:color="D6DCEA"/>
+              <w:left w:val="single" w:sz="4" w:space="0" w:color="D6DCEA"/>
+              <w:bottom w:val="single" w:sz="4" w:space="0" w:color="D6DCEA"/>
+              <w:right w:val="single" w:sz="4" w:space="0" w:color="D6DCEA"/>
+            </w:tcBorders>
+          </w:tcPr>
+          <w:p>
+            <w:pPr>
+              <w:pStyle w:val="Compact"/>
+              <w:widowControl/>
+              <w:spacing w:before="36" w:after="40"/>
+              <w:jc w:val="left"/>
+              <w:rPr>
+                <w:kern w:val="0"/>
+                <w:szCs w:val="24"/>
+                <w:lang w:val="en-US" w:eastAsia="en-US" w:bidi="ar-SA"/>
+              </w:rPr>
+            </w:pPr>
+            <w:r>
+              <w:rPr>
+                <w:kern w:val="0"/>
+                <w:sz w:val="18"/>
+                <w:szCs w:val="24"/>
+                <w:lang w:val="en-US" w:eastAsia="en-US" w:bidi="ar-SA"/>
+              </w:rPr>
+              <w:t>да</w:t>
+            </w:r>
+          </w:p>
+        </w:tc>
+      </w:tr>
+      <w:tr>
+        <w:trPr/>
+        <w:tc>
+          <w:tcPr>
+            <w:tcW w:w="1872" w:type="dxa"/>
+            <w:tcBorders>
+              <w:top w:val="single" w:sz="4" w:space="0" w:color="D6DCEA"/>
+              <w:left w:val="single" w:sz="4" w:space="0" w:color="D6DCEA"/>
+              <w:bottom w:val="single" w:sz="4" w:space="0" w:color="D6DCEA"/>
+              <w:right w:val="single" w:sz="4" w:space="0" w:color="D6DCEA"/>
+            </w:tcBorders>
+          </w:tcPr>
+          <w:p>
+            <w:pPr>
+              <w:pStyle w:val="Compact"/>
+              <w:widowControl/>
+              <w:spacing w:before="36" w:after="40"/>
+              <w:jc w:val="left"/>
+              <w:rPr>
+                <w:kern w:val="0"/>
+                <w:szCs w:val="24"/>
+                <w:lang w:val="en-US" w:eastAsia="en-US" w:bidi="ar-SA"/>
+              </w:rPr>
+            </w:pPr>
+            <w:r>
+              <w:rPr>
+                <w:kern w:val="0"/>
+                <w:sz w:val="18"/>
+                <w:szCs w:val="24"/>
+                <w:lang w:val="en-US" w:eastAsia="en-US" w:bidi="ar-SA"/>
+              </w:rPr>
+              <w:t>Оформлять отпуск за другого (сразу согласован)</w:t>
+            </w:r>
+          </w:p>
+        </w:tc>
+        <w:tc>
+          <w:tcPr>
+            <w:tcW w:w="1872" w:type="dxa"/>
+            <w:tcBorders>
+              <w:top w:val="single" w:sz="4" w:space="0" w:color="D6DCEA"/>
+              <w:left w:val="single" w:sz="4" w:space="0" w:color="D6DCEA"/>
+              <w:bottom w:val="single" w:sz="4" w:space="0" w:color="D6DCEA"/>
+              <w:right w:val="single" w:sz="4" w:space="0" w:color="D6DCEA"/>
+            </w:tcBorders>
+          </w:tcPr>
+          <w:p>
+            <w:pPr>
+              <w:pStyle w:val="Compact"/>
+              <w:widowControl/>
+              <w:spacing w:before="36" w:after="40"/>
+              <w:jc w:val="left"/>
+              <w:rPr>
+                <w:kern w:val="0"/>
+                <w:szCs w:val="24"/>
+                <w:lang w:val="en-US" w:eastAsia="en-US" w:bidi="ar-SA"/>
+              </w:rPr>
+            </w:pPr>
+            <w:r>
+              <w:rPr>
+                <w:kern w:val="0"/>
+                <w:sz w:val="18"/>
+                <w:szCs w:val="24"/>
+                <w:lang w:val="en-US" w:eastAsia="en-US" w:bidi="ar-SA"/>
+              </w:rPr>
+              <w:t>—</w:t>
+            </w:r>
+          </w:p>
+        </w:tc>
+        <w:tc>
+          <w:tcPr>
+            <w:tcW w:w="1872" w:type="dxa"/>
+            <w:tcBorders>
+              <w:top w:val="single" w:sz="4" w:space="0" w:color="D6DCEA"/>
+              <w:left w:val="single" w:sz="4" w:space="0" w:color="D6DCEA"/>
+              <w:bottom w:val="single" w:sz="4" w:space="0" w:color="D6DCEA"/>
+              <w:right w:val="single" w:sz="4" w:space="0" w:color="D6DCEA"/>
+            </w:tcBorders>
+          </w:tcPr>
+          <w:p>
+            <w:pPr>
+              <w:pStyle w:val="Compact"/>
+              <w:widowControl/>
+              <w:spacing w:before="36" w:after="40"/>
+              <w:jc w:val="left"/>
+              <w:rPr>
+                <w:kern w:val="0"/>
+                <w:szCs w:val="24"/>
+                <w:lang w:val="en-US" w:eastAsia="en-US" w:bidi="ar-SA"/>
+              </w:rPr>
+            </w:pPr>
+            <w:r>
+              <w:rPr>
+                <w:kern w:val="0"/>
+                <w:sz w:val="18"/>
+                <w:szCs w:val="24"/>
+                <w:lang w:val="en-US" w:eastAsia="en-US" w:bidi="ar-SA"/>
+              </w:rPr>
+              <w:t>прямым подчинённым</w:t>
+            </w:r>
+          </w:p>
+        </w:tc>
+        <w:tc>
+          <w:tcPr>
+            <w:tcW w:w="1872" w:type="dxa"/>
+            <w:tcBorders>
+              <w:top w:val="single" w:sz="4" w:space="0" w:color="D6DCEA"/>
+              <w:left w:val="single" w:sz="4" w:space="0" w:color="D6DCEA"/>
+              <w:bottom w:val="single" w:sz="4" w:space="0" w:color="D6DCEA"/>
+              <w:right w:val="single" w:sz="4" w:space="0" w:color="D6DCEA"/>
+            </w:tcBorders>
+          </w:tcPr>
+          <w:p>
+            <w:pPr>
+              <w:pStyle w:val="Compact"/>
+              <w:widowControl/>
+              <w:spacing w:before="36" w:after="40"/>
+              <w:jc w:val="left"/>
+              <w:rPr>
+                <w:kern w:val="0"/>
+                <w:szCs w:val="24"/>
+                <w:lang w:val="en-US" w:eastAsia="en-US" w:bidi="ar-SA"/>
+              </w:rPr>
+            </w:pPr>
+            <w:r>
+              <w:rPr>
+                <w:kern w:val="0"/>
+                <w:sz w:val="18"/>
+                <w:szCs w:val="24"/>
+                <w:lang w:val="en-US" w:eastAsia="en-US" w:bidi="ar-SA"/>
+              </w:rPr>
+              <w:t>—</w:t>
+            </w:r>
+          </w:p>
+        </w:tc>
+        <w:tc>
+          <w:tcPr>
+            <w:tcW w:w="1872" w:type="dxa"/>
+            <w:tcBorders>
+              <w:top w:val="single" w:sz="4" w:space="0" w:color="D6DCEA"/>
+              <w:left w:val="single" w:sz="4" w:space="0" w:color="D6DCEA"/>
+              <w:bottom w:val="single" w:sz="4" w:space="0" w:color="D6DCEA"/>
+              <w:right w:val="single" w:sz="4" w:space="0" w:color="D6DCEA"/>
+            </w:tcBorders>
+          </w:tcPr>
+          <w:p>
+            <w:pPr>
+              <w:pStyle w:val="Compact"/>
+              <w:widowControl/>
+              <w:spacing w:before="36" w:after="40"/>
+              <w:jc w:val="left"/>
+              <w:rPr>
+                <w:kern w:val="0"/>
+                <w:szCs w:val="24"/>
+                <w:lang w:val="en-US" w:eastAsia="en-US" w:bidi="ar-SA"/>
+              </w:rPr>
+            </w:pPr>
+            <w:r>
+              <w:rPr>
+                <w:kern w:val="0"/>
+                <w:sz w:val="18"/>
+                <w:szCs w:val="24"/>
+                <w:lang w:val="en-US" w:eastAsia="en-US" w:bidi="ar-SA"/>
+              </w:rPr>
+              <w:t>любому</w:t>
+            </w:r>
+          </w:p>
+        </w:tc>
+      </w:tr>
+      <w:tr>
+        <w:trPr/>
+        <w:tc>
+          <w:tcPr>
+            <w:tcW w:w="1872" w:type="dxa"/>
+            <w:tcBorders>
+              <w:top w:val="single" w:sz="4" w:space="0" w:color="D6DCEA"/>
+              <w:left w:val="single" w:sz="4" w:space="0" w:color="D6DCEA"/>
+              <w:bottom w:val="single" w:sz="4" w:space="0" w:color="D6DCEA"/>
+              <w:right w:val="single" w:sz="4" w:space="0" w:color="D6DCEA"/>
+            </w:tcBorders>
+          </w:tcPr>
+          <w:p>
+            <w:pPr>
+              <w:pStyle w:val="Compact"/>
+              <w:widowControl/>
+              <w:spacing w:before="36" w:after="40"/>
+              <w:jc w:val="left"/>
+              <w:rPr>
+                <w:kern w:val="0"/>
+                <w:szCs w:val="24"/>
+                <w:lang w:val="en-US" w:eastAsia="en-US" w:bidi="ar-SA"/>
+              </w:rPr>
+            </w:pPr>
+            <w:r>
+              <w:rPr>
+                <w:kern w:val="0"/>
+                <w:sz w:val="18"/>
+                <w:szCs w:val="24"/>
+                <w:lang w:val="en-US" w:eastAsia="en-US" w:bidi="ar-SA"/>
+              </w:rPr>
+              <w:t>Согласовывать и отклонять</w:t>
+            </w:r>
+          </w:p>
+        </w:tc>
+        <w:tc>
+          <w:tcPr>
+            <w:tcW w:w="1872" w:type="dxa"/>
+            <w:tcBorders>
+              <w:top w:val="single" w:sz="4" w:space="0" w:color="D6DCEA"/>
+              <w:left w:val="single" w:sz="4" w:space="0" w:color="D6DCEA"/>
+              <w:bottom w:val="single" w:sz="4" w:space="0" w:color="D6DCEA"/>
+              <w:right w:val="single" w:sz="4" w:space="0" w:color="D6DCEA"/>
+            </w:tcBorders>
+          </w:tcPr>
+          <w:p>
+            <w:pPr>
+              <w:pStyle w:val="Compact"/>
+              <w:widowControl/>
+              <w:spacing w:before="36" w:after="40"/>
+              <w:jc w:val="left"/>
+              <w:rPr>
+                <w:kern w:val="0"/>
+                <w:szCs w:val="24"/>
+                <w:lang w:val="en-US" w:eastAsia="en-US" w:bidi="ar-SA"/>
+              </w:rPr>
+            </w:pPr>
+            <w:r>
+              <w:rPr>
+                <w:kern w:val="0"/>
+                <w:sz w:val="18"/>
+                <w:szCs w:val="24"/>
+                <w:lang w:val="en-US" w:eastAsia="en-US" w:bidi="ar-SA"/>
+              </w:rPr>
+              <w:t>—</w:t>
+            </w:r>
+          </w:p>
+        </w:tc>
+        <w:tc>
+          <w:tcPr>
+            <w:tcW w:w="1872" w:type="dxa"/>
+            <w:tcBorders>
+              <w:top w:val="single" w:sz="4" w:space="0" w:color="D6DCEA"/>
+              <w:left w:val="single" w:sz="4" w:space="0" w:color="D6DCEA"/>
+              <w:bottom w:val="single" w:sz="4" w:space="0" w:color="D6DCEA"/>
+              <w:right w:val="single" w:sz="4" w:space="0" w:color="D6DCEA"/>
+            </w:tcBorders>
+          </w:tcPr>
+          <w:p>
+            <w:pPr>
+              <w:pStyle w:val="Compact"/>
+              <w:widowControl/>
+              <w:spacing w:before="36" w:after="40"/>
+              <w:jc w:val="left"/>
+              <w:rPr>
+                <w:kern w:val="0"/>
+                <w:szCs w:val="24"/>
+                <w:lang w:val="en-US" w:eastAsia="en-US" w:bidi="ar-SA"/>
+              </w:rPr>
+            </w:pPr>
+            <w:r>
+              <w:rPr>
+                <w:kern w:val="0"/>
+                <w:sz w:val="18"/>
+                <w:szCs w:val="24"/>
+                <w:lang w:val="en-US" w:eastAsia="en-US" w:bidi="ar-SA"/>
+              </w:rPr>
+              <w:t>заявки прямых подчинённых</w:t>
+            </w:r>
+          </w:p>
+        </w:tc>
+        <w:tc>
+          <w:tcPr>
+            <w:tcW w:w="1872" w:type="dxa"/>
+            <w:tcBorders>
+              <w:top w:val="single" w:sz="4" w:space="0" w:color="D6DCEA"/>
+              <w:left w:val="single" w:sz="4" w:space="0" w:color="D6DCEA"/>
+              <w:bottom w:val="single" w:sz="4" w:space="0" w:color="D6DCEA"/>
+              <w:right w:val="single" w:sz="4" w:space="0" w:color="D6DCEA"/>
+            </w:tcBorders>
+          </w:tcPr>
+          <w:p>
+            <w:pPr>
+              <w:pStyle w:val="Compact"/>
+              <w:widowControl/>
+              <w:spacing w:before="36" w:after="40"/>
+              <w:jc w:val="left"/>
+              <w:rPr>
+                <w:kern w:val="0"/>
+                <w:szCs w:val="24"/>
+                <w:lang w:val="en-US" w:eastAsia="en-US" w:bidi="ar-SA"/>
+              </w:rPr>
+            </w:pPr>
+            <w:r>
+              <w:rPr>
+                <w:kern w:val="0"/>
+                <w:sz w:val="18"/>
+                <w:szCs w:val="24"/>
+                <w:lang w:val="en-US" w:eastAsia="en-US" w:bidi="ar-SA"/>
+              </w:rPr>
+              <w:t>—</w:t>
+            </w:r>
+          </w:p>
+        </w:tc>
+        <w:tc>
+          <w:tcPr>
+            <w:tcW w:w="1872" w:type="dxa"/>
+            <w:tcBorders>
+              <w:top w:val="single" w:sz="4" w:space="0" w:color="D6DCEA"/>
+              <w:left w:val="single" w:sz="4" w:space="0" w:color="D6DCEA"/>
+              <w:bottom w:val="single" w:sz="4" w:space="0" w:color="D6DCEA"/>
+              <w:right w:val="single" w:sz="4" w:space="0" w:color="D6DCEA"/>
+            </w:tcBorders>
+          </w:tcPr>
+          <w:p>
+            <w:pPr>
+              <w:pStyle w:val="Compact"/>
+              <w:widowControl/>
+              <w:spacing w:before="36" w:after="40"/>
+              <w:jc w:val="left"/>
+              <w:rPr>
+                <w:kern w:val="0"/>
+                <w:szCs w:val="24"/>
+                <w:lang w:val="en-US" w:eastAsia="en-US" w:bidi="ar-SA"/>
+              </w:rPr>
+            </w:pPr>
+            <w:r>
+              <w:rPr>
+                <w:kern w:val="0"/>
+                <w:sz w:val="18"/>
+                <w:szCs w:val="24"/>
+                <w:lang w:val="en-US" w:eastAsia="en-US" w:bidi="ar-SA"/>
+              </w:rPr>
+              <w:t>все заявки</w:t>
+            </w:r>
+          </w:p>
+        </w:tc>
+      </w:tr>
+      <w:tr>
+        <w:trPr/>
+        <w:tc>
+          <w:tcPr>
+            <w:tcW w:w="1872" w:type="dxa"/>
+            <w:tcBorders>
+              <w:top w:val="single" w:sz="4" w:space="0" w:color="D6DCEA"/>
+              <w:left w:val="single" w:sz="4" w:space="0" w:color="D6DCEA"/>
+              <w:bottom w:val="single" w:sz="4" w:space="0" w:color="D6DCEA"/>
+              <w:right w:val="single" w:sz="4" w:space="0" w:color="D6DCEA"/>
+            </w:tcBorders>
+          </w:tcPr>
+          <w:p>
+            <w:pPr>
+              <w:pStyle w:val="Compact"/>
+              <w:widowControl/>
+              <w:spacing w:before="36" w:after="40"/>
+              <w:jc w:val="left"/>
+              <w:rPr>
+                <w:kern w:val="0"/>
+                <w:szCs w:val="24"/>
+                <w:lang w:val="en-US" w:eastAsia="en-US" w:bidi="ar-SA"/>
+              </w:rPr>
+            </w:pPr>
+            <w:r>
+              <w:rPr>
+                <w:kern w:val="0"/>
+                <w:sz w:val="18"/>
+                <w:szCs w:val="24"/>
+                <w:lang w:val="en-US" w:eastAsia="en-US" w:bidi="ar-SA"/>
+              </w:rPr>
+              <w:t>Видеть баланс и график работы</w:t>
+            </w:r>
+          </w:p>
+        </w:tc>
+        <w:tc>
+          <w:tcPr>
+            <w:tcW w:w="1872" w:type="dxa"/>
+            <w:tcBorders>
+              <w:top w:val="single" w:sz="4" w:space="0" w:color="D6DCEA"/>
+              <w:left w:val="single" w:sz="4" w:space="0" w:color="D6DCEA"/>
+              <w:bottom w:val="single" w:sz="4" w:space="0" w:color="D6DCEA"/>
+              <w:right w:val="single" w:sz="4" w:space="0" w:color="D6DCEA"/>
+            </w:tcBorders>
+          </w:tcPr>
+          <w:p>
+            <w:pPr>
+              <w:pStyle w:val="Compact"/>
+              <w:widowControl/>
+              <w:spacing w:before="36" w:after="40"/>
+              <w:jc w:val="left"/>
+              <w:rPr>
+                <w:kern w:val="0"/>
+                <w:szCs w:val="24"/>
+                <w:lang w:val="en-US" w:eastAsia="en-US" w:bidi="ar-SA"/>
+              </w:rPr>
+            </w:pPr>
+            <w:r>
+              <w:rPr>
+                <w:kern w:val="0"/>
+                <w:sz w:val="18"/>
+                <w:szCs w:val="24"/>
+                <w:lang w:val="en-US" w:eastAsia="en-US" w:bidi="ar-SA"/>
+              </w:rPr>
+              <w:t>свои</w:t>
+            </w:r>
+          </w:p>
+        </w:tc>
+        <w:tc>
+          <w:tcPr>
+            <w:tcW w:w="1872" w:type="dxa"/>
+            <w:tcBorders>
+              <w:top w:val="single" w:sz="4" w:space="0" w:color="D6DCEA"/>
+              <w:left w:val="single" w:sz="4" w:space="0" w:color="D6DCEA"/>
+              <w:bottom w:val="single" w:sz="4" w:space="0" w:color="D6DCEA"/>
+              <w:right w:val="single" w:sz="4" w:space="0" w:color="D6DCEA"/>
+            </w:tcBorders>
+          </w:tcPr>
+          <w:p>
+            <w:pPr>
+              <w:pStyle w:val="Compact"/>
+              <w:widowControl/>
+              <w:spacing w:before="36" w:after="40"/>
+              <w:jc w:val="left"/>
+              <w:rPr>
+                <w:kern w:val="0"/>
+                <w:szCs w:val="24"/>
+                <w:lang w:val="en-US" w:eastAsia="en-US" w:bidi="ar-SA"/>
+              </w:rPr>
+            </w:pPr>
+            <w:r>
+              <w:rPr>
+                <w:kern w:val="0"/>
+                <w:sz w:val="18"/>
+                <w:szCs w:val="24"/>
+                <w:lang w:val="en-US" w:eastAsia="en-US" w:bidi="ar-SA"/>
+              </w:rPr>
+              <w:t>свои и подчинённых</w:t>
+            </w:r>
+          </w:p>
+        </w:tc>
+        <w:tc>
+          <w:tcPr>
+            <w:tcW w:w="1872" w:type="dxa"/>
+            <w:tcBorders>
+              <w:top w:val="single" w:sz="4" w:space="0" w:color="D6DCEA"/>
+              <w:left w:val="single" w:sz="4" w:space="0" w:color="D6DCEA"/>
+              <w:bottom w:val="single" w:sz="4" w:space="0" w:color="D6DCEA"/>
+              <w:right w:val="single" w:sz="4" w:space="0" w:color="D6DCEA"/>
+            </w:tcBorders>
+          </w:tcPr>
+          <w:p>
+            <w:pPr>
+              <w:pStyle w:val="Compact"/>
+              <w:widowControl/>
+              <w:spacing w:before="36" w:after="40"/>
+              <w:jc w:val="left"/>
+              <w:rPr>
+                <w:kern w:val="0"/>
+                <w:szCs w:val="24"/>
+                <w:lang w:val="en-US" w:eastAsia="en-US" w:bidi="ar-SA"/>
+              </w:rPr>
+            </w:pPr>
+            <w:r>
+              <w:rPr>
+                <w:kern w:val="0"/>
+                <w:sz w:val="18"/>
+                <w:szCs w:val="24"/>
+                <w:lang w:val="en-US" w:eastAsia="en-US" w:bidi="ar-SA"/>
+              </w:rPr>
+              <w:t>любые</w:t>
+            </w:r>
+          </w:p>
+        </w:tc>
+        <w:tc>
+          <w:tcPr>
+            <w:tcW w:w="1872" w:type="dxa"/>
+            <w:tcBorders>
+              <w:top w:val="single" w:sz="4" w:space="0" w:color="D6DCEA"/>
+              <w:left w:val="single" w:sz="4" w:space="0" w:color="D6DCEA"/>
+              <w:bottom w:val="single" w:sz="4" w:space="0" w:color="D6DCEA"/>
+              <w:right w:val="single" w:sz="4" w:space="0" w:color="D6DCEA"/>
+            </w:tcBorders>
+          </w:tcPr>
+          <w:p>
+            <w:pPr>
+              <w:pStyle w:val="Compact"/>
+              <w:widowControl/>
+              <w:spacing w:before="36" w:after="40"/>
+              <w:jc w:val="left"/>
+              <w:rPr>
+                <w:kern w:val="0"/>
+                <w:szCs w:val="24"/>
+                <w:lang w:val="en-US" w:eastAsia="en-US" w:bidi="ar-SA"/>
+              </w:rPr>
+            </w:pPr>
+            <w:r>
+              <w:rPr>
+                <w:kern w:val="0"/>
+                <w:sz w:val="18"/>
+                <w:szCs w:val="24"/>
+                <w:lang w:val="en-US" w:eastAsia="en-US" w:bidi="ar-SA"/>
+              </w:rPr>
+              <w:t>любые</w:t>
+            </w:r>
+          </w:p>
+        </w:tc>
+      </w:tr>
+      <w:tr>
+        <w:trPr/>
+        <w:tc>
+          <w:tcPr>
+            <w:tcW w:w="1872" w:type="dxa"/>
+            <w:tcBorders>
+              <w:top w:val="single" w:sz="4" w:space="0" w:color="D6DCEA"/>
+              <w:left w:val="single" w:sz="4" w:space="0" w:color="D6DCEA"/>
+              <w:bottom w:val="single" w:sz="4" w:space="0" w:color="D6DCEA"/>
+              <w:right w:val="single" w:sz="4" w:space="0" w:color="D6DCEA"/>
+            </w:tcBorders>
+          </w:tcPr>
+          <w:p>
+            <w:pPr>
+              <w:pStyle w:val="Compact"/>
+              <w:widowControl/>
+              <w:spacing w:before="36" w:after="40"/>
+              <w:jc w:val="left"/>
+              <w:rPr>
+                <w:kern w:val="0"/>
+                <w:szCs w:val="24"/>
+                <w:lang w:val="en-US" w:eastAsia="en-US" w:bidi="ar-SA"/>
+              </w:rPr>
+            </w:pPr>
+            <w:r>
+              <w:rPr>
+                <w:kern w:val="0"/>
+                <w:sz w:val="18"/>
+                <w:szCs w:val="24"/>
+                <w:lang w:val="en-US" w:eastAsia="en-US" w:bidi="ar-SA"/>
+              </w:rPr>
+              <w:t>Менять график работы</w:t>
+            </w:r>
+          </w:p>
+        </w:tc>
+        <w:tc>
+          <w:tcPr>
+            <w:tcW w:w="1872" w:type="dxa"/>
+            <w:tcBorders>
+              <w:top w:val="single" w:sz="4" w:space="0" w:color="D6DCEA"/>
+              <w:left w:val="single" w:sz="4" w:space="0" w:color="D6DCEA"/>
+              <w:bottom w:val="single" w:sz="4" w:space="0" w:color="D6DCEA"/>
+              <w:right w:val="single" w:sz="4" w:space="0" w:color="D6DCEA"/>
+            </w:tcBorders>
+          </w:tcPr>
+          <w:p>
+            <w:pPr>
+              <w:pStyle w:val="Compact"/>
+              <w:widowControl/>
+              <w:spacing w:before="36" w:after="40"/>
+              <w:jc w:val="left"/>
+              <w:rPr>
+                <w:kern w:val="0"/>
+                <w:szCs w:val="24"/>
+                <w:lang w:val="en-US" w:eastAsia="en-US" w:bidi="ar-SA"/>
+              </w:rPr>
+            </w:pPr>
+            <w:r>
+              <w:rPr>
+                <w:kern w:val="0"/>
+                <w:sz w:val="18"/>
+                <w:szCs w:val="24"/>
+                <w:lang w:val="en-US" w:eastAsia="en-US" w:bidi="ar-SA"/>
+              </w:rPr>
+              <w:t>свой</w:t>
+            </w:r>
+          </w:p>
+        </w:tc>
+        <w:tc>
+          <w:tcPr>
+            <w:tcW w:w="1872" w:type="dxa"/>
+            <w:tcBorders>
+              <w:top w:val="single" w:sz="4" w:space="0" w:color="D6DCEA"/>
+              <w:left w:val="single" w:sz="4" w:space="0" w:color="D6DCEA"/>
+              <w:bottom w:val="single" w:sz="4" w:space="0" w:color="D6DCEA"/>
+              <w:right w:val="single" w:sz="4" w:space="0" w:color="D6DCEA"/>
+            </w:tcBorders>
+          </w:tcPr>
+          <w:p>
+            <w:pPr>
+              <w:pStyle w:val="Compact"/>
+              <w:widowControl/>
+              <w:spacing w:before="36" w:after="40"/>
+              <w:jc w:val="left"/>
+              <w:rPr>
+                <w:kern w:val="0"/>
+                <w:szCs w:val="24"/>
+                <w:lang w:val="en-US" w:eastAsia="en-US" w:bidi="ar-SA"/>
+              </w:rPr>
+            </w:pPr>
+            <w:r>
+              <w:rPr>
+                <w:kern w:val="0"/>
+                <w:sz w:val="18"/>
+                <w:szCs w:val="24"/>
+                <w:lang w:val="en-US" w:eastAsia="en-US" w:bidi="ar-SA"/>
+              </w:rPr>
+              <w:t>свой и подчинённых</w:t>
+            </w:r>
+          </w:p>
+        </w:tc>
+        <w:tc>
+          <w:tcPr>
+            <w:tcW w:w="1872" w:type="dxa"/>
+            <w:tcBorders>
+              <w:top w:val="single" w:sz="4" w:space="0" w:color="D6DCEA"/>
+              <w:left w:val="single" w:sz="4" w:space="0" w:color="D6DCEA"/>
+              <w:bottom w:val="single" w:sz="4" w:space="0" w:color="D6DCEA"/>
+              <w:right w:val="single" w:sz="4" w:space="0" w:color="D6DCEA"/>
+            </w:tcBorders>
+          </w:tcPr>
+          <w:p>
+            <w:pPr>
+              <w:pStyle w:val="Compact"/>
+              <w:widowControl/>
+              <w:spacing w:before="36" w:after="40"/>
+              <w:jc w:val="left"/>
+              <w:rPr>
+                <w:kern w:val="0"/>
+                <w:szCs w:val="24"/>
+                <w:lang w:val="en-US" w:eastAsia="en-US" w:bidi="ar-SA"/>
+              </w:rPr>
+            </w:pPr>
+            <w:r>
+              <w:rPr>
+                <w:kern w:val="0"/>
+                <w:sz w:val="18"/>
+                <w:szCs w:val="24"/>
+                <w:lang w:val="en-US" w:eastAsia="en-US" w:bidi="ar-SA"/>
+              </w:rPr>
+              <w:t>свой</w:t>
+            </w:r>
+          </w:p>
+        </w:tc>
+        <w:tc>
+          <w:tcPr>
+            <w:tcW w:w="1872" w:type="dxa"/>
+            <w:tcBorders>
+              <w:top w:val="single" w:sz="4" w:space="0" w:color="D6DCEA"/>
+              <w:left w:val="single" w:sz="4" w:space="0" w:color="D6DCEA"/>
+              <w:bottom w:val="single" w:sz="4" w:space="0" w:color="D6DCEA"/>
+              <w:right w:val="single" w:sz="4" w:space="0" w:color="D6DCEA"/>
+            </w:tcBorders>
+          </w:tcPr>
+          <w:p>
+            <w:pPr>
+              <w:pStyle w:val="Compact"/>
+              <w:widowControl/>
+              <w:spacing w:before="36" w:after="40"/>
+              <w:jc w:val="left"/>
+              <w:rPr>
+                <w:kern w:val="0"/>
+                <w:szCs w:val="24"/>
+                <w:lang w:val="en-US" w:eastAsia="en-US" w:bidi="ar-SA"/>
+              </w:rPr>
+            </w:pPr>
+            <w:r>
+              <w:rPr>
+                <w:kern w:val="0"/>
+                <w:sz w:val="18"/>
+                <w:szCs w:val="24"/>
+                <w:lang w:val="en-US" w:eastAsia="en-US" w:bidi="ar-SA"/>
+              </w:rPr>
+              <w:t>любой</w:t>
+            </w:r>
+          </w:p>
+        </w:tc>
+      </w:tr>
+      <w:tr>
+        <w:trPr/>
+        <w:tc>
+          <w:tcPr>
+            <w:tcW w:w="1872" w:type="dxa"/>
+            <w:tcBorders>
+              <w:top w:val="single" w:sz="4" w:space="0" w:color="D6DCEA"/>
+              <w:left w:val="single" w:sz="4" w:space="0" w:color="D6DCEA"/>
+              <w:bottom w:val="single" w:sz="4" w:space="0" w:color="D6DCEA"/>
+              <w:right w:val="single" w:sz="4" w:space="0" w:color="D6DCEA"/>
+            </w:tcBorders>
+          </w:tcPr>
+          <w:p>
+            <w:pPr>
+              <w:pStyle w:val="Compact"/>
+              <w:widowControl/>
+              <w:spacing w:before="36" w:after="40"/>
+              <w:jc w:val="left"/>
+              <w:rPr>
+                <w:kern w:val="0"/>
+                <w:szCs w:val="24"/>
+                <w:lang w:val="en-US" w:eastAsia="en-US" w:bidi="ar-SA"/>
+              </w:rPr>
+            </w:pPr>
+            <w:r>
+              <w:rPr>
+                <w:kern w:val="0"/>
+                <w:sz w:val="18"/>
+                <w:szCs w:val="24"/>
+                <w:lang w:val="en-US" w:eastAsia="en-US" w:bidi="ar-SA"/>
+              </w:rPr>
+              <w:t>Команда и аналитика</w:t>
+            </w:r>
+          </w:p>
+        </w:tc>
+        <w:tc>
+          <w:tcPr>
+            <w:tcW w:w="1872" w:type="dxa"/>
+            <w:tcBorders>
+              <w:top w:val="single" w:sz="4" w:space="0" w:color="D6DCEA"/>
+              <w:left w:val="single" w:sz="4" w:space="0" w:color="D6DCEA"/>
+              <w:bottom w:val="single" w:sz="4" w:space="0" w:color="D6DCEA"/>
+              <w:right w:val="single" w:sz="4" w:space="0" w:color="D6DCEA"/>
+            </w:tcBorders>
+          </w:tcPr>
+          <w:p>
+            <w:pPr>
+              <w:pStyle w:val="Compact"/>
+              <w:widowControl/>
+              <w:spacing w:before="36" w:after="40"/>
+              <w:jc w:val="left"/>
+              <w:rPr>
+                <w:kern w:val="0"/>
+                <w:szCs w:val="24"/>
+                <w:lang w:val="en-US" w:eastAsia="en-US" w:bidi="ar-SA"/>
+              </w:rPr>
+            </w:pPr>
+            <w:r>
+              <w:rPr>
+                <w:kern w:val="0"/>
+                <w:sz w:val="18"/>
+                <w:szCs w:val="24"/>
+                <w:lang w:val="en-US" w:eastAsia="en-US" w:bidi="ar-SA"/>
+              </w:rPr>
+              <w:t>свой отдел</w:t>
+            </w:r>
+          </w:p>
+        </w:tc>
+        <w:tc>
+          <w:tcPr>
+            <w:tcW w:w="1872" w:type="dxa"/>
+            <w:tcBorders>
+              <w:top w:val="single" w:sz="4" w:space="0" w:color="D6DCEA"/>
+              <w:left w:val="single" w:sz="4" w:space="0" w:color="D6DCEA"/>
+              <w:bottom w:val="single" w:sz="4" w:space="0" w:color="D6DCEA"/>
+              <w:right w:val="single" w:sz="4" w:space="0" w:color="D6DCEA"/>
+            </w:tcBorders>
+          </w:tcPr>
+          <w:p>
+            <w:pPr>
+              <w:pStyle w:val="Compact"/>
+              <w:widowControl/>
+              <w:spacing w:before="36" w:after="40"/>
+              <w:jc w:val="left"/>
+              <w:rPr>
+                <w:kern w:val="0"/>
+                <w:szCs w:val="24"/>
+                <w:lang w:val="en-US" w:eastAsia="en-US" w:bidi="ar-SA"/>
+              </w:rPr>
+            </w:pPr>
+            <w:r>
+              <w:rPr>
+                <w:kern w:val="0"/>
+                <w:sz w:val="18"/>
+                <w:szCs w:val="24"/>
+                <w:lang w:val="en-US" w:eastAsia="en-US" w:bidi="ar-SA"/>
+              </w:rPr>
+              <w:t>свои отделы</w:t>
+            </w:r>
+          </w:p>
+        </w:tc>
+        <w:tc>
+          <w:tcPr>
+            <w:tcW w:w="1872" w:type="dxa"/>
+            <w:tcBorders>
+              <w:top w:val="single" w:sz="4" w:space="0" w:color="D6DCEA"/>
+              <w:left w:val="single" w:sz="4" w:space="0" w:color="D6DCEA"/>
+              <w:bottom w:val="single" w:sz="4" w:space="0" w:color="D6DCEA"/>
+              <w:right w:val="single" w:sz="4" w:space="0" w:color="D6DCEA"/>
+            </w:tcBorders>
+          </w:tcPr>
+          <w:p>
+            <w:pPr>
+              <w:pStyle w:val="Compact"/>
+              <w:widowControl/>
+              <w:spacing w:before="36" w:after="40"/>
+              <w:jc w:val="left"/>
+              <w:rPr>
+                <w:kern w:val="0"/>
+                <w:szCs w:val="24"/>
+                <w:lang w:val="en-US" w:eastAsia="en-US" w:bidi="ar-SA"/>
+              </w:rPr>
+            </w:pPr>
+            <w:r>
+              <w:rPr>
+                <w:kern w:val="0"/>
+                <w:sz w:val="18"/>
+                <w:szCs w:val="24"/>
+                <w:lang w:val="en-US" w:eastAsia="en-US" w:bidi="ar-SA"/>
+              </w:rPr>
+              <w:t>все отделы</w:t>
+            </w:r>
+          </w:p>
+        </w:tc>
+        <w:tc>
+          <w:tcPr>
+            <w:tcW w:w="1872" w:type="dxa"/>
+            <w:tcBorders>
+              <w:top w:val="single" w:sz="4" w:space="0" w:color="D6DCEA"/>
+              <w:left w:val="single" w:sz="4" w:space="0" w:color="D6DCEA"/>
+              <w:bottom w:val="single" w:sz="4" w:space="0" w:color="D6DCEA"/>
+              <w:right w:val="single" w:sz="4" w:space="0" w:color="D6DCEA"/>
+            </w:tcBorders>
+          </w:tcPr>
+          <w:p>
+            <w:pPr>
+              <w:pStyle w:val="Compact"/>
+              <w:widowControl/>
+              <w:spacing w:before="36" w:after="40"/>
+              <w:jc w:val="left"/>
+              <w:rPr>
+                <w:kern w:val="0"/>
+                <w:szCs w:val="24"/>
+                <w:lang w:val="en-US" w:eastAsia="en-US" w:bidi="ar-SA"/>
+              </w:rPr>
+            </w:pPr>
+            <w:r>
+              <w:rPr>
+                <w:kern w:val="0"/>
+                <w:sz w:val="18"/>
+                <w:szCs w:val="24"/>
+                <w:lang w:val="en-US" w:eastAsia="en-US" w:bidi="ar-SA"/>
+              </w:rPr>
+              <w:t>все отделы</w:t>
+            </w:r>
+          </w:p>
+        </w:tc>
+      </w:tr>
+      <w:tr>
+        <w:trPr/>
+        <w:tc>
+          <w:tcPr>
+            <w:tcW w:w="1872" w:type="dxa"/>
+            <w:tcBorders>
+              <w:top w:val="single" w:sz="4" w:space="0" w:color="D6DCEA"/>
+              <w:left w:val="single" w:sz="4" w:space="0" w:color="D6DCEA"/>
+              <w:bottom w:val="single" w:sz="4" w:space="0" w:color="D6DCEA"/>
+              <w:right w:val="single" w:sz="4" w:space="0" w:color="D6DCEA"/>
+            </w:tcBorders>
+          </w:tcPr>
+          <w:p>
+            <w:pPr>
+              <w:pStyle w:val="Compact"/>
+              <w:widowControl/>
+              <w:spacing w:before="36" w:after="40"/>
+              <w:jc w:val="left"/>
+              <w:rPr>
+                <w:kern w:val="0"/>
+                <w:szCs w:val="24"/>
+                <w:lang w:val="en-US" w:eastAsia="en-US" w:bidi="ar-SA"/>
+              </w:rPr>
+            </w:pPr>
+            <w:r>
+              <w:rPr>
+                <w:kern w:val="0"/>
+                <w:sz w:val="18"/>
+                <w:szCs w:val="24"/>
+                <w:lang w:val="en-US" w:eastAsia="en-US" w:bidi="ar-SA"/>
+              </w:rPr>
+              <w:t>Подбор дат</w:t>
+            </w:r>
+          </w:p>
+        </w:tc>
+        <w:tc>
+          <w:tcPr>
+            <w:tcW w:w="1872" w:type="dxa"/>
+            <w:tcBorders>
+              <w:top w:val="single" w:sz="4" w:space="0" w:color="D6DCEA"/>
+              <w:left w:val="single" w:sz="4" w:space="0" w:color="D6DCEA"/>
+              <w:bottom w:val="single" w:sz="4" w:space="0" w:color="D6DCEA"/>
+              <w:right w:val="single" w:sz="4" w:space="0" w:color="D6DCEA"/>
+            </w:tcBorders>
+          </w:tcPr>
+          <w:p>
+            <w:pPr>
+              <w:pStyle w:val="Compact"/>
+              <w:widowControl/>
+              <w:spacing w:before="36" w:after="40"/>
+              <w:jc w:val="left"/>
+              <w:rPr>
+                <w:kern w:val="0"/>
+                <w:szCs w:val="24"/>
+                <w:lang w:val="en-US" w:eastAsia="en-US" w:bidi="ar-SA"/>
+              </w:rPr>
+            </w:pPr>
+            <w:r>
+              <w:rPr>
+                <w:kern w:val="0"/>
+                <w:sz w:val="18"/>
+                <w:szCs w:val="24"/>
+                <w:lang w:val="en-US" w:eastAsia="en-US" w:bidi="ar-SA"/>
+              </w:rPr>
+              <w:t>для себя</w:t>
+            </w:r>
+          </w:p>
+        </w:tc>
+        <w:tc>
+          <w:tcPr>
+            <w:tcW w:w="1872" w:type="dxa"/>
+            <w:tcBorders>
+              <w:top w:val="single" w:sz="4" w:space="0" w:color="D6DCEA"/>
+              <w:left w:val="single" w:sz="4" w:space="0" w:color="D6DCEA"/>
+              <w:bottom w:val="single" w:sz="4" w:space="0" w:color="D6DCEA"/>
+              <w:right w:val="single" w:sz="4" w:space="0" w:color="D6DCEA"/>
+            </w:tcBorders>
+          </w:tcPr>
+          <w:p>
+            <w:pPr>
+              <w:pStyle w:val="Compact"/>
+              <w:widowControl/>
+              <w:spacing w:before="36" w:after="40"/>
+              <w:jc w:val="left"/>
+              <w:rPr>
+                <w:kern w:val="0"/>
+                <w:szCs w:val="24"/>
+                <w:lang w:val="en-US" w:eastAsia="en-US" w:bidi="ar-SA"/>
+              </w:rPr>
+            </w:pPr>
+            <w:r>
+              <w:rPr>
+                <w:kern w:val="0"/>
+                <w:sz w:val="18"/>
+                <w:szCs w:val="24"/>
+                <w:lang w:val="en-US" w:eastAsia="en-US" w:bidi="ar-SA"/>
+              </w:rPr>
+              <w:t>для себя и подчинённых</w:t>
+            </w:r>
+          </w:p>
+        </w:tc>
+        <w:tc>
+          <w:tcPr>
+            <w:tcW w:w="1872" w:type="dxa"/>
+            <w:tcBorders>
+              <w:top w:val="single" w:sz="4" w:space="0" w:color="D6DCEA"/>
+              <w:left w:val="single" w:sz="4" w:space="0" w:color="D6DCEA"/>
+              <w:bottom w:val="single" w:sz="4" w:space="0" w:color="D6DCEA"/>
+              <w:right w:val="single" w:sz="4" w:space="0" w:color="D6DCEA"/>
+            </w:tcBorders>
+          </w:tcPr>
+          <w:p>
+            <w:pPr>
+              <w:pStyle w:val="Compact"/>
+              <w:widowControl/>
+              <w:spacing w:before="36" w:after="40"/>
+              <w:jc w:val="left"/>
+              <w:rPr>
+                <w:kern w:val="0"/>
+                <w:szCs w:val="24"/>
+                <w:lang w:val="en-US" w:eastAsia="en-US" w:bidi="ar-SA"/>
+              </w:rPr>
+            </w:pPr>
+            <w:r>
+              <w:rPr>
+                <w:kern w:val="0"/>
+                <w:sz w:val="18"/>
+                <w:szCs w:val="24"/>
+                <w:lang w:val="en-US" w:eastAsia="en-US" w:bidi="ar-SA"/>
+              </w:rPr>
+              <w:t>для любого</w:t>
+            </w:r>
+          </w:p>
+        </w:tc>
+        <w:tc>
+          <w:tcPr>
+            <w:tcW w:w="1872" w:type="dxa"/>
+            <w:tcBorders>
+              <w:top w:val="single" w:sz="4" w:space="0" w:color="D6DCEA"/>
+              <w:left w:val="single" w:sz="4" w:space="0" w:color="D6DCEA"/>
+              <w:bottom w:val="single" w:sz="4" w:space="0" w:color="D6DCEA"/>
+              <w:right w:val="single" w:sz="4" w:space="0" w:color="D6DCEA"/>
+            </w:tcBorders>
+          </w:tcPr>
+          <w:p>
+            <w:pPr>
+              <w:pStyle w:val="Compact"/>
+              <w:widowControl/>
+              <w:spacing w:before="36" w:after="40"/>
+              <w:jc w:val="left"/>
+              <w:rPr>
+                <w:kern w:val="0"/>
+                <w:szCs w:val="24"/>
+                <w:lang w:val="en-US" w:eastAsia="en-US" w:bidi="ar-SA"/>
+              </w:rPr>
+            </w:pPr>
+            <w:r>
+              <w:rPr>
+                <w:kern w:val="0"/>
+                <w:sz w:val="18"/>
+                <w:szCs w:val="24"/>
+                <w:lang w:val="en-US" w:eastAsia="en-US" w:bidi="ar-SA"/>
+              </w:rPr>
+              <w:t>для любого</w:t>
+            </w:r>
+          </w:p>
+        </w:tc>
+      </w:tr>
+      <w:tr>
+        <w:trPr/>
+        <w:tc>
+          <w:tcPr>
+            <w:tcW w:w="1872" w:type="dxa"/>
+            <w:tcBorders>
+              <w:top w:val="single" w:sz="4" w:space="0" w:color="D6DCEA"/>
+              <w:left w:val="single" w:sz="4" w:space="0" w:color="D6DCEA"/>
+              <w:bottom w:val="single" w:sz="4" w:space="0" w:color="D6DCEA"/>
+              <w:right w:val="single" w:sz="4" w:space="0" w:color="D6DCEA"/>
+            </w:tcBorders>
+          </w:tcPr>
+          <w:p>
+            <w:pPr>
+              <w:pStyle w:val="Compact"/>
+              <w:widowControl/>
+              <w:spacing w:before="36" w:after="40"/>
+              <w:jc w:val="left"/>
+              <w:rPr>
+                <w:kern w:val="0"/>
+                <w:szCs w:val="24"/>
+                <w:lang w:val="en-US" w:eastAsia="en-US" w:bidi="ar-SA"/>
+              </w:rPr>
+            </w:pPr>
+            <w:r>
+              <w:rPr>
+                <w:kern w:val="0"/>
+                <w:sz w:val="18"/>
+                <w:szCs w:val="24"/>
+                <w:lang w:val="en-US" w:eastAsia="en-US" w:bidi="ar-SA"/>
+              </w:rPr>
+              <w:t>Выгрузка XLSX</w:t>
+            </w:r>
+          </w:p>
+        </w:tc>
+        <w:tc>
+          <w:tcPr>
+            <w:tcW w:w="1872" w:type="dxa"/>
+            <w:tcBorders>
+              <w:top w:val="single" w:sz="4" w:space="0" w:color="D6DCEA"/>
+              <w:left w:val="single" w:sz="4" w:space="0" w:color="D6DCEA"/>
+              <w:bottom w:val="single" w:sz="4" w:space="0" w:color="D6DCEA"/>
+              <w:right w:val="single" w:sz="4" w:space="0" w:color="D6DCEA"/>
+            </w:tcBorders>
+          </w:tcPr>
+          <w:p>
+            <w:pPr>
+              <w:pStyle w:val="Compact"/>
+              <w:widowControl/>
+              <w:spacing w:before="36" w:after="40"/>
+              <w:jc w:val="left"/>
+              <w:rPr>
+                <w:kern w:val="0"/>
+                <w:szCs w:val="24"/>
+                <w:lang w:val="en-US" w:eastAsia="en-US" w:bidi="ar-SA"/>
+              </w:rPr>
+            </w:pPr>
+            <w:r>
+              <w:rPr>
+                <w:kern w:val="0"/>
+                <w:sz w:val="18"/>
+                <w:szCs w:val="24"/>
+                <w:lang w:val="en-US" w:eastAsia="en-US" w:bidi="ar-SA"/>
+              </w:rPr>
+              <w:t>—</w:t>
+            </w:r>
+          </w:p>
+        </w:tc>
+        <w:tc>
+          <w:tcPr>
+            <w:tcW w:w="1872" w:type="dxa"/>
+            <w:tcBorders>
+              <w:top w:val="single" w:sz="4" w:space="0" w:color="D6DCEA"/>
+              <w:left w:val="single" w:sz="4" w:space="0" w:color="D6DCEA"/>
+              <w:bottom w:val="single" w:sz="4" w:space="0" w:color="D6DCEA"/>
+              <w:right w:val="single" w:sz="4" w:space="0" w:color="D6DCEA"/>
+            </w:tcBorders>
+          </w:tcPr>
+          <w:p>
+            <w:pPr>
+              <w:pStyle w:val="Compact"/>
+              <w:widowControl/>
+              <w:spacing w:before="36" w:after="40"/>
+              <w:jc w:val="left"/>
+              <w:rPr>
+                <w:kern w:val="0"/>
+                <w:szCs w:val="24"/>
+                <w:lang w:val="en-US" w:eastAsia="en-US" w:bidi="ar-SA"/>
+              </w:rPr>
+            </w:pPr>
+            <w:r>
+              <w:rPr>
+                <w:kern w:val="0"/>
+                <w:sz w:val="18"/>
+                <w:szCs w:val="24"/>
+                <w:lang w:val="en-US" w:eastAsia="en-US" w:bidi="ar-SA"/>
+              </w:rPr>
+              <w:t>свой отдел, если руководит им, иначе подчинённые</w:t>
+            </w:r>
+          </w:p>
+        </w:tc>
+        <w:tc>
+          <w:tcPr>
+            <w:tcW w:w="1872" w:type="dxa"/>
+            <w:tcBorders>
+              <w:top w:val="single" w:sz="4" w:space="0" w:color="D6DCEA"/>
+              <w:left w:val="single" w:sz="4" w:space="0" w:color="D6DCEA"/>
+              <w:bottom w:val="single" w:sz="4" w:space="0" w:color="D6DCEA"/>
+              <w:right w:val="single" w:sz="4" w:space="0" w:color="D6DCEA"/>
+            </w:tcBorders>
+          </w:tcPr>
+          <w:p>
+            <w:pPr>
+              <w:pStyle w:val="Compact"/>
+              <w:widowControl/>
+              <w:spacing w:before="36" w:after="40"/>
+              <w:jc w:val="left"/>
+              <w:rPr>
+                <w:kern w:val="0"/>
+                <w:szCs w:val="24"/>
+                <w:lang w:val="en-US" w:eastAsia="en-US" w:bidi="ar-SA"/>
+              </w:rPr>
+            </w:pPr>
+            <w:r>
+              <w:rPr>
+                <w:kern w:val="0"/>
+                <w:sz w:val="18"/>
+                <w:szCs w:val="24"/>
+                <w:lang w:val="en-US" w:eastAsia="en-US" w:bidi="ar-SA"/>
+              </w:rPr>
+              <w:t>организация</w:t>
+            </w:r>
+          </w:p>
+        </w:tc>
+        <w:tc>
+          <w:tcPr>
+            <w:tcW w:w="1872" w:type="dxa"/>
+            <w:tcBorders>
+              <w:top w:val="single" w:sz="4" w:space="0" w:color="D6DCEA"/>
+              <w:left w:val="single" w:sz="4" w:space="0" w:color="D6DCEA"/>
+              <w:bottom w:val="single" w:sz="4" w:space="0" w:color="D6DCEA"/>
+              <w:right w:val="single" w:sz="4" w:space="0" w:color="D6DCEA"/>
+            </w:tcBorders>
+          </w:tcPr>
+          <w:p>
+            <w:pPr>
+              <w:pStyle w:val="Compact"/>
+              <w:widowControl/>
+              <w:spacing w:before="36" w:after="40"/>
+              <w:jc w:val="left"/>
+              <w:rPr>
+                <w:kern w:val="0"/>
+                <w:szCs w:val="24"/>
+                <w:lang w:val="en-US" w:eastAsia="en-US" w:bidi="ar-SA"/>
+              </w:rPr>
+            </w:pPr>
+            <w:r>
+              <w:rPr>
+                <w:kern w:val="0"/>
+                <w:sz w:val="18"/>
+                <w:szCs w:val="24"/>
+                <w:lang w:val="en-US" w:eastAsia="en-US" w:bidi="ar-SA"/>
+              </w:rPr>
+              <w:t>организация</w:t>
+            </w:r>
+          </w:p>
+        </w:tc>
+      </w:tr>
+      <w:tr>
+        <w:trPr/>
+        <w:tc>
+          <w:tcPr>
+            <w:tcW w:w="1872" w:type="dxa"/>
+            <w:tcBorders>
+              <w:top w:val="single" w:sz="4" w:space="0" w:color="D6DCEA"/>
+              <w:left w:val="single" w:sz="4" w:space="0" w:color="D6DCEA"/>
+              <w:bottom w:val="single" w:sz="4" w:space="0" w:color="D6DCEA"/>
+              <w:right w:val="single" w:sz="4" w:space="0" w:color="D6DCEA"/>
+            </w:tcBorders>
+          </w:tcPr>
+          <w:p>
+            <w:pPr>
+              <w:pStyle w:val="Compact"/>
+              <w:widowControl/>
+              <w:spacing w:before="36" w:after="40"/>
+              <w:jc w:val="left"/>
+              <w:rPr>
+                <w:kern w:val="0"/>
+                <w:szCs w:val="24"/>
+                <w:lang w:val="en-US" w:eastAsia="en-US" w:bidi="ar-SA"/>
+              </w:rPr>
+            </w:pPr>
+            <w:r>
+              <w:rPr>
+                <w:kern w:val="0"/>
+                <w:sz w:val="18"/>
+                <w:szCs w:val="24"/>
+                <w:lang w:val="en-US" w:eastAsia="en-US" w:bidi="ar-SA"/>
+              </w:rPr>
+              <w:t>Сотрудники, импорт, сброс паролей</w:t>
+            </w:r>
+          </w:p>
+        </w:tc>
+        <w:tc>
+          <w:tcPr>
+            <w:tcW w:w="1872" w:type="dxa"/>
+            <w:tcBorders>
+              <w:top w:val="single" w:sz="4" w:space="0" w:color="D6DCEA"/>
+              <w:left w:val="single" w:sz="4" w:space="0" w:color="D6DCEA"/>
+              <w:bottom w:val="single" w:sz="4" w:space="0" w:color="D6DCEA"/>
+              <w:right w:val="single" w:sz="4" w:space="0" w:color="D6DCEA"/>
+            </w:tcBorders>
+          </w:tcPr>
+          <w:p>
+            <w:pPr>
+              <w:pStyle w:val="Compact"/>
+              <w:widowControl/>
+              <w:spacing w:before="36" w:after="40"/>
+              <w:jc w:val="left"/>
+              <w:rPr>
+                <w:kern w:val="0"/>
+                <w:szCs w:val="24"/>
+                <w:lang w:val="en-US" w:eastAsia="en-US" w:bidi="ar-SA"/>
+              </w:rPr>
+            </w:pPr>
+            <w:r>
+              <w:rPr>
+                <w:kern w:val="0"/>
+                <w:sz w:val="18"/>
+                <w:szCs w:val="24"/>
+                <w:lang w:val="en-US" w:eastAsia="en-US" w:bidi="ar-SA"/>
+              </w:rPr>
+              <w:t>—</w:t>
+            </w:r>
+          </w:p>
+        </w:tc>
+        <w:tc>
+          <w:tcPr>
+            <w:tcW w:w="1872" w:type="dxa"/>
+            <w:tcBorders>
+              <w:top w:val="single" w:sz="4" w:space="0" w:color="D6DCEA"/>
+              <w:left w:val="single" w:sz="4" w:space="0" w:color="D6DCEA"/>
+              <w:bottom w:val="single" w:sz="4" w:space="0" w:color="D6DCEA"/>
+              <w:right w:val="single" w:sz="4" w:space="0" w:color="D6DCEA"/>
+            </w:tcBorders>
+          </w:tcPr>
+          <w:p>
+            <w:pPr>
+              <w:pStyle w:val="Compact"/>
+              <w:widowControl/>
+              <w:spacing w:before="36" w:after="40"/>
+              <w:jc w:val="left"/>
+              <w:rPr>
+                <w:kern w:val="0"/>
+                <w:szCs w:val="24"/>
+                <w:lang w:val="en-US" w:eastAsia="en-US" w:bidi="ar-SA"/>
+              </w:rPr>
+            </w:pPr>
+            <w:r>
+              <w:rPr>
+                <w:kern w:val="0"/>
+                <w:sz w:val="18"/>
+                <w:szCs w:val="24"/>
+                <w:lang w:val="en-US" w:eastAsia="en-US" w:bidi="ar-SA"/>
+              </w:rPr>
+              <w:t>—</w:t>
+            </w:r>
+          </w:p>
+        </w:tc>
+        <w:tc>
+          <w:tcPr>
+            <w:tcW w:w="1872" w:type="dxa"/>
+            <w:tcBorders>
+              <w:top w:val="single" w:sz="4" w:space="0" w:color="D6DCEA"/>
+              <w:left w:val="single" w:sz="4" w:space="0" w:color="D6DCEA"/>
+              <w:bottom w:val="single" w:sz="4" w:space="0" w:color="D6DCEA"/>
+              <w:right w:val="single" w:sz="4" w:space="0" w:color="D6DCEA"/>
+            </w:tcBorders>
+          </w:tcPr>
+          <w:p>
+            <w:pPr>
+              <w:pStyle w:val="Compact"/>
+              <w:widowControl/>
+              <w:spacing w:before="36" w:after="40"/>
+              <w:jc w:val="left"/>
+              <w:rPr>
+                <w:kern w:val="0"/>
+                <w:szCs w:val="24"/>
+                <w:lang w:val="en-US" w:eastAsia="en-US" w:bidi="ar-SA"/>
+              </w:rPr>
+            </w:pPr>
+            <w:r>
+              <w:rPr>
+                <w:kern w:val="0"/>
+                <w:sz w:val="18"/>
+                <w:szCs w:val="24"/>
+                <w:lang w:val="en-US" w:eastAsia="en-US" w:bidi="ar-SA"/>
+              </w:rPr>
+              <w:t>кроме администраторов и коллег по службе</w:t>
+            </w:r>
+          </w:p>
+        </w:tc>
+        <w:tc>
+          <w:tcPr>
+            <w:tcW w:w="1872" w:type="dxa"/>
+            <w:tcBorders>
+              <w:top w:val="single" w:sz="4" w:space="0" w:color="D6DCEA"/>
+              <w:left w:val="single" w:sz="4" w:space="0" w:color="D6DCEA"/>
+              <w:bottom w:val="single" w:sz="4" w:space="0" w:color="D6DCEA"/>
+              <w:right w:val="single" w:sz="4" w:space="0" w:color="D6DCEA"/>
+            </w:tcBorders>
+          </w:tcPr>
+          <w:p>
+            <w:pPr>
+              <w:pStyle w:val="Compact"/>
+              <w:widowControl/>
+              <w:spacing w:before="36" w:after="40"/>
+              <w:jc w:val="left"/>
+              <w:rPr>
+                <w:kern w:val="0"/>
+                <w:szCs w:val="24"/>
+                <w:lang w:val="en-US" w:eastAsia="en-US" w:bidi="ar-SA"/>
+              </w:rPr>
+            </w:pPr>
+            <w:r>
+              <w:rPr>
+                <w:kern w:val="0"/>
+                <w:sz w:val="18"/>
+                <w:szCs w:val="24"/>
+                <w:lang w:val="en-US" w:eastAsia="en-US" w:bidi="ar-SA"/>
+              </w:rPr>
+              <w:t>да</w:t>
+            </w:r>
+          </w:p>
+        </w:tc>
+      </w:tr>
+      <w:tr>
+        <w:trPr/>
+        <w:tc>
+          <w:tcPr>
+            <w:tcW w:w="1872" w:type="dxa"/>
+            <w:tcBorders>
+              <w:top w:val="single" w:sz="4" w:space="0" w:color="D6DCEA"/>
+              <w:left w:val="single" w:sz="4" w:space="0" w:color="D6DCEA"/>
+              <w:bottom w:val="single" w:sz="4" w:space="0" w:color="D6DCEA"/>
+              <w:right w:val="single" w:sz="4" w:space="0" w:color="D6DCEA"/>
+            </w:tcBorders>
+          </w:tcPr>
+          <w:p>
+            <w:pPr>
+              <w:pStyle w:val="Compact"/>
+              <w:widowControl/>
+              <w:spacing w:before="36" w:after="40"/>
+              <w:jc w:val="left"/>
+              <w:rPr>
+                <w:kern w:val="0"/>
+                <w:szCs w:val="24"/>
+                <w:lang w:val="en-US" w:eastAsia="en-US" w:bidi="ar-SA"/>
+              </w:rPr>
+            </w:pPr>
+            <w:r>
+              <w:rPr>
+                <w:kern w:val="0"/>
+                <w:sz w:val="18"/>
+                <w:szCs w:val="24"/>
+                <w:lang w:val="en-US" w:eastAsia="en-US" w:bidi="ar-SA"/>
+              </w:rPr>
+              <w:t>Оргструктура, производственный календарь</w:t>
+            </w:r>
+          </w:p>
+        </w:tc>
+        <w:tc>
+          <w:tcPr>
+            <w:tcW w:w="1872" w:type="dxa"/>
+            <w:tcBorders>
+              <w:top w:val="single" w:sz="4" w:space="0" w:color="D6DCEA"/>
+              <w:left w:val="single" w:sz="4" w:space="0" w:color="D6DCEA"/>
+              <w:bottom w:val="single" w:sz="4" w:space="0" w:color="D6DCEA"/>
+              <w:right w:val="single" w:sz="4" w:space="0" w:color="D6DCEA"/>
+            </w:tcBorders>
+          </w:tcPr>
+          <w:p>
+            <w:pPr>
+              <w:pStyle w:val="Compact"/>
+              <w:widowControl/>
+              <w:spacing w:before="36" w:after="40"/>
+              <w:jc w:val="left"/>
+              <w:rPr>
+                <w:kern w:val="0"/>
+                <w:szCs w:val="24"/>
+                <w:lang w:val="en-US" w:eastAsia="en-US" w:bidi="ar-SA"/>
+              </w:rPr>
+            </w:pPr>
+            <w:r>
+              <w:rPr>
+                <w:kern w:val="0"/>
+                <w:sz w:val="18"/>
+                <w:szCs w:val="24"/>
+                <w:lang w:val="en-US" w:eastAsia="en-US" w:bidi="ar-SA"/>
+              </w:rPr>
+              <w:t>—</w:t>
+            </w:r>
+          </w:p>
+        </w:tc>
+        <w:tc>
+          <w:tcPr>
+            <w:tcW w:w="1872" w:type="dxa"/>
+            <w:tcBorders>
+              <w:top w:val="single" w:sz="4" w:space="0" w:color="D6DCEA"/>
+              <w:left w:val="single" w:sz="4" w:space="0" w:color="D6DCEA"/>
+              <w:bottom w:val="single" w:sz="4" w:space="0" w:color="D6DCEA"/>
+              <w:right w:val="single" w:sz="4" w:space="0" w:color="D6DCEA"/>
+            </w:tcBorders>
+          </w:tcPr>
+          <w:p>
+            <w:pPr>
+              <w:pStyle w:val="Compact"/>
+              <w:widowControl/>
+              <w:spacing w:before="36" w:after="40"/>
+              <w:jc w:val="left"/>
+              <w:rPr>
+                <w:kern w:val="0"/>
+                <w:szCs w:val="24"/>
+                <w:lang w:val="en-US" w:eastAsia="en-US" w:bidi="ar-SA"/>
+              </w:rPr>
+            </w:pPr>
+            <w:r>
+              <w:rPr>
+                <w:kern w:val="0"/>
+                <w:sz w:val="18"/>
+                <w:szCs w:val="24"/>
+                <w:lang w:val="en-US" w:eastAsia="en-US" w:bidi="ar-SA"/>
+              </w:rPr>
+              <w:t>—</w:t>
+            </w:r>
+          </w:p>
+        </w:tc>
+        <w:tc>
+          <w:tcPr>
+            <w:tcW w:w="1872" w:type="dxa"/>
+            <w:tcBorders>
+              <w:top w:val="single" w:sz="4" w:space="0" w:color="D6DCEA"/>
+              <w:left w:val="single" w:sz="4" w:space="0" w:color="D6DCEA"/>
+              <w:bottom w:val="single" w:sz="4" w:space="0" w:color="D6DCEA"/>
+              <w:right w:val="single" w:sz="4" w:space="0" w:color="D6DCEA"/>
+            </w:tcBorders>
+          </w:tcPr>
+          <w:p>
+            <w:pPr>
+              <w:pStyle w:val="Compact"/>
+              <w:widowControl/>
+              <w:spacing w:before="36" w:after="40"/>
+              <w:jc w:val="left"/>
+              <w:rPr>
+                <w:kern w:val="0"/>
+                <w:szCs w:val="24"/>
+                <w:lang w:val="en-US" w:eastAsia="en-US" w:bidi="ar-SA"/>
+              </w:rPr>
+            </w:pPr>
+            <w:r>
+              <w:rPr>
+                <w:kern w:val="0"/>
+                <w:sz w:val="18"/>
+                <w:szCs w:val="24"/>
+                <w:lang w:val="en-US" w:eastAsia="en-US" w:bidi="ar-SA"/>
+              </w:rPr>
+              <w:t>да</w:t>
+            </w:r>
+          </w:p>
+        </w:tc>
+        <w:tc>
+          <w:tcPr>
+            <w:tcW w:w="1872" w:type="dxa"/>
+            <w:tcBorders>
+              <w:top w:val="single" w:sz="4" w:space="0" w:color="D6DCEA"/>
+              <w:left w:val="single" w:sz="4" w:space="0" w:color="D6DCEA"/>
+              <w:bottom w:val="single" w:sz="4" w:space="0" w:color="D6DCEA"/>
+              <w:right w:val="single" w:sz="4" w:space="0" w:color="D6DCEA"/>
+            </w:tcBorders>
+          </w:tcPr>
+          <w:p>
+            <w:pPr>
+              <w:pStyle w:val="Compact"/>
+              <w:widowControl/>
+              <w:spacing w:before="36" w:after="40"/>
+              <w:jc w:val="left"/>
+              <w:rPr>
+                <w:kern w:val="0"/>
+                <w:szCs w:val="24"/>
+                <w:lang w:val="en-US" w:eastAsia="en-US" w:bidi="ar-SA"/>
+              </w:rPr>
+            </w:pPr>
+            <w:r>
+              <w:rPr>
+                <w:kern w:val="0"/>
+                <w:sz w:val="18"/>
+                <w:szCs w:val="24"/>
+                <w:lang w:val="en-US" w:eastAsia="en-US" w:bidi="ar-SA"/>
+              </w:rPr>
+              <w:t>да</w:t>
+            </w:r>
+          </w:p>
+        </w:tc>
+      </w:tr>
+      <w:tr>
+        <w:trPr/>
+        <w:tc>
+          <w:tcPr>
+            <w:tcW w:w="1872" w:type="dxa"/>
+            <w:tcBorders>
+              <w:top w:val="single" w:sz="4" w:space="0" w:color="D6DCEA"/>
+              <w:left w:val="single" w:sz="4" w:space="0" w:color="D6DCEA"/>
+              <w:bottom w:val="single" w:sz="4" w:space="0" w:color="D6DCEA"/>
+              <w:right w:val="single" w:sz="4" w:space="0" w:color="D6DCEA"/>
+            </w:tcBorders>
+          </w:tcPr>
+          <w:p>
+            <w:pPr>
+              <w:pStyle w:val="Compact"/>
+              <w:widowControl/>
+              <w:spacing w:before="36" w:after="40"/>
+              <w:jc w:val="left"/>
+              <w:rPr>
+                <w:kern w:val="0"/>
+                <w:szCs w:val="24"/>
+                <w:lang w:val="en-US" w:eastAsia="en-US" w:bidi="ar-SA"/>
+              </w:rPr>
+            </w:pPr>
+            <w:r>
+              <w:rPr>
+                <w:kern w:val="0"/>
+                <w:sz w:val="18"/>
+                <w:szCs w:val="24"/>
+                <w:lang w:val="en-US" w:eastAsia="en-US" w:bidi="ar-SA"/>
+              </w:rPr>
+              <w:t>Журнал аудита</w:t>
+            </w:r>
+          </w:p>
+        </w:tc>
+        <w:tc>
+          <w:tcPr>
+            <w:tcW w:w="1872" w:type="dxa"/>
+            <w:tcBorders>
+              <w:top w:val="single" w:sz="4" w:space="0" w:color="D6DCEA"/>
+              <w:left w:val="single" w:sz="4" w:space="0" w:color="D6DCEA"/>
+              <w:bottom w:val="single" w:sz="4" w:space="0" w:color="D6DCEA"/>
+              <w:right w:val="single" w:sz="4" w:space="0" w:color="D6DCEA"/>
+            </w:tcBorders>
+          </w:tcPr>
+          <w:p>
+            <w:pPr>
+              <w:pStyle w:val="Compact"/>
+              <w:widowControl/>
+              <w:spacing w:before="36" w:after="40"/>
+              <w:jc w:val="left"/>
+              <w:rPr>
+                <w:kern w:val="0"/>
+                <w:szCs w:val="24"/>
+                <w:lang w:val="en-US" w:eastAsia="en-US" w:bidi="ar-SA"/>
+              </w:rPr>
+            </w:pPr>
+            <w:r>
+              <w:rPr>
+                <w:kern w:val="0"/>
+                <w:sz w:val="18"/>
+                <w:szCs w:val="24"/>
+                <w:lang w:val="en-US" w:eastAsia="en-US" w:bidi="ar-SA"/>
+              </w:rPr>
+              <w:t>—</w:t>
+            </w:r>
+          </w:p>
+        </w:tc>
+        <w:tc>
+          <w:tcPr>
+            <w:tcW w:w="1872" w:type="dxa"/>
+            <w:tcBorders>
+              <w:top w:val="single" w:sz="4" w:space="0" w:color="D6DCEA"/>
+              <w:left w:val="single" w:sz="4" w:space="0" w:color="D6DCEA"/>
+              <w:bottom w:val="single" w:sz="4" w:space="0" w:color="D6DCEA"/>
+              <w:right w:val="single" w:sz="4" w:space="0" w:color="D6DCEA"/>
+            </w:tcBorders>
+          </w:tcPr>
+          <w:p>
+            <w:pPr>
+              <w:pStyle w:val="Compact"/>
+              <w:widowControl/>
+              <w:spacing w:before="36" w:after="40"/>
+              <w:jc w:val="left"/>
+              <w:rPr>
+                <w:kern w:val="0"/>
+                <w:szCs w:val="24"/>
+                <w:lang w:val="en-US" w:eastAsia="en-US" w:bidi="ar-SA"/>
+              </w:rPr>
+            </w:pPr>
+            <w:r>
+              <w:rPr>
+                <w:kern w:val="0"/>
+                <w:sz w:val="18"/>
+                <w:szCs w:val="24"/>
+                <w:lang w:val="en-US" w:eastAsia="en-US" w:bidi="ar-SA"/>
+              </w:rPr>
+              <w:t>—</w:t>
+            </w:r>
+          </w:p>
+        </w:tc>
+        <w:tc>
+          <w:tcPr>
+            <w:tcW w:w="1872" w:type="dxa"/>
+            <w:tcBorders>
+              <w:top w:val="single" w:sz="4" w:space="0" w:color="D6DCEA"/>
+              <w:left w:val="single" w:sz="4" w:space="0" w:color="D6DCEA"/>
+              <w:bottom w:val="single" w:sz="4" w:space="0" w:color="D6DCEA"/>
+              <w:right w:val="single" w:sz="4" w:space="0" w:color="D6DCEA"/>
+            </w:tcBorders>
+          </w:tcPr>
+          <w:p>
+            <w:pPr>
+              <w:pStyle w:val="Compact"/>
+              <w:widowControl/>
+              <w:spacing w:before="36" w:after="40"/>
+              <w:jc w:val="left"/>
+              <w:rPr>
+                <w:kern w:val="0"/>
+                <w:szCs w:val="24"/>
+                <w:lang w:val="en-US" w:eastAsia="en-US" w:bidi="ar-SA"/>
+              </w:rPr>
+            </w:pPr>
+            <w:r>
+              <w:rPr>
+                <w:kern w:val="0"/>
+                <w:sz w:val="18"/>
+                <w:szCs w:val="24"/>
+                <w:lang w:val="en-US" w:eastAsia="en-US" w:bidi="ar-SA"/>
+              </w:rPr>
+              <w:t>да</w:t>
+            </w:r>
+          </w:p>
+        </w:tc>
+        <w:tc>
+          <w:tcPr>
+            <w:tcW w:w="1872" w:type="dxa"/>
+            <w:tcBorders>
+              <w:top w:val="single" w:sz="4" w:space="0" w:color="D6DCEA"/>
+              <w:left w:val="single" w:sz="4" w:space="0" w:color="D6DCEA"/>
+              <w:bottom w:val="single" w:sz="4" w:space="0" w:color="D6DCEA"/>
+              <w:right w:val="single" w:sz="4" w:space="0" w:color="D6DCEA"/>
+            </w:tcBorders>
+          </w:tcPr>
+          <w:p>
+            <w:pPr>
+              <w:pStyle w:val="Compact"/>
+              <w:widowControl/>
+              <w:spacing w:before="36" w:after="40"/>
+              <w:jc w:val="left"/>
+              <w:rPr>
+                <w:kern w:val="0"/>
+                <w:szCs w:val="24"/>
+                <w:lang w:val="en-US" w:eastAsia="en-US" w:bidi="ar-SA"/>
+              </w:rPr>
+            </w:pPr>
+            <w:r>
+              <w:rPr>
+                <w:kern w:val="0"/>
+                <w:sz w:val="18"/>
+                <w:szCs w:val="24"/>
+                <w:lang w:val="en-US" w:eastAsia="en-US" w:bidi="ar-SA"/>
+              </w:rPr>
+              <w:t>да</w:t>
+            </w:r>
+          </w:p>
+        </w:tc>
+      </w:tr>
+      <w:tr>
+        <w:trPr/>
+        <w:tc>
+          <w:tcPr>
+            <w:tcW w:w="1872" w:type="dxa"/>
+            <w:tcBorders>
+              <w:top w:val="single" w:sz="4" w:space="0" w:color="D6DCEA"/>
+              <w:left w:val="single" w:sz="4" w:space="0" w:color="D6DCEA"/>
+              <w:bottom w:val="single" w:sz="4" w:space="0" w:color="D6DCEA"/>
+              <w:right w:val="single" w:sz="4" w:space="0" w:color="D6DCEA"/>
+            </w:tcBorders>
+          </w:tcPr>
+          <w:p>
+            <w:pPr>
+              <w:pStyle w:val="Compact"/>
+              <w:widowControl/>
+              <w:spacing w:before="36" w:after="40"/>
+              <w:jc w:val="left"/>
+              <w:rPr>
+                <w:kern w:val="0"/>
+                <w:szCs w:val="24"/>
+                <w:lang w:val="en-US" w:eastAsia="en-US" w:bidi="ar-SA"/>
+              </w:rPr>
+            </w:pPr>
+            <w:r>
+              <w:rPr>
+                <w:kern w:val="0"/>
+                <w:sz w:val="18"/>
+                <w:szCs w:val="24"/>
+                <w:lang w:val="en-US" w:eastAsia="en-US" w:bidi="ar-SA"/>
+              </w:rPr>
+              <w:t>Правила организации, проверочное письмо</w:t>
+            </w:r>
+          </w:p>
+        </w:tc>
+        <w:tc>
+          <w:tcPr>
+            <w:tcW w:w="1872" w:type="dxa"/>
+            <w:tcBorders>
+              <w:top w:val="single" w:sz="4" w:space="0" w:color="D6DCEA"/>
+              <w:left w:val="single" w:sz="4" w:space="0" w:color="D6DCEA"/>
+              <w:bottom w:val="single" w:sz="4" w:space="0" w:color="D6DCEA"/>
+              <w:right w:val="single" w:sz="4" w:space="0" w:color="D6DCEA"/>
+            </w:tcBorders>
+          </w:tcPr>
+          <w:p>
+            <w:pPr>
+              <w:pStyle w:val="Compact"/>
+              <w:widowControl/>
+              <w:spacing w:before="36" w:after="40"/>
+              <w:jc w:val="left"/>
+              <w:rPr>
+                <w:kern w:val="0"/>
+                <w:szCs w:val="24"/>
+                <w:lang w:val="en-US" w:eastAsia="en-US" w:bidi="ar-SA"/>
+              </w:rPr>
+            </w:pPr>
+            <w:r>
+              <w:rPr>
+                <w:kern w:val="0"/>
+                <w:sz w:val="18"/>
+                <w:szCs w:val="24"/>
+                <w:lang w:val="en-US" w:eastAsia="en-US" w:bidi="ar-SA"/>
+              </w:rPr>
+              <w:t>—</w:t>
+            </w:r>
+          </w:p>
+        </w:tc>
+        <w:tc>
+          <w:tcPr>
+            <w:tcW w:w="1872" w:type="dxa"/>
+            <w:tcBorders>
+              <w:top w:val="single" w:sz="4" w:space="0" w:color="D6DCEA"/>
+              <w:left w:val="single" w:sz="4" w:space="0" w:color="D6DCEA"/>
+              <w:bottom w:val="single" w:sz="4" w:space="0" w:color="D6DCEA"/>
+              <w:right w:val="single" w:sz="4" w:space="0" w:color="D6DCEA"/>
+            </w:tcBorders>
+          </w:tcPr>
+          <w:p>
+            <w:pPr>
+              <w:pStyle w:val="Compact"/>
+              <w:widowControl/>
+              <w:spacing w:before="36" w:after="40"/>
+              <w:jc w:val="left"/>
+              <w:rPr>
+                <w:kern w:val="0"/>
+                <w:szCs w:val="24"/>
+                <w:lang w:val="en-US" w:eastAsia="en-US" w:bidi="ar-SA"/>
+              </w:rPr>
+            </w:pPr>
+            <w:r>
+              <w:rPr>
+                <w:kern w:val="0"/>
+                <w:sz w:val="18"/>
+                <w:szCs w:val="24"/>
+                <w:lang w:val="en-US" w:eastAsia="en-US" w:bidi="ar-SA"/>
+              </w:rPr>
+              <w:t>—</w:t>
+            </w:r>
+          </w:p>
+        </w:tc>
+        <w:tc>
+          <w:tcPr>
+            <w:tcW w:w="1872" w:type="dxa"/>
+            <w:tcBorders>
+              <w:top w:val="single" w:sz="4" w:space="0" w:color="D6DCEA"/>
+              <w:left w:val="single" w:sz="4" w:space="0" w:color="D6DCEA"/>
+              <w:bottom w:val="single" w:sz="4" w:space="0" w:color="D6DCEA"/>
+              <w:right w:val="single" w:sz="4" w:space="0" w:color="D6DCEA"/>
+            </w:tcBorders>
+          </w:tcPr>
+          <w:p>
+            <w:pPr>
+              <w:pStyle w:val="Compact"/>
+              <w:widowControl/>
+              <w:spacing w:before="36" w:after="40"/>
+              <w:jc w:val="left"/>
+              <w:rPr>
+                <w:kern w:val="0"/>
+                <w:szCs w:val="24"/>
+                <w:lang w:val="en-US" w:eastAsia="en-US" w:bidi="ar-SA"/>
+              </w:rPr>
+            </w:pPr>
+            <w:r>
+              <w:rPr>
+                <w:kern w:val="0"/>
+                <w:sz w:val="18"/>
+                <w:szCs w:val="24"/>
+                <w:lang w:val="en-US" w:eastAsia="en-US" w:bidi="ar-SA"/>
+              </w:rPr>
+              <w:t>—</w:t>
+            </w:r>
+          </w:p>
+        </w:tc>
+        <w:tc>
+          <w:tcPr>
+            <w:tcW w:w="1872" w:type="dxa"/>
+            <w:tcBorders>
+              <w:top w:val="single" w:sz="4" w:space="0" w:color="D6DCEA"/>
+              <w:left w:val="single" w:sz="4" w:space="0" w:color="D6DCEA"/>
+              <w:bottom w:val="single" w:sz="4" w:space="0" w:color="D6DCEA"/>
+              <w:right w:val="single" w:sz="4" w:space="0" w:color="D6DCEA"/>
+            </w:tcBorders>
+          </w:tcPr>
+          <w:p>
+            <w:pPr>
+              <w:pStyle w:val="Compact"/>
+              <w:widowControl/>
+              <w:spacing w:before="36" w:after="40"/>
+              <w:jc w:val="left"/>
+              <w:rPr>
+                <w:kern w:val="0"/>
+                <w:szCs w:val="24"/>
+                <w:lang w:val="en-US" w:eastAsia="en-US" w:bidi="ar-SA"/>
+              </w:rPr>
+            </w:pPr>
+            <w:r>
+              <w:rPr>
+                <w:kern w:val="0"/>
+                <w:sz w:val="18"/>
+                <w:szCs w:val="24"/>
+                <w:lang w:val="en-US" w:eastAsia="en-US" w:bidi="ar-SA"/>
+              </w:rPr>
+              <w:t>да</w:t>
+            </w:r>
+          </w:p>
+        </w:tc>
+      </w:tr>
+      <w:tr>
+        <w:trPr/>
+        <w:tc>
+          <w:tcPr>
+            <w:tcW w:w="1872" w:type="dxa"/>
+            <w:tcBorders>
+              <w:top w:val="single" w:sz="4" w:space="0" w:color="D6DCEA"/>
+              <w:left w:val="single" w:sz="4" w:space="0" w:color="D6DCEA"/>
+              <w:bottom w:val="single" w:sz="4" w:space="0" w:color="D6DCEA"/>
+              <w:right w:val="single" w:sz="4" w:space="0" w:color="D6DCEA"/>
+            </w:tcBorders>
+          </w:tcPr>
+          <w:p>
+            <w:pPr>
+              <w:pStyle w:val="Compact"/>
+              <w:widowControl/>
+              <w:spacing w:before="36" w:after="40"/>
+              <w:jc w:val="left"/>
+              <w:rPr>
+                <w:kern w:val="0"/>
+                <w:szCs w:val="24"/>
+                <w:lang w:val="en-US" w:eastAsia="en-US" w:bidi="ar-SA"/>
+              </w:rPr>
+            </w:pPr>
+            <w:r>
+              <w:rPr>
+                <w:kern w:val="0"/>
+                <w:sz w:val="18"/>
+                <w:szCs w:val="24"/>
+                <w:lang w:val="en-US" w:eastAsia="en-US" w:bidi="ar-SA"/>
+              </w:rPr>
+              <w:t>Выдача ролей «администратор» и «кадровая служба»</w:t>
+            </w:r>
+          </w:p>
+        </w:tc>
+        <w:tc>
+          <w:tcPr>
+            <w:tcW w:w="1872" w:type="dxa"/>
+            <w:tcBorders>
+              <w:top w:val="single" w:sz="4" w:space="0" w:color="D6DCEA"/>
+              <w:left w:val="single" w:sz="4" w:space="0" w:color="D6DCEA"/>
+              <w:bottom w:val="single" w:sz="4" w:space="0" w:color="D6DCEA"/>
+              <w:right w:val="single" w:sz="4" w:space="0" w:color="D6DCEA"/>
+            </w:tcBorders>
+          </w:tcPr>
+          <w:p>
+            <w:pPr>
+              <w:pStyle w:val="Compact"/>
+              <w:widowControl/>
+              <w:spacing w:before="36" w:after="40"/>
+              <w:jc w:val="left"/>
+              <w:rPr>
+                <w:kern w:val="0"/>
+                <w:szCs w:val="24"/>
+                <w:lang w:val="en-US" w:eastAsia="en-US" w:bidi="ar-SA"/>
+              </w:rPr>
+            </w:pPr>
+            <w:r>
+              <w:rPr>
+                <w:kern w:val="0"/>
+                <w:sz w:val="18"/>
+                <w:szCs w:val="24"/>
+                <w:lang w:val="en-US" w:eastAsia="en-US" w:bidi="ar-SA"/>
+              </w:rPr>
+              <w:t>—</w:t>
+            </w:r>
+          </w:p>
+        </w:tc>
+        <w:tc>
+          <w:tcPr>
+            <w:tcW w:w="1872" w:type="dxa"/>
+            <w:tcBorders>
+              <w:top w:val="single" w:sz="4" w:space="0" w:color="D6DCEA"/>
+              <w:left w:val="single" w:sz="4" w:space="0" w:color="D6DCEA"/>
+              <w:bottom w:val="single" w:sz="4" w:space="0" w:color="D6DCEA"/>
+              <w:right w:val="single" w:sz="4" w:space="0" w:color="D6DCEA"/>
+            </w:tcBorders>
+          </w:tcPr>
+          <w:p>
+            <w:pPr>
+              <w:pStyle w:val="Compact"/>
+              <w:widowControl/>
+              <w:spacing w:before="36" w:after="40"/>
+              <w:jc w:val="left"/>
+              <w:rPr>
+                <w:kern w:val="0"/>
+                <w:szCs w:val="24"/>
+                <w:lang w:val="en-US" w:eastAsia="en-US" w:bidi="ar-SA"/>
+              </w:rPr>
+            </w:pPr>
+            <w:r>
+              <w:rPr>
+                <w:kern w:val="0"/>
+                <w:sz w:val="18"/>
+                <w:szCs w:val="24"/>
+                <w:lang w:val="en-US" w:eastAsia="en-US" w:bidi="ar-SA"/>
+              </w:rPr>
+              <w:t>—</w:t>
+            </w:r>
+          </w:p>
+        </w:tc>
+        <w:tc>
+          <w:tcPr>
+            <w:tcW w:w="1872" w:type="dxa"/>
+            <w:tcBorders>
+              <w:top w:val="single" w:sz="4" w:space="0" w:color="D6DCEA"/>
+              <w:left w:val="single" w:sz="4" w:space="0" w:color="D6DCEA"/>
+              <w:bottom w:val="single" w:sz="4" w:space="0" w:color="D6DCEA"/>
+              <w:right w:val="single" w:sz="4" w:space="0" w:color="D6DCEA"/>
+            </w:tcBorders>
+          </w:tcPr>
+          <w:p>
+            <w:pPr>
+              <w:pStyle w:val="Compact"/>
+              <w:widowControl/>
+              <w:spacing w:before="36" w:after="40"/>
+              <w:jc w:val="left"/>
+              <w:rPr>
+                <w:kern w:val="0"/>
+                <w:szCs w:val="24"/>
+                <w:lang w:val="en-US" w:eastAsia="en-US" w:bidi="ar-SA"/>
+              </w:rPr>
+            </w:pPr>
+            <w:r>
+              <w:rPr>
+                <w:kern w:val="0"/>
+                <w:sz w:val="18"/>
+                <w:szCs w:val="24"/>
+                <w:lang w:val="en-US" w:eastAsia="en-US" w:bidi="ar-SA"/>
+              </w:rPr>
+              <w:t>—</w:t>
+            </w:r>
+          </w:p>
+        </w:tc>
+        <w:tc>
+          <w:tcPr>
+            <w:tcW w:w="1872" w:type="dxa"/>
+            <w:tcBorders>
+              <w:top w:val="single" w:sz="4" w:space="0" w:color="D6DCEA"/>
+              <w:left w:val="single" w:sz="4" w:space="0" w:color="D6DCEA"/>
+              <w:bottom w:val="single" w:sz="4" w:space="0" w:color="D6DCEA"/>
+              <w:right w:val="single" w:sz="4" w:space="0" w:color="D6DCEA"/>
+            </w:tcBorders>
+          </w:tcPr>
+          <w:p>
+            <w:pPr>
+              <w:pStyle w:val="Compact"/>
+              <w:widowControl/>
+              <w:spacing w:before="36" w:after="40"/>
+              <w:jc w:val="left"/>
+              <w:rPr>
+                <w:kern w:val="0"/>
+                <w:szCs w:val="24"/>
+                <w:lang w:val="en-US" w:eastAsia="en-US" w:bidi="ar-SA"/>
+              </w:rPr>
+            </w:pPr>
+            <w:r>
+              <w:rPr>
+                <w:kern w:val="0"/>
+                <w:sz w:val="18"/>
+                <w:szCs w:val="24"/>
+                <w:lang w:val="en-US" w:eastAsia="en-US" w:bidi="ar-SA"/>
+              </w:rPr>
+              <w:t>да</w:t>
+            </w:r>
+          </w:p>
+        </w:tc>
+      </w:tr>
+    </w:tbl>
+    <w:p>
+      <w:pPr>
+        <w:pStyle w:val="BodyText"/>
+        <w:rPr/>
+      </w:pPr>
+      <w:r>
+        <w:rPr/>
+        <w:t>Права руководителя и кадровой службы складываются: руководитель отдела кадров согласует заявки своих подчинённых.</w:t>
+      </w:r>
+    </w:p>
+    <w:p>
+      <w:pPr>
+        <w:pStyle w:val="Heading1"/>
+        <w:rPr/>
+      </w:pPr>
+      <w:bookmarkStart w:id="20" w:name="__RefHeading___Toc7419_1562542824"/>
+      <w:bookmarkStart w:id="21" w:name="версионирование-и-совместимость"/>
+      <w:bookmarkEnd w:id="20"/>
+      <w:r>
+        <w:rPr>
+          <w:rStyle w:val="SectionNumber"/>
+        </w:rPr>
+        <w:t>12</w:t>
       </w:r>
       <w:r>
         <w:rPr/>
@@ -14973,24 +18275,26 @@
         </w:numPr>
         <w:rPr/>
       </w:pPr>
+      <w:bookmarkStart w:id="22" w:name="версионирование-и-совместимость"/>
       <w:r>
         <w:rPr/>
         <w:t>Тест сверки контракта с реализацией входит в CI и блокирует слияние при расхождении.</w:t>
       </w:r>
+      <w:bookmarkEnd w:id="22"/>
     </w:p>
     <w:p>
       <w:pPr>
         <w:pStyle w:val="Heading1"/>
         <w:rPr/>
       </w:pPr>
-      <w:bookmarkStart w:id="18" w:name="__RefHeading___Toc6641_1756087021"/>
-      <w:bookmarkStart w:id="19" w:name="чек-лист-новой-операции"/>
-      <w:bookmarkEnd w:id="18"/>
+      <w:bookmarkStart w:id="23" w:name="__RefHeading___Toc7421_1562542824"/>
+      <w:bookmarkStart w:id="24" w:name="чек-лист-новой-операции"/>
+      <w:bookmarkEnd w:id="23"/>
       <w:r>
         <w:rPr>
           <w:rStyle w:val="SectionNumber"/>
         </w:rPr>
-        <w:t>11</w:t>
+        <w:t>13</w:t>
       </w:r>
       <w:r>
         <w:rPr/>
@@ -15116,7 +18420,7 @@
         <w:rPr/>
         <w:t>).</w:t>
       </w:r>
-      <w:bookmarkEnd w:id="19"/>
+      <w:bookmarkEnd w:id="24"/>
     </w:p>
     <w:sectPr>
       <w:footerReference w:type="even" r:id="rId5"/>
@@ -15162,7 +18466,7 @@
         <w:color w:val="8A92A6"/>
         <w:sz w:val="16"/>
       </w:rPr>
-      <w:t xml:space="preserve">Планировщик отпусков 0.3.0 · Спецификация API v1 · стр. </w:t>
+      <w:t xml:space="preserve">Планировщик отпусков 0.4.0 · Спецификация API v1 · стр. </w:t>
     </w:r>
     <w:r>
       <w:rPr/>
@@ -15178,7 +18482,7 @@
     </w:r>
     <w:r>
       <w:rPr/>
-      <w:t>18</w:t>
+      <w:t>21</w:t>
     </w:r>
     <w:r>
       <w:rPr/>
@@ -15201,7 +18505,7 @@
         <w:color w:val="8A92A6"/>
         <w:sz w:val="16"/>
       </w:rPr>
-      <w:t xml:space="preserve">Планировщик отпусков 0.3.0 · Спецификация API v1 · стр. </w:t>
+      <w:t xml:space="preserve">Планировщик отпусков 0.4.0 · Спецификация API v1 · стр. </w:t>
     </w:r>
     <w:r>
       <w:rPr/>
@@ -15217,7 +18521,7 @@
     </w:r>
     <w:r>
       <w:rPr/>
-      <w:t>18</w:t>
+      <w:t>21</w:t>
     </w:r>
     <w:r>
       <w:rPr/>

--- a/docs/docx/02-api-spec.docx
+++ b/docs/docx/02-api-spec.docx
@@ -23,7 +23,7 @@
       </w:pPr>
       <w:r>
         <w:rPr/>
-        <w:t>Планировщик отпусков 0.4.0 · Протокол, ошибки, права доступа</w:t>
+        <w:t>Планировщик отпусков 0.5.0 · Протокол, ошибки, права доступа</w:t>
       </w:r>
     </w:p>
     <w:p>
@@ -93,7 +93,7 @@
             </w:rPr>
             <w:fldChar w:fldCharType="separate"/>
           </w:r>
-          <w:hyperlink w:anchor="__RefHeading___Toc7397_1562542824">
+          <w:hyperlink w:anchor="__RefHeading___Toc8270_2275915807">
             <w:r>
               <w:rPr>
                 <w:webHidden/>
@@ -114,7 +114,7 @@
             </w:tabs>
             <w:rPr/>
           </w:pPr>
-          <w:hyperlink w:anchor="__RefHeading___Toc7399_1562542824">
+          <w:hyperlink w:anchor="__RefHeading___Toc8272_2275915807">
             <w:r>
               <w:rPr>
                 <w:webHidden/>
@@ -135,7 +135,7 @@
             </w:tabs>
             <w:rPr/>
           </w:pPr>
-          <w:hyperlink w:anchor="__RefHeading___Toc7401_1562542824">
+          <w:hyperlink w:anchor="__RefHeading___Toc8274_2275915807">
             <w:r>
               <w:rPr>
                 <w:webHidden/>
@@ -156,7 +156,7 @@
             </w:tabs>
             <w:rPr/>
           </w:pPr>
-          <w:hyperlink w:anchor="__RefHeading___Toc7403_1562542824">
+          <w:hyperlink w:anchor="__RefHeading___Toc8276_2275915807">
             <w:r>
               <w:rPr>
                 <w:webHidden/>
@@ -177,7 +177,7 @@
             </w:tabs>
             <w:rPr/>
           </w:pPr>
-          <w:hyperlink w:anchor="__RefHeading___Toc7405_1562542824">
+          <w:hyperlink w:anchor="__RefHeading___Toc8278_2275915807">
             <w:r>
               <w:rPr>
                 <w:webHidden/>
@@ -198,7 +198,7 @@
             </w:tabs>
             <w:rPr/>
           </w:pPr>
-          <w:hyperlink w:anchor="__RefHeading___Toc7407_1562542824">
+          <w:hyperlink w:anchor="__RefHeading___Toc8280_2275915807">
             <w:r>
               <w:rPr>
                 <w:webHidden/>
@@ -219,7 +219,7 @@
             </w:tabs>
             <w:rPr/>
           </w:pPr>
-          <w:hyperlink w:anchor="__RefHeading___Toc7409_1562542824">
+          <w:hyperlink w:anchor="__RefHeading___Toc8282_2275915807">
             <w:r>
               <w:rPr>
                 <w:webHidden/>
@@ -240,13 +240,13 @@
             </w:tabs>
             <w:rPr/>
           </w:pPr>
-          <w:hyperlink w:anchor="__RefHeading___Toc7411_1562542824">
+          <w:hyperlink w:anchor="__RefHeading___Toc8284_2275915807">
             <w:r>
               <w:rPr>
                 <w:webHidden/>
                 <w:rStyle w:val="IndexLink"/>
               </w:rPr>
-              <w:t>8 Письма</w:t>
+              <w:t>8 Списки для руководителя</w:t>
               <w:tab/>
               <w:t>12</w:t>
             </w:r>
@@ -261,13 +261,13 @@
             </w:tabs>
             <w:rPr/>
           </w:pPr>
-          <w:hyperlink w:anchor="__RefHeading___Toc7413_1562542824">
+          <w:hyperlink w:anchor="__RefHeading___Toc8286_2275915807">
             <w:r>
               <w:rPr>
                 <w:webHidden/>
                 <w:rStyle w:val="IndexLink"/>
               </w:rPr>
-              <w:t>9 Каталог операций</w:t>
+              <w:t>9 Письма</w:t>
               <w:tab/>
               <w:t>13</w:t>
             </w:r>
@@ -282,15 +282,15 @@
             </w:tabs>
             <w:rPr/>
           </w:pPr>
-          <w:hyperlink w:anchor="__RefHeading___Toc7415_1562542824">
+          <w:hyperlink w:anchor="__RefHeading___Toc8288_2275915807">
             <w:r>
               <w:rPr>
                 <w:webHidden/>
                 <w:rStyle w:val="IndexLink"/>
               </w:rPr>
-              <w:t>10 Каталог ошибок</w:t>
+              <w:t>10 Живые обновления</w:t>
               <w:tab/>
-              <w:t>18</w:t>
+              <w:t>14</w:t>
             </w:r>
           </w:hyperlink>
         </w:p>
@@ -303,15 +303,15 @@
             </w:tabs>
             <w:rPr/>
           </w:pPr>
-          <w:hyperlink w:anchor="__RefHeading___Toc7417_1562542824">
+          <w:hyperlink w:anchor="__RefHeading___Toc8290_2275915807">
             <w:r>
               <w:rPr>
                 <w:webHidden/>
                 <w:rStyle w:val="IndexLink"/>
               </w:rPr>
-              <w:t>11 Матрица прав</w:t>
+              <w:t>11 Каталог операций</w:t>
               <w:tab/>
-              <w:t>19</w:t>
+              <w:t>15</w:t>
             </w:r>
           </w:hyperlink>
         </w:p>
@@ -324,13 +324,13 @@
             </w:tabs>
             <w:rPr/>
           </w:pPr>
-          <w:hyperlink w:anchor="__RefHeading___Toc7419_1562542824">
+          <w:hyperlink w:anchor="__RefHeading___Toc8292_2275915807">
             <w:r>
               <w:rPr>
                 <w:webHidden/>
                 <w:rStyle w:val="IndexLink"/>
               </w:rPr>
-              <w:t>12 Версионирование и совместимость</w:t>
+              <w:t>12 Каталог ошибок</w:t>
               <w:tab/>
               <w:t>20</w:t>
             </w:r>
@@ -345,15 +345,57 @@
             </w:tabs>
             <w:rPr/>
           </w:pPr>
-          <w:hyperlink w:anchor="__RefHeading___Toc7421_1562542824">
+          <w:hyperlink w:anchor="__RefHeading___Toc8294_2275915807">
             <w:r>
               <w:rPr>
                 <w:webHidden/>
                 <w:rStyle w:val="IndexLink"/>
               </w:rPr>
-              <w:t>13 Чек-лист новой операции</w:t>
+              <w:t>13 Матрица прав</w:t>
               <w:tab/>
               <w:t>21</w:t>
+            </w:r>
+          </w:hyperlink>
+        </w:p>
+        <w:p>
+          <w:pPr>
+            <w:pStyle w:val="TOC1"/>
+            <w:tabs>
+              <w:tab w:val="clear" w:pos="9360"/>
+              <w:tab w:val="right" w:pos="9359" w:leader="dot"/>
+            </w:tabs>
+            <w:rPr/>
+          </w:pPr>
+          <w:hyperlink w:anchor="__RefHeading___Toc8296_2275915807">
+            <w:r>
+              <w:rPr>
+                <w:webHidden/>
+                <w:rStyle w:val="IndexLink"/>
+              </w:rPr>
+              <w:t>14 Версионирование и совместимость</w:t>
+              <w:tab/>
+              <w:t>22</w:t>
+            </w:r>
+          </w:hyperlink>
+        </w:p>
+        <w:p>
+          <w:pPr>
+            <w:pStyle w:val="TOC1"/>
+            <w:tabs>
+              <w:tab w:val="clear" w:pos="9360"/>
+              <w:tab w:val="right" w:pos="9359" w:leader="dot"/>
+            </w:tabs>
+            <w:rPr/>
+          </w:pPr>
+          <w:hyperlink w:anchor="__RefHeading___Toc8298_2275915807">
+            <w:r>
+              <w:rPr>
+                <w:webHidden/>
+                <w:rStyle w:val="IndexLink"/>
+              </w:rPr>
+              <w:t>15 Чек-лист новой операции</w:t>
+              <w:tab/>
+              <w:t>23</w:t>
             </w:r>
           </w:hyperlink>
           <w:r>
@@ -370,7 +412,7 @@
         <w:pStyle w:val="Heading1"/>
         <w:rPr/>
       </w:pPr>
-      <w:bookmarkStart w:id="0" w:name="__RefHeading___Toc7397_1562542824"/>
+      <w:bookmarkStart w:id="0" w:name="__RefHeading___Toc8270_2275915807"/>
       <w:bookmarkStart w:id="1" w:name="о-документе"/>
       <w:bookmarkEnd w:id="0"/>
       <w:r>
@@ -458,7 +500,7 @@
         <w:pStyle w:val="Heading1"/>
         <w:rPr/>
       </w:pPr>
-      <w:bookmarkStart w:id="2" w:name="__RefHeading___Toc7399_1562542824"/>
+      <w:bookmarkStart w:id="2" w:name="__RefHeading___Toc8272_2275915807"/>
       <w:bookmarkEnd w:id="2"/>
       <w:r>
         <w:rPr>
@@ -1283,7 +1325,7 @@
         <w:pStyle w:val="Heading1"/>
         <w:rPr/>
       </w:pPr>
-      <w:bookmarkStart w:id="4" w:name="__RefHeading___Toc7401_1562542824"/>
+      <w:bookmarkStart w:id="4" w:name="__RefHeading___Toc8274_2275915807"/>
       <w:bookmarkEnd w:id="4"/>
       <w:r>
         <w:rPr>
@@ -1502,7 +1544,7 @@
       </w:r>
       <w:r>
         <w:rPr/>
-        <w:t>.</w:t>
+        <w:t xml:space="preserve"> (секунд). Счётчики общие для всех процессов и экземпляров сервера.</w:t>
       </w:r>
     </w:p>
     <w:p>
@@ -1531,10 +1573,114 @@
     </w:p>
     <w:p>
       <w:pPr>
+        <w:pStyle w:val="Compact"/>
+        <w:numPr>
+          <w:ilvl w:val="0"/>
+          <w:numId w:val="1"/>
+        </w:numPr>
+        <w:rPr/>
+      </w:pPr>
+      <w:r>
+        <w:rPr/>
+        <w:t xml:space="preserve">Перегрузка или недоступность БД — </w:t>
+      </w:r>
+      <w:r>
+        <w:rPr>
+          <w:rStyle w:val="VerbatimChar"/>
+        </w:rPr>
+        <w:t>503 service-unavailable</w:t>
+      </w:r>
+      <w:r>
+        <w:rPr/>
+        <w:t xml:space="preserve"> с заголовком </w:t>
+      </w:r>
+      <w:r>
+        <w:rPr>
+          <w:rStyle w:val="VerbatimChar"/>
+        </w:rPr>
+        <w:t>Retry-After</w:t>
+      </w:r>
+      <w:r>
+        <w:rPr/>
+        <w:t>; любую операцию чтения клиент может повторить по истечении паузы.</w:t>
+      </w:r>
+    </w:p>
+    <w:p>
+      <w:pPr>
+        <w:pStyle w:val="Compact"/>
+        <w:numPr>
+          <w:ilvl w:val="0"/>
+          <w:numId w:val="1"/>
+        </w:numPr>
+        <w:rPr/>
+      </w:pPr>
+      <w:r>
+        <w:rPr>
+          <w:rStyle w:val="VerbatimChar"/>
+        </w:rPr>
+        <w:t>GET /schedule</w:t>
+      </w:r>
+      <w:r>
+        <w:rPr/>
+        <w:t xml:space="preserve"> отдаёт слабый </w:t>
+      </w:r>
+      <w:r>
+        <w:rPr>
+          <w:rStyle w:val="VerbatimChar"/>
+        </w:rPr>
+        <w:t>ETag</w:t>
+      </w:r>
+      <w:r>
+        <w:rPr/>
+        <w:t xml:space="preserve"> по версии данных и </w:t>
+      </w:r>
+      <w:r>
+        <w:rPr>
+          <w:rStyle w:val="VerbatimChar"/>
+        </w:rPr>
+        <w:t>Cache-Control: private, no-cache</w:t>
+      </w:r>
+      <w:r>
+        <w:rPr/>
+        <w:t xml:space="preserve">. Запрос с </w:t>
+      </w:r>
+      <w:r>
+        <w:rPr>
+          <w:rStyle w:val="VerbatimChar"/>
+        </w:rPr>
+        <w:t>If-None-Match</w:t>
+      </w:r>
+      <w:r>
+        <w:rPr/>
+        <w:t xml:space="preserve">, равным текущему </w:t>
+      </w:r>
+      <w:r>
+        <w:rPr>
+          <w:rStyle w:val="VerbatimChar"/>
+        </w:rPr>
+        <w:t>ETag</w:t>
+      </w:r>
+      <w:r>
+        <w:rPr/>
+        <w:t xml:space="preserve">, получает </w:t>
+      </w:r>
+      <w:r>
+        <w:rPr>
+          <w:rStyle w:val="VerbatimChar"/>
+        </w:rPr>
+        <w:t>304 Not Modified</w:t>
+      </w:r>
+      <w:r>
+        <w:rPr/>
+        <w:t xml:space="preserve"> без тела. Версия меняется при любом изменении заявок, сотрудников, отделов, проектов, графиков работы и правил организации.</w:t>
+      </w:r>
+    </w:p>
+    <w:p>
+      <w:pPr>
         <w:pStyle w:val="Heading1"/>
         <w:rPr/>
       </w:pPr>
-      <w:bookmarkStart w:id="5" w:name="__RefHeading___Toc7403_1562542824"/>
+      <w:bookmarkStart w:id="5" w:name="__RefHeading___Toc8276_2275915807"/>
       <w:bookmarkStart w:id="6" w:name="аутентификация"/>
       <w:bookmarkEnd w:id="5"/>
       <w:r>
@@ -2412,6 +2558,46 @@
       </w:pPr>
       <w:r>
         <w:rPr/>
+        <w:t xml:space="preserve">Смена пароля и увольнение сотрудника отзывают все выданные токены: следующий запрос со старым access-токеном получает </w:t>
+      </w:r>
+      <w:r>
+        <w:rPr>
+          <w:rStyle w:val="VerbatimChar"/>
+        </w:rPr>
+        <w:t>401 auth/token-expired</w:t>
+      </w:r>
+      <w:r>
+        <w:rPr/>
+        <w:t xml:space="preserve"> (в других процессах сервера — не позже чем через 10 секунд), refresh-токены отзываются сразу. </w:t>
+      </w:r>
+      <w:r>
+        <w:rPr>
+          <w:rStyle w:val="VerbatimChar"/>
+        </w:rPr>
+        <w:t>auth/token-expired</w:t>
+      </w:r>
+      <w:r>
+        <w:rPr/>
+        <w:t xml:space="preserve"> клиент обрабатывает как истёкший сеанс: пробует </w:t>
+      </w:r>
+      <w:r>
+        <w:rPr>
+          <w:rStyle w:val="VerbatimChar"/>
+        </w:rPr>
+        <w:t>refresh</w:t>
+      </w:r>
+      <w:r>
+        <w:rPr/>
+        <w:t>, при неудаче — экран входа.</w:t>
+      </w:r>
+    </w:p>
+    <w:p>
+      <w:pPr>
+        <w:pStyle w:val="BodyText"/>
+        <w:rPr/>
+      </w:pPr>
+      <w:r>
+        <w:rPr/>
         <w:t xml:space="preserve">При </w:t>
       </w:r>
       <w:r>
@@ -2481,7 +2667,7 @@
         <w:pStyle w:val="Heading1"/>
         <w:rPr/>
       </w:pPr>
-      <w:bookmarkStart w:id="7" w:name="__RefHeading___Toc7405_1562542824"/>
+      <w:bookmarkStart w:id="7" w:name="__RefHeading___Toc8278_2275915807"/>
       <w:bookmarkStart w:id="8" w:name="жизненный-цикл-заявки"/>
       <w:bookmarkEnd w:id="7"/>
       <w:r>
@@ -2927,7 +3113,7 @@
         <w:pStyle w:val="Heading1"/>
         <w:rPr/>
       </w:pPr>
-      <w:bookmarkStart w:id="10" w:name="__RefHeading___Toc7407_1562542824"/>
+      <w:bookmarkStart w:id="10" w:name="__RefHeading___Toc8280_2275915807"/>
       <w:bookmarkStart w:id="11" w:name="аналитика-и-подбор-дат"/>
       <w:bookmarkEnd w:id="10"/>
       <w:r>
@@ -3336,7 +3522,7 @@
         <w:pStyle w:val="Heading1"/>
         <w:rPr/>
       </w:pPr>
-      <w:bookmarkStart w:id="13" w:name="__RefHeading___Toc7409_1562542824"/>
+      <w:bookmarkStart w:id="13" w:name="__RefHeading___Toc8282_2275915807"/>
       <w:bookmarkEnd w:id="13"/>
       <w:r>
         <w:rPr>
@@ -3952,7 +4138,7 @@
         <w:pStyle w:val="Heading1"/>
         <w:rPr/>
       </w:pPr>
-      <w:bookmarkStart w:id="15" w:name="__RefHeading___Toc7411_1562542824"/>
+      <w:bookmarkStart w:id="15" w:name="__RefHeading___Toc8284_2275915807"/>
       <w:bookmarkEnd w:id="15"/>
       <w:r>
         <w:rPr>
@@ -3963,6 +4149,439 @@
       <w:r>
         <w:rPr/>
         <w:tab/>
+        <w:t>Списки для руководителя</w:t>
+      </w:r>
+    </w:p>
+    <w:tbl>
+      <w:tblPr>
+        <w:tblStyle w:val="Table"/>
+        <w:tblW w:w="5000" w:type="pct"/>
+        <w:jc w:val="center"/>
+        <w:tblInd w:w="0" w:type="dxa"/>
+        <w:tblLayout w:type="fixed"/>
+        <w:tblCellMar>
+          <w:top w:w="0" w:type="dxa"/>
+          <w:left w:w="108" w:type="dxa"/>
+          <w:bottom w:w="0" w:type="dxa"/>
+          <w:right w:w="108" w:type="dxa"/>
+        </w:tblCellMar>
+        <w:tblLook w:val="0020" w:noHBand="0" w:noVBand="0" w:firstColumn="0" w:lastRow="0" w:lastColumn="0" w:firstRow="1"/>
+      </w:tblPr>
+      <w:tblGrid>
+        <w:gridCol w:w="4679"/>
+        <w:gridCol w:w="4680"/>
+      </w:tblGrid>
+      <w:tr>
+        <w:trPr>
+          <w:tblHeader w:val="true"/>
+        </w:trPr>
+        <w:tc>
+          <w:tcPr>
+            <w:tcW w:w="4679" w:type="dxa"/>
+            <w:tcBorders>
+              <w:top w:val="single" w:sz="4" w:space="0" w:color="D6DCEA"/>
+              <w:left w:val="single" w:sz="4" w:space="0" w:color="D6DCEA"/>
+              <w:bottom w:val="single" w:sz="6" w:space="0" w:color="000000"/>
+              <w:right w:val="single" w:sz="4" w:space="0" w:color="D6DCEA"/>
+            </w:tcBorders>
+            <w:shd w:color="auto" w:fill="EEF2FB" w:val="clear"/>
+            <w:vAlign w:val="bottom"/>
+          </w:tcPr>
+          <w:p>
+            <w:pPr>
+              <w:pStyle w:val="Compact"/>
+              <w:widowControl/>
+              <w:spacing w:before="36" w:after="40"/>
+              <w:jc w:val="left"/>
+              <w:rPr>
+                <w:kern w:val="0"/>
+                <w:szCs w:val="24"/>
+                <w:lang w:val="en-US" w:eastAsia="en-US" w:bidi="ar-SA"/>
+              </w:rPr>
+            </w:pPr>
+            <w:r>
+              <w:rPr>
+                <w:b/>
+                <w:kern w:val="0"/>
+                <w:sz w:val="18"/>
+                <w:szCs w:val="24"/>
+                <w:lang w:val="en-US" w:eastAsia="en-US" w:bidi="ar-SA"/>
+              </w:rPr>
+              <w:t>Операция</w:t>
+            </w:r>
+          </w:p>
+        </w:tc>
+        <w:tc>
+          <w:tcPr>
+            <w:tcW w:w="4680" w:type="dxa"/>
+            <w:tcBorders>
+              <w:top w:val="single" w:sz="4" w:space="0" w:color="D6DCEA"/>
+              <w:left w:val="single" w:sz="4" w:space="0" w:color="D6DCEA"/>
+              <w:bottom w:val="single" w:sz="6" w:space="0" w:color="000000"/>
+              <w:right w:val="single" w:sz="4" w:space="0" w:color="D6DCEA"/>
+            </w:tcBorders>
+            <w:shd w:color="auto" w:fill="EEF2FB" w:val="clear"/>
+            <w:vAlign w:val="bottom"/>
+          </w:tcPr>
+          <w:p>
+            <w:pPr>
+              <w:pStyle w:val="Compact"/>
+              <w:widowControl/>
+              <w:spacing w:before="36" w:after="40"/>
+              <w:jc w:val="left"/>
+              <w:rPr>
+                <w:kern w:val="0"/>
+                <w:szCs w:val="24"/>
+                <w:lang w:val="en-US" w:eastAsia="en-US" w:bidi="ar-SA"/>
+              </w:rPr>
+            </w:pPr>
+            <w:r>
+              <w:rPr>
+                <w:b/>
+                <w:kern w:val="0"/>
+                <w:sz w:val="18"/>
+                <w:szCs w:val="24"/>
+                <w:lang w:val="en-US" w:eastAsia="en-US" w:bidi="ar-SA"/>
+              </w:rPr>
+              <w:t>Поведение</w:t>
+            </w:r>
+          </w:p>
+        </w:tc>
+      </w:tr>
+      <w:tr>
+        <w:trPr/>
+        <w:tc>
+          <w:tcPr>
+            <w:tcW w:w="4679" w:type="dxa"/>
+            <w:tcBorders>
+              <w:top w:val="single" w:sz="4" w:space="0" w:color="D6DCEA"/>
+              <w:left w:val="single" w:sz="4" w:space="0" w:color="D6DCEA"/>
+              <w:bottom w:val="single" w:sz="4" w:space="0" w:color="D6DCEA"/>
+              <w:right w:val="single" w:sz="4" w:space="0" w:color="D6DCEA"/>
+            </w:tcBorders>
+          </w:tcPr>
+          <w:p>
+            <w:pPr>
+              <w:pStyle w:val="Compact"/>
+              <w:widowControl/>
+              <w:spacing w:before="36" w:after="40"/>
+              <w:jc w:val="left"/>
+              <w:rPr>
+                <w:kern w:val="0"/>
+                <w:szCs w:val="24"/>
+                <w:lang w:val="en-US" w:eastAsia="en-US" w:bidi="ar-SA"/>
+              </w:rPr>
+            </w:pPr>
+            <w:r>
+              <w:rPr>
+                <w:rStyle w:val="VerbatimChar"/>
+                <w:kern w:val="0"/>
+                <w:sz w:val="18"/>
+                <w:szCs w:val="24"/>
+                <w:lang w:val="en-US" w:eastAsia="en-US" w:bidi="ar-SA"/>
+              </w:rPr>
+              <w:t>GET /employees?manager={id}</w:t>
+            </w:r>
+          </w:p>
+        </w:tc>
+        <w:tc>
+          <w:tcPr>
+            <w:tcW w:w="4680" w:type="dxa"/>
+            <w:tcBorders>
+              <w:top w:val="single" w:sz="4" w:space="0" w:color="D6DCEA"/>
+              <w:left w:val="single" w:sz="4" w:space="0" w:color="D6DCEA"/>
+              <w:bottom w:val="single" w:sz="4" w:space="0" w:color="D6DCEA"/>
+              <w:right w:val="single" w:sz="4" w:space="0" w:color="D6DCEA"/>
+            </w:tcBorders>
+          </w:tcPr>
+          <w:p>
+            <w:pPr>
+              <w:pStyle w:val="Compact"/>
+              <w:widowControl/>
+              <w:spacing w:before="36" w:after="40"/>
+              <w:jc w:val="left"/>
+              <w:rPr>
+                <w:kern w:val="0"/>
+                <w:szCs w:val="24"/>
+                <w:lang w:val="en-US" w:eastAsia="en-US" w:bidi="ar-SA"/>
+              </w:rPr>
+            </w:pPr>
+            <w:r>
+              <w:rPr>
+                <w:kern w:val="0"/>
+                <w:sz w:val="18"/>
+                <w:szCs w:val="24"/>
+                <w:lang w:val="en-US" w:eastAsia="en-US" w:bidi="ar-SA"/>
+              </w:rPr>
+              <w:t xml:space="preserve">Только прямые подчинённые сотрудника </w:t>
+            </w:r>
+            <w:r>
+              <w:rPr>
+                <w:rStyle w:val="VerbatimChar"/>
+                <w:kern w:val="0"/>
+                <w:sz w:val="18"/>
+                <w:szCs w:val="24"/>
+                <w:lang w:val="en-US" w:eastAsia="en-US" w:bidi="ar-SA"/>
+              </w:rPr>
+              <w:t>id</w:t>
+            </w:r>
+            <w:r>
+              <w:rPr>
+                <w:kern w:val="0"/>
+                <w:sz w:val="18"/>
+                <w:szCs w:val="24"/>
+                <w:lang w:val="en-US" w:eastAsia="en-US" w:bidi="ar-SA"/>
+              </w:rPr>
+              <w:t xml:space="preserve"> (с v0.5.0). Экран согласования и график работы руководителя берут подчинённых так, а не перебором первых 200 сотрудников организации</w:t>
+            </w:r>
+          </w:p>
+        </w:tc>
+      </w:tr>
+      <w:tr>
+        <w:trPr/>
+        <w:tc>
+          <w:tcPr>
+            <w:tcW w:w="4679" w:type="dxa"/>
+            <w:tcBorders>
+              <w:top w:val="single" w:sz="4" w:space="0" w:color="D6DCEA"/>
+              <w:left w:val="single" w:sz="4" w:space="0" w:color="D6DCEA"/>
+              <w:bottom w:val="single" w:sz="4" w:space="0" w:color="D6DCEA"/>
+              <w:right w:val="single" w:sz="4" w:space="0" w:color="D6DCEA"/>
+            </w:tcBorders>
+          </w:tcPr>
+          <w:p>
+            <w:pPr>
+              <w:pStyle w:val="Compact"/>
+              <w:widowControl/>
+              <w:spacing w:before="36" w:after="40"/>
+              <w:jc w:val="left"/>
+              <w:rPr>
+                <w:kern w:val="0"/>
+                <w:szCs w:val="24"/>
+                <w:lang w:val="en-US" w:eastAsia="en-US" w:bidi="ar-SA"/>
+              </w:rPr>
+            </w:pPr>
+            <w:r>
+              <w:rPr>
+                <w:rStyle w:val="VerbatimChar"/>
+                <w:kern w:val="0"/>
+                <w:sz w:val="18"/>
+                <w:szCs w:val="24"/>
+                <w:lang w:val="en-US" w:eastAsia="en-US" w:bidi="ar-SA"/>
+              </w:rPr>
+              <w:t>GET /vacation-requests</w:t>
+            </w:r>
+          </w:p>
+        </w:tc>
+        <w:tc>
+          <w:tcPr>
+            <w:tcW w:w="4680" w:type="dxa"/>
+            <w:tcBorders>
+              <w:top w:val="single" w:sz="4" w:space="0" w:color="D6DCEA"/>
+              <w:left w:val="single" w:sz="4" w:space="0" w:color="D6DCEA"/>
+              <w:bottom w:val="single" w:sz="4" w:space="0" w:color="D6DCEA"/>
+              <w:right w:val="single" w:sz="4" w:space="0" w:color="D6DCEA"/>
+            </w:tcBorders>
+          </w:tcPr>
+          <w:p>
+            <w:pPr>
+              <w:pStyle w:val="Compact"/>
+              <w:widowControl/>
+              <w:spacing w:before="36" w:after="40"/>
+              <w:jc w:val="left"/>
+              <w:rPr>
+                <w:kern w:val="0"/>
+                <w:szCs w:val="24"/>
+                <w:lang w:val="en-US" w:eastAsia="en-US" w:bidi="ar-SA"/>
+              </w:rPr>
+            </w:pPr>
+            <w:r>
+              <w:rPr>
+                <w:kern w:val="0"/>
+                <w:sz w:val="18"/>
+                <w:szCs w:val="24"/>
+                <w:lang w:val="en-US" w:eastAsia="en-US" w:bidi="ar-SA"/>
+              </w:rPr>
+              <w:t xml:space="preserve">Элементы списка несут </w:t>
+            </w:r>
+            <w:r>
+              <w:rPr>
+                <w:rStyle w:val="VerbatimChar"/>
+                <w:kern w:val="0"/>
+                <w:sz w:val="18"/>
+                <w:szCs w:val="24"/>
+                <w:lang w:val="en-US" w:eastAsia="en-US" w:bidi="ar-SA"/>
+              </w:rPr>
+              <w:t>employeeName</w:t>
+            </w:r>
+            <w:r>
+              <w:rPr>
+                <w:kern w:val="0"/>
+                <w:sz w:val="18"/>
+                <w:szCs w:val="24"/>
+                <w:lang w:val="en-US" w:eastAsia="en-US" w:bidi="ar-SA"/>
+              </w:rPr>
+              <w:t xml:space="preserve"> и </w:t>
+            </w:r>
+            <w:r>
+              <w:rPr>
+                <w:rStyle w:val="VerbatimChar"/>
+                <w:kern w:val="0"/>
+                <w:sz w:val="18"/>
+                <w:szCs w:val="24"/>
+                <w:lang w:val="en-US" w:eastAsia="en-US" w:bidi="ar-SA"/>
+              </w:rPr>
+              <w:t>employeeDept</w:t>
+            </w:r>
+            <w:r>
+              <w:rPr>
+                <w:kern w:val="0"/>
+                <w:sz w:val="18"/>
+                <w:szCs w:val="24"/>
+                <w:lang w:val="en-US" w:eastAsia="en-US" w:bidi="ar-SA"/>
+              </w:rPr>
+              <w:t xml:space="preserve"> (с v0.5.0): очередь согласования запрашивает график только отделов из очереди, чтобы показать пересечения</w:t>
+            </w:r>
+          </w:p>
+        </w:tc>
+      </w:tr>
+      <w:tr>
+        <w:trPr/>
+        <w:tc>
+          <w:tcPr>
+            <w:tcW w:w="4679" w:type="dxa"/>
+            <w:tcBorders>
+              <w:top w:val="single" w:sz="4" w:space="0" w:color="D6DCEA"/>
+              <w:left w:val="single" w:sz="4" w:space="0" w:color="D6DCEA"/>
+              <w:bottom w:val="single" w:sz="4" w:space="0" w:color="D6DCEA"/>
+              <w:right w:val="single" w:sz="4" w:space="0" w:color="D6DCEA"/>
+            </w:tcBorders>
+          </w:tcPr>
+          <w:p>
+            <w:pPr>
+              <w:pStyle w:val="Compact"/>
+              <w:widowControl/>
+              <w:spacing w:before="36" w:after="40"/>
+              <w:jc w:val="left"/>
+              <w:rPr>
+                <w:kern w:val="0"/>
+                <w:szCs w:val="24"/>
+                <w:lang w:val="en-US" w:eastAsia="en-US" w:bidi="ar-SA"/>
+              </w:rPr>
+            </w:pPr>
+            <w:r>
+              <w:rPr>
+                <w:rStyle w:val="VerbatimChar"/>
+                <w:kern w:val="0"/>
+                <w:sz w:val="18"/>
+                <w:szCs w:val="24"/>
+                <w:lang w:val="en-US" w:eastAsia="en-US" w:bidi="ar-SA"/>
+              </w:rPr>
+              <w:t>POST /notifications/read-all</w:t>
+            </w:r>
+          </w:p>
+        </w:tc>
+        <w:tc>
+          <w:tcPr>
+            <w:tcW w:w="4680" w:type="dxa"/>
+            <w:tcBorders>
+              <w:top w:val="single" w:sz="4" w:space="0" w:color="D6DCEA"/>
+              <w:left w:val="single" w:sz="4" w:space="0" w:color="D6DCEA"/>
+              <w:bottom w:val="single" w:sz="4" w:space="0" w:color="D6DCEA"/>
+              <w:right w:val="single" w:sz="4" w:space="0" w:color="D6DCEA"/>
+            </w:tcBorders>
+          </w:tcPr>
+          <w:p>
+            <w:pPr>
+              <w:pStyle w:val="Compact"/>
+              <w:widowControl/>
+              <w:spacing w:before="36" w:after="40"/>
+              <w:jc w:val="left"/>
+              <w:rPr>
+                <w:kern w:val="0"/>
+                <w:szCs w:val="24"/>
+                <w:lang w:val="en-US" w:eastAsia="en-US" w:bidi="ar-SA"/>
+              </w:rPr>
+            </w:pPr>
+            <w:r>
+              <w:rPr>
+                <w:kern w:val="0"/>
+                <w:sz w:val="18"/>
+                <w:szCs w:val="24"/>
+                <w:lang w:val="en-US" w:eastAsia="en-US" w:bidi="ar-SA"/>
+              </w:rPr>
+              <w:t xml:space="preserve">Отмечает прочитанными все уведомления текущего сотрудника одним запросом, ответ </w:t>
+            </w:r>
+            <w:r>
+              <w:rPr>
+                <w:rStyle w:val="VerbatimChar"/>
+                <w:kern w:val="0"/>
+                <w:sz w:val="18"/>
+                <w:szCs w:val="24"/>
+                <w:lang w:val="en-US" w:eastAsia="en-US" w:bidi="ar-SA"/>
+              </w:rPr>
+              <w:t>{ marked }</w:t>
+            </w:r>
+            <w:r>
+              <w:rPr>
+                <w:kern w:val="0"/>
+                <w:sz w:val="18"/>
+                <w:szCs w:val="24"/>
+                <w:lang w:val="en-US" w:eastAsia="en-US" w:bidi="ar-SA"/>
+              </w:rPr>
+              <w:t xml:space="preserve"> (с v0.5.0)</w:t>
+            </w:r>
+          </w:p>
+        </w:tc>
+      </w:tr>
+    </w:tbl>
+    <w:p>
+      <w:pPr>
+        <w:pStyle w:val="BodyText"/>
+        <w:rPr/>
+      </w:pPr>
+      <w:r>
+        <w:rPr/>
+        <w:t>Норма дней и перенос в карточке сотрудника (</w:t>
+      </w:r>
+      <w:r>
+        <w:rPr>
+          <w:rStyle w:val="VerbatimChar"/>
+        </w:rPr>
+        <w:t>POST</w:t>
+      </w:r>
+      <w:r>
+        <w:rPr/>
+        <w:t>/</w:t>
+      </w:r>
+      <w:r>
+        <w:rPr>
+          <w:rStyle w:val="VerbatimChar"/>
+        </w:rPr>
+        <w:t>PATCH /employees</w:t>
+      </w:r>
+      <w:r>
+        <w:rPr/>
+        <w:t>) — числа с точностью до сотых, от 0 до 365, как в импорте; до v0.5.0 API принимал только целые, и правка карточки округляла перенос из импорта.</w:t>
+      </w:r>
+    </w:p>
+    <w:p>
+      <w:pPr>
+        <w:pStyle w:val="Heading1"/>
+        <w:rPr/>
+      </w:pPr>
+      <w:bookmarkStart w:id="16" w:name="__RefHeading___Toc8286_2275915807"/>
+      <w:bookmarkStart w:id="17" w:name="письма"/>
+      <w:bookmarkEnd w:id="16"/>
+      <w:r>
+        <w:rPr>
+          <w:rStyle w:val="SectionNumber"/>
+        </w:rPr>
+        <w:t>9</w:t>
+      </w:r>
+      <w:r>
+        <w:rPr/>
+        <w:tab/>
         <w:t>Письма</w:t>
       </w:r>
     </w:p>
@@ -4015,24 +4634,26 @@
         <w:rPr/>
         <w:t>.</w:t>
       </w:r>
+      <w:bookmarkEnd w:id="17"/>
     </w:p>
     <w:p>
       <w:pPr>
         <w:pStyle w:val="Heading1"/>
         <w:rPr/>
       </w:pPr>
-      <w:bookmarkStart w:id="16" w:name="__RefHeading___Toc7413_1562542824"/>
-      <w:bookmarkEnd w:id="16"/>
+      <w:bookmarkStart w:id="18" w:name="__RefHeading___Toc8288_2275915807"/>
+      <w:bookmarkStart w:id="19" w:name="живые-обновления"/>
+      <w:bookmarkEnd w:id="18"/>
       <w:r>
         <w:rPr>
           <w:rStyle w:val="SectionNumber"/>
         </w:rPr>
-        <w:t>9</w:t>
+        <w:t>10</w:t>
       </w:r>
       <w:r>
         <w:rPr/>
         <w:tab/>
-        <w:t>Каталог операций</w:t>
+        <w:t>Живые обновления</w:t>
       </w:r>
     </w:p>
     <w:p>
@@ -4042,6 +4663,776 @@
       </w:pPr>
       <w:r>
         <w:rPr/>
+        <w:t>Клиент держит поток Server-Sent Events и перечитывает данные по сигналу вместо опроса по таймеру.</w:t>
+      </w:r>
+    </w:p>
+    <w:tbl>
+      <w:tblPr>
+        <w:tblStyle w:val="Table"/>
+        <w:tblW w:w="5000" w:type="pct"/>
+        <w:jc w:val="center"/>
+        <w:tblInd w:w="0" w:type="dxa"/>
+        <w:tblLayout w:type="fixed"/>
+        <w:tblCellMar>
+          <w:top w:w="0" w:type="dxa"/>
+          <w:left w:w="108" w:type="dxa"/>
+          <w:bottom w:w="0" w:type="dxa"/>
+          <w:right w:w="108" w:type="dxa"/>
+        </w:tblCellMar>
+        <w:tblLook w:val="0020" w:noHBand="0" w:noVBand="0" w:firstColumn="0" w:lastRow="0" w:lastColumn="0" w:firstRow="1"/>
+      </w:tblPr>
+      <w:tblGrid>
+        <w:gridCol w:w="4679"/>
+        <w:gridCol w:w="4680"/>
+      </w:tblGrid>
+      <w:tr>
+        <w:trPr>
+          <w:tblHeader w:val="true"/>
+        </w:trPr>
+        <w:tc>
+          <w:tcPr>
+            <w:tcW w:w="4679" w:type="dxa"/>
+            <w:tcBorders>
+              <w:top w:val="single" w:sz="4" w:space="0" w:color="D6DCEA"/>
+              <w:left w:val="single" w:sz="4" w:space="0" w:color="D6DCEA"/>
+              <w:bottom w:val="single" w:sz="6" w:space="0" w:color="000000"/>
+              <w:right w:val="single" w:sz="4" w:space="0" w:color="D6DCEA"/>
+            </w:tcBorders>
+            <w:shd w:color="auto" w:fill="EEF2FB" w:val="clear"/>
+            <w:vAlign w:val="bottom"/>
+          </w:tcPr>
+          <w:p>
+            <w:pPr>
+              <w:pStyle w:val="Compact"/>
+              <w:widowControl/>
+              <w:spacing w:before="36" w:after="40"/>
+              <w:jc w:val="left"/>
+              <w:rPr>
+                <w:kern w:val="0"/>
+                <w:szCs w:val="24"/>
+                <w:lang w:val="en-US" w:eastAsia="en-US" w:bidi="ar-SA"/>
+              </w:rPr>
+            </w:pPr>
+            <w:r>
+              <w:rPr>
+                <w:b/>
+                <w:kern w:val="0"/>
+                <w:sz w:val="18"/>
+                <w:szCs w:val="24"/>
+                <w:lang w:val="en-US" w:eastAsia="en-US" w:bidi="ar-SA"/>
+              </w:rPr>
+              <w:t>Шаг</w:t>
+            </w:r>
+          </w:p>
+        </w:tc>
+        <w:tc>
+          <w:tcPr>
+            <w:tcW w:w="4680" w:type="dxa"/>
+            <w:tcBorders>
+              <w:top w:val="single" w:sz="4" w:space="0" w:color="D6DCEA"/>
+              <w:left w:val="single" w:sz="4" w:space="0" w:color="D6DCEA"/>
+              <w:bottom w:val="single" w:sz="6" w:space="0" w:color="000000"/>
+              <w:right w:val="single" w:sz="4" w:space="0" w:color="D6DCEA"/>
+            </w:tcBorders>
+            <w:shd w:color="auto" w:fill="EEF2FB" w:val="clear"/>
+            <w:vAlign w:val="bottom"/>
+          </w:tcPr>
+          <w:p>
+            <w:pPr>
+              <w:pStyle w:val="Compact"/>
+              <w:widowControl/>
+              <w:spacing w:before="36" w:after="40"/>
+              <w:jc w:val="left"/>
+              <w:rPr>
+                <w:kern w:val="0"/>
+                <w:szCs w:val="24"/>
+                <w:lang w:val="en-US" w:eastAsia="en-US" w:bidi="ar-SA"/>
+              </w:rPr>
+            </w:pPr>
+            <w:r>
+              <w:rPr>
+                <w:b/>
+                <w:kern w:val="0"/>
+                <w:sz w:val="18"/>
+                <w:szCs w:val="24"/>
+                <w:lang w:val="en-US" w:eastAsia="en-US" w:bidi="ar-SA"/>
+              </w:rPr>
+              <w:t>Поведение</w:t>
+            </w:r>
+          </w:p>
+        </w:tc>
+      </w:tr>
+      <w:tr>
+        <w:trPr/>
+        <w:tc>
+          <w:tcPr>
+            <w:tcW w:w="4679" w:type="dxa"/>
+            <w:tcBorders>
+              <w:top w:val="single" w:sz="4" w:space="0" w:color="D6DCEA"/>
+              <w:left w:val="single" w:sz="4" w:space="0" w:color="D6DCEA"/>
+              <w:bottom w:val="single" w:sz="4" w:space="0" w:color="D6DCEA"/>
+              <w:right w:val="single" w:sz="4" w:space="0" w:color="D6DCEA"/>
+            </w:tcBorders>
+          </w:tcPr>
+          <w:p>
+            <w:pPr>
+              <w:pStyle w:val="Compact"/>
+              <w:widowControl/>
+              <w:spacing w:before="36" w:after="40"/>
+              <w:jc w:val="left"/>
+              <w:rPr>
+                <w:kern w:val="0"/>
+                <w:szCs w:val="24"/>
+                <w:lang w:val="en-US" w:eastAsia="en-US" w:bidi="ar-SA"/>
+              </w:rPr>
+            </w:pPr>
+            <w:r>
+              <w:rPr>
+                <w:rStyle w:val="VerbatimChar"/>
+                <w:kern w:val="0"/>
+                <w:sz w:val="18"/>
+                <w:szCs w:val="24"/>
+                <w:lang w:val="en-US" w:eastAsia="en-US" w:bidi="ar-SA"/>
+              </w:rPr>
+              <w:t>POST /events/ticket</w:t>
+            </w:r>
+          </w:p>
+        </w:tc>
+        <w:tc>
+          <w:tcPr>
+            <w:tcW w:w="4680" w:type="dxa"/>
+            <w:tcBorders>
+              <w:top w:val="single" w:sz="4" w:space="0" w:color="D6DCEA"/>
+              <w:left w:val="single" w:sz="4" w:space="0" w:color="D6DCEA"/>
+              <w:bottom w:val="single" w:sz="4" w:space="0" w:color="D6DCEA"/>
+              <w:right w:val="single" w:sz="4" w:space="0" w:color="D6DCEA"/>
+            </w:tcBorders>
+          </w:tcPr>
+          <w:p>
+            <w:pPr>
+              <w:pStyle w:val="Compact"/>
+              <w:widowControl/>
+              <w:spacing w:before="36" w:after="40"/>
+              <w:jc w:val="left"/>
+              <w:rPr>
+                <w:kern w:val="0"/>
+                <w:szCs w:val="24"/>
+                <w:lang w:val="en-US" w:eastAsia="en-US" w:bidi="ar-SA"/>
+              </w:rPr>
+            </w:pPr>
+            <w:r>
+              <w:rPr>
+                <w:kern w:val="0"/>
+                <w:sz w:val="18"/>
+                <w:szCs w:val="24"/>
+                <w:lang w:val="en-US" w:eastAsia="en-US" w:bidi="ar-SA"/>
+              </w:rPr>
+              <w:t xml:space="preserve">По access-токену выдаёт билет </w:t>
+            </w:r>
+            <w:r>
+              <w:rPr>
+                <w:rStyle w:val="VerbatimChar"/>
+                <w:kern w:val="0"/>
+                <w:sz w:val="18"/>
+                <w:szCs w:val="24"/>
+                <w:lang w:val="en-US" w:eastAsia="en-US" w:bidi="ar-SA"/>
+              </w:rPr>
+              <w:t>{ ticket }</w:t>
+            </w:r>
+            <w:r>
+              <w:rPr>
+                <w:kern w:val="0"/>
+                <w:sz w:val="18"/>
+                <w:szCs w:val="24"/>
+                <w:lang w:val="en-US" w:eastAsia="en-US" w:bidi="ar-SA"/>
+              </w:rPr>
+              <w:t xml:space="preserve"> на 60 секунд. Билет — JWT с отдельной аудиторией: им нельзя вызвать другие операции</w:t>
+            </w:r>
+          </w:p>
+        </w:tc>
+      </w:tr>
+      <w:tr>
+        <w:trPr/>
+        <w:tc>
+          <w:tcPr>
+            <w:tcW w:w="4679" w:type="dxa"/>
+            <w:tcBorders>
+              <w:top w:val="single" w:sz="4" w:space="0" w:color="D6DCEA"/>
+              <w:left w:val="single" w:sz="4" w:space="0" w:color="D6DCEA"/>
+              <w:bottom w:val="single" w:sz="4" w:space="0" w:color="D6DCEA"/>
+              <w:right w:val="single" w:sz="4" w:space="0" w:color="D6DCEA"/>
+            </w:tcBorders>
+          </w:tcPr>
+          <w:p>
+            <w:pPr>
+              <w:pStyle w:val="Compact"/>
+              <w:widowControl/>
+              <w:spacing w:before="36" w:after="40"/>
+              <w:jc w:val="left"/>
+              <w:rPr>
+                <w:kern w:val="0"/>
+                <w:szCs w:val="24"/>
+                <w:lang w:val="en-US" w:eastAsia="en-US" w:bidi="ar-SA"/>
+              </w:rPr>
+            </w:pPr>
+            <w:r>
+              <w:rPr>
+                <w:rStyle w:val="VerbatimChar"/>
+                <w:kern w:val="0"/>
+                <w:sz w:val="18"/>
+                <w:szCs w:val="24"/>
+                <w:lang w:val="en-US" w:eastAsia="en-US" w:bidi="ar-SA"/>
+              </w:rPr>
+              <w:t>GET /events?ticket=…</w:t>
+            </w:r>
+          </w:p>
+        </w:tc>
+        <w:tc>
+          <w:tcPr>
+            <w:tcW w:w="4680" w:type="dxa"/>
+            <w:tcBorders>
+              <w:top w:val="single" w:sz="4" w:space="0" w:color="D6DCEA"/>
+              <w:left w:val="single" w:sz="4" w:space="0" w:color="D6DCEA"/>
+              <w:bottom w:val="single" w:sz="4" w:space="0" w:color="D6DCEA"/>
+              <w:right w:val="single" w:sz="4" w:space="0" w:color="D6DCEA"/>
+            </w:tcBorders>
+          </w:tcPr>
+          <w:p>
+            <w:pPr>
+              <w:pStyle w:val="Compact"/>
+              <w:widowControl/>
+              <w:spacing w:before="36" w:after="40"/>
+              <w:jc w:val="left"/>
+              <w:rPr>
+                <w:kern w:val="0"/>
+                <w:szCs w:val="24"/>
+                <w:lang w:val="en-US" w:eastAsia="en-US" w:bidi="ar-SA"/>
+              </w:rPr>
+            </w:pPr>
+            <w:r>
+              <w:rPr>
+                <w:kern w:val="0"/>
+                <w:sz w:val="18"/>
+                <w:szCs w:val="24"/>
+                <w:lang w:val="en-US" w:eastAsia="en-US" w:bidi="ar-SA"/>
+              </w:rPr>
+              <w:t xml:space="preserve">Открывает поток </w:t>
+            </w:r>
+            <w:r>
+              <w:rPr>
+                <w:rStyle w:val="VerbatimChar"/>
+                <w:kern w:val="0"/>
+                <w:sz w:val="18"/>
+                <w:szCs w:val="24"/>
+                <w:lang w:val="en-US" w:eastAsia="en-US" w:bidi="ar-SA"/>
+              </w:rPr>
+              <w:t>text/event-stream</w:t>
+            </w:r>
+            <w:r>
+              <w:rPr>
+                <w:kern w:val="0"/>
+                <w:sz w:val="18"/>
+                <w:szCs w:val="24"/>
+                <w:lang w:val="en-US" w:eastAsia="en-US" w:bidi="ar-SA"/>
+              </w:rPr>
+              <w:t xml:space="preserve">. Билет недействителен, пароль сменён или сотрудник уволен — </w:t>
+            </w:r>
+            <w:r>
+              <w:rPr>
+                <w:rStyle w:val="VerbatimChar"/>
+                <w:kern w:val="0"/>
+                <w:sz w:val="18"/>
+                <w:szCs w:val="24"/>
+                <w:lang w:val="en-US" w:eastAsia="en-US" w:bidi="ar-SA"/>
+              </w:rPr>
+              <w:t>401</w:t>
+            </w:r>
+          </w:p>
+        </w:tc>
+      </w:tr>
+      <w:tr>
+        <w:trPr/>
+        <w:tc>
+          <w:tcPr>
+            <w:tcW w:w="4679" w:type="dxa"/>
+            <w:tcBorders>
+              <w:top w:val="single" w:sz="4" w:space="0" w:color="D6DCEA"/>
+              <w:left w:val="single" w:sz="4" w:space="0" w:color="D6DCEA"/>
+              <w:bottom w:val="single" w:sz="4" w:space="0" w:color="D6DCEA"/>
+              <w:right w:val="single" w:sz="4" w:space="0" w:color="D6DCEA"/>
+            </w:tcBorders>
+          </w:tcPr>
+          <w:p>
+            <w:pPr>
+              <w:pStyle w:val="Compact"/>
+              <w:widowControl/>
+              <w:spacing w:before="36" w:after="40"/>
+              <w:jc w:val="left"/>
+              <w:rPr>
+                <w:kern w:val="0"/>
+                <w:szCs w:val="24"/>
+                <w:lang w:val="en-US" w:eastAsia="en-US" w:bidi="ar-SA"/>
+              </w:rPr>
+            </w:pPr>
+            <w:r>
+              <w:rPr>
+                <w:rStyle w:val="VerbatimChar"/>
+                <w:kern w:val="0"/>
+                <w:sz w:val="18"/>
+                <w:szCs w:val="24"/>
+                <w:lang w:val="en-US" w:eastAsia="en-US" w:bidi="ar-SA"/>
+              </w:rPr>
+              <w:t>event: hello</w:t>
+            </w:r>
+          </w:p>
+        </w:tc>
+        <w:tc>
+          <w:tcPr>
+            <w:tcW w:w="4680" w:type="dxa"/>
+            <w:tcBorders>
+              <w:top w:val="single" w:sz="4" w:space="0" w:color="D6DCEA"/>
+              <w:left w:val="single" w:sz="4" w:space="0" w:color="D6DCEA"/>
+              <w:bottom w:val="single" w:sz="4" w:space="0" w:color="D6DCEA"/>
+              <w:right w:val="single" w:sz="4" w:space="0" w:color="D6DCEA"/>
+            </w:tcBorders>
+          </w:tcPr>
+          <w:p>
+            <w:pPr>
+              <w:pStyle w:val="Compact"/>
+              <w:widowControl/>
+              <w:spacing w:before="36" w:after="40"/>
+              <w:jc w:val="left"/>
+              <w:rPr>
+                <w:kern w:val="0"/>
+                <w:szCs w:val="24"/>
+                <w:lang w:val="en-US" w:eastAsia="en-US" w:bidi="ar-SA"/>
+              </w:rPr>
+            </w:pPr>
+            <w:r>
+              <w:rPr>
+                <w:kern w:val="0"/>
+                <w:sz w:val="18"/>
+                <w:szCs w:val="24"/>
+                <w:lang w:val="en-US" w:eastAsia="en-US" w:bidi="ar-SA"/>
+              </w:rPr>
+              <w:t xml:space="preserve">Сразу после открытия: </w:t>
+            </w:r>
+            <w:r>
+              <w:rPr>
+                <w:rStyle w:val="VerbatimChar"/>
+                <w:kern w:val="0"/>
+                <w:sz w:val="18"/>
+                <w:szCs w:val="24"/>
+                <w:lang w:val="en-US" w:eastAsia="en-US" w:bidi="ar-SA"/>
+              </w:rPr>
+              <w:t>{ unread, version }</w:t>
+            </w:r>
+            <w:r>
+              <w:rPr>
+                <w:kern w:val="0"/>
+                <w:sz w:val="18"/>
+                <w:szCs w:val="24"/>
+                <w:lang w:val="en-US" w:eastAsia="en-US" w:bidi="ar-SA"/>
+              </w:rPr>
+              <w:t xml:space="preserve"> — непрочитанные уведомления и версия данных</w:t>
+            </w:r>
+          </w:p>
+        </w:tc>
+      </w:tr>
+      <w:tr>
+        <w:trPr/>
+        <w:tc>
+          <w:tcPr>
+            <w:tcW w:w="4679" w:type="dxa"/>
+            <w:tcBorders>
+              <w:top w:val="single" w:sz="4" w:space="0" w:color="D6DCEA"/>
+              <w:left w:val="single" w:sz="4" w:space="0" w:color="D6DCEA"/>
+              <w:bottom w:val="single" w:sz="4" w:space="0" w:color="D6DCEA"/>
+              <w:right w:val="single" w:sz="4" w:space="0" w:color="D6DCEA"/>
+            </w:tcBorders>
+          </w:tcPr>
+          <w:p>
+            <w:pPr>
+              <w:pStyle w:val="Compact"/>
+              <w:widowControl/>
+              <w:spacing w:before="36" w:after="40"/>
+              <w:jc w:val="left"/>
+              <w:rPr>
+                <w:kern w:val="0"/>
+                <w:szCs w:val="24"/>
+                <w:lang w:val="en-US" w:eastAsia="en-US" w:bidi="ar-SA"/>
+              </w:rPr>
+            </w:pPr>
+            <w:r>
+              <w:rPr>
+                <w:rStyle w:val="VerbatimChar"/>
+                <w:kern w:val="0"/>
+                <w:sz w:val="18"/>
+                <w:szCs w:val="24"/>
+                <w:lang w:val="en-US" w:eastAsia="en-US" w:bidi="ar-SA"/>
+              </w:rPr>
+              <w:t>event: notifications</w:t>
+            </w:r>
+          </w:p>
+        </w:tc>
+        <w:tc>
+          <w:tcPr>
+            <w:tcW w:w="4680" w:type="dxa"/>
+            <w:tcBorders>
+              <w:top w:val="single" w:sz="4" w:space="0" w:color="D6DCEA"/>
+              <w:left w:val="single" w:sz="4" w:space="0" w:color="D6DCEA"/>
+              <w:bottom w:val="single" w:sz="4" w:space="0" w:color="D6DCEA"/>
+              <w:right w:val="single" w:sz="4" w:space="0" w:color="D6DCEA"/>
+            </w:tcBorders>
+          </w:tcPr>
+          <w:p>
+            <w:pPr>
+              <w:pStyle w:val="Compact"/>
+              <w:widowControl/>
+              <w:spacing w:before="36" w:after="40"/>
+              <w:jc w:val="left"/>
+              <w:rPr>
+                <w:kern w:val="0"/>
+                <w:szCs w:val="24"/>
+                <w:lang w:val="en-US" w:eastAsia="en-US" w:bidi="ar-SA"/>
+              </w:rPr>
+            </w:pPr>
+            <w:r>
+              <w:rPr>
+                <w:kern w:val="0"/>
+                <w:sz w:val="18"/>
+                <w:szCs w:val="24"/>
+                <w:lang w:val="en-US" w:eastAsia="en-US" w:bidi="ar-SA"/>
+              </w:rPr>
+              <w:t xml:space="preserve">Новые уведомления сотрудника: </w:t>
+            </w:r>
+            <w:r>
+              <w:rPr>
+                <w:rStyle w:val="VerbatimChar"/>
+                <w:kern w:val="0"/>
+                <w:sz w:val="18"/>
+                <w:szCs w:val="24"/>
+                <w:lang w:val="en-US" w:eastAsia="en-US" w:bidi="ar-SA"/>
+              </w:rPr>
+              <w:t>{ unread }</w:t>
+            </w:r>
+            <w:r>
+              <w:rPr>
+                <w:kern w:val="0"/>
+                <w:sz w:val="18"/>
+                <w:szCs w:val="24"/>
+                <w:lang w:val="en-US" w:eastAsia="en-US" w:bidi="ar-SA"/>
+              </w:rPr>
+              <w:t>; клиент перечитывает уведомления и очередь заявок</w:t>
+            </w:r>
+          </w:p>
+        </w:tc>
+      </w:tr>
+      <w:tr>
+        <w:trPr/>
+        <w:tc>
+          <w:tcPr>
+            <w:tcW w:w="4679" w:type="dxa"/>
+            <w:tcBorders>
+              <w:top w:val="single" w:sz="4" w:space="0" w:color="D6DCEA"/>
+              <w:left w:val="single" w:sz="4" w:space="0" w:color="D6DCEA"/>
+              <w:bottom w:val="single" w:sz="4" w:space="0" w:color="D6DCEA"/>
+              <w:right w:val="single" w:sz="4" w:space="0" w:color="D6DCEA"/>
+            </w:tcBorders>
+          </w:tcPr>
+          <w:p>
+            <w:pPr>
+              <w:pStyle w:val="Compact"/>
+              <w:widowControl/>
+              <w:spacing w:before="36" w:after="40"/>
+              <w:jc w:val="left"/>
+              <w:rPr>
+                <w:kern w:val="0"/>
+                <w:szCs w:val="24"/>
+                <w:lang w:val="en-US" w:eastAsia="en-US" w:bidi="ar-SA"/>
+              </w:rPr>
+            </w:pPr>
+            <w:r>
+              <w:rPr>
+                <w:rStyle w:val="VerbatimChar"/>
+                <w:kern w:val="0"/>
+                <w:sz w:val="18"/>
+                <w:szCs w:val="24"/>
+                <w:lang w:val="en-US" w:eastAsia="en-US" w:bidi="ar-SA"/>
+              </w:rPr>
+              <w:t>event: data</w:t>
+            </w:r>
+          </w:p>
+        </w:tc>
+        <w:tc>
+          <w:tcPr>
+            <w:tcW w:w="4680" w:type="dxa"/>
+            <w:tcBorders>
+              <w:top w:val="single" w:sz="4" w:space="0" w:color="D6DCEA"/>
+              <w:left w:val="single" w:sz="4" w:space="0" w:color="D6DCEA"/>
+              <w:bottom w:val="single" w:sz="4" w:space="0" w:color="D6DCEA"/>
+              <w:right w:val="single" w:sz="4" w:space="0" w:color="D6DCEA"/>
+            </w:tcBorders>
+          </w:tcPr>
+          <w:p>
+            <w:pPr>
+              <w:pStyle w:val="Compact"/>
+              <w:widowControl/>
+              <w:spacing w:before="36" w:after="40"/>
+              <w:jc w:val="left"/>
+              <w:rPr>
+                <w:kern w:val="0"/>
+                <w:szCs w:val="24"/>
+                <w:lang w:val="en-US" w:eastAsia="en-US" w:bidi="ar-SA"/>
+              </w:rPr>
+            </w:pPr>
+            <w:r>
+              <w:rPr>
+                <w:kern w:val="0"/>
+                <w:sz w:val="18"/>
+                <w:szCs w:val="24"/>
+                <w:lang w:val="en-US" w:eastAsia="en-US" w:bidi="ar-SA"/>
+              </w:rPr>
+              <w:t xml:space="preserve">Версия данных изменилась: </w:t>
+            </w:r>
+            <w:r>
+              <w:rPr>
+                <w:rStyle w:val="VerbatimChar"/>
+                <w:kern w:val="0"/>
+                <w:sz w:val="18"/>
+                <w:szCs w:val="24"/>
+                <w:lang w:val="en-US" w:eastAsia="en-US" w:bidi="ar-SA"/>
+              </w:rPr>
+              <w:t>{ version }</w:t>
+            </w:r>
+            <w:r>
+              <w:rPr>
+                <w:kern w:val="0"/>
+                <w:sz w:val="18"/>
+                <w:szCs w:val="24"/>
+                <w:lang w:val="en-US" w:eastAsia="en-US" w:bidi="ar-SA"/>
+              </w:rPr>
+              <w:t>; не чаще раза в 15 секунд. Клиент тихо перечитывает график на видимой вкладке</w:t>
+            </w:r>
+          </w:p>
+        </w:tc>
+      </w:tr>
+      <w:tr>
+        <w:trPr/>
+        <w:tc>
+          <w:tcPr>
+            <w:tcW w:w="4679" w:type="dxa"/>
+            <w:tcBorders>
+              <w:top w:val="single" w:sz="4" w:space="0" w:color="D6DCEA"/>
+              <w:left w:val="single" w:sz="4" w:space="0" w:color="D6DCEA"/>
+              <w:bottom w:val="single" w:sz="4" w:space="0" w:color="D6DCEA"/>
+              <w:right w:val="single" w:sz="4" w:space="0" w:color="D6DCEA"/>
+            </w:tcBorders>
+          </w:tcPr>
+          <w:p>
+            <w:pPr>
+              <w:pStyle w:val="Compact"/>
+              <w:widowControl/>
+              <w:spacing w:before="36" w:after="40"/>
+              <w:jc w:val="left"/>
+              <w:rPr>
+                <w:kern w:val="0"/>
+                <w:szCs w:val="24"/>
+                <w:lang w:val="en-US" w:eastAsia="en-US" w:bidi="ar-SA"/>
+              </w:rPr>
+            </w:pPr>
+            <w:r>
+              <w:rPr>
+                <w:rStyle w:val="VerbatimChar"/>
+                <w:kern w:val="0"/>
+                <w:sz w:val="18"/>
+                <w:szCs w:val="24"/>
+                <w:lang w:val="en-US" w:eastAsia="en-US" w:bidi="ar-SA"/>
+              </w:rPr>
+              <w:t>event: revoked</w:t>
+            </w:r>
+          </w:p>
+        </w:tc>
+        <w:tc>
+          <w:tcPr>
+            <w:tcW w:w="4680" w:type="dxa"/>
+            <w:tcBorders>
+              <w:top w:val="single" w:sz="4" w:space="0" w:color="D6DCEA"/>
+              <w:left w:val="single" w:sz="4" w:space="0" w:color="D6DCEA"/>
+              <w:bottom w:val="single" w:sz="4" w:space="0" w:color="D6DCEA"/>
+              <w:right w:val="single" w:sz="4" w:space="0" w:color="D6DCEA"/>
+            </w:tcBorders>
+          </w:tcPr>
+          <w:p>
+            <w:pPr>
+              <w:pStyle w:val="Compact"/>
+              <w:widowControl/>
+              <w:spacing w:before="36" w:after="40"/>
+              <w:jc w:val="left"/>
+              <w:rPr>
+                <w:kern w:val="0"/>
+                <w:szCs w:val="24"/>
+                <w:lang w:val="en-US" w:eastAsia="en-US" w:bidi="ar-SA"/>
+              </w:rPr>
+            </w:pPr>
+            <w:r>
+              <w:rPr>
+                <w:kern w:val="0"/>
+                <w:sz w:val="18"/>
+                <w:szCs w:val="24"/>
+                <w:lang w:val="en-US" w:eastAsia="en-US" w:bidi="ar-SA"/>
+              </w:rPr>
+              <w:t xml:space="preserve">Сеанс отозван — пароль сменён или сброшен, сотрудник уволен: </w:t>
+            </w:r>
+            <w:r>
+              <w:rPr>
+                <w:rStyle w:val="VerbatimChar"/>
+                <w:kern w:val="0"/>
+                <w:sz w:val="18"/>
+                <w:szCs w:val="24"/>
+                <w:lang w:val="en-US" w:eastAsia="en-US" w:bidi="ar-SA"/>
+              </w:rPr>
+              <w:t>{}</w:t>
+            </w:r>
+            <w:r>
+              <w:rPr>
+                <w:kern w:val="0"/>
+                <w:sz w:val="18"/>
+                <w:szCs w:val="24"/>
+                <w:lang w:val="en-US" w:eastAsia="en-US" w:bidi="ar-SA"/>
+              </w:rPr>
+              <w:t>, затем сервер закрывает поток. Сервер сверяет подключённых раз в 10 секунд; клиент сразу переходит на экран входа с сообщением «Сеанс завершён»</w:t>
+            </w:r>
+          </w:p>
+        </w:tc>
+      </w:tr>
+      <w:tr>
+        <w:trPr/>
+        <w:tc>
+          <w:tcPr>
+            <w:tcW w:w="4679" w:type="dxa"/>
+            <w:tcBorders>
+              <w:top w:val="single" w:sz="4" w:space="0" w:color="D6DCEA"/>
+              <w:left w:val="single" w:sz="4" w:space="0" w:color="D6DCEA"/>
+              <w:bottom w:val="single" w:sz="4" w:space="0" w:color="D6DCEA"/>
+              <w:right w:val="single" w:sz="4" w:space="0" w:color="D6DCEA"/>
+            </w:tcBorders>
+          </w:tcPr>
+          <w:p>
+            <w:pPr>
+              <w:pStyle w:val="Compact"/>
+              <w:widowControl/>
+              <w:spacing w:before="36" w:after="40"/>
+              <w:jc w:val="left"/>
+              <w:rPr>
+                <w:kern w:val="0"/>
+                <w:szCs w:val="24"/>
+                <w:lang w:val="en-US" w:eastAsia="en-US" w:bidi="ar-SA"/>
+              </w:rPr>
+            </w:pPr>
+            <w:r>
+              <w:rPr>
+                <w:kern w:val="0"/>
+                <w:sz w:val="18"/>
+                <w:szCs w:val="24"/>
+                <w:lang w:val="en-US" w:eastAsia="en-US" w:bidi="ar-SA"/>
+              </w:rPr>
+              <w:t xml:space="preserve">Комментарий </w:t>
+            </w:r>
+            <w:r>
+              <w:rPr>
+                <w:rStyle w:val="VerbatimChar"/>
+                <w:kern w:val="0"/>
+                <w:sz w:val="18"/>
+                <w:szCs w:val="24"/>
+                <w:lang w:val="en-US" w:eastAsia="en-US" w:bidi="ar-SA"/>
+              </w:rPr>
+              <w:t>:</w:t>
+            </w:r>
+            <w:r>
+              <w:rPr>
+                <w:kern w:val="0"/>
+                <w:sz w:val="18"/>
+                <w:szCs w:val="24"/>
+                <w:lang w:val="en-US" w:eastAsia="en-US" w:bidi="ar-SA"/>
+              </w:rPr>
+              <w:t xml:space="preserve"> раз в 25 секунд</w:t>
+            </w:r>
+          </w:p>
+        </w:tc>
+        <w:tc>
+          <w:tcPr>
+            <w:tcW w:w="4680" w:type="dxa"/>
+            <w:tcBorders>
+              <w:top w:val="single" w:sz="4" w:space="0" w:color="D6DCEA"/>
+              <w:left w:val="single" w:sz="4" w:space="0" w:color="D6DCEA"/>
+              <w:bottom w:val="single" w:sz="4" w:space="0" w:color="D6DCEA"/>
+              <w:right w:val="single" w:sz="4" w:space="0" w:color="D6DCEA"/>
+            </w:tcBorders>
+          </w:tcPr>
+          <w:p>
+            <w:pPr>
+              <w:pStyle w:val="Compact"/>
+              <w:widowControl/>
+              <w:spacing w:before="36" w:after="40"/>
+              <w:jc w:val="left"/>
+              <w:rPr>
+                <w:kern w:val="0"/>
+                <w:szCs w:val="24"/>
+                <w:lang w:val="en-US" w:eastAsia="en-US" w:bidi="ar-SA"/>
+              </w:rPr>
+            </w:pPr>
+            <w:r>
+              <w:rPr>
+                <w:kern w:val="0"/>
+                <w:sz w:val="18"/>
+                <w:szCs w:val="24"/>
+                <w:lang w:val="en-US" w:eastAsia="en-US" w:bidi="ar-SA"/>
+              </w:rPr>
+              <w:t>Держит соединение через прокси; данных не несёт</w:t>
+            </w:r>
+          </w:p>
+        </w:tc>
+      </w:tr>
+    </w:tbl>
+    <w:p>
+      <w:pPr>
+        <w:pStyle w:val="BodyText"/>
+        <w:rPr/>
+      </w:pPr>
+      <w:bookmarkStart w:id="20" w:name="живые-обновления"/>
+      <w:r>
+        <w:rPr/>
+        <w:t>Сервер проверяет события раз в 2 секунды. При обрыве клиент закрывает поток, получает новый билет и переподключается с нарастающей паузой от 4 до 60 секунд; пока потока нет, он опрашивает уведомления раз в 30 секунд, как до v0.5.0.</w:t>
+      </w:r>
+      <w:bookmarkEnd w:id="20"/>
+    </w:p>
+    <w:p>
+      <w:pPr>
+        <w:pStyle w:val="Heading1"/>
+        <w:rPr/>
+      </w:pPr>
+      <w:bookmarkStart w:id="21" w:name="__RefHeading___Toc8290_2275915807"/>
+      <w:bookmarkEnd w:id="21"/>
+      <w:r>
+        <w:rPr>
+          <w:rStyle w:val="SectionNumber"/>
+        </w:rPr>
+        <w:t>11</w:t>
+      </w:r>
+      <w:r>
+        <w:rPr/>
+        <w:tab/>
+        <w:t>Каталог операций</w:t>
+      </w:r>
+    </w:p>
+    <w:p>
+      <w:pPr>
+        <w:pStyle w:val="FirstParagraph"/>
+        <w:rPr/>
+      </w:pPr>
+      <w:r>
+        <w:rPr/>
         <w:t xml:space="preserve">Всего операций: </w:t>
       </w:r>
       <w:r>
@@ -4049,11 +5440,11 @@
           <w:b/>
           <w:bCs/>
         </w:rPr>
-        <w:t>55</w:t>
-      </w:r>
-      <w:r>
-        <w:rPr/>
-        <w:t xml:space="preserve"> в 40 путях; формат — JSON, ошибки — </w:t>
+        <w:t>58</w:t>
+      </w:r>
+      <w:r>
+        <w:rPr/>
+        <w:t xml:space="preserve"> в 43 путях; формат — JSON, ошибки — </w:t>
       </w:r>
       <w:r>
         <w:rPr>
@@ -11749,7 +13140,7 @@
       </w:r>
       <w:r>
         <w:rPr/>
-        <w:t xml:space="preserve"> (2)</w:t>
+        <w:t xml:space="preserve"> (3)</w:t>
       </w:r>
     </w:p>
     <w:tbl>
@@ -12124,6 +13515,143 @@
                 <w:szCs w:val="24"/>
                 <w:lang w:val="en-US" w:eastAsia="en-US" w:bidi="ar-SA"/>
               </w:rPr>
+              <w:t>/api/v1/notifications/read-all</w:t>
+            </w:r>
+          </w:p>
+        </w:tc>
+        <w:tc>
+          <w:tcPr>
+            <w:tcW w:w="2340" w:type="dxa"/>
+            <w:tcBorders>
+              <w:top w:val="single" w:sz="4" w:space="0" w:color="D6DCEA"/>
+              <w:left w:val="single" w:sz="4" w:space="0" w:color="D6DCEA"/>
+              <w:bottom w:val="single" w:sz="4" w:space="0" w:color="D6DCEA"/>
+              <w:right w:val="single" w:sz="4" w:space="0" w:color="D6DCEA"/>
+            </w:tcBorders>
+          </w:tcPr>
+          <w:p>
+            <w:pPr>
+              <w:pStyle w:val="Compact"/>
+              <w:widowControl/>
+              <w:spacing w:before="36" w:after="40"/>
+              <w:jc w:val="left"/>
+              <w:rPr>
+                <w:kern w:val="0"/>
+                <w:szCs w:val="24"/>
+                <w:lang w:val="en-US" w:eastAsia="en-US" w:bidi="ar-SA"/>
+              </w:rPr>
+            </w:pPr>
+            <w:r>
+              <w:rPr>
+                <w:kern w:val="0"/>
+                <w:sz w:val="18"/>
+                <w:szCs w:val="24"/>
+                <w:lang w:val="en-US" w:eastAsia="en-US" w:bidi="ar-SA"/>
+              </w:rPr>
+              <w:t>Пометить прочитанными все уведомления (с v0.5.0)</w:t>
+            </w:r>
+          </w:p>
+        </w:tc>
+        <w:tc>
+          <w:tcPr>
+            <w:tcW w:w="2340" w:type="dxa"/>
+            <w:tcBorders>
+              <w:top w:val="single" w:sz="4" w:space="0" w:color="D6DCEA"/>
+              <w:left w:val="single" w:sz="4" w:space="0" w:color="D6DCEA"/>
+              <w:bottom w:val="single" w:sz="4" w:space="0" w:color="D6DCEA"/>
+              <w:right w:val="single" w:sz="4" w:space="0" w:color="D6DCEA"/>
+            </w:tcBorders>
+          </w:tcPr>
+          <w:p>
+            <w:pPr>
+              <w:pStyle w:val="Compact"/>
+              <w:widowControl/>
+              <w:spacing w:before="36" w:after="40"/>
+              <w:jc w:val="left"/>
+              <w:rPr>
+                <w:kern w:val="0"/>
+                <w:szCs w:val="24"/>
+                <w:lang w:val="en-US" w:eastAsia="en-US" w:bidi="ar-SA"/>
+              </w:rPr>
+            </w:pPr>
+            <w:r>
+              <w:rPr>
+                <w:rStyle w:val="VerbatimChar"/>
+                <w:kern w:val="0"/>
+                <w:sz w:val="18"/>
+                <w:szCs w:val="24"/>
+                <w:lang w:val="en-US" w:eastAsia="en-US" w:bidi="ar-SA"/>
+              </w:rPr>
+              <w:t>markAllNotificationsRead</w:t>
+            </w:r>
+          </w:p>
+        </w:tc>
+      </w:tr>
+      <w:tr>
+        <w:trPr/>
+        <w:tc>
+          <w:tcPr>
+            <w:tcW w:w="2339" w:type="dxa"/>
+            <w:tcBorders>
+              <w:top w:val="single" w:sz="4" w:space="0" w:color="D6DCEA"/>
+              <w:left w:val="single" w:sz="4" w:space="0" w:color="D6DCEA"/>
+              <w:bottom w:val="single" w:sz="4" w:space="0" w:color="D6DCEA"/>
+              <w:right w:val="single" w:sz="4" w:space="0" w:color="D6DCEA"/>
+            </w:tcBorders>
+          </w:tcPr>
+          <w:p>
+            <w:pPr>
+              <w:pStyle w:val="Compact"/>
+              <w:widowControl/>
+              <w:spacing w:before="36" w:after="40"/>
+              <w:jc w:val="left"/>
+              <w:rPr>
+                <w:kern w:val="0"/>
+                <w:szCs w:val="24"/>
+                <w:lang w:val="en-US" w:eastAsia="en-US" w:bidi="ar-SA"/>
+              </w:rPr>
+            </w:pPr>
+            <w:r>
+              <w:rPr>
+                <w:kern w:val="0"/>
+                <w:sz w:val="18"/>
+                <w:szCs w:val="24"/>
+                <w:lang w:val="en-US" w:eastAsia="en-US" w:bidi="ar-SA"/>
+              </w:rPr>
+              <w:t>POST</w:t>
+            </w:r>
+          </w:p>
+        </w:tc>
+        <w:tc>
+          <w:tcPr>
+            <w:tcW w:w="2340" w:type="dxa"/>
+            <w:tcBorders>
+              <w:top w:val="single" w:sz="4" w:space="0" w:color="D6DCEA"/>
+              <w:left w:val="single" w:sz="4" w:space="0" w:color="D6DCEA"/>
+              <w:bottom w:val="single" w:sz="4" w:space="0" w:color="D6DCEA"/>
+              <w:right w:val="single" w:sz="4" w:space="0" w:color="D6DCEA"/>
+            </w:tcBorders>
+          </w:tcPr>
+          <w:p>
+            <w:pPr>
+              <w:pStyle w:val="Compact"/>
+              <w:widowControl/>
+              <w:spacing w:before="36" w:after="40"/>
+              <w:jc w:val="left"/>
+              <w:rPr>
+                <w:kern w:val="0"/>
+                <w:szCs w:val="24"/>
+                <w:lang w:val="en-US" w:eastAsia="en-US" w:bidi="ar-SA"/>
+              </w:rPr>
+            </w:pPr>
+            <w:r>
+              <w:rPr>
+                <w:rStyle w:val="VerbatimChar"/>
+                <w:kern w:val="0"/>
+                <w:sz w:val="18"/>
+                <w:szCs w:val="24"/>
+                <w:lang w:val="en-US" w:eastAsia="en-US" w:bidi="ar-SA"/>
+              </w:rPr>
               <w:t>/api/v1/notifications/{id}/read</w:t>
             </w:r>
           </w:p>
@@ -12994,11 +14522,11 @@
           <w:b/>
           <w:bCs/>
         </w:rPr>
-        <w:t>Отчёты</w:t>
-      </w:r>
-      <w:r>
-        <w:rPr/>
-        <w:t xml:space="preserve"> (1)</w:t>
+        <w:t>events</w:t>
+      </w:r>
+      <w:r>
+        <w:rPr/>
+        <w:t xml:space="preserve"> (2)</w:t>
       </w:r>
     </w:p>
     <w:tbl>
@@ -13202,6 +14730,143 @@
                 <w:szCs w:val="24"/>
                 <w:lang w:val="en-US" w:eastAsia="en-US" w:bidi="ar-SA"/>
               </w:rPr>
+              <w:t>POST</w:t>
+            </w:r>
+          </w:p>
+        </w:tc>
+        <w:tc>
+          <w:tcPr>
+            <w:tcW w:w="2340" w:type="dxa"/>
+            <w:tcBorders>
+              <w:top w:val="single" w:sz="4" w:space="0" w:color="D6DCEA"/>
+              <w:left w:val="single" w:sz="4" w:space="0" w:color="D6DCEA"/>
+              <w:bottom w:val="single" w:sz="4" w:space="0" w:color="D6DCEA"/>
+              <w:right w:val="single" w:sz="4" w:space="0" w:color="D6DCEA"/>
+            </w:tcBorders>
+          </w:tcPr>
+          <w:p>
+            <w:pPr>
+              <w:pStyle w:val="Compact"/>
+              <w:widowControl/>
+              <w:spacing w:before="36" w:after="40"/>
+              <w:jc w:val="left"/>
+              <w:rPr>
+                <w:kern w:val="0"/>
+                <w:szCs w:val="24"/>
+                <w:lang w:val="en-US" w:eastAsia="en-US" w:bidi="ar-SA"/>
+              </w:rPr>
+            </w:pPr>
+            <w:r>
+              <w:rPr>
+                <w:rStyle w:val="VerbatimChar"/>
+                <w:kern w:val="0"/>
+                <w:sz w:val="18"/>
+                <w:szCs w:val="24"/>
+                <w:lang w:val="en-US" w:eastAsia="en-US" w:bidi="ar-SA"/>
+              </w:rPr>
+              <w:t>/api/v1/events/ticket</w:t>
+            </w:r>
+          </w:p>
+        </w:tc>
+        <w:tc>
+          <w:tcPr>
+            <w:tcW w:w="2340" w:type="dxa"/>
+            <w:tcBorders>
+              <w:top w:val="single" w:sz="4" w:space="0" w:color="D6DCEA"/>
+              <w:left w:val="single" w:sz="4" w:space="0" w:color="D6DCEA"/>
+              <w:bottom w:val="single" w:sz="4" w:space="0" w:color="D6DCEA"/>
+              <w:right w:val="single" w:sz="4" w:space="0" w:color="D6DCEA"/>
+            </w:tcBorders>
+          </w:tcPr>
+          <w:p>
+            <w:pPr>
+              <w:pStyle w:val="Compact"/>
+              <w:widowControl/>
+              <w:spacing w:before="36" w:after="40"/>
+              <w:jc w:val="left"/>
+              <w:rPr>
+                <w:kern w:val="0"/>
+                <w:szCs w:val="24"/>
+                <w:lang w:val="en-US" w:eastAsia="en-US" w:bidi="ar-SA"/>
+              </w:rPr>
+            </w:pPr>
+            <w:r>
+              <w:rPr>
+                <w:kern w:val="0"/>
+                <w:sz w:val="18"/>
+                <w:szCs w:val="24"/>
+                <w:lang w:val="en-US" w:eastAsia="en-US" w:bidi="ar-SA"/>
+              </w:rPr>
+              <w:t>Билет на поток событий (60 секунд)</w:t>
+            </w:r>
+          </w:p>
+        </w:tc>
+        <w:tc>
+          <w:tcPr>
+            <w:tcW w:w="2340" w:type="dxa"/>
+            <w:tcBorders>
+              <w:top w:val="single" w:sz="4" w:space="0" w:color="D6DCEA"/>
+              <w:left w:val="single" w:sz="4" w:space="0" w:color="D6DCEA"/>
+              <w:bottom w:val="single" w:sz="4" w:space="0" w:color="D6DCEA"/>
+              <w:right w:val="single" w:sz="4" w:space="0" w:color="D6DCEA"/>
+            </w:tcBorders>
+          </w:tcPr>
+          <w:p>
+            <w:pPr>
+              <w:pStyle w:val="Compact"/>
+              <w:widowControl/>
+              <w:spacing w:before="36" w:after="40"/>
+              <w:jc w:val="left"/>
+              <w:rPr>
+                <w:kern w:val="0"/>
+                <w:szCs w:val="24"/>
+                <w:lang w:val="en-US" w:eastAsia="en-US" w:bidi="ar-SA"/>
+              </w:rPr>
+            </w:pPr>
+            <w:r>
+              <w:rPr>
+                <w:rStyle w:val="VerbatimChar"/>
+                <w:kern w:val="0"/>
+                <w:sz w:val="18"/>
+                <w:szCs w:val="24"/>
+                <w:lang w:val="en-US" w:eastAsia="en-US" w:bidi="ar-SA"/>
+              </w:rPr>
+              <w:t>getEventsTicket</w:t>
+            </w:r>
+          </w:p>
+        </w:tc>
+      </w:tr>
+      <w:tr>
+        <w:trPr/>
+        <w:tc>
+          <w:tcPr>
+            <w:tcW w:w="2339" w:type="dxa"/>
+            <w:tcBorders>
+              <w:top w:val="single" w:sz="4" w:space="0" w:color="D6DCEA"/>
+              <w:left w:val="single" w:sz="4" w:space="0" w:color="D6DCEA"/>
+              <w:bottom w:val="single" w:sz="4" w:space="0" w:color="D6DCEA"/>
+              <w:right w:val="single" w:sz="4" w:space="0" w:color="D6DCEA"/>
+            </w:tcBorders>
+          </w:tcPr>
+          <w:p>
+            <w:pPr>
+              <w:pStyle w:val="Compact"/>
+              <w:widowControl/>
+              <w:spacing w:before="36" w:after="40"/>
+              <w:jc w:val="left"/>
+              <w:rPr>
+                <w:kern w:val="0"/>
+                <w:szCs w:val="24"/>
+                <w:lang w:val="en-US" w:eastAsia="en-US" w:bidi="ar-SA"/>
+              </w:rPr>
+            </w:pPr>
+            <w:r>
+              <w:rPr>
+                <w:kern w:val="0"/>
+                <w:sz w:val="18"/>
+                <w:szCs w:val="24"/>
+                <w:lang w:val="en-US" w:eastAsia="en-US" w:bidi="ar-SA"/>
+              </w:rPr>
               <w:t>GET</w:t>
             </w:r>
           </w:p>
@@ -13236,7 +14901,7 @@
                 <w:szCs w:val="24"/>
                 <w:lang w:val="en-US" w:eastAsia="en-US" w:bidi="ar-SA"/>
               </w:rPr>
-              <w:t>/api/v1/reports/vacations</w:t>
+              <w:t>/api/v1/events</w:t>
             </w:r>
           </w:p>
         </w:tc>
@@ -13269,7 +14934,7 @@
                 <w:szCs w:val="24"/>
                 <w:lang w:val="en-US" w:eastAsia="en-US" w:bidi="ar-SA"/>
               </w:rPr>
-              <w:t>Выгрузка отпусков за период (XLSX)</w:t>
+              <w:t>Поток событий (text/event-stream)</w:t>
             </w:r>
           </w:p>
         </w:tc>
@@ -13303,7 +14968,7 @@
                 <w:szCs w:val="24"/>
                 <w:lang w:val="en-US" w:eastAsia="en-US" w:bidi="ar-SA"/>
               </w:rPr>
-              <w:t>exportVacations</w:t>
+              <w:t>streamEvents</w:t>
             </w:r>
           </w:p>
         </w:tc>
@@ -13319,11 +14984,11 @@
           <w:b/>
           <w:bCs/>
         </w:rPr>
-        <w:t>Аналитика</w:t>
-      </w:r>
-      <w:r>
-        <w:rPr/>
-        <w:t xml:space="preserve"> (4)</w:t>
+        <w:t>Отчёты</w:t>
+      </w:r>
+      <w:r>
+        <w:rPr/>
+        <w:t xml:space="preserve"> (1)</w:t>
       </w:r>
     </w:p>
     <w:tbl>
@@ -13561,7 +15226,7 @@
                 <w:szCs w:val="24"/>
                 <w:lang w:val="en-US" w:eastAsia="en-US" w:bidi="ar-SA"/>
               </w:rPr>
-              <w:t>/api/v1/analytics/departments</w:t>
+              <w:t>/api/v1/reports/vacations</w:t>
             </w:r>
           </w:p>
         </w:tc>
@@ -13594,7 +15259,7 @@
                 <w:szCs w:val="24"/>
                 <w:lang w:val="en-US" w:eastAsia="en-US" w:bidi="ar-SA"/>
               </w:rPr>
-              <w:t>Отделы, доступные пользователю для аналитики (с v0.3.0)</w:t>
+              <w:t>Выгрузка отпусков за период (XLSX)</w:t>
             </w:r>
           </w:p>
         </w:tc>
@@ -13628,7 +15293,195 @@
                 <w:szCs w:val="24"/>
                 <w:lang w:val="en-US" w:eastAsia="en-US" w:bidi="ar-SA"/>
               </w:rPr>
-              <w:t>listAnalyticsDepartments</w:t>
+              <w:t>exportVacations</w:t>
+            </w:r>
+          </w:p>
+        </w:tc>
+      </w:tr>
+    </w:tbl>
+    <w:p>
+      <w:pPr>
+        <w:pStyle w:val="BodyText"/>
+        <w:rPr/>
+      </w:pPr>
+      <w:r>
+        <w:rPr>
+          <w:b/>
+          <w:bCs/>
+        </w:rPr>
+        <w:t>Аналитика</w:t>
+      </w:r>
+      <w:r>
+        <w:rPr/>
+        <w:t xml:space="preserve"> (4)</w:t>
+      </w:r>
+    </w:p>
+    <w:tbl>
+      <w:tblPr>
+        <w:tblStyle w:val="Table"/>
+        <w:tblW w:w="5000" w:type="pct"/>
+        <w:jc w:val="center"/>
+        <w:tblInd w:w="0" w:type="dxa"/>
+        <w:tblLayout w:type="fixed"/>
+        <w:tblCellMar>
+          <w:top w:w="0" w:type="dxa"/>
+          <w:left w:w="108" w:type="dxa"/>
+          <w:bottom w:w="0" w:type="dxa"/>
+          <w:right w:w="108" w:type="dxa"/>
+        </w:tblCellMar>
+        <w:tblLook w:val="0020" w:noHBand="0" w:noVBand="0" w:firstColumn="0" w:lastRow="0" w:lastColumn="0" w:firstRow="1"/>
+      </w:tblPr>
+      <w:tblGrid>
+        <w:gridCol w:w="2339"/>
+        <w:gridCol w:w="2340"/>
+        <w:gridCol w:w="2340"/>
+        <w:gridCol w:w="2340"/>
+      </w:tblGrid>
+      <w:tr>
+        <w:trPr>
+          <w:tblHeader w:val="true"/>
+        </w:trPr>
+        <w:tc>
+          <w:tcPr>
+            <w:tcW w:w="2339" w:type="dxa"/>
+            <w:tcBorders>
+              <w:top w:val="single" w:sz="4" w:space="0" w:color="D6DCEA"/>
+              <w:left w:val="single" w:sz="4" w:space="0" w:color="D6DCEA"/>
+              <w:bottom w:val="single" w:sz="6" w:space="0" w:color="000000"/>
+              <w:right w:val="single" w:sz="4" w:space="0" w:color="D6DCEA"/>
+            </w:tcBorders>
+            <w:shd w:color="auto" w:fill="EEF2FB" w:val="clear"/>
+            <w:vAlign w:val="bottom"/>
+          </w:tcPr>
+          <w:p>
+            <w:pPr>
+              <w:pStyle w:val="Compact"/>
+              <w:widowControl/>
+              <w:spacing w:before="36" w:after="40"/>
+              <w:jc w:val="left"/>
+              <w:rPr>
+                <w:kern w:val="0"/>
+                <w:szCs w:val="24"/>
+                <w:lang w:val="en-US" w:eastAsia="en-US" w:bidi="ar-SA"/>
+              </w:rPr>
+            </w:pPr>
+            <w:r>
+              <w:rPr>
+                <w:b/>
+                <w:kern w:val="0"/>
+                <w:sz w:val="18"/>
+                <w:szCs w:val="24"/>
+                <w:lang w:val="en-US" w:eastAsia="en-US" w:bidi="ar-SA"/>
+              </w:rPr>
+              <w:t>Метод</w:t>
+            </w:r>
+          </w:p>
+        </w:tc>
+        <w:tc>
+          <w:tcPr>
+            <w:tcW w:w="2340" w:type="dxa"/>
+            <w:tcBorders>
+              <w:top w:val="single" w:sz="4" w:space="0" w:color="D6DCEA"/>
+              <w:left w:val="single" w:sz="4" w:space="0" w:color="D6DCEA"/>
+              <w:bottom w:val="single" w:sz="6" w:space="0" w:color="000000"/>
+              <w:right w:val="single" w:sz="4" w:space="0" w:color="D6DCEA"/>
+            </w:tcBorders>
+            <w:shd w:color="auto" w:fill="EEF2FB" w:val="clear"/>
+            <w:vAlign w:val="bottom"/>
+          </w:tcPr>
+          <w:p>
+            <w:pPr>
+              <w:pStyle w:val="Compact"/>
+              <w:widowControl/>
+              <w:spacing w:before="36" w:after="40"/>
+              <w:jc w:val="left"/>
+              <w:rPr>
+                <w:kern w:val="0"/>
+                <w:szCs w:val="24"/>
+                <w:lang w:val="en-US" w:eastAsia="en-US" w:bidi="ar-SA"/>
+              </w:rPr>
+            </w:pPr>
+            <w:r>
+              <w:rPr>
+                <w:b/>
+                <w:kern w:val="0"/>
+                <w:sz w:val="18"/>
+                <w:szCs w:val="24"/>
+                <w:lang w:val="en-US" w:eastAsia="en-US" w:bidi="ar-SA"/>
+              </w:rPr>
+              <w:t>Путь</w:t>
+            </w:r>
+          </w:p>
+        </w:tc>
+        <w:tc>
+          <w:tcPr>
+            <w:tcW w:w="2340" w:type="dxa"/>
+            <w:tcBorders>
+              <w:top w:val="single" w:sz="4" w:space="0" w:color="D6DCEA"/>
+              <w:left w:val="single" w:sz="4" w:space="0" w:color="D6DCEA"/>
+              <w:bottom w:val="single" w:sz="6" w:space="0" w:color="000000"/>
+              <w:right w:val="single" w:sz="4" w:space="0" w:color="D6DCEA"/>
+            </w:tcBorders>
+            <w:shd w:color="auto" w:fill="EEF2FB" w:val="clear"/>
+            <w:vAlign w:val="bottom"/>
+          </w:tcPr>
+          <w:p>
+            <w:pPr>
+              <w:pStyle w:val="Compact"/>
+              <w:widowControl/>
+              <w:spacing w:before="36" w:after="40"/>
+              <w:jc w:val="left"/>
+              <w:rPr>
+                <w:kern w:val="0"/>
+                <w:szCs w:val="24"/>
+                <w:lang w:val="en-US" w:eastAsia="en-US" w:bidi="ar-SA"/>
+              </w:rPr>
+            </w:pPr>
+            <w:r>
+              <w:rPr>
+                <w:b/>
+                <w:kern w:val="0"/>
+                <w:sz w:val="18"/>
+                <w:szCs w:val="24"/>
+                <w:lang w:val="en-US" w:eastAsia="en-US" w:bidi="ar-SA"/>
+              </w:rPr>
+              <w:t>Назначение</w:t>
+            </w:r>
+          </w:p>
+        </w:tc>
+        <w:tc>
+          <w:tcPr>
+            <w:tcW w:w="2340" w:type="dxa"/>
+            <w:tcBorders>
+              <w:top w:val="single" w:sz="4" w:space="0" w:color="D6DCEA"/>
+              <w:left w:val="single" w:sz="4" w:space="0" w:color="D6DCEA"/>
+              <w:bottom w:val="single" w:sz="6" w:space="0" w:color="000000"/>
+              <w:right w:val="single" w:sz="4" w:space="0" w:color="D6DCEA"/>
+            </w:tcBorders>
+            <w:shd w:color="auto" w:fill="EEF2FB" w:val="clear"/>
+            <w:vAlign w:val="bottom"/>
+          </w:tcPr>
+          <w:p>
+            <w:pPr>
+              <w:pStyle w:val="Compact"/>
+              <w:widowControl/>
+              <w:spacing w:before="36" w:after="40"/>
+              <w:jc w:val="left"/>
+              <w:rPr>
+                <w:kern w:val="0"/>
+                <w:szCs w:val="24"/>
+                <w:lang w:val="en-US" w:eastAsia="en-US" w:bidi="ar-SA"/>
+              </w:rPr>
+            </w:pPr>
+            <w:r>
+              <w:rPr>
+                <w:b/>
+                <w:kern w:val="0"/>
+                <w:sz w:val="18"/>
+                <w:szCs w:val="24"/>
+                <w:lang w:val="en-US" w:eastAsia="en-US" w:bidi="ar-SA"/>
+              </w:rPr>
+              <w:t>Операция</w:t>
             </w:r>
           </w:p>
         </w:tc>
@@ -13698,7 +15551,7 @@
                 <w:szCs w:val="24"/>
                 <w:lang w:val="en-US" w:eastAsia="en-US" w:bidi="ar-SA"/>
               </w:rPr>
-              <w:t>/api/v1/analytics/overview</w:t>
+              <w:t>/api/v1/analytics/departments</w:t>
             </w:r>
           </w:p>
         </w:tc>
@@ -13731,7 +15584,7 @@
                 <w:szCs w:val="24"/>
                 <w:lang w:val="en-US" w:eastAsia="en-US" w:bidi="ar-SA"/>
               </w:rPr>
-              <w:t>Нагрузка отдела по месяцам, периоды конфликтов, распределение дней, выводы (с v0.3.0)</w:t>
+              <w:t>Отделы, доступные пользователю для аналитики (с v0.3.0)</w:t>
             </w:r>
           </w:p>
         </w:tc>
@@ -13765,7 +15618,7 @@
                 <w:szCs w:val="24"/>
                 <w:lang w:val="en-US" w:eastAsia="en-US" w:bidi="ar-SA"/>
               </w:rPr>
-              <w:t>getDepartmentOverview</w:t>
+              <w:t>listAnalyticsDepartments</w:t>
             </w:r>
           </w:p>
         </w:tc>
@@ -13835,7 +15688,7 @@
                 <w:szCs w:val="24"/>
                 <w:lang w:val="en-US" w:eastAsia="en-US" w:bidi="ar-SA"/>
               </w:rPr>
-              <w:t>/api/v1/analytics/team</w:t>
+              <w:t>/api/v1/analytics/overview</w:t>
             </w:r>
           </w:p>
         </w:tc>
@@ -13868,7 +15721,7 @@
                 <w:szCs w:val="24"/>
                 <w:lang w:val="en-US" w:eastAsia="en-US" w:bidi="ar-SA"/>
               </w:rPr>
-              <w:t>Состав отдела или проекта на дату — офис, удалёнка, отпуск, выходной (с v0.3.0)</w:t>
+              <w:t>Нагрузка отдела по месяцам, периоды конфликтов, распределение дней, выводы (с v0.3.0)</w:t>
             </w:r>
           </w:p>
         </w:tc>
@@ -13902,7 +15755,7 @@
                 <w:szCs w:val="24"/>
                 <w:lang w:val="en-US" w:eastAsia="en-US" w:bidi="ar-SA"/>
               </w:rPr>
-              <w:t>getTeamToday</w:t>
+              <w:t>getDepartmentOverview</w:t>
             </w:r>
           </w:p>
         </w:tc>
@@ -13972,6 +15825,143 @@
                 <w:szCs w:val="24"/>
                 <w:lang w:val="en-US" w:eastAsia="en-US" w:bidi="ar-SA"/>
               </w:rPr>
+              <w:t>/api/v1/analytics/team</w:t>
+            </w:r>
+          </w:p>
+        </w:tc>
+        <w:tc>
+          <w:tcPr>
+            <w:tcW w:w="2340" w:type="dxa"/>
+            <w:tcBorders>
+              <w:top w:val="single" w:sz="4" w:space="0" w:color="D6DCEA"/>
+              <w:left w:val="single" w:sz="4" w:space="0" w:color="D6DCEA"/>
+              <w:bottom w:val="single" w:sz="4" w:space="0" w:color="D6DCEA"/>
+              <w:right w:val="single" w:sz="4" w:space="0" w:color="D6DCEA"/>
+            </w:tcBorders>
+          </w:tcPr>
+          <w:p>
+            <w:pPr>
+              <w:pStyle w:val="Compact"/>
+              <w:widowControl/>
+              <w:spacing w:before="36" w:after="40"/>
+              <w:jc w:val="left"/>
+              <w:rPr>
+                <w:kern w:val="0"/>
+                <w:szCs w:val="24"/>
+                <w:lang w:val="en-US" w:eastAsia="en-US" w:bidi="ar-SA"/>
+              </w:rPr>
+            </w:pPr>
+            <w:r>
+              <w:rPr>
+                <w:kern w:val="0"/>
+                <w:sz w:val="18"/>
+                <w:szCs w:val="24"/>
+                <w:lang w:val="en-US" w:eastAsia="en-US" w:bidi="ar-SA"/>
+              </w:rPr>
+              <w:t>Состав отдела или проекта на дату — офис, удалёнка, отпуск, выходной (с v0.3.0)</w:t>
+            </w:r>
+          </w:p>
+        </w:tc>
+        <w:tc>
+          <w:tcPr>
+            <w:tcW w:w="2340" w:type="dxa"/>
+            <w:tcBorders>
+              <w:top w:val="single" w:sz="4" w:space="0" w:color="D6DCEA"/>
+              <w:left w:val="single" w:sz="4" w:space="0" w:color="D6DCEA"/>
+              <w:bottom w:val="single" w:sz="4" w:space="0" w:color="D6DCEA"/>
+              <w:right w:val="single" w:sz="4" w:space="0" w:color="D6DCEA"/>
+            </w:tcBorders>
+          </w:tcPr>
+          <w:p>
+            <w:pPr>
+              <w:pStyle w:val="Compact"/>
+              <w:widowControl/>
+              <w:spacing w:before="36" w:after="40"/>
+              <w:jc w:val="left"/>
+              <w:rPr>
+                <w:kern w:val="0"/>
+                <w:szCs w:val="24"/>
+                <w:lang w:val="en-US" w:eastAsia="en-US" w:bidi="ar-SA"/>
+              </w:rPr>
+            </w:pPr>
+            <w:r>
+              <w:rPr>
+                <w:rStyle w:val="VerbatimChar"/>
+                <w:kern w:val="0"/>
+                <w:sz w:val="18"/>
+                <w:szCs w:val="24"/>
+                <w:lang w:val="en-US" w:eastAsia="en-US" w:bidi="ar-SA"/>
+              </w:rPr>
+              <w:t>getTeamToday</w:t>
+            </w:r>
+          </w:p>
+        </w:tc>
+      </w:tr>
+      <w:tr>
+        <w:trPr/>
+        <w:tc>
+          <w:tcPr>
+            <w:tcW w:w="2339" w:type="dxa"/>
+            <w:tcBorders>
+              <w:top w:val="single" w:sz="4" w:space="0" w:color="D6DCEA"/>
+              <w:left w:val="single" w:sz="4" w:space="0" w:color="D6DCEA"/>
+              <w:bottom w:val="single" w:sz="4" w:space="0" w:color="D6DCEA"/>
+              <w:right w:val="single" w:sz="4" w:space="0" w:color="D6DCEA"/>
+            </w:tcBorders>
+          </w:tcPr>
+          <w:p>
+            <w:pPr>
+              <w:pStyle w:val="Compact"/>
+              <w:widowControl/>
+              <w:spacing w:before="36" w:after="40"/>
+              <w:jc w:val="left"/>
+              <w:rPr>
+                <w:kern w:val="0"/>
+                <w:szCs w:val="24"/>
+                <w:lang w:val="en-US" w:eastAsia="en-US" w:bidi="ar-SA"/>
+              </w:rPr>
+            </w:pPr>
+            <w:r>
+              <w:rPr>
+                <w:kern w:val="0"/>
+                <w:sz w:val="18"/>
+                <w:szCs w:val="24"/>
+                <w:lang w:val="en-US" w:eastAsia="en-US" w:bidi="ar-SA"/>
+              </w:rPr>
+              <w:t>GET</w:t>
+            </w:r>
+          </w:p>
+        </w:tc>
+        <w:tc>
+          <w:tcPr>
+            <w:tcW w:w="2340" w:type="dxa"/>
+            <w:tcBorders>
+              <w:top w:val="single" w:sz="4" w:space="0" w:color="D6DCEA"/>
+              <w:left w:val="single" w:sz="4" w:space="0" w:color="D6DCEA"/>
+              <w:bottom w:val="single" w:sz="4" w:space="0" w:color="D6DCEA"/>
+              <w:right w:val="single" w:sz="4" w:space="0" w:color="D6DCEA"/>
+            </w:tcBorders>
+          </w:tcPr>
+          <w:p>
+            <w:pPr>
+              <w:pStyle w:val="Compact"/>
+              <w:widowControl/>
+              <w:spacing w:before="36" w:after="40"/>
+              <w:jc w:val="left"/>
+              <w:rPr>
+                <w:kern w:val="0"/>
+                <w:szCs w:val="24"/>
+                <w:lang w:val="en-US" w:eastAsia="en-US" w:bidi="ar-SA"/>
+              </w:rPr>
+            </w:pPr>
+            <w:r>
+              <w:rPr>
+                <w:rStyle w:val="VerbatimChar"/>
+                <w:kern w:val="0"/>
+                <w:sz w:val="18"/>
+                <w:szCs w:val="24"/>
+                <w:lang w:val="en-US" w:eastAsia="en-US" w:bidi="ar-SA"/>
+              </w:rPr>
               <w:t>/api/v1/analytics/suggestions</w:t>
             </w:r>
           </w:p>
@@ -14041,8 +16031,8 @@
               </w:rPr>
               <w:t>suggestVacationDates</w:t>
             </w:r>
-            <w:bookmarkStart w:id="17" w:name="каталог-операций"/>
-            <w:bookmarkEnd w:id="17"/>
+            <w:bookmarkStart w:id="22" w:name="каталог-операций"/>
+            <w:bookmarkEnd w:id="22"/>
           </w:p>
         </w:tc>
       </w:tr>
@@ -14052,13 +16042,13 @@
         <w:pStyle w:val="Heading1"/>
         <w:rPr/>
       </w:pPr>
-      <w:bookmarkStart w:id="18" w:name="__RefHeading___Toc7415_1562542824"/>
-      <w:bookmarkEnd w:id="18"/>
+      <w:bookmarkStart w:id="23" w:name="__RefHeading___Toc8292_2275915807"/>
+      <w:bookmarkEnd w:id="23"/>
       <w:r>
         <w:rPr>
           <w:rStyle w:val="SectionNumber"/>
         </w:rPr>
-        <w:t>10</w:t>
+        <w:t>12</w:t>
       </w:r>
       <w:r>
         <w:rPr/>
@@ -15594,19 +17584,122 @@
           </w:p>
         </w:tc>
       </w:tr>
+      <w:tr>
+        <w:trPr/>
+        <w:tc>
+          <w:tcPr>
+            <w:tcW w:w="3120" w:type="dxa"/>
+            <w:tcBorders>
+              <w:top w:val="single" w:sz="4" w:space="0" w:color="D6DCEA"/>
+              <w:left w:val="single" w:sz="4" w:space="0" w:color="D6DCEA"/>
+              <w:bottom w:val="single" w:sz="4" w:space="0" w:color="D6DCEA"/>
+              <w:right w:val="single" w:sz="4" w:space="0" w:color="D6DCEA"/>
+            </w:tcBorders>
+          </w:tcPr>
+          <w:p>
+            <w:pPr>
+              <w:pStyle w:val="Compact"/>
+              <w:widowControl/>
+              <w:spacing w:before="36" w:after="40"/>
+              <w:jc w:val="left"/>
+              <w:rPr>
+                <w:kern w:val="0"/>
+                <w:szCs w:val="24"/>
+                <w:lang w:val="en-US" w:eastAsia="en-US" w:bidi="ar-SA"/>
+              </w:rPr>
+            </w:pPr>
+            <w:r>
+              <w:rPr>
+                <w:rStyle w:val="VerbatimChar"/>
+                <w:kern w:val="0"/>
+                <w:sz w:val="18"/>
+                <w:szCs w:val="24"/>
+                <w:lang w:val="en-US" w:eastAsia="en-US" w:bidi="ar-SA"/>
+              </w:rPr>
+              <w:t>service-unavailable</w:t>
+            </w:r>
+          </w:p>
+        </w:tc>
+        <w:tc>
+          <w:tcPr>
+            <w:tcW w:w="3120" w:type="dxa"/>
+            <w:tcBorders>
+              <w:top w:val="single" w:sz="4" w:space="0" w:color="D6DCEA"/>
+              <w:left w:val="single" w:sz="4" w:space="0" w:color="D6DCEA"/>
+              <w:bottom w:val="single" w:sz="4" w:space="0" w:color="D6DCEA"/>
+              <w:right w:val="single" w:sz="4" w:space="0" w:color="D6DCEA"/>
+            </w:tcBorders>
+          </w:tcPr>
+          <w:p>
+            <w:pPr>
+              <w:pStyle w:val="Compact"/>
+              <w:widowControl/>
+              <w:spacing w:before="36" w:after="40"/>
+              <w:jc w:val="left"/>
+              <w:rPr>
+                <w:kern w:val="0"/>
+                <w:szCs w:val="24"/>
+                <w:lang w:val="en-US" w:eastAsia="en-US" w:bidi="ar-SA"/>
+              </w:rPr>
+            </w:pPr>
+            <w:r>
+              <w:rPr>
+                <w:kern w:val="0"/>
+                <w:sz w:val="18"/>
+                <w:szCs w:val="24"/>
+                <w:lang w:val="en-US" w:eastAsia="en-US" w:bidi="ar-SA"/>
+              </w:rPr>
+              <w:t>503</w:t>
+            </w:r>
+          </w:p>
+        </w:tc>
+        <w:tc>
+          <w:tcPr>
+            <w:tcW w:w="3120" w:type="dxa"/>
+            <w:tcBorders>
+              <w:top w:val="single" w:sz="4" w:space="0" w:color="D6DCEA"/>
+              <w:left w:val="single" w:sz="4" w:space="0" w:color="D6DCEA"/>
+              <w:bottom w:val="single" w:sz="4" w:space="0" w:color="D6DCEA"/>
+              <w:right w:val="single" w:sz="4" w:space="0" w:color="D6DCEA"/>
+            </w:tcBorders>
+          </w:tcPr>
+          <w:p>
+            <w:pPr>
+              <w:pStyle w:val="Compact"/>
+              <w:widowControl/>
+              <w:spacing w:before="36" w:after="40"/>
+              <w:jc w:val="left"/>
+              <w:rPr>
+                <w:kern w:val="0"/>
+                <w:szCs w:val="24"/>
+                <w:lang w:val="en-US" w:eastAsia="en-US" w:bidi="ar-SA"/>
+              </w:rPr>
+            </w:pPr>
+            <w:r>
+              <w:rPr>
+                <w:kern w:val="0"/>
+                <w:sz w:val="18"/>
+                <w:szCs w:val="24"/>
+                <w:lang w:val="en-US" w:eastAsia="en-US" w:bidi="ar-SA"/>
+              </w:rPr>
+              <w:t>Сервис перегружен. Повторите через несколько секунд.</w:t>
+            </w:r>
+          </w:p>
+        </w:tc>
+      </w:tr>
     </w:tbl>
     <w:p>
       <w:pPr>
         <w:pStyle w:val="Heading1"/>
         <w:rPr/>
       </w:pPr>
-      <w:bookmarkStart w:id="19" w:name="__RefHeading___Toc7417_1562542824"/>
-      <w:bookmarkEnd w:id="19"/>
+      <w:bookmarkStart w:id="24" w:name="__RefHeading___Toc8294_2275915807"/>
+      <w:bookmarkEnd w:id="24"/>
       <w:r>
         <w:rPr>
           <w:rStyle w:val="SectionNumber"/>
         </w:rPr>
-        <w:t>11</w:t>
+        <w:t>13</w:t>
       </w:r>
       <w:r>
         <w:rPr/>
@@ -18189,14 +20282,14 @@
         <w:pStyle w:val="Heading1"/>
         <w:rPr/>
       </w:pPr>
-      <w:bookmarkStart w:id="20" w:name="__RefHeading___Toc7419_1562542824"/>
-      <w:bookmarkStart w:id="21" w:name="версионирование-и-совместимость"/>
-      <w:bookmarkEnd w:id="20"/>
+      <w:bookmarkStart w:id="25" w:name="__RefHeading___Toc8296_2275915807"/>
+      <w:bookmarkStart w:id="26" w:name="версионирование-и-совместимость"/>
+      <w:bookmarkEnd w:id="25"/>
       <w:r>
         <w:rPr>
           <w:rStyle w:val="SectionNumber"/>
         </w:rPr>
-        <w:t>12</w:t>
+        <w:t>14</w:t>
       </w:r>
       <w:r>
         <w:rPr/>
@@ -18275,26 +20368,26 @@
         </w:numPr>
         <w:rPr/>
       </w:pPr>
-      <w:bookmarkStart w:id="22" w:name="версионирование-и-совместимость"/>
+      <w:bookmarkStart w:id="27" w:name="версионирование-и-совместимость"/>
       <w:r>
         <w:rPr/>
         <w:t>Тест сверки контракта с реализацией входит в CI и блокирует слияние при расхождении.</w:t>
       </w:r>
-      <w:bookmarkEnd w:id="22"/>
+      <w:bookmarkEnd w:id="27"/>
     </w:p>
     <w:p>
       <w:pPr>
         <w:pStyle w:val="Heading1"/>
         <w:rPr/>
       </w:pPr>
-      <w:bookmarkStart w:id="23" w:name="__RefHeading___Toc7421_1562542824"/>
-      <w:bookmarkStart w:id="24" w:name="чек-лист-новой-операции"/>
-      <w:bookmarkEnd w:id="23"/>
+      <w:bookmarkStart w:id="28" w:name="__RefHeading___Toc8298_2275915807"/>
+      <w:bookmarkStart w:id="29" w:name="чек-лист-новой-операции"/>
+      <w:bookmarkEnd w:id="28"/>
       <w:r>
         <w:rPr>
           <w:rStyle w:val="SectionNumber"/>
         </w:rPr>
-        <w:t>13</w:t>
+        <w:t>15</w:t>
       </w:r>
       <w:r>
         <w:rPr/>
@@ -18420,7 +20513,7 @@
         <w:rPr/>
         <w:t>).</w:t>
       </w:r>
-      <w:bookmarkEnd w:id="24"/>
+      <w:bookmarkEnd w:id="29"/>
     </w:p>
     <w:sectPr>
       <w:footerReference w:type="even" r:id="rId5"/>
@@ -18466,7 +20559,7 @@
         <w:color w:val="8A92A6"/>
         <w:sz w:val="16"/>
       </w:rPr>
-      <w:t xml:space="preserve">Планировщик отпусков 0.4.0 · Спецификация API v1 · стр. </w:t>
+      <w:t xml:space="preserve">Планировщик отпусков 0.5.0 · Спецификация API v1 · стр. </w:t>
     </w:r>
     <w:r>
       <w:rPr/>
@@ -18482,7 +20575,7 @@
     </w:r>
     <w:r>
       <w:rPr/>
-      <w:t>21</w:t>
+      <w:t>23</w:t>
     </w:r>
     <w:r>
       <w:rPr/>
@@ -18505,7 +20598,7 @@
         <w:color w:val="8A92A6"/>
         <w:sz w:val="16"/>
       </w:rPr>
-      <w:t xml:space="preserve">Планировщик отпусков 0.4.0 · Спецификация API v1 · стр. </w:t>
+      <w:t xml:space="preserve">Планировщик отпусков 0.5.0 · Спецификация API v1 · стр. </w:t>
     </w:r>
     <w:r>
       <w:rPr/>
@@ -18521,7 +20614,7 @@
     </w:r>
     <w:r>
       <w:rPr/>
-      <w:t>21</w:t>
+      <w:t>23</w:t>
     </w:r>
     <w:r>
       <w:rPr/>

--- a/docs/docx/02-api-spec.docx
+++ b/docs/docx/02-api-spec.docx
@@ -23,7 +23,7 @@
       </w:pPr>
       <w:r>
         <w:rPr/>
-        <w:t>Планировщик отпусков 0.6.0 · Протокол, ошибки, права доступа</w:t>
+        <w:t>Планировщик отпусков 1.0.0 · Протокол, ошибки, права доступа</w:t>
       </w:r>
     </w:p>
     <w:p>
@@ -33,7 +33,7 @@
       </w:pPr>
       <w:r>
         <w:rPr/>
-        <w:t>29 октября 2026</w:t>
+        <w:t>30 октября 2026</w:t>
       </w:r>
     </w:p>
     <w:sdt>
@@ -93,7 +93,7 @@
             </w:rPr>
             <w:fldChar w:fldCharType="separate"/>
           </w:r>
-          <w:hyperlink w:anchor="__RefHeading___Toc10818_3673021804">
+          <w:hyperlink w:anchor="__RefHeading___Toc10832_1804324697">
             <w:r>
               <w:rPr>
                 <w:webHidden/>
@@ -114,7 +114,7 @@
             </w:tabs>
             <w:rPr/>
           </w:pPr>
-          <w:hyperlink w:anchor="__RefHeading___Toc10820_3673021804">
+          <w:hyperlink w:anchor="__RefHeading___Toc10834_1804324697">
             <w:r>
               <w:rPr>
                 <w:webHidden/>
@@ -135,7 +135,7 @@
             </w:tabs>
             <w:rPr/>
           </w:pPr>
-          <w:hyperlink w:anchor="__RefHeading___Toc10822_3673021804">
+          <w:hyperlink w:anchor="__RefHeading___Toc10836_1804324697">
             <w:r>
               <w:rPr>
                 <w:webHidden/>
@@ -156,7 +156,7 @@
             </w:tabs>
             <w:rPr/>
           </w:pPr>
-          <w:hyperlink w:anchor="__RefHeading___Toc10824_3673021804">
+          <w:hyperlink w:anchor="__RefHeading___Toc10838_1804324697">
             <w:r>
               <w:rPr>
                 <w:webHidden/>
@@ -177,7 +177,7 @@
             </w:tabs>
             <w:rPr/>
           </w:pPr>
-          <w:hyperlink w:anchor="__RefHeading___Toc10826_3673021804">
+          <w:hyperlink w:anchor="__RefHeading___Toc10840_1804324697">
             <w:r>
               <w:rPr>
                 <w:webHidden/>
@@ -198,7 +198,7 @@
             </w:tabs>
             <w:rPr/>
           </w:pPr>
-          <w:hyperlink w:anchor="__RefHeading___Toc10828_3673021804">
+          <w:hyperlink w:anchor="__RefHeading___Toc10842_1804324697">
             <w:r>
               <w:rPr>
                 <w:webHidden/>
@@ -219,7 +219,7 @@
             </w:tabs>
             <w:rPr/>
           </w:pPr>
-          <w:hyperlink w:anchor="__RefHeading___Toc10830_3673021804">
+          <w:hyperlink w:anchor="__RefHeading___Toc10844_1804324697">
             <w:r>
               <w:rPr>
                 <w:webHidden/>
@@ -240,7 +240,7 @@
             </w:tabs>
             <w:rPr/>
           </w:pPr>
-          <w:hyperlink w:anchor="__RefHeading___Toc10832_3673021804">
+          <w:hyperlink w:anchor="__RefHeading___Toc10846_1804324697">
             <w:r>
               <w:rPr>
                 <w:webHidden/>
@@ -261,7 +261,7 @@
             </w:tabs>
             <w:rPr/>
           </w:pPr>
-          <w:hyperlink w:anchor="__RefHeading___Toc10834_3673021804">
+          <w:hyperlink w:anchor="__RefHeading___Toc10848_1804324697">
             <w:r>
               <w:rPr>
                 <w:webHidden/>
@@ -282,7 +282,7 @@
             </w:tabs>
             <w:rPr/>
           </w:pPr>
-          <w:hyperlink w:anchor="__RefHeading___Toc10836_3673021804">
+          <w:hyperlink w:anchor="__RefHeading___Toc10850_1804324697">
             <w:r>
               <w:rPr>
                 <w:webHidden/>
@@ -303,7 +303,7 @@
             </w:tabs>
             <w:rPr/>
           </w:pPr>
-          <w:hyperlink w:anchor="__RefHeading___Toc10838_3673021804">
+          <w:hyperlink w:anchor="__RefHeading___Toc10852_1804324697">
             <w:r>
               <w:rPr>
                 <w:webHidden/>
@@ -324,7 +324,7 @@
             </w:tabs>
             <w:rPr/>
           </w:pPr>
-          <w:hyperlink w:anchor="__RefHeading___Toc10840_3673021804">
+          <w:hyperlink w:anchor="__RefHeading___Toc10854_1804324697">
             <w:r>
               <w:rPr>
                 <w:webHidden/>
@@ -345,7 +345,7 @@
             </w:tabs>
             <w:rPr/>
           </w:pPr>
-          <w:hyperlink w:anchor="__RefHeading___Toc10842_3673021804">
+          <w:hyperlink w:anchor="__RefHeading___Toc10856_1804324697">
             <w:r>
               <w:rPr>
                 <w:webHidden/>
@@ -366,7 +366,7 @@
             </w:tabs>
             <w:rPr/>
           </w:pPr>
-          <w:hyperlink w:anchor="__RefHeading___Toc10844_3673021804">
+          <w:hyperlink w:anchor="__RefHeading___Toc10858_1804324697">
             <w:r>
               <w:rPr>
                 <w:webHidden/>
@@ -387,7 +387,7 @@
             </w:tabs>
             <w:rPr/>
           </w:pPr>
-          <w:hyperlink w:anchor="__RefHeading___Toc10846_3673021804">
+          <w:hyperlink w:anchor="__RefHeading___Toc10860_1804324697">
             <w:r>
               <w:rPr>
                 <w:webHidden/>
@@ -408,7 +408,7 @@
             </w:tabs>
             <w:rPr/>
           </w:pPr>
-          <w:hyperlink w:anchor="__RefHeading___Toc10848_3673021804">
+          <w:hyperlink w:anchor="__RefHeading___Toc10862_1804324697">
             <w:r>
               <w:rPr>
                 <w:webHidden/>
@@ -429,7 +429,7 @@
             </w:tabs>
             <w:rPr/>
           </w:pPr>
-          <w:hyperlink w:anchor="__RefHeading___Toc10850_3673021804">
+          <w:hyperlink w:anchor="__RefHeading___Toc10864_1804324697">
             <w:r>
               <w:rPr>
                 <w:webHidden/>
@@ -450,7 +450,7 @@
             </w:tabs>
             <w:rPr/>
           </w:pPr>
-          <w:hyperlink w:anchor="__RefHeading___Toc10852_3673021804">
+          <w:hyperlink w:anchor="__RefHeading___Toc10866_1804324697">
             <w:r>
               <w:rPr>
                 <w:webHidden/>
@@ -475,7 +475,7 @@
         <w:pStyle w:val="Heading1"/>
         <w:rPr/>
       </w:pPr>
-      <w:bookmarkStart w:id="0" w:name="__RefHeading___Toc10818_3673021804"/>
+      <w:bookmarkStart w:id="0" w:name="__RefHeading___Toc10832_1804324697"/>
       <w:bookmarkStart w:id="1" w:name="о-документе"/>
       <w:bookmarkEnd w:id="0"/>
       <w:r>
@@ -563,7 +563,7 @@
         <w:pStyle w:val="Heading1"/>
         <w:rPr/>
       </w:pPr>
-      <w:bookmarkStart w:id="2" w:name="__RefHeading___Toc10820_3673021804"/>
+      <w:bookmarkStart w:id="2" w:name="__RefHeading___Toc10834_1804324697"/>
       <w:bookmarkEnd w:id="2"/>
       <w:r>
         <w:rPr>
@@ -1800,7 +1800,7 @@
         <w:pStyle w:val="Heading1"/>
         <w:rPr/>
       </w:pPr>
-      <w:bookmarkStart w:id="4" w:name="__RefHeading___Toc10822_3673021804"/>
+      <w:bookmarkStart w:id="4" w:name="__RefHeading___Toc10836_1804324697"/>
       <w:bookmarkEnd w:id="4"/>
       <w:r>
         <w:rPr>
@@ -2203,7 +2203,7 @@
         <w:pStyle w:val="Heading1"/>
         <w:rPr/>
       </w:pPr>
-      <w:bookmarkStart w:id="5" w:name="__RefHeading___Toc10824_3673021804"/>
+      <w:bookmarkStart w:id="5" w:name="__RefHeading___Toc10838_1804324697"/>
       <w:bookmarkStart w:id="6" w:name="аутентификация"/>
       <w:bookmarkEnd w:id="5"/>
       <w:r>
@@ -3603,7 +3603,7 @@
         <w:pStyle w:val="Heading1"/>
         <w:rPr/>
       </w:pPr>
-      <w:bookmarkStart w:id="7" w:name="__RefHeading___Toc10826_3673021804"/>
+      <w:bookmarkStart w:id="7" w:name="__RefHeading___Toc10840_1804324697"/>
       <w:bookmarkStart w:id="8" w:name="жизненный-цикл-заявки"/>
       <w:bookmarkEnd w:id="7"/>
       <w:r>
@@ -4049,7 +4049,7 @@
         <w:pStyle w:val="Heading1"/>
         <w:rPr/>
       </w:pPr>
-      <w:bookmarkStart w:id="10" w:name="__RefHeading___Toc10828_3673021804"/>
+      <w:bookmarkStart w:id="10" w:name="__RefHeading___Toc10842_1804324697"/>
       <w:bookmarkStart w:id="11" w:name="согласование-замещение-и-эскалация"/>
       <w:bookmarkEnd w:id="10"/>
       <w:r>
@@ -4522,7 +4522,7 @@
         <w:pStyle w:val="Heading1"/>
         <w:rPr/>
       </w:pPr>
-      <w:bookmarkStart w:id="12" w:name="__RefHeading___Toc10830_3673021804"/>
+      <w:bookmarkStart w:id="12" w:name="__RefHeading___Toc10844_1804324697"/>
       <w:bookmarkStart w:id="13" w:name="извещения-о-начале-отпуска"/>
       <w:bookmarkEnd w:id="12"/>
       <w:r>
@@ -5184,7 +5184,7 @@
       </w:pPr>
       <w:r>
         <w:rPr/>
-        <w:t>Перенос на новые даты, отмена отпуска и увольнение отзывают извещение (</w:t>
+        <w:t>Согласованный перенос на новые даты, отмена отпуска и увольнение отзывают извещение (</w:t>
       </w:r>
       <w:r>
         <w:rPr>
@@ -5194,7 +5194,7 @@
       </w:r>
       <w:r>
         <w:rPr/>
-        <w:t>), отклонённый перенос возвращает его в силу.</w:t>
+        <w:t>); пока перенос на согласовании, в силе извещение на прежние даты (до решения действуют прежние даты отпуска).</w:t>
       </w:r>
       <w:bookmarkEnd w:id="13"/>
     </w:p>
@@ -5203,7 +5203,7 @@
         <w:pStyle w:val="Heading1"/>
         <w:rPr/>
       </w:pPr>
-      <w:bookmarkStart w:id="14" w:name="__RefHeading___Toc10832_3673021804"/>
+      <w:bookmarkStart w:id="14" w:name="__RefHeading___Toc10846_1804324697"/>
       <w:bookmarkStart w:id="15" w:name="планирование-и-график-отпусков"/>
       <w:bookmarkEnd w:id="14"/>
       <w:r>
@@ -5879,7 +5879,7 @@
         <w:pStyle w:val="Heading1"/>
         <w:rPr/>
       </w:pPr>
-      <w:bookmarkStart w:id="17" w:name="__RefHeading___Toc10834_3673021804"/>
+      <w:bookmarkStart w:id="17" w:name="__RefHeading___Toc10848_1804324697"/>
       <w:bookmarkStart w:id="18" w:name="аналитика-и-подбор-дат"/>
       <w:bookmarkEnd w:id="17"/>
       <w:r>
@@ -6055,7 +6055,7 @@
                 <w:szCs w:val="24"/>
                 <w:lang w:val="en-US" w:eastAsia="en-US" w:bidi="ar-SA"/>
               </w:rPr>
-              <w:t>Отделы, доступные пользователю: администратору — все; руководителю — отделы, где работают его подчинённые или которыми он руководит; сотруднику — свой</w:t>
+              <w:t>Отделы, доступные пользователю: администратору и кадровой службе — все; руководителю — отделы, где работают его подчинённые или которыми он руководит; сотруднику — свой</w:t>
             </w:r>
           </w:p>
         </w:tc>
@@ -6279,7 +6279,7 @@
       <w:bookmarkStart w:id="19" w:name="аналитика-и-подбор-дат"/>
       <w:r>
         <w:rPr/>
-        <w:t>Подбор дат доступен для себя, руководителю — для прямых подчинённых, администратору — для любого сотрудника. Статус «офис / удалёнка» вычисляется так: отпуск важнее всего, затем разовое исключение, затем выходной или праздник, затем недельный шаблон (по умолчанию — офис).</w:t>
+        <w:t>Подбор дат доступен для себя, руководителю — для прямых подчинённых, кадровой службе и администратору — для любого сотрудника. Статус «офис / удалёнка» вычисляется так: отпуск важнее всего, затем разовое исключение, затем выходной или праздник, затем недельный шаблон (по умолчанию — офис).</w:t>
       </w:r>
       <w:bookmarkEnd w:id="19"/>
     </w:p>
@@ -6288,7 +6288,7 @@
         <w:pStyle w:val="Heading1"/>
         <w:rPr/>
       </w:pPr>
-      <w:bookmarkStart w:id="20" w:name="__RefHeading___Toc10836_3673021804"/>
+      <w:bookmarkStart w:id="20" w:name="__RefHeading___Toc10850_1804324697"/>
       <w:bookmarkEnd w:id="20"/>
       <w:r>
         <w:rPr>
@@ -6904,7 +6904,7 @@
         <w:pStyle w:val="Heading1"/>
         <w:rPr/>
       </w:pPr>
-      <w:bookmarkStart w:id="22" w:name="__RefHeading___Toc10838_3673021804"/>
+      <w:bookmarkStart w:id="22" w:name="__RefHeading___Toc10852_1804324697"/>
       <w:bookmarkEnd w:id="22"/>
       <w:r>
         <w:rPr>
@@ -7336,7 +7336,7 @@
         <w:pStyle w:val="Heading1"/>
         <w:rPr/>
       </w:pPr>
-      <w:bookmarkStart w:id="23" w:name="__RefHeading___Toc10840_3673021804"/>
+      <w:bookmarkStart w:id="23" w:name="__RefHeading___Toc10854_1804324697"/>
       <w:bookmarkStart w:id="24" w:name="письма"/>
       <w:bookmarkEnd w:id="23"/>
       <w:r>
@@ -7407,7 +7407,7 @@
         <w:pStyle w:val="Heading1"/>
         <w:rPr/>
       </w:pPr>
-      <w:bookmarkStart w:id="25" w:name="__RefHeading___Toc10842_3673021804"/>
+      <w:bookmarkStart w:id="25" w:name="__RefHeading___Toc10856_1804324697"/>
       <w:bookmarkStart w:id="26" w:name="живые-обновления"/>
       <w:bookmarkEnd w:id="25"/>
       <w:r>
@@ -8178,7 +8178,7 @@
         <w:pStyle w:val="Heading1"/>
         <w:rPr/>
       </w:pPr>
-      <w:bookmarkStart w:id="28" w:name="__RefHeading___Toc10844_3673021804"/>
+      <w:bookmarkStart w:id="28" w:name="__RefHeading___Toc10858_1804324697"/>
       <w:bookmarkEnd w:id="28"/>
       <w:r>
         <w:rPr>
@@ -10614,7 +10614,7 @@
                 <w:szCs w:val="24"/>
                 <w:lang w:val="en-US" w:eastAsia="en-US" w:bidi="ar-SA"/>
               </w:rPr>
-              <w:t>Журнал изменений (администратор)</w:t>
+              <w:t>Журнал изменений (администратор, кадровая служба)</w:t>
             </w:r>
           </w:p>
         </w:tc>
@@ -13558,7 +13558,7 @@
                 <w:szCs w:val="24"/>
                 <w:lang w:val="en-US" w:eastAsia="en-US" w:bidi="ar-SA"/>
               </w:rPr>
-              <w:t>Создать сотрудника (только администратор)</w:t>
+              <w:t>Создать сотрудника (кадровая служба, администратор; служебные права выдаёт администратор)</w:t>
             </w:r>
           </w:p>
         </w:tc>
@@ -13969,7 +13969,7 @@
                 <w:szCs w:val="24"/>
                 <w:lang w:val="en-US" w:eastAsia="en-US" w:bidi="ar-SA"/>
               </w:rPr>
-              <w:t>Уволить/удалить сотрудника (только администратор)</w:t>
+              <w:t>Уволить/удалить сотрудника (кадровая служба — кроме администраторов и коллег по службе; администратор)</w:t>
             </w:r>
           </w:p>
         </w:tc>
@@ -17461,7 +17461,7 @@
                 <w:szCs w:val="24"/>
                 <w:lang w:val="en-US" w:eastAsia="en-US" w:bidi="ar-SA"/>
               </w:rPr>
-              <w:t>Создать отдел (администратор)</w:t>
+              <w:t>Создать отдел (кадровая служба, администратор)</w:t>
             </w:r>
           </w:p>
         </w:tc>
@@ -18009,7 +18009,7 @@
                 <w:szCs w:val="24"/>
                 <w:lang w:val="en-US" w:eastAsia="en-US" w:bidi="ar-SA"/>
               </w:rPr>
-              <w:t>Создать проект (администратор)</w:t>
+              <w:t>Создать проект (кадровая служба, администратор)</w:t>
             </w:r>
           </w:p>
         </w:tc>
@@ -19509,9 +19509,7 @@
         <w:gridCol w:w="2340"/>
       </w:tblGrid>
       <w:tr>
-        <w:trPr>
-          <w:tblHeader w:val="true"/>
-        </w:trPr>
+        <w:trPr/>
         <w:tc>
           <w:tcPr>
             <w:tcW w:w="2339" w:type="dxa"/>
@@ -22797,7 +22795,7 @@
         <w:pStyle w:val="Heading1"/>
         <w:rPr/>
       </w:pPr>
-      <w:bookmarkStart w:id="30" w:name="__RefHeading___Toc10846_3673021804"/>
+      <w:bookmarkStart w:id="30" w:name="__RefHeading___Toc10860_1804324697"/>
       <w:bookmarkEnd w:id="30"/>
       <w:r>
         <w:rPr>
@@ -24757,7 +24755,7 @@
         <w:pStyle w:val="Heading1"/>
         <w:rPr/>
       </w:pPr>
-      <w:bookmarkStart w:id="31" w:name="__RefHeading___Toc10848_3673021804"/>
+      <w:bookmarkStart w:id="31" w:name="__RefHeading___Toc10862_1804324697"/>
       <w:bookmarkEnd w:id="31"/>
       <w:r>
         <w:rPr>
@@ -28186,7 +28184,7 @@
         <w:pStyle w:val="Heading1"/>
         <w:rPr/>
       </w:pPr>
-      <w:bookmarkStart w:id="32" w:name="__RefHeading___Toc10850_3673021804"/>
+      <w:bookmarkStart w:id="32" w:name="__RefHeading___Toc10864_1804324697"/>
       <w:bookmarkStart w:id="33" w:name="версионирование-и-совместимость"/>
       <w:bookmarkEnd w:id="32"/>
       <w:r>
@@ -28284,7 +28282,7 @@
         <w:pStyle w:val="Heading1"/>
         <w:rPr/>
       </w:pPr>
-      <w:bookmarkStart w:id="35" w:name="__RefHeading___Toc10852_3673021804"/>
+      <w:bookmarkStart w:id="35" w:name="__RefHeading___Toc10866_1804324697"/>
       <w:bookmarkStart w:id="36" w:name="чек-лист-новой-операции"/>
       <w:bookmarkEnd w:id="35"/>
       <w:r>
@@ -28463,7 +28461,7 @@
         <w:color w:val="8A92A6"/>
         <w:sz w:val="16"/>
       </w:rPr>
-      <w:t xml:space="preserve">Планировщик отпусков 0.6.0 · Спецификация API v1 · стр. </w:t>
+      <w:t xml:space="preserve">Планировщик отпусков 1.0.0 · Спецификация API v1 · стр. </w:t>
     </w:r>
     <w:r>
       <w:rPr/>
@@ -28502,7 +28500,7 @@
         <w:color w:val="8A92A6"/>
         <w:sz w:val="16"/>
       </w:rPr>
-      <w:t xml:space="preserve">Планировщик отпусков 0.6.0 · Спецификация API v1 · стр. </w:t>
+      <w:t xml:space="preserve">Планировщик отпусков 1.0.0 · Спецификация API v1 · стр. </w:t>
     </w:r>
     <w:r>
       <w:rPr/>

--- a/docs/docx/02-api-spec.docx
+++ b/docs/docx/02-api-spec.docx
@@ -23,7 +23,7 @@
       </w:pPr>
       <w:r>
         <w:rPr/>
-        <w:t>Планировщик отпусков 1.0.0 · Протокол, ошибки, права доступа</w:t>
+        <w:t>Планировщик отпусков 1.1.0 · Протокол, ошибки, права доступа</w:t>
       </w:r>
     </w:p>
     <w:p>
@@ -93,7 +93,7 @@
             </w:rPr>
             <w:fldChar w:fldCharType="separate"/>
           </w:r>
-          <w:hyperlink w:anchor="__RefHeading___Toc10832_1804324697">
+          <w:hyperlink w:anchor="__RefHeading___Toc9898_3125385251">
             <w:r>
               <w:rPr>
                 <w:webHidden/>
@@ -114,7 +114,7 @@
             </w:tabs>
             <w:rPr/>
           </w:pPr>
-          <w:hyperlink w:anchor="__RefHeading___Toc10834_1804324697">
+          <w:hyperlink w:anchor="__RefHeading___Toc9900_3125385251">
             <w:r>
               <w:rPr>
                 <w:webHidden/>
@@ -135,7 +135,7 @@
             </w:tabs>
             <w:rPr/>
           </w:pPr>
-          <w:hyperlink w:anchor="__RefHeading___Toc10836_1804324697">
+          <w:hyperlink w:anchor="__RefHeading___Toc9902_3125385251">
             <w:r>
               <w:rPr>
                 <w:webHidden/>
@@ -156,7 +156,7 @@
             </w:tabs>
             <w:rPr/>
           </w:pPr>
-          <w:hyperlink w:anchor="__RefHeading___Toc10838_1804324697">
+          <w:hyperlink w:anchor="__RefHeading___Toc9904_3125385251">
             <w:r>
               <w:rPr>
                 <w:webHidden/>
@@ -177,7 +177,7 @@
             </w:tabs>
             <w:rPr/>
           </w:pPr>
-          <w:hyperlink w:anchor="__RefHeading___Toc10840_1804324697">
+          <w:hyperlink w:anchor="__RefHeading___Toc9906_3125385251">
             <w:r>
               <w:rPr>
                 <w:webHidden/>
@@ -198,7 +198,7 @@
             </w:tabs>
             <w:rPr/>
           </w:pPr>
-          <w:hyperlink w:anchor="__RefHeading___Toc10842_1804324697">
+          <w:hyperlink w:anchor="__RefHeading___Toc9908_3125385251">
             <w:r>
               <w:rPr>
                 <w:webHidden/>
@@ -219,7 +219,7 @@
             </w:tabs>
             <w:rPr/>
           </w:pPr>
-          <w:hyperlink w:anchor="__RefHeading___Toc10844_1804324697">
+          <w:hyperlink w:anchor="__RefHeading___Toc9910_3125385251">
             <w:r>
               <w:rPr>
                 <w:webHidden/>
@@ -240,7 +240,7 @@
             </w:tabs>
             <w:rPr/>
           </w:pPr>
-          <w:hyperlink w:anchor="__RefHeading___Toc10846_1804324697">
+          <w:hyperlink w:anchor="__RefHeading___Toc9912_3125385251">
             <w:r>
               <w:rPr>
                 <w:webHidden/>
@@ -261,7 +261,7 @@
             </w:tabs>
             <w:rPr/>
           </w:pPr>
-          <w:hyperlink w:anchor="__RefHeading___Toc10848_1804324697">
+          <w:hyperlink w:anchor="__RefHeading___Toc9914_3125385251">
             <w:r>
               <w:rPr>
                 <w:webHidden/>
@@ -282,7 +282,7 @@
             </w:tabs>
             <w:rPr/>
           </w:pPr>
-          <w:hyperlink w:anchor="__RefHeading___Toc10850_1804324697">
+          <w:hyperlink w:anchor="__RefHeading___Toc9916_3125385251">
             <w:r>
               <w:rPr>
                 <w:webHidden/>
@@ -303,13 +303,13 @@
             </w:tabs>
             <w:rPr/>
           </w:pPr>
-          <w:hyperlink w:anchor="__RefHeading___Toc10852_1804324697">
+          <w:hyperlink w:anchor="__RefHeading___Toc9918_3125385251">
             <w:r>
               <w:rPr>
                 <w:webHidden/>
                 <w:rStyle w:val="IndexLink"/>
               </w:rPr>
-              <w:t>11 Списки для руководителя</w:t>
+              <w:t>11 Структура компании и обмен</w:t>
               <w:tab/>
               <w:t>16</w:t>
             </w:r>
@@ -324,13 +324,13 @@
             </w:tabs>
             <w:rPr/>
           </w:pPr>
-          <w:hyperlink w:anchor="__RefHeading___Toc10854_1804324697">
+          <w:hyperlink w:anchor="__RefHeading___Toc9920_3125385251">
             <w:r>
               <w:rPr>
                 <w:webHidden/>
                 <w:rStyle w:val="IndexLink"/>
               </w:rPr>
-              <w:t>12 Письма</w:t>
+              <w:t>12 Списки для руководителя</w:t>
               <w:tab/>
               <w:t>17</w:t>
             </w:r>
@@ -345,13 +345,13 @@
             </w:tabs>
             <w:rPr/>
           </w:pPr>
-          <w:hyperlink w:anchor="__RefHeading___Toc10856_1804324697">
+          <w:hyperlink w:anchor="__RefHeading___Toc9922_3125385251">
             <w:r>
               <w:rPr>
                 <w:webHidden/>
                 <w:rStyle w:val="IndexLink"/>
               </w:rPr>
-              <w:t>13 Живые обновления</w:t>
+              <w:t>13 Письма</w:t>
               <w:tab/>
               <w:t>18</w:t>
             </w:r>
@@ -366,13 +366,13 @@
             </w:tabs>
             <w:rPr/>
           </w:pPr>
-          <w:hyperlink w:anchor="__RefHeading___Toc10858_1804324697">
+          <w:hyperlink w:anchor="__RefHeading___Toc9924_3125385251">
             <w:r>
               <w:rPr>
                 <w:webHidden/>
                 <w:rStyle w:val="IndexLink"/>
               </w:rPr>
-              <w:t>14 Каталог операций</w:t>
+              <w:t>14 Живые обновления</w:t>
               <w:tab/>
               <w:t>19</w:t>
             </w:r>
@@ -387,15 +387,15 @@
             </w:tabs>
             <w:rPr/>
           </w:pPr>
-          <w:hyperlink w:anchor="__RefHeading___Toc10860_1804324697">
+          <w:hyperlink w:anchor="__RefHeading___Toc9926_3125385251">
             <w:r>
               <w:rPr>
                 <w:webHidden/>
                 <w:rStyle w:val="IndexLink"/>
               </w:rPr>
-              <w:t>15 Каталог ошибок</w:t>
+              <w:t>15 Каталог операций</w:t>
               <w:tab/>
-              <w:t>26</w:t>
+              <w:t>20</w:t>
             </w:r>
           </w:hyperlink>
         </w:p>
@@ -408,13 +408,13 @@
             </w:tabs>
             <w:rPr/>
           </w:pPr>
-          <w:hyperlink w:anchor="__RefHeading___Toc10862_1804324697">
+          <w:hyperlink w:anchor="__RefHeading___Toc9928_3125385251">
             <w:r>
               <w:rPr>
                 <w:webHidden/>
                 <w:rStyle w:val="IndexLink"/>
               </w:rPr>
-              <w:t>16 Матрица прав</w:t>
+              <w:t>16 Каталог ошибок</w:t>
               <w:tab/>
               <w:t>27</w:t>
             </w:r>
@@ -429,15 +429,15 @@
             </w:tabs>
             <w:rPr/>
           </w:pPr>
-          <w:hyperlink w:anchor="__RefHeading___Toc10864_1804324697">
+          <w:hyperlink w:anchor="__RefHeading___Toc9930_3125385251">
             <w:r>
               <w:rPr>
                 <w:webHidden/>
                 <w:rStyle w:val="IndexLink"/>
               </w:rPr>
-              <w:t>17 Версионирование и совместимость</w:t>
+              <w:t>17 Матрица прав</w:t>
               <w:tab/>
-              <w:t>29</w:t>
+              <w:t>28</w:t>
             </w:r>
           </w:hyperlink>
         </w:p>
@@ -450,15 +450,36 @@
             </w:tabs>
             <w:rPr/>
           </w:pPr>
-          <w:hyperlink w:anchor="__RefHeading___Toc10866_1804324697">
+          <w:hyperlink w:anchor="__RefHeading___Toc9932_3125385251">
             <w:r>
               <w:rPr>
                 <w:webHidden/>
                 <w:rStyle w:val="IndexLink"/>
               </w:rPr>
-              <w:t>18 Чек-лист новой операции</w:t>
+              <w:t>18 Версионирование и совместимость</w:t>
               <w:tab/>
               <w:t>30</w:t>
+            </w:r>
+          </w:hyperlink>
+        </w:p>
+        <w:p>
+          <w:pPr>
+            <w:pStyle w:val="TOC1"/>
+            <w:tabs>
+              <w:tab w:val="clear" w:pos="9360"/>
+              <w:tab w:val="right" w:pos="9359" w:leader="dot"/>
+            </w:tabs>
+            <w:rPr/>
+          </w:pPr>
+          <w:hyperlink w:anchor="__RefHeading___Toc9934_3125385251">
+            <w:r>
+              <w:rPr>
+                <w:webHidden/>
+                <w:rStyle w:val="IndexLink"/>
+              </w:rPr>
+              <w:t>19 Чек-лист новой операции</w:t>
+              <w:tab/>
+              <w:t>31</w:t>
             </w:r>
           </w:hyperlink>
           <w:r>
@@ -475,7 +496,7 @@
         <w:pStyle w:val="Heading1"/>
         <w:rPr/>
       </w:pPr>
-      <w:bookmarkStart w:id="0" w:name="__RefHeading___Toc10832_1804324697"/>
+      <w:bookmarkStart w:id="0" w:name="__RefHeading___Toc9898_3125385251"/>
       <w:bookmarkStart w:id="1" w:name="о-документе"/>
       <w:bookmarkEnd w:id="0"/>
       <w:r>
@@ -563,7 +584,7 @@
         <w:pStyle w:val="Heading1"/>
         <w:rPr/>
       </w:pPr>
-      <w:bookmarkStart w:id="2" w:name="__RefHeading___Toc10834_1804324697"/>
+      <w:bookmarkStart w:id="2" w:name="__RefHeading___Toc9900_3125385251"/>
       <w:bookmarkEnd w:id="2"/>
       <w:r>
         <w:rPr>
@@ -1800,7 +1821,7 @@
         <w:pStyle w:val="Heading1"/>
         <w:rPr/>
       </w:pPr>
-      <w:bookmarkStart w:id="4" w:name="__RefHeading___Toc10836_1804324697"/>
+      <w:bookmarkStart w:id="4" w:name="__RefHeading___Toc9902_3125385251"/>
       <w:bookmarkEnd w:id="4"/>
       <w:r>
         <w:rPr>
@@ -2203,7 +2224,7 @@
         <w:pStyle w:val="Heading1"/>
         <w:rPr/>
       </w:pPr>
-      <w:bookmarkStart w:id="5" w:name="__RefHeading___Toc10838_1804324697"/>
+      <w:bookmarkStart w:id="5" w:name="__RefHeading___Toc9904_3125385251"/>
       <w:bookmarkStart w:id="6" w:name="аутентификация"/>
       <w:bookmarkEnd w:id="5"/>
       <w:r>
@@ -3603,7 +3624,7 @@
         <w:pStyle w:val="Heading1"/>
         <w:rPr/>
       </w:pPr>
-      <w:bookmarkStart w:id="7" w:name="__RefHeading___Toc10840_1804324697"/>
+      <w:bookmarkStart w:id="7" w:name="__RefHeading___Toc9906_3125385251"/>
       <w:bookmarkStart w:id="8" w:name="жизненный-цикл-заявки"/>
       <w:bookmarkEnd w:id="7"/>
       <w:r>
@@ -4049,7 +4070,7 @@
         <w:pStyle w:val="Heading1"/>
         <w:rPr/>
       </w:pPr>
-      <w:bookmarkStart w:id="10" w:name="__RefHeading___Toc10842_1804324697"/>
+      <w:bookmarkStart w:id="10" w:name="__RefHeading___Toc9908_3125385251"/>
       <w:bookmarkStart w:id="11" w:name="согласование-замещение-и-эскалация"/>
       <w:bookmarkEnd w:id="10"/>
       <w:r>
@@ -4225,7 +4246,7 @@
                 <w:szCs w:val="24"/>
                 <w:lang w:val="en-US" w:eastAsia="en-US" w:bidi="ar-SA"/>
               </w:rPr>
-              <w:t xml:space="preserve">«Ждут моего решения»: заявки подчинённых и сотрудников руководимого отдела без руководителя, команды руководителей, которых я замещаю сегодня, и переданные мне эскалацией; своих нет. Элементы несут </w:t>
+              <w:t xml:space="preserve">«Ждут моего решения»: заявки подчинённых по правилу руководителя (ниже), команды руководителей, которых я замещаю сегодня, и переданные мне эскалацией; своих нет. Элементы несут </w:t>
             </w:r>
             <w:r>
               <w:rPr>
@@ -4482,6 +4503,73 @@
         <w:rPr/>
       </w:pPr>
       <w:r>
+        <w:rPr>
+          <w:b/>
+          <w:bCs/>
+        </w:rPr>
+        <w:t>Правило руководителя</w:t>
+      </w:r>
+      <w:r>
+        <w:rPr/>
+        <w:t xml:space="preserve"> (с v1.1.0, как в «По Делу», ADR-018): у «первого лица» (</w:t>
+      </w:r>
+      <w:r>
+        <w:rPr>
+          <w:rStyle w:val="VerbatimChar"/>
+        </w:rPr>
+        <w:t>reportsToNone</w:t>
+      </w:r>
+      <w:r>
+        <w:rPr/>
+        <w:t xml:space="preserve">) руководителя нет — заявки решает администратор; иначе руководитель — явный </w:t>
+      </w:r>
+      <w:r>
+        <w:rPr>
+          <w:rStyle w:val="VerbatimChar"/>
+        </w:rPr>
+        <w:t>managerId</w:t>
+      </w:r>
+      <w:r>
+        <w:rPr/>
+        <w:t>; без него — действующий руководитель своего подразделения, если это не сам сотрудник, а без такого — первый руководитель выше по дереву. По этому правилу считаются очередь, подчинённые (</w:t>
+      </w:r>
+      <w:r>
+        <w:rPr>
+          <w:rStyle w:val="VerbatimChar"/>
+        </w:rPr>
+        <w:t>approveSubordinates</w:t>
+      </w:r>
+      <w:r>
+        <w:rPr/>
+        <w:t xml:space="preserve"> в </w:t>
+      </w:r>
+      <w:r>
+        <w:rPr>
+          <w:rStyle w:val="VerbatimChar"/>
+        </w:rPr>
+        <w:t>/auth/me</w:t>
+      </w:r>
+      <w:r>
+        <w:rPr/>
+        <w:t xml:space="preserve">, </w:t>
+      </w:r>
+      <w:r>
+        <w:rPr>
+          <w:rStyle w:val="VerbatimChar"/>
+        </w:rPr>
+        <w:t>scope=subordinates</w:t>
+      </w:r>
+      <w:r>
+        <w:rPr/>
+        <w:t>, права на карточку и график работы), уведомление о новой заявке, эскалация и выгрузка. Решить по заявке вправе также руководители своего и вышестоящих подразделений — но не ниже подразделения, которым руководит сам сотрудник.</w:t>
+      </w:r>
+    </w:p>
+    <w:p>
+      <w:pPr>
+        <w:pStyle w:val="BodyText"/>
+        <w:rPr/>
+      </w:pPr>
+      <w:r>
         <w:rPr/>
         <w:t xml:space="preserve">Заявка без решения дольше </w:t>
       </w:r>
@@ -4522,7 +4610,7 @@
         <w:pStyle w:val="Heading1"/>
         <w:rPr/>
       </w:pPr>
-      <w:bookmarkStart w:id="12" w:name="__RefHeading___Toc10844_1804324697"/>
+      <w:bookmarkStart w:id="12" w:name="__RefHeading___Toc9910_3125385251"/>
       <w:bookmarkStart w:id="13" w:name="извещения-о-начале-отпуска"/>
       <w:bookmarkEnd w:id="12"/>
       <w:r>
@@ -5203,7 +5291,7 @@
         <w:pStyle w:val="Heading1"/>
         <w:rPr/>
       </w:pPr>
-      <w:bookmarkStart w:id="14" w:name="__RefHeading___Toc10846_1804324697"/>
+      <w:bookmarkStart w:id="14" w:name="__RefHeading___Toc9912_3125385251"/>
       <w:bookmarkStart w:id="15" w:name="планирование-и-график-отпусков"/>
       <w:bookmarkEnd w:id="14"/>
       <w:r>
@@ -5879,7 +5967,7 @@
         <w:pStyle w:val="Heading1"/>
         <w:rPr/>
       </w:pPr>
-      <w:bookmarkStart w:id="17" w:name="__RefHeading___Toc10848_1804324697"/>
+      <w:bookmarkStart w:id="17" w:name="__RefHeading___Toc9914_3125385251"/>
       <w:bookmarkStart w:id="18" w:name="аналитика-и-подбор-дат"/>
       <w:bookmarkEnd w:id="17"/>
       <w:r>
@@ -6055,7 +6143,7 @@
                 <w:szCs w:val="24"/>
                 <w:lang w:val="en-US" w:eastAsia="en-US" w:bidi="ar-SA"/>
               </w:rPr>
-              <w:t>Отделы, доступные пользователю: администратору и кадровой службе — все; руководителю — отделы, где работают его подчинённые или которыми он руководит; сотруднику — свой</w:t>
+              <w:t>Подразделения (подписи), доступные пользователю: администратору и кадровой службе — все; руководителю — которыми он руководит, с вложенными, и где работают его подчинённые; сотруднику — своё</w:t>
             </w:r>
           </w:p>
         </w:tc>
@@ -6288,7 +6376,7 @@
         <w:pStyle w:val="Heading1"/>
         <w:rPr/>
       </w:pPr>
-      <w:bookmarkStart w:id="20" w:name="__RefHeading___Toc10850_1804324697"/>
+      <w:bookmarkStart w:id="20" w:name="__RefHeading___Toc9916_3125385251"/>
       <w:bookmarkEnd w:id="20"/>
       <w:r>
         <w:rPr>
@@ -6904,7 +6992,7 @@
         <w:pStyle w:val="Heading1"/>
         <w:rPr/>
       </w:pPr>
-      <w:bookmarkStart w:id="22" w:name="__RefHeading___Toc10852_1804324697"/>
+      <w:bookmarkStart w:id="22" w:name="__RefHeading___Toc9918_3125385251"/>
       <w:bookmarkEnd w:id="22"/>
       <w:r>
         <w:rPr>
@@ -6915,7 +7003,127 @@
       <w:r>
         <w:rPr/>
         <w:tab/>
-        <w:t>Списки для руководителя</w:t>
+        <w:t>Структура компании и обмен</w:t>
+      </w:r>
+    </w:p>
+    <w:p>
+      <w:pPr>
+        <w:pStyle w:val="FirstParagraph"/>
+        <w:rPr/>
+      </w:pPr>
+      <w:r>
+        <w:rPr/>
+        <w:t xml:space="preserve">Подразделения — дерево (с v1.1.0, ADR-018): </w:t>
+      </w:r>
+      <w:r>
+        <w:rPr>
+          <w:rStyle w:val="VerbatimChar"/>
+        </w:rPr>
+        <w:t>GET /departments</w:t>
+      </w:r>
+      <w:r>
+        <w:rPr/>
+        <w:t xml:space="preserve"> отдаёт их в порядке дерева с </w:t>
+      </w:r>
+      <w:r>
+        <w:rPr>
+          <w:rStyle w:val="VerbatimChar"/>
+        </w:rPr>
+        <w:t>parentId</w:t>
+      </w:r>
+      <w:r>
+        <w:rPr/>
+        <w:t xml:space="preserve">, </w:t>
+      </w:r>
+      <w:r>
+        <w:rPr>
+          <w:rStyle w:val="VerbatimChar"/>
+        </w:rPr>
+        <w:t>path</w:t>
+      </w:r>
+      <w:r>
+        <w:rPr/>
+        <w:t xml:space="preserve">, </w:t>
+      </w:r>
+      <w:r>
+        <w:rPr>
+          <w:rStyle w:val="VerbatimChar"/>
+        </w:rPr>
+        <w:t>level</w:t>
+      </w:r>
+      <w:r>
+        <w:rPr/>
+        <w:t xml:space="preserve">, </w:t>
+      </w:r>
+      <w:r>
+        <w:rPr>
+          <w:rStyle w:val="VerbatimChar"/>
+        </w:rPr>
+        <w:t>kind</w:t>
+      </w:r>
+      <w:r>
+        <w:rPr/>
+        <w:t xml:space="preserve">, </w:t>
+      </w:r>
+      <w:r>
+        <w:rPr>
+          <w:rStyle w:val="VerbatimChar"/>
+        </w:rPr>
+        <w:t>sortOrder</w:t>
+      </w:r>
+      <w:r>
+        <w:rPr/>
+        <w:t xml:space="preserve">, </w:t>
+      </w:r>
+      <w:r>
+        <w:rPr>
+          <w:rStyle w:val="VerbatimChar"/>
+        </w:rPr>
+        <w:t>externalId</w:t>
+      </w:r>
+      <w:r>
+        <w:rPr/>
+        <w:t xml:space="preserve"> и подписью </w:t>
+      </w:r>
+      <w:r>
+        <w:rPr>
+          <w:rStyle w:val="VerbatimChar"/>
+        </w:rPr>
+        <w:t>label</w:t>
+      </w:r>
+      <w:r>
+        <w:rPr/>
+        <w:t xml:space="preserve">. Подпись уникальна в организации: название, у одноимённых — «Отдел — Родитель», если совпадают и родители — полный путь; она — значение параметра и полей </w:t>
+      </w:r>
+      <w:r>
+        <w:rPr>
+          <w:rStyle w:val="VerbatimChar"/>
+        </w:rPr>
+        <w:t>dept</w:t>
+      </w:r>
+      <w:r>
+        <w:rPr/>
+        <w:t xml:space="preserve">. Параметр </w:t>
+      </w:r>
+      <w:r>
+        <w:rPr>
+          <w:rStyle w:val="VerbatimChar"/>
+        </w:rPr>
+        <w:t>dept</w:t>
+      </w:r>
+      <w:r>
+        <w:rPr/>
+        <w:t xml:space="preserve"> в графике, списке сотрудников, журнале извещений и аналитике охватывает подразделение с вложенными. Путь </w:t>
+      </w:r>
+      <w:r>
+        <w:rPr>
+          <w:rStyle w:val="VerbatimChar"/>
+        </w:rPr>
+        <w:t>/departments/{ref}</w:t>
+      </w:r>
+      <w:r>
+        <w:rPr/>
+        <w:t xml:space="preserve"> принимает id или подпись (название — как до v1.1.0).</w:t>
       </w:r>
     </w:p>
     <w:tbl>
@@ -7046,7 +7254,26 @@
                 <w:szCs w:val="24"/>
                 <w:lang w:val="en-US" w:eastAsia="en-US" w:bidi="ar-SA"/>
               </w:rPr>
-              <w:t>GET /employees?manager={id}</w:t>
+              <w:t>POST</w:t>
+            </w:r>
+            <w:r>
+              <w:rPr>
+                <w:kern w:val="0"/>
+                <w:sz w:val="18"/>
+                <w:szCs w:val="24"/>
+                <w:lang w:val="en-US" w:eastAsia="en-US" w:bidi="ar-SA"/>
+              </w:rPr>
+              <w:t>/</w:t>
+            </w:r>
+            <w:r>
+              <w:rPr>
+                <w:rStyle w:val="VerbatimChar"/>
+                <w:kern w:val="0"/>
+                <w:sz w:val="18"/>
+                <w:szCs w:val="24"/>
+                <w:lang w:val="en-US" w:eastAsia="en-US" w:bidi="ar-SA"/>
+              </w:rPr>
+              <w:t>PATCH /departments</w:t>
             </w:r>
           </w:p>
         </w:tc>
@@ -7079,7 +7306,7 @@
                 <w:szCs w:val="24"/>
                 <w:lang w:val="en-US" w:eastAsia="en-US" w:bidi="ar-SA"/>
               </w:rPr>
-              <w:t xml:space="preserve">Только прямые подчинённые сотрудника </w:t>
+              <w:t xml:space="preserve">Название уникально среди соседей; </w:t>
             </w:r>
             <w:r>
               <w:rPr>
@@ -7089,16 +7316,121 @@
                 <w:szCs w:val="24"/>
                 <w:lang w:val="en-US" w:eastAsia="en-US" w:bidi="ar-SA"/>
               </w:rPr>
-              <w:t>id</w:t>
-            </w:r>
-            <w:r>
-              <w:rPr>
-                <w:kern w:val="0"/>
-                <w:sz w:val="18"/>
-                <w:szCs w:val="24"/>
-                <w:lang w:val="en-US" w:eastAsia="en-US" w:bidi="ar-SA"/>
-              </w:rPr>
-              <w:t xml:space="preserve"> (с v0.5.0). Экран согласования и график работы руководителя берут подчинённых так, а не перебором первых 200 сотрудников организации</w:t>
+              <w:t>parentId</w:t>
+            </w:r>
+            <w:r>
+              <w:rPr>
+                <w:kern w:val="0"/>
+                <w:sz w:val="18"/>
+                <w:szCs w:val="24"/>
+                <w:lang w:val="en-US" w:eastAsia="en-US" w:bidi="ar-SA"/>
+              </w:rPr>
+              <w:t xml:space="preserve"> — не в своём поддереве; глубина — не больше </w:t>
+            </w:r>
+            <w:r>
+              <w:rPr>
+                <w:rStyle w:val="VerbatimChar"/>
+                <w:kern w:val="0"/>
+                <w:sz w:val="18"/>
+                <w:szCs w:val="24"/>
+                <w:lang w:val="en-US" w:eastAsia="en-US" w:bidi="ar-SA"/>
+              </w:rPr>
+              <w:t>orgMaxDepth</w:t>
+            </w:r>
+            <w:r>
+              <w:rPr>
+                <w:kern w:val="0"/>
+                <w:sz w:val="18"/>
+                <w:szCs w:val="24"/>
+                <w:lang w:val="en-US" w:eastAsia="en-US" w:bidi="ar-SA"/>
+              </w:rPr>
+              <w:t xml:space="preserve">; </w:t>
+            </w:r>
+            <w:r>
+              <w:rPr>
+                <w:rStyle w:val="VerbatimChar"/>
+                <w:kern w:val="0"/>
+                <w:sz w:val="18"/>
+                <w:szCs w:val="24"/>
+                <w:lang w:val="en-US" w:eastAsia="en-US" w:bidi="ar-SA"/>
+              </w:rPr>
+              <w:t>kind</w:t>
+            </w:r>
+            <w:r>
+              <w:rPr>
+                <w:kern w:val="0"/>
+                <w:sz w:val="18"/>
+                <w:szCs w:val="24"/>
+                <w:lang w:val="en-US" w:eastAsia="en-US" w:bidi="ar-SA"/>
+              </w:rPr>
+              <w:t xml:space="preserve"> — из </w:t>
+            </w:r>
+            <w:r>
+              <w:rPr>
+                <w:rStyle w:val="VerbatimChar"/>
+                <w:kern w:val="0"/>
+                <w:sz w:val="18"/>
+                <w:szCs w:val="24"/>
+                <w:lang w:val="en-US" w:eastAsia="en-US" w:bidi="ar-SA"/>
+              </w:rPr>
+              <w:t>unitKinds</w:t>
+            </w:r>
+            <w:r>
+              <w:rPr>
+                <w:kern w:val="0"/>
+                <w:sz w:val="18"/>
+                <w:szCs w:val="24"/>
+                <w:lang w:val="en-US" w:eastAsia="en-US" w:bidi="ar-SA"/>
+              </w:rPr>
+              <w:t xml:space="preserve">; иначе </w:t>
+            </w:r>
+            <w:r>
+              <w:rPr>
+                <w:rStyle w:val="VerbatimChar"/>
+                <w:kern w:val="0"/>
+                <w:sz w:val="18"/>
+                <w:szCs w:val="24"/>
+                <w:lang w:val="en-US" w:eastAsia="en-US" w:bidi="ar-SA"/>
+              </w:rPr>
+              <w:t>400 validation/invalid-field</w:t>
+            </w:r>
+            <w:r>
+              <w:rPr>
+                <w:kern w:val="0"/>
+                <w:sz w:val="18"/>
+                <w:szCs w:val="24"/>
+                <w:lang w:val="en-US" w:eastAsia="en-US" w:bidi="ar-SA"/>
+              </w:rPr>
+              <w:t xml:space="preserve">. </w:t>
+            </w:r>
+            <w:r>
+              <w:rPr>
+                <w:rStyle w:val="VerbatimChar"/>
+                <w:kern w:val="0"/>
+                <w:sz w:val="18"/>
+                <w:szCs w:val="24"/>
+                <w:lang w:val="en-US" w:eastAsia="en-US" w:bidi="ar-SA"/>
+              </w:rPr>
+              <w:t>DELETE</w:t>
+            </w:r>
+            <w:r>
+              <w:rPr>
+                <w:kern w:val="0"/>
+                <w:sz w:val="18"/>
+                <w:szCs w:val="24"/>
+                <w:lang w:val="en-US" w:eastAsia="en-US" w:bidi="ar-SA"/>
+              </w:rPr>
+              <w:t xml:space="preserve"> при сотрудниках или вложенных — </w:t>
+            </w:r>
+            <w:r>
+              <w:rPr>
+                <w:rStyle w:val="VerbatimChar"/>
+                <w:kern w:val="0"/>
+                <w:sz w:val="18"/>
+                <w:szCs w:val="24"/>
+                <w:lang w:val="en-US" w:eastAsia="en-US" w:bidi="ar-SA"/>
+              </w:rPr>
+              <w:t>409 department-not-empty</w:t>
             </w:r>
           </w:p>
         </w:tc>
@@ -7135,7 +7467,7 @@
                 <w:szCs w:val="24"/>
                 <w:lang w:val="en-US" w:eastAsia="en-US" w:bidi="ar-SA"/>
               </w:rPr>
-              <w:t>GET /vacation-requests</w:t>
+              <w:t>GET /org/export</w:t>
             </w:r>
           </w:p>
         </w:tc>
@@ -7168,7 +7500,7 @@
                 <w:szCs w:val="24"/>
                 <w:lang w:val="en-US" w:eastAsia="en-US" w:bidi="ar-SA"/>
               </w:rPr>
-              <w:t xml:space="preserve">Элементы списка несут </w:t>
+              <w:t xml:space="preserve">Файл </w:t>
             </w:r>
             <w:r>
               <w:rPr>
@@ -7178,16 +7510,16 @@
                 <w:szCs w:val="24"/>
                 <w:lang w:val="en-US" w:eastAsia="en-US" w:bidi="ar-SA"/>
               </w:rPr>
-              <w:t>employeeName</w:t>
-            </w:r>
-            <w:r>
-              <w:rPr>
-                <w:kern w:val="0"/>
-                <w:sz w:val="18"/>
-                <w:szCs w:val="24"/>
-                <w:lang w:val="en-US" w:eastAsia="en-US" w:bidi="ar-SA"/>
-              </w:rPr>
-              <w:t xml:space="preserve"> и </w:t>
+              <w:t>podelu.org-structure</w:t>
+            </w:r>
+            <w:r>
+              <w:rPr>
+                <w:kern w:val="0"/>
+                <w:sz w:val="18"/>
+                <w:szCs w:val="24"/>
+                <w:lang w:val="en-US" w:eastAsia="en-US" w:bidi="ar-SA"/>
+              </w:rPr>
+              <w:t xml:space="preserve"> v1: настройки </w:t>
             </w:r>
             <w:r>
               <w:rPr>
@@ -7197,16 +7529,35 @@
                 <w:szCs w:val="24"/>
                 <w:lang w:val="en-US" w:eastAsia="en-US" w:bidi="ar-SA"/>
               </w:rPr>
-              <w:t>employeeDept</w:t>
-            </w:r>
-            <w:r>
-              <w:rPr>
-                <w:kern w:val="0"/>
-                <w:sz w:val="18"/>
-                <w:szCs w:val="24"/>
-                <w:lang w:val="en-US" w:eastAsia="en-US" w:bidi="ar-SA"/>
-              </w:rPr>
-              <w:t xml:space="preserve"> (с v0.5.0): очередь согласования запрашивает график только отделов из очереди, чтобы показать пересечения</w:t>
+              <w:t>org_unit_kinds</w:t>
+            </w:r>
+            <w:r>
+              <w:rPr>
+                <w:kern w:val="0"/>
+                <w:sz w:val="18"/>
+                <w:szCs w:val="24"/>
+                <w:lang w:val="en-US" w:eastAsia="en-US" w:bidi="ar-SA"/>
+              </w:rPr>
+              <w:t xml:space="preserve">, </w:t>
+            </w:r>
+            <w:r>
+              <w:rPr>
+                <w:rStyle w:val="VerbatimChar"/>
+                <w:kern w:val="0"/>
+                <w:sz w:val="18"/>
+                <w:szCs w:val="24"/>
+                <w:lang w:val="en-US" w:eastAsia="en-US" w:bidi="ar-SA"/>
+              </w:rPr>
+              <w:t>org_max_depth</w:t>
+            </w:r>
+            <w:r>
+              <w:rPr>
+                <w:kern w:val="0"/>
+                <w:sz w:val="18"/>
+                <w:szCs w:val="24"/>
+                <w:lang w:val="en-US" w:eastAsia="en-US" w:bidi="ar-SA"/>
+              </w:rPr>
+              <w:t xml:space="preserve"> и подразделения (родители раньше вложенных) с руководителями по email</w:t>
             </w:r>
           </w:p>
         </w:tc>
@@ -7243,7 +7594,7 @@
                 <w:szCs w:val="24"/>
                 <w:lang w:val="en-US" w:eastAsia="en-US" w:bidi="ar-SA"/>
               </w:rPr>
-              <w:t>POST /notifications/read-all</w:t>
+              <w:t>POST /org/import/structure</w:t>
             </w:r>
           </w:p>
         </w:tc>
@@ -7276,7 +7627,7 @@
                 <w:szCs w:val="24"/>
                 <w:lang w:val="en-US" w:eastAsia="en-US" w:bidi="ar-SA"/>
               </w:rPr>
-              <w:t xml:space="preserve">Отмечает прочитанными все уведомления текущего сотрудника одним запросом, ответ </w:t>
+              <w:t xml:space="preserve">multipart </w:t>
             </w:r>
             <w:r>
               <w:rPr>
@@ -7286,16 +7637,493 @@
                 <w:szCs w:val="24"/>
                 <w:lang w:val="en-US" w:eastAsia="en-US" w:bidi="ar-SA"/>
               </w:rPr>
-              <w:t>{ marked }</w:t>
-            </w:r>
-            <w:r>
-              <w:rPr>
-                <w:kern w:val="0"/>
-                <w:sz w:val="18"/>
-                <w:szCs w:val="24"/>
-                <w:lang w:val="en-US" w:eastAsia="en-US" w:bidi="ar-SA"/>
-              </w:rPr>
-              <w:t xml:space="preserve"> (с v0.5.0)</w:t>
+              <w:t>file</w:t>
+            </w:r>
+            <w:r>
+              <w:rPr>
+                <w:kern w:val="0"/>
+                <w:sz w:val="18"/>
+                <w:szCs w:val="24"/>
+                <w:lang w:val="en-US" w:eastAsia="en-US" w:bidi="ar-SA"/>
+              </w:rPr>
+              <w:t xml:space="preserve">, </w:t>
+            </w:r>
+            <w:r>
+              <w:rPr>
+                <w:rStyle w:val="VerbatimChar"/>
+                <w:kern w:val="0"/>
+                <w:sz w:val="18"/>
+                <w:szCs w:val="24"/>
+                <w:lang w:val="en-US" w:eastAsia="en-US" w:bidi="ar-SA"/>
+              </w:rPr>
+              <w:t>apply</w:t>
+            </w:r>
+            <w:r>
+              <w:rPr>
+                <w:kern w:val="0"/>
+                <w:sz w:val="18"/>
+                <w:szCs w:val="24"/>
+                <w:lang w:val="en-US" w:eastAsia="en-US" w:bidi="ar-SA"/>
+              </w:rPr>
+              <w:t xml:space="preserve">, </w:t>
+            </w:r>
+            <w:r>
+              <w:rPr>
+                <w:rStyle w:val="VerbatimChar"/>
+                <w:kern w:val="0"/>
+                <w:sz w:val="18"/>
+                <w:szCs w:val="24"/>
+                <w:lang w:val="en-US" w:eastAsia="en-US" w:bidi="ar-SA"/>
+              </w:rPr>
+              <w:t>applySettings</w:t>
+            </w:r>
+            <w:r>
+              <w:rPr>
+                <w:kern w:val="0"/>
+                <w:sz w:val="18"/>
+                <w:szCs w:val="24"/>
+                <w:lang w:val="en-US" w:eastAsia="en-US" w:bidi="ar-SA"/>
+              </w:rPr>
+              <w:t>. Сопоставление по пути от корня; новые создаются, у найденных меняются вид и порядок, ничего не удаляется и не переименовывается; руководитель — по email, если у подразделения его нет. Настройки из файла — только администратор (</w:t>
+            </w:r>
+            <w:r>
+              <w:rPr>
+                <w:rStyle w:val="VerbatimChar"/>
+                <w:kern w:val="0"/>
+                <w:sz w:val="18"/>
+                <w:szCs w:val="24"/>
+                <w:lang w:val="en-US" w:eastAsia="en-US" w:bidi="ar-SA"/>
+              </w:rPr>
+              <w:t>403</w:t>
+            </w:r>
+            <w:r>
+              <w:rPr>
+                <w:kern w:val="0"/>
+                <w:sz w:val="18"/>
+                <w:szCs w:val="24"/>
+                <w:lang w:val="en-US" w:eastAsia="en-US" w:bidi="ar-SA"/>
+              </w:rPr>
+              <w:t>)</w:t>
+            </w:r>
+          </w:p>
+        </w:tc>
+      </w:tr>
+      <w:tr>
+        <w:trPr/>
+        <w:tc>
+          <w:tcPr>
+            <w:tcW w:w="4679" w:type="dxa"/>
+            <w:tcBorders>
+              <w:top w:val="single" w:sz="4" w:space="0" w:color="D6DCEA"/>
+              <w:left w:val="single" w:sz="4" w:space="0" w:color="D6DCEA"/>
+              <w:bottom w:val="single" w:sz="4" w:space="0" w:color="D6DCEA"/>
+              <w:right w:val="single" w:sz="4" w:space="0" w:color="D6DCEA"/>
+            </w:tcBorders>
+          </w:tcPr>
+          <w:p>
+            <w:pPr>
+              <w:pStyle w:val="Compact"/>
+              <w:widowControl/>
+              <w:spacing w:before="36" w:after="40"/>
+              <w:jc w:val="left"/>
+              <w:rPr>
+                <w:kern w:val="0"/>
+                <w:szCs w:val="24"/>
+                <w:lang w:val="en-US" w:eastAsia="en-US" w:bidi="ar-SA"/>
+              </w:rPr>
+            </w:pPr>
+            <w:r>
+              <w:rPr>
+                <w:rStyle w:val="VerbatimChar"/>
+                <w:kern w:val="0"/>
+                <w:sz w:val="18"/>
+                <w:szCs w:val="24"/>
+                <w:lang w:val="en-US" w:eastAsia="en-US" w:bidi="ar-SA"/>
+              </w:rPr>
+              <w:t>GET /org/employees/export?format=csv\|json</w:t>
+            </w:r>
+          </w:p>
+        </w:tc>
+        <w:tc>
+          <w:tcPr>
+            <w:tcW w:w="4680" w:type="dxa"/>
+            <w:tcBorders>
+              <w:top w:val="single" w:sz="4" w:space="0" w:color="D6DCEA"/>
+              <w:left w:val="single" w:sz="4" w:space="0" w:color="D6DCEA"/>
+              <w:bottom w:val="single" w:sz="4" w:space="0" w:color="D6DCEA"/>
+              <w:right w:val="single" w:sz="4" w:space="0" w:color="D6DCEA"/>
+            </w:tcBorders>
+          </w:tcPr>
+          <w:p>
+            <w:pPr>
+              <w:pStyle w:val="Compact"/>
+              <w:widowControl/>
+              <w:spacing w:before="36" w:after="40"/>
+              <w:jc w:val="left"/>
+              <w:rPr>
+                <w:kern w:val="0"/>
+                <w:szCs w:val="24"/>
+                <w:lang w:val="en-US" w:eastAsia="en-US" w:bidi="ar-SA"/>
+              </w:rPr>
+            </w:pPr>
+            <w:r>
+              <w:rPr>
+                <w:kern w:val="0"/>
+                <w:sz w:val="18"/>
+                <w:szCs w:val="24"/>
+                <w:lang w:val="en-US" w:eastAsia="en-US" w:bidi="ar-SA"/>
+              </w:rPr>
+              <w:t xml:space="preserve">Сотрудники со столбцами «По Делу» и полями отпусков; CSV — </w:t>
+            </w:r>
+            <w:r>
+              <w:rPr>
+                <w:rStyle w:val="VerbatimChar"/>
+                <w:kern w:val="0"/>
+                <w:sz w:val="18"/>
+                <w:szCs w:val="24"/>
+                <w:lang w:val="en-US" w:eastAsia="en-US" w:bidi="ar-SA"/>
+              </w:rPr>
+              <w:t>;</w:t>
+            </w:r>
+            <w:r>
+              <w:rPr>
+                <w:kern w:val="0"/>
+                <w:sz w:val="18"/>
+                <w:szCs w:val="24"/>
+                <w:lang w:val="en-US" w:eastAsia="en-US" w:bidi="ar-SA"/>
+              </w:rPr>
+              <w:t>, BOM, CRLF</w:t>
+            </w:r>
+          </w:p>
+        </w:tc>
+      </w:tr>
+      <w:tr>
+        <w:trPr/>
+        <w:tc>
+          <w:tcPr>
+            <w:tcW w:w="4679" w:type="dxa"/>
+            <w:tcBorders>
+              <w:top w:val="single" w:sz="4" w:space="0" w:color="D6DCEA"/>
+              <w:left w:val="single" w:sz="4" w:space="0" w:color="D6DCEA"/>
+              <w:bottom w:val="single" w:sz="4" w:space="0" w:color="D6DCEA"/>
+              <w:right w:val="single" w:sz="4" w:space="0" w:color="D6DCEA"/>
+            </w:tcBorders>
+          </w:tcPr>
+          <w:p>
+            <w:pPr>
+              <w:pStyle w:val="Compact"/>
+              <w:widowControl/>
+              <w:spacing w:before="36" w:after="40"/>
+              <w:jc w:val="left"/>
+              <w:rPr>
+                <w:kern w:val="0"/>
+                <w:szCs w:val="24"/>
+                <w:lang w:val="en-US" w:eastAsia="en-US" w:bidi="ar-SA"/>
+              </w:rPr>
+            </w:pPr>
+            <w:r>
+              <w:rPr>
+                <w:rStyle w:val="VerbatimChar"/>
+                <w:kern w:val="0"/>
+                <w:sz w:val="18"/>
+                <w:szCs w:val="24"/>
+                <w:lang w:val="en-US" w:eastAsia="en-US" w:bidi="ar-SA"/>
+              </w:rPr>
+              <w:t>POST /org/employees/import</w:t>
+            </w:r>
+          </w:p>
+        </w:tc>
+        <w:tc>
+          <w:tcPr>
+            <w:tcW w:w="4680" w:type="dxa"/>
+            <w:tcBorders>
+              <w:top w:val="single" w:sz="4" w:space="0" w:color="D6DCEA"/>
+              <w:left w:val="single" w:sz="4" w:space="0" w:color="D6DCEA"/>
+              <w:bottom w:val="single" w:sz="4" w:space="0" w:color="D6DCEA"/>
+              <w:right w:val="single" w:sz="4" w:space="0" w:color="D6DCEA"/>
+            </w:tcBorders>
+          </w:tcPr>
+          <w:p>
+            <w:pPr>
+              <w:pStyle w:val="Compact"/>
+              <w:widowControl/>
+              <w:spacing w:before="36" w:after="40"/>
+              <w:jc w:val="left"/>
+              <w:rPr>
+                <w:kern w:val="0"/>
+                <w:szCs w:val="24"/>
+                <w:lang w:val="en-US" w:eastAsia="en-US" w:bidi="ar-SA"/>
+              </w:rPr>
+            </w:pPr>
+            <w:r>
+              <w:rPr>
+                <w:kern w:val="0"/>
+                <w:sz w:val="18"/>
+                <w:szCs w:val="24"/>
+                <w:lang w:val="en-US" w:eastAsia="en-US" w:bidi="ar-SA"/>
+              </w:rPr>
+              <w:t xml:space="preserve">multipart </w:t>
+            </w:r>
+            <w:r>
+              <w:rPr>
+                <w:rStyle w:val="VerbatimChar"/>
+                <w:kern w:val="0"/>
+                <w:sz w:val="18"/>
+                <w:szCs w:val="24"/>
+                <w:lang w:val="en-US" w:eastAsia="en-US" w:bidi="ar-SA"/>
+              </w:rPr>
+              <w:t>file</w:t>
+            </w:r>
+            <w:r>
+              <w:rPr>
+                <w:kern w:val="0"/>
+                <w:sz w:val="18"/>
+                <w:szCs w:val="24"/>
+                <w:lang w:val="en-US" w:eastAsia="en-US" w:bidi="ar-SA"/>
+              </w:rPr>
+              <w:t xml:space="preserve"> (CSV или JSON), </w:t>
+            </w:r>
+            <w:r>
+              <w:rPr>
+                <w:rStyle w:val="VerbatimChar"/>
+                <w:kern w:val="0"/>
+                <w:sz w:val="18"/>
+                <w:szCs w:val="24"/>
+                <w:lang w:val="en-US" w:eastAsia="en-US" w:bidi="ar-SA"/>
+              </w:rPr>
+              <w:t>apply</w:t>
+            </w:r>
+            <w:r>
+              <w:rPr>
+                <w:kern w:val="0"/>
+                <w:sz w:val="18"/>
+                <w:szCs w:val="24"/>
+                <w:lang w:val="en-US" w:eastAsia="en-US" w:bidi="ar-SA"/>
+              </w:rPr>
+              <w:t xml:space="preserve">, </w:t>
+            </w:r>
+            <w:r>
+              <w:rPr>
+                <w:rStyle w:val="VerbatimChar"/>
+                <w:kern w:val="0"/>
+                <w:sz w:val="18"/>
+                <w:szCs w:val="24"/>
+                <w:lang w:val="en-US" w:eastAsia="en-US" w:bidi="ar-SA"/>
+              </w:rPr>
+              <w:t>decisions</w:t>
+            </w:r>
+            <w:r>
+              <w:rPr>
+                <w:kern w:val="0"/>
+                <w:sz w:val="18"/>
+                <w:szCs w:val="24"/>
+                <w:lang w:val="en-US" w:eastAsia="en-US" w:bidi="ar-SA"/>
+              </w:rPr>
+              <w:t xml:space="preserve">, </w:t>
+            </w:r>
+            <w:r>
+              <w:rPr>
+                <w:rStyle w:val="VerbatimChar"/>
+                <w:kern w:val="0"/>
+                <w:sz w:val="18"/>
+                <w:szCs w:val="24"/>
+                <w:lang w:val="en-US" w:eastAsia="en-US" w:bidi="ar-SA"/>
+              </w:rPr>
+              <w:t>newUsers</w:t>
+            </w:r>
+            <w:r>
+              <w:rPr>
+                <w:kern w:val="0"/>
+                <w:sz w:val="18"/>
+                <w:szCs w:val="24"/>
+                <w:lang w:val="en-US" w:eastAsia="en-US" w:bidi="ar-SA"/>
+              </w:rPr>
+              <w:t xml:space="preserve">. Сопоставление email → логин → табельный номер; коллизии — </w:t>
+            </w:r>
+            <w:r>
+              <w:rPr>
+                <w:rStyle w:val="VerbatimChar"/>
+                <w:kern w:val="0"/>
+                <w:sz w:val="18"/>
+                <w:szCs w:val="24"/>
+                <w:lang w:val="en-US" w:eastAsia="en-US" w:bidi="ar-SA"/>
+              </w:rPr>
+              <w:t>current</w:t>
+            </w:r>
+            <w:r>
+              <w:rPr>
+                <w:kern w:val="0"/>
+                <w:sz w:val="18"/>
+                <w:szCs w:val="24"/>
+                <w:lang w:val="en-US" w:eastAsia="en-US" w:bidi="ar-SA"/>
+              </w:rPr>
+              <w:t xml:space="preserve"> (по умолчанию), </w:t>
+            </w:r>
+            <w:r>
+              <w:rPr>
+                <w:rStyle w:val="VerbatimChar"/>
+                <w:kern w:val="0"/>
+                <w:sz w:val="18"/>
+                <w:szCs w:val="24"/>
+                <w:lang w:val="en-US" w:eastAsia="en-US" w:bidi="ar-SA"/>
+              </w:rPr>
+              <w:t>incoming</w:t>
+            </w:r>
+            <w:r>
+              <w:rPr>
+                <w:kern w:val="0"/>
+                <w:sz w:val="18"/>
+                <w:szCs w:val="24"/>
+                <w:lang w:val="en-US" w:eastAsia="en-US" w:bidi="ar-SA"/>
+              </w:rPr>
+              <w:t xml:space="preserve">, </w:t>
+            </w:r>
+            <w:r>
+              <w:rPr>
+                <w:rStyle w:val="VerbatimChar"/>
+                <w:kern w:val="0"/>
+                <w:sz w:val="18"/>
+                <w:szCs w:val="24"/>
+                <w:lang w:val="en-US" w:eastAsia="en-US" w:bidi="ar-SA"/>
+              </w:rPr>
+              <w:t>merge</w:t>
+            </w:r>
+            <w:r>
+              <w:rPr>
+                <w:kern w:val="0"/>
+                <w:sz w:val="18"/>
+                <w:szCs w:val="24"/>
+                <w:lang w:val="en-US" w:eastAsia="en-US" w:bidi="ar-SA"/>
+              </w:rPr>
+              <w:t xml:space="preserve">, </w:t>
+            </w:r>
+            <w:r>
+              <w:rPr>
+                <w:rStyle w:val="VerbatimChar"/>
+                <w:kern w:val="0"/>
+                <w:sz w:val="18"/>
+                <w:szCs w:val="24"/>
+                <w:lang w:val="en-US" w:eastAsia="en-US" w:bidi="ar-SA"/>
+              </w:rPr>
+              <w:t>custom</w:t>
+            </w:r>
+            <w:r>
+              <w:rPr>
+                <w:kern w:val="0"/>
+                <w:sz w:val="18"/>
+                <w:szCs w:val="24"/>
+                <w:lang w:val="en-US" w:eastAsia="en-US" w:bidi="ar-SA"/>
+              </w:rPr>
+              <w:t xml:space="preserve">; пустое не стирает; недостающие подразделения создаются по пути; явный руководитель — только если отличается от руководителя по структуре; цикл подчинения — ошибка записи. При ошибках </w:t>
+            </w:r>
+            <w:r>
+              <w:rPr>
+                <w:rStyle w:val="VerbatimChar"/>
+                <w:kern w:val="0"/>
+                <w:sz w:val="18"/>
+                <w:szCs w:val="24"/>
+                <w:lang w:val="en-US" w:eastAsia="en-US" w:bidi="ar-SA"/>
+              </w:rPr>
+              <w:t>apply=true</w:t>
+            </w:r>
+            <w:r>
+              <w:rPr>
+                <w:kern w:val="0"/>
+                <w:sz w:val="18"/>
+                <w:szCs w:val="24"/>
+                <w:lang w:val="en-US" w:eastAsia="en-US" w:bidi="ar-SA"/>
+              </w:rPr>
+              <w:t xml:space="preserve"> возвращает план с </w:t>
+            </w:r>
+            <w:r>
+              <w:rPr>
+                <w:rStyle w:val="VerbatimChar"/>
+                <w:kern w:val="0"/>
+                <w:sz w:val="18"/>
+                <w:szCs w:val="24"/>
+                <w:lang w:val="en-US" w:eastAsia="en-US" w:bidi="ar-SA"/>
+              </w:rPr>
+              <w:t>applied: false</w:t>
+            </w:r>
+          </w:p>
+        </w:tc>
+      </w:tr>
+      <w:tr>
+        <w:trPr/>
+        <w:tc>
+          <w:tcPr>
+            <w:tcW w:w="4679" w:type="dxa"/>
+            <w:tcBorders>
+              <w:top w:val="single" w:sz="4" w:space="0" w:color="D6DCEA"/>
+              <w:left w:val="single" w:sz="4" w:space="0" w:color="D6DCEA"/>
+              <w:bottom w:val="single" w:sz="4" w:space="0" w:color="D6DCEA"/>
+              <w:right w:val="single" w:sz="4" w:space="0" w:color="D6DCEA"/>
+            </w:tcBorders>
+          </w:tcPr>
+          <w:p>
+            <w:pPr>
+              <w:pStyle w:val="Compact"/>
+              <w:widowControl/>
+              <w:spacing w:before="36" w:after="40"/>
+              <w:jc w:val="left"/>
+              <w:rPr>
+                <w:kern w:val="0"/>
+                <w:szCs w:val="24"/>
+                <w:lang w:val="en-US" w:eastAsia="en-US" w:bidi="ar-SA"/>
+              </w:rPr>
+            </w:pPr>
+            <w:r>
+              <w:rPr>
+                <w:rStyle w:val="VerbatimChar"/>
+                <w:kern w:val="0"/>
+                <w:sz w:val="18"/>
+                <w:szCs w:val="24"/>
+                <w:lang w:val="en-US" w:eastAsia="en-US" w:bidi="ar-SA"/>
+              </w:rPr>
+              <w:t>POST /org/import/csv</w:t>
+            </w:r>
+          </w:p>
+        </w:tc>
+        <w:tc>
+          <w:tcPr>
+            <w:tcW w:w="4680" w:type="dxa"/>
+            <w:tcBorders>
+              <w:top w:val="single" w:sz="4" w:space="0" w:color="D6DCEA"/>
+              <w:left w:val="single" w:sz="4" w:space="0" w:color="D6DCEA"/>
+              <w:bottom w:val="single" w:sz="4" w:space="0" w:color="D6DCEA"/>
+              <w:right w:val="single" w:sz="4" w:space="0" w:color="D6DCEA"/>
+            </w:tcBorders>
+          </w:tcPr>
+          <w:p>
+            <w:pPr>
+              <w:pStyle w:val="Compact"/>
+              <w:widowControl/>
+              <w:spacing w:before="36" w:after="40"/>
+              <w:jc w:val="left"/>
+              <w:rPr>
+                <w:kern w:val="0"/>
+                <w:szCs w:val="24"/>
+                <w:lang w:val="en-US" w:eastAsia="en-US" w:bidi="ar-SA"/>
+              </w:rPr>
+            </w:pPr>
+            <w:r>
+              <w:rPr>
+                <w:kern w:val="0"/>
+                <w:sz w:val="18"/>
+                <w:szCs w:val="24"/>
+                <w:lang w:val="en-US" w:eastAsia="en-US" w:bidi="ar-SA"/>
+              </w:rPr>
+              <w:t xml:space="preserve">Быстрый импорт: тот же план, но коллизии решаются в пользу файла, новые — только с </w:t>
+            </w:r>
+            <w:r>
+              <w:rPr>
+                <w:rStyle w:val="VerbatimChar"/>
+                <w:kern w:val="0"/>
+                <w:sz w:val="18"/>
+                <w:szCs w:val="24"/>
+                <w:lang w:val="en-US" w:eastAsia="en-US" w:bidi="ar-SA"/>
+              </w:rPr>
+              <w:t>createMissing</w:t>
             </w:r>
           </w:p>
         </w:tc>
@@ -7308,27 +8136,17 @@
       </w:pPr>
       <w:r>
         <w:rPr/>
-        <w:t>Норма дней и перенос в карточке сотрудника (</w:t>
+        <w:t xml:space="preserve">Загрузки и выгрузки — кадровая служба и администратор; каждая выгрузка — запись аудита </w:t>
       </w:r>
       <w:r>
         <w:rPr>
           <w:rStyle w:val="VerbatimChar"/>
         </w:rPr>
-        <w:t>POST</w:t>
+        <w:t>report.exported</w:t>
       </w:r>
       <w:r>
         <w:rPr/>
-        <w:t>/</w:t>
-      </w:r>
-      <w:r>
-        <w:rPr>
-          <w:rStyle w:val="VerbatimChar"/>
-        </w:rPr>
-        <w:t>PATCH /employees</w:t>
-      </w:r>
-      <w:r>
-        <w:rPr/>
-        <w:t>) — числа с точностью до сотых, от 0 до 365, как в импорте; до v0.5.0 API принимал только целые, и правка карточки округляла перенос из импорта.</w:t>
+        <w:t>, каждое изменение загрузки — запись аудита с источником.</w:t>
       </w:r>
     </w:p>
     <w:p>
@@ -7336,8 +8154,8 @@
         <w:pStyle w:val="Heading1"/>
         <w:rPr/>
       </w:pPr>
-      <w:bookmarkStart w:id="23" w:name="__RefHeading___Toc10854_1804324697"/>
-      <w:bookmarkStart w:id="24" w:name="письма"/>
+      <w:bookmarkStart w:id="23" w:name="__RefHeading___Toc9920_3125385251"/>
+      <w:bookmarkStart w:id="24" w:name="списки-для-руководителя"/>
       <w:bookmarkEnd w:id="23"/>
       <w:r>
         <w:rPr>
@@ -7348,88 +8166,7 @@
       <w:r>
         <w:rPr/>
         <w:tab/>
-        <w:t>Письма</w:t>
-      </w:r>
-    </w:p>
-    <w:p>
-      <w:pPr>
-        <w:pStyle w:val="FirstParagraph"/>
-        <w:rPr/>
-      </w:pPr>
-      <w:r>
-        <w:rPr/>
-        <w:t xml:space="preserve">Письма отправляются, если на сервере задан </w:t>
-      </w:r>
-      <w:r>
-        <w:rPr>
-          <w:rStyle w:val="VerbatimChar"/>
-        </w:rPr>
-        <w:t>SMTP_HOST</w:t>
-      </w:r>
-      <w:r>
-        <w:rPr/>
-        <w:t>. Письмо создаётся в той же транзакции, что уведомление (</w:t>
-      </w:r>
-      <w:r>
-        <w:rPr>
-          <w:rStyle w:val="VerbatimChar"/>
-        </w:rPr>
-        <w:t>email_outbox</w:t>
-      </w:r>
-      <w:r>
-        <w:rPr/>
-        <w:t xml:space="preserve">), и уходит фоном с повторами; сбой почты не влияет на операцию. Руководитель (и его заместитель) получает письмо о новой заявке, переносе и запросе удаления, сотрудник — о решении. С v0.6.0 — также письма об эскалации и заявке без решения, о назначенном замещении, о блокировке учётной записи, извещение о начале отпуска и письма кампании планирования (приглашение и напоминание). В пятницу после 12:00 по времени организации руководители получают сводку: кто из команды в отпуске на следующей неделе и сколько заявок ждут решения. Отписка — </w:t>
-      </w:r>
-      <w:r>
-        <w:rPr>
-          <w:rStyle w:val="VerbatimChar"/>
-        </w:rPr>
-        <w:t>PATCH /auth/me</w:t>
-      </w:r>
-      <w:r>
-        <w:rPr/>
-        <w:t xml:space="preserve">. Администратор проверяет SMTP операцией </w:t>
-      </w:r>
-      <w:r>
-        <w:rPr>
-          <w:rStyle w:val="VerbatimChar"/>
-        </w:rPr>
-        <w:t>POST /settings/test-email</w:t>
-      </w:r>
-      <w:r>
-        <w:rPr/>
-        <w:t>.</w:t>
-      </w:r>
-      <w:bookmarkEnd w:id="24"/>
-    </w:p>
-    <w:p>
-      <w:pPr>
-        <w:pStyle w:val="Heading1"/>
-        <w:rPr/>
-      </w:pPr>
-      <w:bookmarkStart w:id="25" w:name="__RefHeading___Toc10856_1804324697"/>
-      <w:bookmarkStart w:id="26" w:name="живые-обновления"/>
-      <w:bookmarkEnd w:id="25"/>
-      <w:r>
-        <w:rPr>
-          <w:rStyle w:val="SectionNumber"/>
-        </w:rPr>
-        <w:t>13</w:t>
-      </w:r>
-      <w:r>
-        <w:rPr/>
-        <w:tab/>
-        <w:t>Живые обновления</w:t>
-      </w:r>
-    </w:p>
-    <w:p>
-      <w:pPr>
-        <w:pStyle w:val="FirstParagraph"/>
-        <w:rPr/>
-      </w:pPr>
-      <w:r>
-        <w:rPr/>
-        <w:t>Клиент держит поток Server-Sent Events и перечитывает данные по сигналу вместо опроса по таймеру.</w:t>
+        <w:t>Списки для руководителя</w:t>
       </w:r>
     </w:p>
     <w:tbl>
@@ -7487,7 +8224,7 @@
                 <w:szCs w:val="24"/>
                 <w:lang w:val="en-US" w:eastAsia="en-US" w:bidi="ar-SA"/>
               </w:rPr>
-              <w:t>Шаг</w:t>
+              <w:t>Операция</w:t>
             </w:r>
           </w:p>
         </w:tc>
@@ -7560,7 +8297,7 @@
                 <w:szCs w:val="24"/>
                 <w:lang w:val="en-US" w:eastAsia="en-US" w:bidi="ar-SA"/>
               </w:rPr>
-              <w:t>POST /events/ticket</w:t>
+              <w:t>GET /employees?manager={id}</w:t>
             </w:r>
           </w:p>
         </w:tc>
@@ -7593,7 +8330,7 @@
                 <w:szCs w:val="24"/>
                 <w:lang w:val="en-US" w:eastAsia="en-US" w:bidi="ar-SA"/>
               </w:rPr>
-              <w:t xml:space="preserve">По access-токену выдаёт билет </w:t>
+              <w:t xml:space="preserve">Только прямые подчинённые сотрудника </w:t>
             </w:r>
             <w:r>
               <w:rPr>
@@ -7603,16 +8340,16 @@
                 <w:szCs w:val="24"/>
                 <w:lang w:val="en-US" w:eastAsia="en-US" w:bidi="ar-SA"/>
               </w:rPr>
-              <w:t>{ ticket }</w:t>
-            </w:r>
-            <w:r>
-              <w:rPr>
-                <w:kern w:val="0"/>
-                <w:sz w:val="18"/>
-                <w:szCs w:val="24"/>
-                <w:lang w:val="en-US" w:eastAsia="en-US" w:bidi="ar-SA"/>
-              </w:rPr>
-              <w:t xml:space="preserve"> на 60 секунд. Билет — JWT с отдельной аудиторией: им нельзя вызвать другие операции</w:t>
+              <w:t>id</w:t>
+            </w:r>
+            <w:r>
+              <w:rPr>
+                <w:kern w:val="0"/>
+                <w:sz w:val="18"/>
+                <w:szCs w:val="24"/>
+                <w:lang w:val="en-US" w:eastAsia="en-US" w:bidi="ar-SA"/>
+              </w:rPr>
+              <w:t xml:space="preserve"> (с v0.5.0). Экран согласования и график работы руководителя берут подчинённых так, а не перебором первых 200 сотрудников организации</w:t>
             </w:r>
           </w:p>
         </w:tc>
@@ -7649,7 +8386,7 @@
                 <w:szCs w:val="24"/>
                 <w:lang w:val="en-US" w:eastAsia="en-US" w:bidi="ar-SA"/>
               </w:rPr>
-              <w:t>GET /events?ticket=…</w:t>
+              <w:t>GET /vacation-requests</w:t>
             </w:r>
           </w:p>
         </w:tc>
@@ -7682,7 +8419,7 @@
                 <w:szCs w:val="24"/>
                 <w:lang w:val="en-US" w:eastAsia="en-US" w:bidi="ar-SA"/>
               </w:rPr>
-              <w:t xml:space="preserve">Открывает поток </w:t>
+              <w:t xml:space="preserve">Элементы списка несут </w:t>
             </w:r>
             <w:r>
               <w:rPr>
@@ -7692,16 +8429,16 @@
                 <w:szCs w:val="24"/>
                 <w:lang w:val="en-US" w:eastAsia="en-US" w:bidi="ar-SA"/>
               </w:rPr>
-              <w:t>text/event-stream</w:t>
-            </w:r>
-            <w:r>
-              <w:rPr>
-                <w:kern w:val="0"/>
-                <w:sz w:val="18"/>
-                <w:szCs w:val="24"/>
-                <w:lang w:val="en-US" w:eastAsia="en-US" w:bidi="ar-SA"/>
-              </w:rPr>
-              <w:t xml:space="preserve">. Билет недействителен, пароль сменён или сотрудник уволен — </w:t>
+              <w:t>employeeName</w:t>
+            </w:r>
+            <w:r>
+              <w:rPr>
+                <w:kern w:val="0"/>
+                <w:sz w:val="18"/>
+                <w:szCs w:val="24"/>
+                <w:lang w:val="en-US" w:eastAsia="en-US" w:bidi="ar-SA"/>
+              </w:rPr>
+              <w:t xml:space="preserve"> и </w:t>
             </w:r>
             <w:r>
               <w:rPr>
@@ -7711,7 +8448,16 @@
                 <w:szCs w:val="24"/>
                 <w:lang w:val="en-US" w:eastAsia="en-US" w:bidi="ar-SA"/>
               </w:rPr>
-              <w:t>401</w:t>
+              <w:t>employeeDept</w:t>
+            </w:r>
+            <w:r>
+              <w:rPr>
+                <w:kern w:val="0"/>
+                <w:sz w:val="18"/>
+                <w:szCs w:val="24"/>
+                <w:lang w:val="en-US" w:eastAsia="en-US" w:bidi="ar-SA"/>
+              </w:rPr>
+              <w:t xml:space="preserve"> (с v0.5.0): очередь согласования запрашивает график только отделов из очереди, чтобы показать пересечения</w:t>
             </w:r>
           </w:p>
         </w:tc>
@@ -7748,7 +8494,7 @@
                 <w:szCs w:val="24"/>
                 <w:lang w:val="en-US" w:eastAsia="en-US" w:bidi="ar-SA"/>
               </w:rPr>
-              <w:t>event: hello</w:t>
+              <w:t>POST /notifications/read-all</w:t>
             </w:r>
           </w:p>
         </w:tc>
@@ -7781,7 +8527,7 @@
                 <w:szCs w:val="24"/>
                 <w:lang w:val="en-US" w:eastAsia="en-US" w:bidi="ar-SA"/>
               </w:rPr>
-              <w:t xml:space="preserve">Сразу после открытия: </w:t>
+              <w:t xml:space="preserve">Отмечает прочитанными все уведомления текущего сотрудника одним запросом, ответ </w:t>
             </w:r>
             <w:r>
               <w:rPr>
@@ -7791,371 +8537,16 @@
                 <w:szCs w:val="24"/>
                 <w:lang w:val="en-US" w:eastAsia="en-US" w:bidi="ar-SA"/>
               </w:rPr>
-              <w:t>{ unread, version }</w:t>
-            </w:r>
-            <w:r>
-              <w:rPr>
-                <w:kern w:val="0"/>
-                <w:sz w:val="18"/>
-                <w:szCs w:val="24"/>
-                <w:lang w:val="en-US" w:eastAsia="en-US" w:bidi="ar-SA"/>
-              </w:rPr>
-              <w:t xml:space="preserve"> — непрочитанные уведомления и версия данных</w:t>
-            </w:r>
-          </w:p>
-        </w:tc>
-      </w:tr>
-      <w:tr>
-        <w:trPr/>
-        <w:tc>
-          <w:tcPr>
-            <w:tcW w:w="4679" w:type="dxa"/>
-            <w:tcBorders>
-              <w:top w:val="single" w:sz="4" w:space="0" w:color="D6DCEA"/>
-              <w:left w:val="single" w:sz="4" w:space="0" w:color="D6DCEA"/>
-              <w:bottom w:val="single" w:sz="4" w:space="0" w:color="D6DCEA"/>
-              <w:right w:val="single" w:sz="4" w:space="0" w:color="D6DCEA"/>
-            </w:tcBorders>
-          </w:tcPr>
-          <w:p>
-            <w:pPr>
-              <w:pStyle w:val="Compact"/>
-              <w:widowControl/>
-              <w:spacing w:before="36" w:after="40"/>
-              <w:jc w:val="left"/>
-              <w:rPr>
-                <w:kern w:val="0"/>
-                <w:szCs w:val="24"/>
-                <w:lang w:val="en-US" w:eastAsia="en-US" w:bidi="ar-SA"/>
-              </w:rPr>
-            </w:pPr>
-            <w:r>
-              <w:rPr>
-                <w:rStyle w:val="VerbatimChar"/>
-                <w:kern w:val="0"/>
-                <w:sz w:val="18"/>
-                <w:szCs w:val="24"/>
-                <w:lang w:val="en-US" w:eastAsia="en-US" w:bidi="ar-SA"/>
-              </w:rPr>
-              <w:t>event: notifications</w:t>
-            </w:r>
-          </w:p>
-        </w:tc>
-        <w:tc>
-          <w:tcPr>
-            <w:tcW w:w="4680" w:type="dxa"/>
-            <w:tcBorders>
-              <w:top w:val="single" w:sz="4" w:space="0" w:color="D6DCEA"/>
-              <w:left w:val="single" w:sz="4" w:space="0" w:color="D6DCEA"/>
-              <w:bottom w:val="single" w:sz="4" w:space="0" w:color="D6DCEA"/>
-              <w:right w:val="single" w:sz="4" w:space="0" w:color="D6DCEA"/>
-            </w:tcBorders>
-          </w:tcPr>
-          <w:p>
-            <w:pPr>
-              <w:pStyle w:val="Compact"/>
-              <w:widowControl/>
-              <w:spacing w:before="36" w:after="40"/>
-              <w:jc w:val="left"/>
-              <w:rPr>
-                <w:kern w:val="0"/>
-                <w:szCs w:val="24"/>
-                <w:lang w:val="en-US" w:eastAsia="en-US" w:bidi="ar-SA"/>
-              </w:rPr>
-            </w:pPr>
-            <w:r>
-              <w:rPr>
-                <w:kern w:val="0"/>
-                <w:sz w:val="18"/>
-                <w:szCs w:val="24"/>
-                <w:lang w:val="en-US" w:eastAsia="en-US" w:bidi="ar-SA"/>
-              </w:rPr>
-              <w:t xml:space="preserve">Новые уведомления сотрудника: </w:t>
-            </w:r>
-            <w:r>
-              <w:rPr>
-                <w:rStyle w:val="VerbatimChar"/>
-                <w:kern w:val="0"/>
-                <w:sz w:val="18"/>
-                <w:szCs w:val="24"/>
-                <w:lang w:val="en-US" w:eastAsia="en-US" w:bidi="ar-SA"/>
-              </w:rPr>
-              <w:t>{ unread }</w:t>
-            </w:r>
-            <w:r>
-              <w:rPr>
-                <w:kern w:val="0"/>
-                <w:sz w:val="18"/>
-                <w:szCs w:val="24"/>
-                <w:lang w:val="en-US" w:eastAsia="en-US" w:bidi="ar-SA"/>
-              </w:rPr>
-              <w:t>; клиент перечитывает уведомления и очередь заявок</w:t>
-            </w:r>
-          </w:p>
-        </w:tc>
-      </w:tr>
-      <w:tr>
-        <w:trPr/>
-        <w:tc>
-          <w:tcPr>
-            <w:tcW w:w="4679" w:type="dxa"/>
-            <w:tcBorders>
-              <w:top w:val="single" w:sz="4" w:space="0" w:color="D6DCEA"/>
-              <w:left w:val="single" w:sz="4" w:space="0" w:color="D6DCEA"/>
-              <w:bottom w:val="single" w:sz="4" w:space="0" w:color="D6DCEA"/>
-              <w:right w:val="single" w:sz="4" w:space="0" w:color="D6DCEA"/>
-            </w:tcBorders>
-          </w:tcPr>
-          <w:p>
-            <w:pPr>
-              <w:pStyle w:val="Compact"/>
-              <w:widowControl/>
-              <w:spacing w:before="36" w:after="40"/>
-              <w:jc w:val="left"/>
-              <w:rPr>
-                <w:kern w:val="0"/>
-                <w:szCs w:val="24"/>
-                <w:lang w:val="en-US" w:eastAsia="en-US" w:bidi="ar-SA"/>
-              </w:rPr>
-            </w:pPr>
-            <w:r>
-              <w:rPr>
-                <w:rStyle w:val="VerbatimChar"/>
-                <w:kern w:val="0"/>
-                <w:sz w:val="18"/>
-                <w:szCs w:val="24"/>
-                <w:lang w:val="en-US" w:eastAsia="en-US" w:bidi="ar-SA"/>
-              </w:rPr>
-              <w:t>event: data</w:t>
-            </w:r>
-          </w:p>
-        </w:tc>
-        <w:tc>
-          <w:tcPr>
-            <w:tcW w:w="4680" w:type="dxa"/>
-            <w:tcBorders>
-              <w:top w:val="single" w:sz="4" w:space="0" w:color="D6DCEA"/>
-              <w:left w:val="single" w:sz="4" w:space="0" w:color="D6DCEA"/>
-              <w:bottom w:val="single" w:sz="4" w:space="0" w:color="D6DCEA"/>
-              <w:right w:val="single" w:sz="4" w:space="0" w:color="D6DCEA"/>
-            </w:tcBorders>
-          </w:tcPr>
-          <w:p>
-            <w:pPr>
-              <w:pStyle w:val="Compact"/>
-              <w:widowControl/>
-              <w:spacing w:before="36" w:after="40"/>
-              <w:jc w:val="left"/>
-              <w:rPr>
-                <w:kern w:val="0"/>
-                <w:szCs w:val="24"/>
-                <w:lang w:val="en-US" w:eastAsia="en-US" w:bidi="ar-SA"/>
-              </w:rPr>
-            </w:pPr>
-            <w:r>
-              <w:rPr>
-                <w:kern w:val="0"/>
-                <w:sz w:val="18"/>
-                <w:szCs w:val="24"/>
-                <w:lang w:val="en-US" w:eastAsia="en-US" w:bidi="ar-SA"/>
-              </w:rPr>
-              <w:t xml:space="preserve">Версия данных изменилась: </w:t>
-            </w:r>
-            <w:r>
-              <w:rPr>
-                <w:rStyle w:val="VerbatimChar"/>
-                <w:kern w:val="0"/>
-                <w:sz w:val="18"/>
-                <w:szCs w:val="24"/>
-                <w:lang w:val="en-US" w:eastAsia="en-US" w:bidi="ar-SA"/>
-              </w:rPr>
-              <w:t>{ version }</w:t>
-            </w:r>
-            <w:r>
-              <w:rPr>
-                <w:kern w:val="0"/>
-                <w:sz w:val="18"/>
-                <w:szCs w:val="24"/>
-                <w:lang w:val="en-US" w:eastAsia="en-US" w:bidi="ar-SA"/>
-              </w:rPr>
-              <w:t>; не чаще раза в 15 секунд. Клиент тихо перечитывает график на видимой вкладке</w:t>
-            </w:r>
-          </w:p>
-        </w:tc>
-      </w:tr>
-      <w:tr>
-        <w:trPr/>
-        <w:tc>
-          <w:tcPr>
-            <w:tcW w:w="4679" w:type="dxa"/>
-            <w:tcBorders>
-              <w:top w:val="single" w:sz="4" w:space="0" w:color="D6DCEA"/>
-              <w:left w:val="single" w:sz="4" w:space="0" w:color="D6DCEA"/>
-              <w:bottom w:val="single" w:sz="4" w:space="0" w:color="D6DCEA"/>
-              <w:right w:val="single" w:sz="4" w:space="0" w:color="D6DCEA"/>
-            </w:tcBorders>
-          </w:tcPr>
-          <w:p>
-            <w:pPr>
-              <w:pStyle w:val="Compact"/>
-              <w:widowControl/>
-              <w:spacing w:before="36" w:after="40"/>
-              <w:jc w:val="left"/>
-              <w:rPr>
-                <w:kern w:val="0"/>
-                <w:szCs w:val="24"/>
-                <w:lang w:val="en-US" w:eastAsia="en-US" w:bidi="ar-SA"/>
-              </w:rPr>
-            </w:pPr>
-            <w:r>
-              <w:rPr>
-                <w:rStyle w:val="VerbatimChar"/>
-                <w:kern w:val="0"/>
-                <w:sz w:val="18"/>
-                <w:szCs w:val="24"/>
-                <w:lang w:val="en-US" w:eastAsia="en-US" w:bidi="ar-SA"/>
-              </w:rPr>
-              <w:t>event: revoked</w:t>
-            </w:r>
-          </w:p>
-        </w:tc>
-        <w:tc>
-          <w:tcPr>
-            <w:tcW w:w="4680" w:type="dxa"/>
-            <w:tcBorders>
-              <w:top w:val="single" w:sz="4" w:space="0" w:color="D6DCEA"/>
-              <w:left w:val="single" w:sz="4" w:space="0" w:color="D6DCEA"/>
-              <w:bottom w:val="single" w:sz="4" w:space="0" w:color="D6DCEA"/>
-              <w:right w:val="single" w:sz="4" w:space="0" w:color="D6DCEA"/>
-            </w:tcBorders>
-          </w:tcPr>
-          <w:p>
-            <w:pPr>
-              <w:pStyle w:val="Compact"/>
-              <w:widowControl/>
-              <w:spacing w:before="36" w:after="40"/>
-              <w:jc w:val="left"/>
-              <w:rPr>
-                <w:kern w:val="0"/>
-                <w:szCs w:val="24"/>
-                <w:lang w:val="en-US" w:eastAsia="en-US" w:bidi="ar-SA"/>
-              </w:rPr>
-            </w:pPr>
-            <w:r>
-              <w:rPr>
-                <w:kern w:val="0"/>
-                <w:sz w:val="18"/>
-                <w:szCs w:val="24"/>
-                <w:lang w:val="en-US" w:eastAsia="en-US" w:bidi="ar-SA"/>
-              </w:rPr>
-              <w:t xml:space="preserve">Сеанс отозван — пароль сменён или сброшен, сотрудник уволен: </w:t>
-            </w:r>
-            <w:r>
-              <w:rPr>
-                <w:rStyle w:val="VerbatimChar"/>
-                <w:kern w:val="0"/>
-                <w:sz w:val="18"/>
-                <w:szCs w:val="24"/>
-                <w:lang w:val="en-US" w:eastAsia="en-US" w:bidi="ar-SA"/>
-              </w:rPr>
-              <w:t>{}</w:t>
-            </w:r>
-            <w:r>
-              <w:rPr>
-                <w:kern w:val="0"/>
-                <w:sz w:val="18"/>
-                <w:szCs w:val="24"/>
-                <w:lang w:val="en-US" w:eastAsia="en-US" w:bidi="ar-SA"/>
-              </w:rPr>
-              <w:t>, затем сервер закрывает поток. Сервер сверяет подключённых раз в 10 секунд; клиент сразу переходит на экран входа с сообщением «Сеанс завершён»</w:t>
-            </w:r>
-          </w:p>
-        </w:tc>
-      </w:tr>
-      <w:tr>
-        <w:trPr/>
-        <w:tc>
-          <w:tcPr>
-            <w:tcW w:w="4679" w:type="dxa"/>
-            <w:tcBorders>
-              <w:top w:val="single" w:sz="4" w:space="0" w:color="D6DCEA"/>
-              <w:left w:val="single" w:sz="4" w:space="0" w:color="D6DCEA"/>
-              <w:bottom w:val="single" w:sz="4" w:space="0" w:color="D6DCEA"/>
-              <w:right w:val="single" w:sz="4" w:space="0" w:color="D6DCEA"/>
-            </w:tcBorders>
-          </w:tcPr>
-          <w:p>
-            <w:pPr>
-              <w:pStyle w:val="Compact"/>
-              <w:widowControl/>
-              <w:spacing w:before="36" w:after="40"/>
-              <w:jc w:val="left"/>
-              <w:rPr>
-                <w:kern w:val="0"/>
-                <w:szCs w:val="24"/>
-                <w:lang w:val="en-US" w:eastAsia="en-US" w:bidi="ar-SA"/>
-              </w:rPr>
-            </w:pPr>
-            <w:r>
-              <w:rPr>
-                <w:kern w:val="0"/>
-                <w:sz w:val="18"/>
-                <w:szCs w:val="24"/>
-                <w:lang w:val="en-US" w:eastAsia="en-US" w:bidi="ar-SA"/>
-              </w:rPr>
-              <w:t xml:space="preserve">Комментарий </w:t>
-            </w:r>
-            <w:r>
-              <w:rPr>
-                <w:rStyle w:val="VerbatimChar"/>
-                <w:kern w:val="0"/>
-                <w:sz w:val="18"/>
-                <w:szCs w:val="24"/>
-                <w:lang w:val="en-US" w:eastAsia="en-US" w:bidi="ar-SA"/>
-              </w:rPr>
-              <w:t>:</w:t>
-            </w:r>
-            <w:r>
-              <w:rPr>
-                <w:kern w:val="0"/>
-                <w:sz w:val="18"/>
-                <w:szCs w:val="24"/>
-                <w:lang w:val="en-US" w:eastAsia="en-US" w:bidi="ar-SA"/>
-              </w:rPr>
-              <w:t xml:space="preserve"> раз в 25 секунд</w:t>
-            </w:r>
-          </w:p>
-        </w:tc>
-        <w:tc>
-          <w:tcPr>
-            <w:tcW w:w="4680" w:type="dxa"/>
-            <w:tcBorders>
-              <w:top w:val="single" w:sz="4" w:space="0" w:color="D6DCEA"/>
-              <w:left w:val="single" w:sz="4" w:space="0" w:color="D6DCEA"/>
-              <w:bottom w:val="single" w:sz="4" w:space="0" w:color="D6DCEA"/>
-              <w:right w:val="single" w:sz="4" w:space="0" w:color="D6DCEA"/>
-            </w:tcBorders>
-          </w:tcPr>
-          <w:p>
-            <w:pPr>
-              <w:pStyle w:val="Compact"/>
-              <w:widowControl/>
-              <w:spacing w:before="36" w:after="40"/>
-              <w:jc w:val="left"/>
-              <w:rPr>
-                <w:kern w:val="0"/>
-                <w:szCs w:val="24"/>
-                <w:lang w:val="en-US" w:eastAsia="en-US" w:bidi="ar-SA"/>
-              </w:rPr>
-            </w:pPr>
-            <w:r>
-              <w:rPr>
-                <w:kern w:val="0"/>
-                <w:sz w:val="18"/>
-                <w:szCs w:val="24"/>
-                <w:lang w:val="en-US" w:eastAsia="en-US" w:bidi="ar-SA"/>
-              </w:rPr>
-              <w:t>Держит соединение через прокси; данных не несёт</w:t>
+              <w:t>{ marked }</w:t>
+            </w:r>
+            <w:r>
+              <w:rPr>
+                <w:kern w:val="0"/>
+                <w:sz w:val="18"/>
+                <w:szCs w:val="24"/>
+                <w:lang w:val="en-US" w:eastAsia="en-US" w:bidi="ar-SA"/>
+              </w:rPr>
+              <w:t xml:space="preserve"> (с v0.5.0)</w:t>
             </w:r>
           </w:p>
         </w:tc>
@@ -8166,30 +8557,50 @@
         <w:pStyle w:val="BodyText"/>
         <w:rPr/>
       </w:pPr>
-      <w:bookmarkStart w:id="27" w:name="живые-обновления"/>
       <w:r>
         <w:rPr/>
-        <w:t>Сервер проверяет события раз в 2 секунды. При обрыве клиент закрывает поток, получает новый билет и переподключается с нарастающей паузой от 4 до 60 секунд; пока потока нет, он опрашивает уведомления раз в 30 секунд, как до v0.5.0.</w:t>
-      </w:r>
-      <w:bookmarkEnd w:id="27"/>
+        <w:t>Норма дней и перенос в карточке сотрудника (</w:t>
+      </w:r>
+      <w:r>
+        <w:rPr>
+          <w:rStyle w:val="VerbatimChar"/>
+        </w:rPr>
+        <w:t>POST</w:t>
+      </w:r>
+      <w:r>
+        <w:rPr/>
+        <w:t>/</w:t>
+      </w:r>
+      <w:r>
+        <w:rPr>
+          <w:rStyle w:val="VerbatimChar"/>
+        </w:rPr>
+        <w:t>PATCH /employees</w:t>
+      </w:r>
+      <w:r>
+        <w:rPr/>
+        <w:t>) — числа с точностью до сотых, от 0 до 365, как в импорте; до v0.5.0 API принимал только целые, и правка карточки округляла перенос из импорта.</w:t>
+      </w:r>
+      <w:bookmarkEnd w:id="24"/>
     </w:p>
     <w:p>
       <w:pPr>
         <w:pStyle w:val="Heading1"/>
         <w:rPr/>
       </w:pPr>
-      <w:bookmarkStart w:id="28" w:name="__RefHeading___Toc10858_1804324697"/>
-      <w:bookmarkEnd w:id="28"/>
+      <w:bookmarkStart w:id="25" w:name="__RefHeading___Toc9922_3125385251"/>
+      <w:bookmarkStart w:id="26" w:name="письма"/>
+      <w:bookmarkEnd w:id="25"/>
       <w:r>
         <w:rPr>
           <w:rStyle w:val="SectionNumber"/>
         </w:rPr>
-        <w:t>14</w:t>
+        <w:t>13</w:t>
       </w:r>
       <w:r>
         <w:rPr/>
         <w:tab/>
-        <w:t>Каталог операций</w:t>
+        <w:t>Письма</w:t>
       </w:r>
     </w:p>
     <w:p>
@@ -8199,6 +8610,847 @@
       </w:pPr>
       <w:r>
         <w:rPr/>
+        <w:t xml:space="preserve">Письма отправляются, если на сервере задан </w:t>
+      </w:r>
+      <w:r>
+        <w:rPr>
+          <w:rStyle w:val="VerbatimChar"/>
+        </w:rPr>
+        <w:t>SMTP_HOST</w:t>
+      </w:r>
+      <w:r>
+        <w:rPr/>
+        <w:t>. Письмо создаётся в той же транзакции, что уведомление (</w:t>
+      </w:r>
+      <w:r>
+        <w:rPr>
+          <w:rStyle w:val="VerbatimChar"/>
+        </w:rPr>
+        <w:t>email_outbox</w:t>
+      </w:r>
+      <w:r>
+        <w:rPr/>
+        <w:t xml:space="preserve">), и уходит фоном с повторами; сбой почты не влияет на операцию. Руководитель (и его заместитель) получает письмо о новой заявке, переносе и запросе удаления, сотрудник — о решении. С v0.6.0 — также письма об эскалации и заявке без решения, о назначенном замещении, о блокировке учётной записи, извещение о начале отпуска и письма кампании планирования (приглашение и напоминание). В пятницу после 12:00 по времени организации руководители получают сводку: кто из команды в отпуске на следующей неделе и сколько заявок ждут решения. Отписка — </w:t>
+      </w:r>
+      <w:r>
+        <w:rPr>
+          <w:rStyle w:val="VerbatimChar"/>
+        </w:rPr>
+        <w:t>PATCH /auth/me</w:t>
+      </w:r>
+      <w:r>
+        <w:rPr/>
+        <w:t xml:space="preserve">. Администратор проверяет SMTP операцией </w:t>
+      </w:r>
+      <w:r>
+        <w:rPr>
+          <w:rStyle w:val="VerbatimChar"/>
+        </w:rPr>
+        <w:t>POST /settings/test-email</w:t>
+      </w:r>
+      <w:r>
+        <w:rPr/>
+        <w:t>.</w:t>
+      </w:r>
+      <w:bookmarkEnd w:id="26"/>
+    </w:p>
+    <w:p>
+      <w:pPr>
+        <w:pStyle w:val="Heading1"/>
+        <w:rPr/>
+      </w:pPr>
+      <w:bookmarkStart w:id="27" w:name="__RefHeading___Toc9924_3125385251"/>
+      <w:bookmarkStart w:id="28" w:name="живые-обновления"/>
+      <w:bookmarkEnd w:id="27"/>
+      <w:r>
+        <w:rPr>
+          <w:rStyle w:val="SectionNumber"/>
+        </w:rPr>
+        <w:t>14</w:t>
+      </w:r>
+      <w:r>
+        <w:rPr/>
+        <w:tab/>
+        <w:t>Живые обновления</w:t>
+      </w:r>
+    </w:p>
+    <w:p>
+      <w:pPr>
+        <w:pStyle w:val="FirstParagraph"/>
+        <w:rPr/>
+      </w:pPr>
+      <w:r>
+        <w:rPr/>
+        <w:t>Клиент держит поток Server-Sent Events и перечитывает данные по сигналу вместо опроса по таймеру.</w:t>
+      </w:r>
+    </w:p>
+    <w:tbl>
+      <w:tblPr>
+        <w:tblStyle w:val="Table"/>
+        <w:tblW w:w="5000" w:type="pct"/>
+        <w:jc w:val="center"/>
+        <w:tblInd w:w="0" w:type="dxa"/>
+        <w:tblLayout w:type="fixed"/>
+        <w:tblCellMar>
+          <w:top w:w="0" w:type="dxa"/>
+          <w:left w:w="108" w:type="dxa"/>
+          <w:bottom w:w="0" w:type="dxa"/>
+          <w:right w:w="108" w:type="dxa"/>
+        </w:tblCellMar>
+        <w:tblLook w:val="0020" w:noHBand="0" w:noVBand="0" w:firstColumn="0" w:lastRow="0" w:lastColumn="0" w:firstRow="1"/>
+      </w:tblPr>
+      <w:tblGrid>
+        <w:gridCol w:w="4679"/>
+        <w:gridCol w:w="4680"/>
+      </w:tblGrid>
+      <w:tr>
+        <w:trPr>
+          <w:tblHeader w:val="true"/>
+        </w:trPr>
+        <w:tc>
+          <w:tcPr>
+            <w:tcW w:w="4679" w:type="dxa"/>
+            <w:tcBorders>
+              <w:top w:val="single" w:sz="4" w:space="0" w:color="D6DCEA"/>
+              <w:left w:val="single" w:sz="4" w:space="0" w:color="D6DCEA"/>
+              <w:bottom w:val="single" w:sz="6" w:space="0" w:color="000000"/>
+              <w:right w:val="single" w:sz="4" w:space="0" w:color="D6DCEA"/>
+            </w:tcBorders>
+            <w:shd w:color="auto" w:fill="EEF2FB" w:val="clear"/>
+            <w:vAlign w:val="bottom"/>
+          </w:tcPr>
+          <w:p>
+            <w:pPr>
+              <w:pStyle w:val="Compact"/>
+              <w:widowControl/>
+              <w:spacing w:before="36" w:after="40"/>
+              <w:jc w:val="left"/>
+              <w:rPr>
+                <w:kern w:val="0"/>
+                <w:szCs w:val="24"/>
+                <w:lang w:val="en-US" w:eastAsia="en-US" w:bidi="ar-SA"/>
+              </w:rPr>
+            </w:pPr>
+            <w:r>
+              <w:rPr>
+                <w:b/>
+                <w:kern w:val="0"/>
+                <w:sz w:val="18"/>
+                <w:szCs w:val="24"/>
+                <w:lang w:val="en-US" w:eastAsia="en-US" w:bidi="ar-SA"/>
+              </w:rPr>
+              <w:t>Шаг</w:t>
+            </w:r>
+          </w:p>
+        </w:tc>
+        <w:tc>
+          <w:tcPr>
+            <w:tcW w:w="4680" w:type="dxa"/>
+            <w:tcBorders>
+              <w:top w:val="single" w:sz="4" w:space="0" w:color="D6DCEA"/>
+              <w:left w:val="single" w:sz="4" w:space="0" w:color="D6DCEA"/>
+              <w:bottom w:val="single" w:sz="6" w:space="0" w:color="000000"/>
+              <w:right w:val="single" w:sz="4" w:space="0" w:color="D6DCEA"/>
+            </w:tcBorders>
+            <w:shd w:color="auto" w:fill="EEF2FB" w:val="clear"/>
+            <w:vAlign w:val="bottom"/>
+          </w:tcPr>
+          <w:p>
+            <w:pPr>
+              <w:pStyle w:val="Compact"/>
+              <w:widowControl/>
+              <w:spacing w:before="36" w:after="40"/>
+              <w:jc w:val="left"/>
+              <w:rPr>
+                <w:kern w:val="0"/>
+                <w:szCs w:val="24"/>
+                <w:lang w:val="en-US" w:eastAsia="en-US" w:bidi="ar-SA"/>
+              </w:rPr>
+            </w:pPr>
+            <w:r>
+              <w:rPr>
+                <w:b/>
+                <w:kern w:val="0"/>
+                <w:sz w:val="18"/>
+                <w:szCs w:val="24"/>
+                <w:lang w:val="en-US" w:eastAsia="en-US" w:bidi="ar-SA"/>
+              </w:rPr>
+              <w:t>Поведение</w:t>
+            </w:r>
+          </w:p>
+        </w:tc>
+      </w:tr>
+      <w:tr>
+        <w:trPr/>
+        <w:tc>
+          <w:tcPr>
+            <w:tcW w:w="4679" w:type="dxa"/>
+            <w:tcBorders>
+              <w:top w:val="single" w:sz="4" w:space="0" w:color="D6DCEA"/>
+              <w:left w:val="single" w:sz="4" w:space="0" w:color="D6DCEA"/>
+              <w:bottom w:val="single" w:sz="4" w:space="0" w:color="D6DCEA"/>
+              <w:right w:val="single" w:sz="4" w:space="0" w:color="D6DCEA"/>
+            </w:tcBorders>
+          </w:tcPr>
+          <w:p>
+            <w:pPr>
+              <w:pStyle w:val="Compact"/>
+              <w:widowControl/>
+              <w:spacing w:before="36" w:after="40"/>
+              <w:jc w:val="left"/>
+              <w:rPr>
+                <w:kern w:val="0"/>
+                <w:szCs w:val="24"/>
+                <w:lang w:val="en-US" w:eastAsia="en-US" w:bidi="ar-SA"/>
+              </w:rPr>
+            </w:pPr>
+            <w:r>
+              <w:rPr>
+                <w:rStyle w:val="VerbatimChar"/>
+                <w:kern w:val="0"/>
+                <w:sz w:val="18"/>
+                <w:szCs w:val="24"/>
+                <w:lang w:val="en-US" w:eastAsia="en-US" w:bidi="ar-SA"/>
+              </w:rPr>
+              <w:t>POST /events/ticket</w:t>
+            </w:r>
+          </w:p>
+        </w:tc>
+        <w:tc>
+          <w:tcPr>
+            <w:tcW w:w="4680" w:type="dxa"/>
+            <w:tcBorders>
+              <w:top w:val="single" w:sz="4" w:space="0" w:color="D6DCEA"/>
+              <w:left w:val="single" w:sz="4" w:space="0" w:color="D6DCEA"/>
+              <w:bottom w:val="single" w:sz="4" w:space="0" w:color="D6DCEA"/>
+              <w:right w:val="single" w:sz="4" w:space="0" w:color="D6DCEA"/>
+            </w:tcBorders>
+          </w:tcPr>
+          <w:p>
+            <w:pPr>
+              <w:pStyle w:val="Compact"/>
+              <w:widowControl/>
+              <w:spacing w:before="36" w:after="40"/>
+              <w:jc w:val="left"/>
+              <w:rPr>
+                <w:kern w:val="0"/>
+                <w:szCs w:val="24"/>
+                <w:lang w:val="en-US" w:eastAsia="en-US" w:bidi="ar-SA"/>
+              </w:rPr>
+            </w:pPr>
+            <w:r>
+              <w:rPr>
+                <w:kern w:val="0"/>
+                <w:sz w:val="18"/>
+                <w:szCs w:val="24"/>
+                <w:lang w:val="en-US" w:eastAsia="en-US" w:bidi="ar-SA"/>
+              </w:rPr>
+              <w:t xml:space="preserve">По access-токену выдаёт билет </w:t>
+            </w:r>
+            <w:r>
+              <w:rPr>
+                <w:rStyle w:val="VerbatimChar"/>
+                <w:kern w:val="0"/>
+                <w:sz w:val="18"/>
+                <w:szCs w:val="24"/>
+                <w:lang w:val="en-US" w:eastAsia="en-US" w:bidi="ar-SA"/>
+              </w:rPr>
+              <w:t>{ ticket }</w:t>
+            </w:r>
+            <w:r>
+              <w:rPr>
+                <w:kern w:val="0"/>
+                <w:sz w:val="18"/>
+                <w:szCs w:val="24"/>
+                <w:lang w:val="en-US" w:eastAsia="en-US" w:bidi="ar-SA"/>
+              </w:rPr>
+              <w:t xml:space="preserve"> на 60 секунд. Билет — JWT с отдельной аудиторией: им нельзя вызвать другие операции</w:t>
+            </w:r>
+          </w:p>
+        </w:tc>
+      </w:tr>
+      <w:tr>
+        <w:trPr/>
+        <w:tc>
+          <w:tcPr>
+            <w:tcW w:w="4679" w:type="dxa"/>
+            <w:tcBorders>
+              <w:top w:val="single" w:sz="4" w:space="0" w:color="D6DCEA"/>
+              <w:left w:val="single" w:sz="4" w:space="0" w:color="D6DCEA"/>
+              <w:bottom w:val="single" w:sz="4" w:space="0" w:color="D6DCEA"/>
+              <w:right w:val="single" w:sz="4" w:space="0" w:color="D6DCEA"/>
+            </w:tcBorders>
+          </w:tcPr>
+          <w:p>
+            <w:pPr>
+              <w:pStyle w:val="Compact"/>
+              <w:widowControl/>
+              <w:spacing w:before="36" w:after="40"/>
+              <w:jc w:val="left"/>
+              <w:rPr>
+                <w:kern w:val="0"/>
+                <w:szCs w:val="24"/>
+                <w:lang w:val="en-US" w:eastAsia="en-US" w:bidi="ar-SA"/>
+              </w:rPr>
+            </w:pPr>
+            <w:r>
+              <w:rPr>
+                <w:rStyle w:val="VerbatimChar"/>
+                <w:kern w:val="0"/>
+                <w:sz w:val="18"/>
+                <w:szCs w:val="24"/>
+                <w:lang w:val="en-US" w:eastAsia="en-US" w:bidi="ar-SA"/>
+              </w:rPr>
+              <w:t>GET /events?ticket=…</w:t>
+            </w:r>
+          </w:p>
+        </w:tc>
+        <w:tc>
+          <w:tcPr>
+            <w:tcW w:w="4680" w:type="dxa"/>
+            <w:tcBorders>
+              <w:top w:val="single" w:sz="4" w:space="0" w:color="D6DCEA"/>
+              <w:left w:val="single" w:sz="4" w:space="0" w:color="D6DCEA"/>
+              <w:bottom w:val="single" w:sz="4" w:space="0" w:color="D6DCEA"/>
+              <w:right w:val="single" w:sz="4" w:space="0" w:color="D6DCEA"/>
+            </w:tcBorders>
+          </w:tcPr>
+          <w:p>
+            <w:pPr>
+              <w:pStyle w:val="Compact"/>
+              <w:widowControl/>
+              <w:spacing w:before="36" w:after="40"/>
+              <w:jc w:val="left"/>
+              <w:rPr>
+                <w:kern w:val="0"/>
+                <w:szCs w:val="24"/>
+                <w:lang w:val="en-US" w:eastAsia="en-US" w:bidi="ar-SA"/>
+              </w:rPr>
+            </w:pPr>
+            <w:r>
+              <w:rPr>
+                <w:kern w:val="0"/>
+                <w:sz w:val="18"/>
+                <w:szCs w:val="24"/>
+                <w:lang w:val="en-US" w:eastAsia="en-US" w:bidi="ar-SA"/>
+              </w:rPr>
+              <w:t xml:space="preserve">Открывает поток </w:t>
+            </w:r>
+            <w:r>
+              <w:rPr>
+                <w:rStyle w:val="VerbatimChar"/>
+                <w:kern w:val="0"/>
+                <w:sz w:val="18"/>
+                <w:szCs w:val="24"/>
+                <w:lang w:val="en-US" w:eastAsia="en-US" w:bidi="ar-SA"/>
+              </w:rPr>
+              <w:t>text/event-stream</w:t>
+            </w:r>
+            <w:r>
+              <w:rPr>
+                <w:kern w:val="0"/>
+                <w:sz w:val="18"/>
+                <w:szCs w:val="24"/>
+                <w:lang w:val="en-US" w:eastAsia="en-US" w:bidi="ar-SA"/>
+              </w:rPr>
+              <w:t xml:space="preserve">. Билет недействителен, пароль сменён или сотрудник уволен — </w:t>
+            </w:r>
+            <w:r>
+              <w:rPr>
+                <w:rStyle w:val="VerbatimChar"/>
+                <w:kern w:val="0"/>
+                <w:sz w:val="18"/>
+                <w:szCs w:val="24"/>
+                <w:lang w:val="en-US" w:eastAsia="en-US" w:bidi="ar-SA"/>
+              </w:rPr>
+              <w:t>401</w:t>
+            </w:r>
+          </w:p>
+        </w:tc>
+      </w:tr>
+      <w:tr>
+        <w:trPr/>
+        <w:tc>
+          <w:tcPr>
+            <w:tcW w:w="4679" w:type="dxa"/>
+            <w:tcBorders>
+              <w:top w:val="single" w:sz="4" w:space="0" w:color="D6DCEA"/>
+              <w:left w:val="single" w:sz="4" w:space="0" w:color="D6DCEA"/>
+              <w:bottom w:val="single" w:sz="4" w:space="0" w:color="D6DCEA"/>
+              <w:right w:val="single" w:sz="4" w:space="0" w:color="D6DCEA"/>
+            </w:tcBorders>
+          </w:tcPr>
+          <w:p>
+            <w:pPr>
+              <w:pStyle w:val="Compact"/>
+              <w:widowControl/>
+              <w:spacing w:before="36" w:after="40"/>
+              <w:jc w:val="left"/>
+              <w:rPr>
+                <w:kern w:val="0"/>
+                <w:szCs w:val="24"/>
+                <w:lang w:val="en-US" w:eastAsia="en-US" w:bidi="ar-SA"/>
+              </w:rPr>
+            </w:pPr>
+            <w:r>
+              <w:rPr>
+                <w:rStyle w:val="VerbatimChar"/>
+                <w:kern w:val="0"/>
+                <w:sz w:val="18"/>
+                <w:szCs w:val="24"/>
+                <w:lang w:val="en-US" w:eastAsia="en-US" w:bidi="ar-SA"/>
+              </w:rPr>
+              <w:t>event: hello</w:t>
+            </w:r>
+          </w:p>
+        </w:tc>
+        <w:tc>
+          <w:tcPr>
+            <w:tcW w:w="4680" w:type="dxa"/>
+            <w:tcBorders>
+              <w:top w:val="single" w:sz="4" w:space="0" w:color="D6DCEA"/>
+              <w:left w:val="single" w:sz="4" w:space="0" w:color="D6DCEA"/>
+              <w:bottom w:val="single" w:sz="4" w:space="0" w:color="D6DCEA"/>
+              <w:right w:val="single" w:sz="4" w:space="0" w:color="D6DCEA"/>
+            </w:tcBorders>
+          </w:tcPr>
+          <w:p>
+            <w:pPr>
+              <w:pStyle w:val="Compact"/>
+              <w:widowControl/>
+              <w:spacing w:before="36" w:after="40"/>
+              <w:jc w:val="left"/>
+              <w:rPr>
+                <w:kern w:val="0"/>
+                <w:szCs w:val="24"/>
+                <w:lang w:val="en-US" w:eastAsia="en-US" w:bidi="ar-SA"/>
+              </w:rPr>
+            </w:pPr>
+            <w:r>
+              <w:rPr>
+                <w:kern w:val="0"/>
+                <w:sz w:val="18"/>
+                <w:szCs w:val="24"/>
+                <w:lang w:val="en-US" w:eastAsia="en-US" w:bidi="ar-SA"/>
+              </w:rPr>
+              <w:t xml:space="preserve">Сразу после открытия: </w:t>
+            </w:r>
+            <w:r>
+              <w:rPr>
+                <w:rStyle w:val="VerbatimChar"/>
+                <w:kern w:val="0"/>
+                <w:sz w:val="18"/>
+                <w:szCs w:val="24"/>
+                <w:lang w:val="en-US" w:eastAsia="en-US" w:bidi="ar-SA"/>
+              </w:rPr>
+              <w:t>{ unread, version }</w:t>
+            </w:r>
+            <w:r>
+              <w:rPr>
+                <w:kern w:val="0"/>
+                <w:sz w:val="18"/>
+                <w:szCs w:val="24"/>
+                <w:lang w:val="en-US" w:eastAsia="en-US" w:bidi="ar-SA"/>
+              </w:rPr>
+              <w:t xml:space="preserve"> — непрочитанные уведомления и версия данных</w:t>
+            </w:r>
+          </w:p>
+        </w:tc>
+      </w:tr>
+      <w:tr>
+        <w:trPr/>
+        <w:tc>
+          <w:tcPr>
+            <w:tcW w:w="4679" w:type="dxa"/>
+            <w:tcBorders>
+              <w:top w:val="single" w:sz="4" w:space="0" w:color="D6DCEA"/>
+              <w:left w:val="single" w:sz="4" w:space="0" w:color="D6DCEA"/>
+              <w:bottom w:val="single" w:sz="4" w:space="0" w:color="D6DCEA"/>
+              <w:right w:val="single" w:sz="4" w:space="0" w:color="D6DCEA"/>
+            </w:tcBorders>
+          </w:tcPr>
+          <w:p>
+            <w:pPr>
+              <w:pStyle w:val="Compact"/>
+              <w:widowControl/>
+              <w:spacing w:before="36" w:after="40"/>
+              <w:jc w:val="left"/>
+              <w:rPr>
+                <w:kern w:val="0"/>
+                <w:szCs w:val="24"/>
+                <w:lang w:val="en-US" w:eastAsia="en-US" w:bidi="ar-SA"/>
+              </w:rPr>
+            </w:pPr>
+            <w:r>
+              <w:rPr>
+                <w:rStyle w:val="VerbatimChar"/>
+                <w:kern w:val="0"/>
+                <w:sz w:val="18"/>
+                <w:szCs w:val="24"/>
+                <w:lang w:val="en-US" w:eastAsia="en-US" w:bidi="ar-SA"/>
+              </w:rPr>
+              <w:t>event: notifications</w:t>
+            </w:r>
+          </w:p>
+        </w:tc>
+        <w:tc>
+          <w:tcPr>
+            <w:tcW w:w="4680" w:type="dxa"/>
+            <w:tcBorders>
+              <w:top w:val="single" w:sz="4" w:space="0" w:color="D6DCEA"/>
+              <w:left w:val="single" w:sz="4" w:space="0" w:color="D6DCEA"/>
+              <w:bottom w:val="single" w:sz="4" w:space="0" w:color="D6DCEA"/>
+              <w:right w:val="single" w:sz="4" w:space="0" w:color="D6DCEA"/>
+            </w:tcBorders>
+          </w:tcPr>
+          <w:p>
+            <w:pPr>
+              <w:pStyle w:val="Compact"/>
+              <w:widowControl/>
+              <w:spacing w:before="36" w:after="40"/>
+              <w:jc w:val="left"/>
+              <w:rPr>
+                <w:kern w:val="0"/>
+                <w:szCs w:val="24"/>
+                <w:lang w:val="en-US" w:eastAsia="en-US" w:bidi="ar-SA"/>
+              </w:rPr>
+            </w:pPr>
+            <w:r>
+              <w:rPr>
+                <w:kern w:val="0"/>
+                <w:sz w:val="18"/>
+                <w:szCs w:val="24"/>
+                <w:lang w:val="en-US" w:eastAsia="en-US" w:bidi="ar-SA"/>
+              </w:rPr>
+              <w:t xml:space="preserve">Новые уведомления сотрудника: </w:t>
+            </w:r>
+            <w:r>
+              <w:rPr>
+                <w:rStyle w:val="VerbatimChar"/>
+                <w:kern w:val="0"/>
+                <w:sz w:val="18"/>
+                <w:szCs w:val="24"/>
+                <w:lang w:val="en-US" w:eastAsia="en-US" w:bidi="ar-SA"/>
+              </w:rPr>
+              <w:t>{ unread }</w:t>
+            </w:r>
+            <w:r>
+              <w:rPr>
+                <w:kern w:val="0"/>
+                <w:sz w:val="18"/>
+                <w:szCs w:val="24"/>
+                <w:lang w:val="en-US" w:eastAsia="en-US" w:bidi="ar-SA"/>
+              </w:rPr>
+              <w:t>; клиент перечитывает уведомления и очередь заявок</w:t>
+            </w:r>
+          </w:p>
+        </w:tc>
+      </w:tr>
+      <w:tr>
+        <w:trPr/>
+        <w:tc>
+          <w:tcPr>
+            <w:tcW w:w="4679" w:type="dxa"/>
+            <w:tcBorders>
+              <w:top w:val="single" w:sz="4" w:space="0" w:color="D6DCEA"/>
+              <w:left w:val="single" w:sz="4" w:space="0" w:color="D6DCEA"/>
+              <w:bottom w:val="single" w:sz="4" w:space="0" w:color="D6DCEA"/>
+              <w:right w:val="single" w:sz="4" w:space="0" w:color="D6DCEA"/>
+            </w:tcBorders>
+          </w:tcPr>
+          <w:p>
+            <w:pPr>
+              <w:pStyle w:val="Compact"/>
+              <w:widowControl/>
+              <w:spacing w:before="36" w:after="40"/>
+              <w:jc w:val="left"/>
+              <w:rPr>
+                <w:kern w:val="0"/>
+                <w:szCs w:val="24"/>
+                <w:lang w:val="en-US" w:eastAsia="en-US" w:bidi="ar-SA"/>
+              </w:rPr>
+            </w:pPr>
+            <w:r>
+              <w:rPr>
+                <w:rStyle w:val="VerbatimChar"/>
+                <w:kern w:val="0"/>
+                <w:sz w:val="18"/>
+                <w:szCs w:val="24"/>
+                <w:lang w:val="en-US" w:eastAsia="en-US" w:bidi="ar-SA"/>
+              </w:rPr>
+              <w:t>event: data</w:t>
+            </w:r>
+          </w:p>
+        </w:tc>
+        <w:tc>
+          <w:tcPr>
+            <w:tcW w:w="4680" w:type="dxa"/>
+            <w:tcBorders>
+              <w:top w:val="single" w:sz="4" w:space="0" w:color="D6DCEA"/>
+              <w:left w:val="single" w:sz="4" w:space="0" w:color="D6DCEA"/>
+              <w:bottom w:val="single" w:sz="4" w:space="0" w:color="D6DCEA"/>
+              <w:right w:val="single" w:sz="4" w:space="0" w:color="D6DCEA"/>
+            </w:tcBorders>
+          </w:tcPr>
+          <w:p>
+            <w:pPr>
+              <w:pStyle w:val="Compact"/>
+              <w:widowControl/>
+              <w:spacing w:before="36" w:after="40"/>
+              <w:jc w:val="left"/>
+              <w:rPr>
+                <w:kern w:val="0"/>
+                <w:szCs w:val="24"/>
+                <w:lang w:val="en-US" w:eastAsia="en-US" w:bidi="ar-SA"/>
+              </w:rPr>
+            </w:pPr>
+            <w:r>
+              <w:rPr>
+                <w:kern w:val="0"/>
+                <w:sz w:val="18"/>
+                <w:szCs w:val="24"/>
+                <w:lang w:val="en-US" w:eastAsia="en-US" w:bidi="ar-SA"/>
+              </w:rPr>
+              <w:t xml:space="preserve">Версия данных изменилась: </w:t>
+            </w:r>
+            <w:r>
+              <w:rPr>
+                <w:rStyle w:val="VerbatimChar"/>
+                <w:kern w:val="0"/>
+                <w:sz w:val="18"/>
+                <w:szCs w:val="24"/>
+                <w:lang w:val="en-US" w:eastAsia="en-US" w:bidi="ar-SA"/>
+              </w:rPr>
+              <w:t>{ version }</w:t>
+            </w:r>
+            <w:r>
+              <w:rPr>
+                <w:kern w:val="0"/>
+                <w:sz w:val="18"/>
+                <w:szCs w:val="24"/>
+                <w:lang w:val="en-US" w:eastAsia="en-US" w:bidi="ar-SA"/>
+              </w:rPr>
+              <w:t>; не чаще раза в 15 секунд. Клиент тихо перечитывает график на видимой вкладке</w:t>
+            </w:r>
+          </w:p>
+        </w:tc>
+      </w:tr>
+      <w:tr>
+        <w:trPr/>
+        <w:tc>
+          <w:tcPr>
+            <w:tcW w:w="4679" w:type="dxa"/>
+            <w:tcBorders>
+              <w:top w:val="single" w:sz="4" w:space="0" w:color="D6DCEA"/>
+              <w:left w:val="single" w:sz="4" w:space="0" w:color="D6DCEA"/>
+              <w:bottom w:val="single" w:sz="4" w:space="0" w:color="D6DCEA"/>
+              <w:right w:val="single" w:sz="4" w:space="0" w:color="D6DCEA"/>
+            </w:tcBorders>
+          </w:tcPr>
+          <w:p>
+            <w:pPr>
+              <w:pStyle w:val="Compact"/>
+              <w:widowControl/>
+              <w:spacing w:before="36" w:after="40"/>
+              <w:jc w:val="left"/>
+              <w:rPr>
+                <w:kern w:val="0"/>
+                <w:szCs w:val="24"/>
+                <w:lang w:val="en-US" w:eastAsia="en-US" w:bidi="ar-SA"/>
+              </w:rPr>
+            </w:pPr>
+            <w:r>
+              <w:rPr>
+                <w:rStyle w:val="VerbatimChar"/>
+                <w:kern w:val="0"/>
+                <w:sz w:val="18"/>
+                <w:szCs w:val="24"/>
+                <w:lang w:val="en-US" w:eastAsia="en-US" w:bidi="ar-SA"/>
+              </w:rPr>
+              <w:t>event: revoked</w:t>
+            </w:r>
+          </w:p>
+        </w:tc>
+        <w:tc>
+          <w:tcPr>
+            <w:tcW w:w="4680" w:type="dxa"/>
+            <w:tcBorders>
+              <w:top w:val="single" w:sz="4" w:space="0" w:color="D6DCEA"/>
+              <w:left w:val="single" w:sz="4" w:space="0" w:color="D6DCEA"/>
+              <w:bottom w:val="single" w:sz="4" w:space="0" w:color="D6DCEA"/>
+              <w:right w:val="single" w:sz="4" w:space="0" w:color="D6DCEA"/>
+            </w:tcBorders>
+          </w:tcPr>
+          <w:p>
+            <w:pPr>
+              <w:pStyle w:val="Compact"/>
+              <w:widowControl/>
+              <w:spacing w:before="36" w:after="40"/>
+              <w:jc w:val="left"/>
+              <w:rPr>
+                <w:kern w:val="0"/>
+                <w:szCs w:val="24"/>
+                <w:lang w:val="en-US" w:eastAsia="en-US" w:bidi="ar-SA"/>
+              </w:rPr>
+            </w:pPr>
+            <w:r>
+              <w:rPr>
+                <w:kern w:val="0"/>
+                <w:sz w:val="18"/>
+                <w:szCs w:val="24"/>
+                <w:lang w:val="en-US" w:eastAsia="en-US" w:bidi="ar-SA"/>
+              </w:rPr>
+              <w:t xml:space="preserve">Сеанс отозван — пароль сменён или сброшен, сотрудник уволен: </w:t>
+            </w:r>
+            <w:r>
+              <w:rPr>
+                <w:rStyle w:val="VerbatimChar"/>
+                <w:kern w:val="0"/>
+                <w:sz w:val="18"/>
+                <w:szCs w:val="24"/>
+                <w:lang w:val="en-US" w:eastAsia="en-US" w:bidi="ar-SA"/>
+              </w:rPr>
+              <w:t>{}</w:t>
+            </w:r>
+            <w:r>
+              <w:rPr>
+                <w:kern w:val="0"/>
+                <w:sz w:val="18"/>
+                <w:szCs w:val="24"/>
+                <w:lang w:val="en-US" w:eastAsia="en-US" w:bidi="ar-SA"/>
+              </w:rPr>
+              <w:t>, затем сервер закрывает поток. Сервер сверяет подключённых раз в 10 секунд; клиент сразу переходит на экран входа с сообщением «Сеанс завершён»</w:t>
+            </w:r>
+          </w:p>
+        </w:tc>
+      </w:tr>
+      <w:tr>
+        <w:trPr/>
+        <w:tc>
+          <w:tcPr>
+            <w:tcW w:w="4679" w:type="dxa"/>
+            <w:tcBorders>
+              <w:top w:val="single" w:sz="4" w:space="0" w:color="D6DCEA"/>
+              <w:left w:val="single" w:sz="4" w:space="0" w:color="D6DCEA"/>
+              <w:bottom w:val="single" w:sz="4" w:space="0" w:color="D6DCEA"/>
+              <w:right w:val="single" w:sz="4" w:space="0" w:color="D6DCEA"/>
+            </w:tcBorders>
+          </w:tcPr>
+          <w:p>
+            <w:pPr>
+              <w:pStyle w:val="Compact"/>
+              <w:widowControl/>
+              <w:spacing w:before="36" w:after="40"/>
+              <w:jc w:val="left"/>
+              <w:rPr>
+                <w:kern w:val="0"/>
+                <w:szCs w:val="24"/>
+                <w:lang w:val="en-US" w:eastAsia="en-US" w:bidi="ar-SA"/>
+              </w:rPr>
+            </w:pPr>
+            <w:r>
+              <w:rPr>
+                <w:kern w:val="0"/>
+                <w:sz w:val="18"/>
+                <w:szCs w:val="24"/>
+                <w:lang w:val="en-US" w:eastAsia="en-US" w:bidi="ar-SA"/>
+              </w:rPr>
+              <w:t xml:space="preserve">Комментарий </w:t>
+            </w:r>
+            <w:r>
+              <w:rPr>
+                <w:rStyle w:val="VerbatimChar"/>
+                <w:kern w:val="0"/>
+                <w:sz w:val="18"/>
+                <w:szCs w:val="24"/>
+                <w:lang w:val="en-US" w:eastAsia="en-US" w:bidi="ar-SA"/>
+              </w:rPr>
+              <w:t>:</w:t>
+            </w:r>
+            <w:r>
+              <w:rPr>
+                <w:kern w:val="0"/>
+                <w:sz w:val="18"/>
+                <w:szCs w:val="24"/>
+                <w:lang w:val="en-US" w:eastAsia="en-US" w:bidi="ar-SA"/>
+              </w:rPr>
+              <w:t xml:space="preserve"> раз в 25 секунд</w:t>
+            </w:r>
+          </w:p>
+        </w:tc>
+        <w:tc>
+          <w:tcPr>
+            <w:tcW w:w="4680" w:type="dxa"/>
+            <w:tcBorders>
+              <w:top w:val="single" w:sz="4" w:space="0" w:color="D6DCEA"/>
+              <w:left w:val="single" w:sz="4" w:space="0" w:color="D6DCEA"/>
+              <w:bottom w:val="single" w:sz="4" w:space="0" w:color="D6DCEA"/>
+              <w:right w:val="single" w:sz="4" w:space="0" w:color="D6DCEA"/>
+            </w:tcBorders>
+          </w:tcPr>
+          <w:p>
+            <w:pPr>
+              <w:pStyle w:val="Compact"/>
+              <w:widowControl/>
+              <w:spacing w:before="36" w:after="40"/>
+              <w:jc w:val="left"/>
+              <w:rPr>
+                <w:kern w:val="0"/>
+                <w:szCs w:val="24"/>
+                <w:lang w:val="en-US" w:eastAsia="en-US" w:bidi="ar-SA"/>
+              </w:rPr>
+            </w:pPr>
+            <w:r>
+              <w:rPr>
+                <w:kern w:val="0"/>
+                <w:sz w:val="18"/>
+                <w:szCs w:val="24"/>
+                <w:lang w:val="en-US" w:eastAsia="en-US" w:bidi="ar-SA"/>
+              </w:rPr>
+              <w:t>Держит соединение через прокси; данных не несёт</w:t>
+            </w:r>
+          </w:p>
+        </w:tc>
+      </w:tr>
+    </w:tbl>
+    <w:p>
+      <w:pPr>
+        <w:pStyle w:val="BodyText"/>
+        <w:rPr/>
+      </w:pPr>
+      <w:bookmarkStart w:id="29" w:name="живые-обновления"/>
+      <w:r>
+        <w:rPr/>
+        <w:t>Сервер проверяет события раз в 2 секунды. При обрыве клиент закрывает поток, получает новый билет и переподключается с нарастающей паузой от 4 до 60 секунд; пока потока нет, он опрашивает уведомления раз в 30 секунд, как до v0.5.0.</w:t>
+      </w:r>
+      <w:bookmarkEnd w:id="29"/>
+    </w:p>
+    <w:p>
+      <w:pPr>
+        <w:pStyle w:val="Heading1"/>
+        <w:rPr/>
+      </w:pPr>
+      <w:bookmarkStart w:id="30" w:name="__RefHeading___Toc9926_3125385251"/>
+      <w:bookmarkEnd w:id="30"/>
+      <w:r>
+        <w:rPr>
+          <w:rStyle w:val="SectionNumber"/>
+        </w:rPr>
+        <w:t>15</w:t>
+      </w:r>
+      <w:r>
+        <w:rPr/>
+        <w:tab/>
+        <w:t>Каталог операций</w:t>
+      </w:r>
+    </w:p>
+    <w:p>
+      <w:pPr>
+        <w:pStyle w:val="FirstParagraph"/>
+        <w:rPr/>
+      </w:pPr>
+      <w:r>
+        <w:rPr/>
         <w:t xml:space="preserve">Всего операций: </w:t>
       </w:r>
       <w:r>
@@ -8206,11 +9458,11 @@
           <w:b/>
           <w:bCs/>
         </w:rPr>
-        <w:t>83</w:t>
+        <w:t>88</w:t>
       </w:r>
       <w:r>
         <w:rPr/>
-        <w:t xml:space="preserve"> в 67 путях; формат — JSON, ошибки — </w:t>
+        <w:t xml:space="preserve"> в 72 путях; формат — JSON, ошибки — </w:t>
       </w:r>
       <w:r>
         <w:rPr>
@@ -17324,7 +18576,7 @@
                 <w:szCs w:val="24"/>
                 <w:lang w:val="en-US" w:eastAsia="en-US" w:bidi="ar-SA"/>
               </w:rPr>
-              <w:t>Отделы с руководителями и численностью</w:t>
+              <w:t>Подразделения в порядке дерева: путь, уровень, подпись, руководитель, численность</w:t>
             </w:r>
           </w:p>
         </w:tc>
@@ -17461,7 +18713,7 @@
                 <w:szCs w:val="24"/>
                 <w:lang w:val="en-US" w:eastAsia="en-US" w:bidi="ar-SA"/>
               </w:rPr>
-              <w:t>Создать отдел (кадровая служба, администратор)</w:t>
+              <w:t>Создать подразделение (кадровая служба, администратор)</w:t>
             </w:r>
           </w:p>
         </w:tc>
@@ -17565,7 +18817,7 @@
                 <w:szCs w:val="24"/>
                 <w:lang w:val="en-US" w:eastAsia="en-US" w:bidi="ar-SA"/>
               </w:rPr>
-              <w:t>/api/v1/departments/{name}</w:t>
+              <w:t>/api/v1/departments/{ref}</w:t>
             </w:r>
           </w:p>
         </w:tc>
@@ -17598,7 +18850,7 @@
                 <w:szCs w:val="24"/>
                 <w:lang w:val="en-US" w:eastAsia="en-US" w:bidi="ar-SA"/>
               </w:rPr>
-              <w:t>Переименовать, сменить руководителя</w:t>
+              <w:t>Переименовать, перенести, сменить вид или руководителя</w:t>
             </w:r>
           </w:p>
         </w:tc>
@@ -17702,7 +18954,7 @@
                 <w:szCs w:val="24"/>
                 <w:lang w:val="en-US" w:eastAsia="en-US" w:bidi="ar-SA"/>
               </w:rPr>
-              <w:t>/api/v1/departments/{name}</w:t>
+              <w:t>/api/v1/departments/{ref}</w:t>
             </w:r>
           </w:p>
         </w:tc>
@@ -17735,7 +18987,7 @@
                 <w:szCs w:val="24"/>
                 <w:lang w:val="en-US" w:eastAsia="en-US" w:bidi="ar-SA"/>
               </w:rPr>
-              <w:t>Удалить отдел (нельзя при наличии сотрудников)</w:t>
+              <w:t>Удалить подразделение (нельзя при сотрудниках и вложенных)</w:t>
             </w:r>
           </w:p>
         </w:tc>
@@ -19509,7 +20761,9 @@
         <w:gridCol w:w="2340"/>
       </w:tblGrid>
       <w:tr>
-        <w:trPr/>
+        <w:trPr>
+          <w:tblHeader w:val="true"/>
+        </w:trPr>
         <w:tc>
           <w:tcPr>
             <w:tcW w:w="2339" w:type="dxa"/>
@@ -21001,11 +22255,11 @@
           <w:b/>
           <w:bCs/>
         </w:rPr>
-        <w:t>events</w:t>
+        <w:t>org</w:t>
       </w:r>
       <w:r>
         <w:rPr/>
-        <w:t xml:space="preserve"> (2)</w:t>
+        <w:t xml:space="preserve"> (5)</w:t>
       </w:r>
     </w:p>
     <w:tbl>
@@ -21209,7 +22463,7 @@
                 <w:szCs w:val="24"/>
                 <w:lang w:val="en-US" w:eastAsia="en-US" w:bidi="ar-SA"/>
               </w:rPr>
-              <w:t>POST</w:t>
+              <w:t>GET</w:t>
             </w:r>
           </w:p>
         </w:tc>
@@ -21243,7 +22497,7 @@
                 <w:szCs w:val="24"/>
                 <w:lang w:val="en-US" w:eastAsia="en-US" w:bidi="ar-SA"/>
               </w:rPr>
-              <w:t>/api/v1/events/ticket</w:t>
+              <w:t>/api/v1/org/export</w:t>
             </w:r>
           </w:p>
         </w:tc>
@@ -21276,7 +22530,7 @@
                 <w:szCs w:val="24"/>
                 <w:lang w:val="en-US" w:eastAsia="en-US" w:bidi="ar-SA"/>
               </w:rPr>
-              <w:t>Билет на поток событий (60 секунд)</w:t>
+              <w:t>Структура компании и её настройки — файл podelu.org-structure (JSON)</w:t>
             </w:r>
           </w:p>
         </w:tc>
@@ -21310,7 +22564,7 @@
                 <w:szCs w:val="24"/>
                 <w:lang w:val="en-US" w:eastAsia="en-US" w:bidi="ar-SA"/>
               </w:rPr>
-              <w:t>getEventsTicket</w:t>
+              <w:t>exportOrgStructure</w:t>
             </w:r>
           </w:p>
         </w:tc>
@@ -21346,6 +22600,143 @@
                 <w:szCs w:val="24"/>
                 <w:lang w:val="en-US" w:eastAsia="en-US" w:bidi="ar-SA"/>
               </w:rPr>
+              <w:t>POST</w:t>
+            </w:r>
+          </w:p>
+        </w:tc>
+        <w:tc>
+          <w:tcPr>
+            <w:tcW w:w="2340" w:type="dxa"/>
+            <w:tcBorders>
+              <w:top w:val="single" w:sz="4" w:space="0" w:color="D6DCEA"/>
+              <w:left w:val="single" w:sz="4" w:space="0" w:color="D6DCEA"/>
+              <w:bottom w:val="single" w:sz="4" w:space="0" w:color="D6DCEA"/>
+              <w:right w:val="single" w:sz="4" w:space="0" w:color="D6DCEA"/>
+            </w:tcBorders>
+          </w:tcPr>
+          <w:p>
+            <w:pPr>
+              <w:pStyle w:val="Compact"/>
+              <w:widowControl/>
+              <w:spacing w:before="36" w:after="40"/>
+              <w:jc w:val="left"/>
+              <w:rPr>
+                <w:kern w:val="0"/>
+                <w:szCs w:val="24"/>
+                <w:lang w:val="en-US" w:eastAsia="en-US" w:bidi="ar-SA"/>
+              </w:rPr>
+            </w:pPr>
+            <w:r>
+              <w:rPr>
+                <w:rStyle w:val="VerbatimChar"/>
+                <w:kern w:val="0"/>
+                <w:sz w:val="18"/>
+                <w:szCs w:val="24"/>
+                <w:lang w:val="en-US" w:eastAsia="en-US" w:bidi="ar-SA"/>
+              </w:rPr>
+              <w:t>/api/v1/org/import/structure</w:t>
+            </w:r>
+          </w:p>
+        </w:tc>
+        <w:tc>
+          <w:tcPr>
+            <w:tcW w:w="2340" w:type="dxa"/>
+            <w:tcBorders>
+              <w:top w:val="single" w:sz="4" w:space="0" w:color="D6DCEA"/>
+              <w:left w:val="single" w:sz="4" w:space="0" w:color="D6DCEA"/>
+              <w:bottom w:val="single" w:sz="4" w:space="0" w:color="D6DCEA"/>
+              <w:right w:val="single" w:sz="4" w:space="0" w:color="D6DCEA"/>
+            </w:tcBorders>
+          </w:tcPr>
+          <w:p>
+            <w:pPr>
+              <w:pStyle w:val="Compact"/>
+              <w:widowControl/>
+              <w:spacing w:before="36" w:after="40"/>
+              <w:jc w:val="left"/>
+              <w:rPr>
+                <w:kern w:val="0"/>
+                <w:szCs w:val="24"/>
+                <w:lang w:val="en-US" w:eastAsia="en-US" w:bidi="ar-SA"/>
+              </w:rPr>
+            </w:pPr>
+            <w:r>
+              <w:rPr>
+                <w:kern w:val="0"/>
+                <w:sz w:val="18"/>
+                <w:szCs w:val="24"/>
+                <w:lang w:val="en-US" w:eastAsia="en-US" w:bidi="ar-SA"/>
+              </w:rPr>
+              <w:t>Загрузка структуры — план или применение одной транзакцией</w:t>
+            </w:r>
+          </w:p>
+        </w:tc>
+        <w:tc>
+          <w:tcPr>
+            <w:tcW w:w="2340" w:type="dxa"/>
+            <w:tcBorders>
+              <w:top w:val="single" w:sz="4" w:space="0" w:color="D6DCEA"/>
+              <w:left w:val="single" w:sz="4" w:space="0" w:color="D6DCEA"/>
+              <w:bottom w:val="single" w:sz="4" w:space="0" w:color="D6DCEA"/>
+              <w:right w:val="single" w:sz="4" w:space="0" w:color="D6DCEA"/>
+            </w:tcBorders>
+          </w:tcPr>
+          <w:p>
+            <w:pPr>
+              <w:pStyle w:val="Compact"/>
+              <w:widowControl/>
+              <w:spacing w:before="36" w:after="40"/>
+              <w:jc w:val="left"/>
+              <w:rPr>
+                <w:kern w:val="0"/>
+                <w:szCs w:val="24"/>
+                <w:lang w:val="en-US" w:eastAsia="en-US" w:bidi="ar-SA"/>
+              </w:rPr>
+            </w:pPr>
+            <w:r>
+              <w:rPr>
+                <w:rStyle w:val="VerbatimChar"/>
+                <w:kern w:val="0"/>
+                <w:sz w:val="18"/>
+                <w:szCs w:val="24"/>
+                <w:lang w:val="en-US" w:eastAsia="en-US" w:bidi="ar-SA"/>
+              </w:rPr>
+              <w:t>importOrgStructure</w:t>
+            </w:r>
+          </w:p>
+        </w:tc>
+      </w:tr>
+      <w:tr>
+        <w:trPr/>
+        <w:tc>
+          <w:tcPr>
+            <w:tcW w:w="2339" w:type="dxa"/>
+            <w:tcBorders>
+              <w:top w:val="single" w:sz="4" w:space="0" w:color="D6DCEA"/>
+              <w:left w:val="single" w:sz="4" w:space="0" w:color="D6DCEA"/>
+              <w:bottom w:val="single" w:sz="4" w:space="0" w:color="D6DCEA"/>
+              <w:right w:val="single" w:sz="4" w:space="0" w:color="D6DCEA"/>
+            </w:tcBorders>
+          </w:tcPr>
+          <w:p>
+            <w:pPr>
+              <w:pStyle w:val="Compact"/>
+              <w:widowControl/>
+              <w:spacing w:before="36" w:after="40"/>
+              <w:jc w:val="left"/>
+              <w:rPr>
+                <w:kern w:val="0"/>
+                <w:szCs w:val="24"/>
+                <w:lang w:val="en-US" w:eastAsia="en-US" w:bidi="ar-SA"/>
+              </w:rPr>
+            </w:pPr>
+            <w:r>
+              <w:rPr>
+                <w:kern w:val="0"/>
+                <w:sz w:val="18"/>
+                <w:szCs w:val="24"/>
+                <w:lang w:val="en-US" w:eastAsia="en-US" w:bidi="ar-SA"/>
+              </w:rPr>
               <w:t>GET</w:t>
             </w:r>
           </w:p>
@@ -21380,7 +22771,7 @@
                 <w:szCs w:val="24"/>
                 <w:lang w:val="en-US" w:eastAsia="en-US" w:bidi="ar-SA"/>
               </w:rPr>
-              <w:t>/api/v1/events</w:t>
+              <w:t>/api/v1/org/employees/export</w:t>
             </w:r>
           </w:p>
         </w:tc>
@@ -21413,7 +22804,7 @@
                 <w:szCs w:val="24"/>
                 <w:lang w:val="en-US" w:eastAsia="en-US" w:bidi="ar-SA"/>
               </w:rPr>
-              <w:t>Поток событий (text/event-stream)</w:t>
+              <w:t>Сотрудники — CSV или JSON podelu.employees с полями отпусков</w:t>
             </w:r>
           </w:p>
         </w:tc>
@@ -21447,7 +22838,281 @@
                 <w:szCs w:val="24"/>
                 <w:lang w:val="en-US" w:eastAsia="en-US" w:bidi="ar-SA"/>
               </w:rPr>
-              <w:t>streamEvents</w:t>
+              <w:t>exportOrgEmployees</w:t>
+            </w:r>
+          </w:p>
+        </w:tc>
+      </w:tr>
+      <w:tr>
+        <w:trPr/>
+        <w:tc>
+          <w:tcPr>
+            <w:tcW w:w="2339" w:type="dxa"/>
+            <w:tcBorders>
+              <w:top w:val="single" w:sz="4" w:space="0" w:color="D6DCEA"/>
+              <w:left w:val="single" w:sz="4" w:space="0" w:color="D6DCEA"/>
+              <w:bottom w:val="single" w:sz="4" w:space="0" w:color="D6DCEA"/>
+              <w:right w:val="single" w:sz="4" w:space="0" w:color="D6DCEA"/>
+            </w:tcBorders>
+          </w:tcPr>
+          <w:p>
+            <w:pPr>
+              <w:pStyle w:val="Compact"/>
+              <w:widowControl/>
+              <w:spacing w:before="36" w:after="40"/>
+              <w:jc w:val="left"/>
+              <w:rPr>
+                <w:kern w:val="0"/>
+                <w:szCs w:val="24"/>
+                <w:lang w:val="en-US" w:eastAsia="en-US" w:bidi="ar-SA"/>
+              </w:rPr>
+            </w:pPr>
+            <w:r>
+              <w:rPr>
+                <w:kern w:val="0"/>
+                <w:sz w:val="18"/>
+                <w:szCs w:val="24"/>
+                <w:lang w:val="en-US" w:eastAsia="en-US" w:bidi="ar-SA"/>
+              </w:rPr>
+              <w:t>POST</w:t>
+            </w:r>
+          </w:p>
+        </w:tc>
+        <w:tc>
+          <w:tcPr>
+            <w:tcW w:w="2340" w:type="dxa"/>
+            <w:tcBorders>
+              <w:top w:val="single" w:sz="4" w:space="0" w:color="D6DCEA"/>
+              <w:left w:val="single" w:sz="4" w:space="0" w:color="D6DCEA"/>
+              <w:bottom w:val="single" w:sz="4" w:space="0" w:color="D6DCEA"/>
+              <w:right w:val="single" w:sz="4" w:space="0" w:color="D6DCEA"/>
+            </w:tcBorders>
+          </w:tcPr>
+          <w:p>
+            <w:pPr>
+              <w:pStyle w:val="Compact"/>
+              <w:widowControl/>
+              <w:spacing w:before="36" w:after="40"/>
+              <w:jc w:val="left"/>
+              <w:rPr>
+                <w:kern w:val="0"/>
+                <w:szCs w:val="24"/>
+                <w:lang w:val="en-US" w:eastAsia="en-US" w:bidi="ar-SA"/>
+              </w:rPr>
+            </w:pPr>
+            <w:r>
+              <w:rPr>
+                <w:rStyle w:val="VerbatimChar"/>
+                <w:kern w:val="0"/>
+                <w:sz w:val="18"/>
+                <w:szCs w:val="24"/>
+                <w:lang w:val="en-US" w:eastAsia="en-US" w:bidi="ar-SA"/>
+              </w:rPr>
+              <w:t>/api/v1/org/employees/import</w:t>
+            </w:r>
+          </w:p>
+        </w:tc>
+        <w:tc>
+          <w:tcPr>
+            <w:tcW w:w="2340" w:type="dxa"/>
+            <w:tcBorders>
+              <w:top w:val="single" w:sz="4" w:space="0" w:color="D6DCEA"/>
+              <w:left w:val="single" w:sz="4" w:space="0" w:color="D6DCEA"/>
+              <w:bottom w:val="single" w:sz="4" w:space="0" w:color="D6DCEA"/>
+              <w:right w:val="single" w:sz="4" w:space="0" w:color="D6DCEA"/>
+            </w:tcBorders>
+          </w:tcPr>
+          <w:p>
+            <w:pPr>
+              <w:pStyle w:val="Compact"/>
+              <w:widowControl/>
+              <w:spacing w:before="36" w:after="40"/>
+              <w:jc w:val="left"/>
+              <w:rPr>
+                <w:kern w:val="0"/>
+                <w:szCs w:val="24"/>
+                <w:lang w:val="en-US" w:eastAsia="en-US" w:bidi="ar-SA"/>
+              </w:rPr>
+            </w:pPr>
+            <w:r>
+              <w:rPr>
+                <w:kern w:val="0"/>
+                <w:sz w:val="18"/>
+                <w:szCs w:val="24"/>
+                <w:lang w:val="en-US" w:eastAsia="en-US" w:bidi="ar-SA"/>
+              </w:rPr>
+              <w:t>Загрузка сотрудников с решением коллизий — план или применение одной транзакцией</w:t>
+            </w:r>
+          </w:p>
+        </w:tc>
+        <w:tc>
+          <w:tcPr>
+            <w:tcW w:w="2340" w:type="dxa"/>
+            <w:tcBorders>
+              <w:top w:val="single" w:sz="4" w:space="0" w:color="D6DCEA"/>
+              <w:left w:val="single" w:sz="4" w:space="0" w:color="D6DCEA"/>
+              <w:bottom w:val="single" w:sz="4" w:space="0" w:color="D6DCEA"/>
+              <w:right w:val="single" w:sz="4" w:space="0" w:color="D6DCEA"/>
+            </w:tcBorders>
+          </w:tcPr>
+          <w:p>
+            <w:pPr>
+              <w:pStyle w:val="Compact"/>
+              <w:widowControl/>
+              <w:spacing w:before="36" w:after="40"/>
+              <w:jc w:val="left"/>
+              <w:rPr>
+                <w:kern w:val="0"/>
+                <w:szCs w:val="24"/>
+                <w:lang w:val="en-US" w:eastAsia="en-US" w:bidi="ar-SA"/>
+              </w:rPr>
+            </w:pPr>
+            <w:r>
+              <w:rPr>
+                <w:rStyle w:val="VerbatimChar"/>
+                <w:kern w:val="0"/>
+                <w:sz w:val="18"/>
+                <w:szCs w:val="24"/>
+                <w:lang w:val="en-US" w:eastAsia="en-US" w:bidi="ar-SA"/>
+              </w:rPr>
+              <w:t>importOrgEmployees</w:t>
+            </w:r>
+          </w:p>
+        </w:tc>
+      </w:tr>
+      <w:tr>
+        <w:trPr/>
+        <w:tc>
+          <w:tcPr>
+            <w:tcW w:w="2339" w:type="dxa"/>
+            <w:tcBorders>
+              <w:top w:val="single" w:sz="4" w:space="0" w:color="D6DCEA"/>
+              <w:left w:val="single" w:sz="4" w:space="0" w:color="D6DCEA"/>
+              <w:bottom w:val="single" w:sz="4" w:space="0" w:color="D6DCEA"/>
+              <w:right w:val="single" w:sz="4" w:space="0" w:color="D6DCEA"/>
+            </w:tcBorders>
+          </w:tcPr>
+          <w:p>
+            <w:pPr>
+              <w:pStyle w:val="Compact"/>
+              <w:widowControl/>
+              <w:spacing w:before="36" w:after="40"/>
+              <w:jc w:val="left"/>
+              <w:rPr>
+                <w:kern w:val="0"/>
+                <w:szCs w:val="24"/>
+                <w:lang w:val="en-US" w:eastAsia="en-US" w:bidi="ar-SA"/>
+              </w:rPr>
+            </w:pPr>
+            <w:r>
+              <w:rPr>
+                <w:kern w:val="0"/>
+                <w:sz w:val="18"/>
+                <w:szCs w:val="24"/>
+                <w:lang w:val="en-US" w:eastAsia="en-US" w:bidi="ar-SA"/>
+              </w:rPr>
+              <w:t>POST</w:t>
+            </w:r>
+          </w:p>
+        </w:tc>
+        <w:tc>
+          <w:tcPr>
+            <w:tcW w:w="2340" w:type="dxa"/>
+            <w:tcBorders>
+              <w:top w:val="single" w:sz="4" w:space="0" w:color="D6DCEA"/>
+              <w:left w:val="single" w:sz="4" w:space="0" w:color="D6DCEA"/>
+              <w:bottom w:val="single" w:sz="4" w:space="0" w:color="D6DCEA"/>
+              <w:right w:val="single" w:sz="4" w:space="0" w:color="D6DCEA"/>
+            </w:tcBorders>
+          </w:tcPr>
+          <w:p>
+            <w:pPr>
+              <w:pStyle w:val="Compact"/>
+              <w:widowControl/>
+              <w:spacing w:before="36" w:after="40"/>
+              <w:jc w:val="left"/>
+              <w:rPr>
+                <w:kern w:val="0"/>
+                <w:szCs w:val="24"/>
+                <w:lang w:val="en-US" w:eastAsia="en-US" w:bidi="ar-SA"/>
+              </w:rPr>
+            </w:pPr>
+            <w:r>
+              <w:rPr>
+                <w:rStyle w:val="VerbatimChar"/>
+                <w:kern w:val="0"/>
+                <w:sz w:val="18"/>
+                <w:szCs w:val="24"/>
+                <w:lang w:val="en-US" w:eastAsia="en-US" w:bidi="ar-SA"/>
+              </w:rPr>
+              <w:t>/api/v1/org/import/csv</w:t>
+            </w:r>
+          </w:p>
+        </w:tc>
+        <w:tc>
+          <w:tcPr>
+            <w:tcW w:w="2340" w:type="dxa"/>
+            <w:tcBorders>
+              <w:top w:val="single" w:sz="4" w:space="0" w:color="D6DCEA"/>
+              <w:left w:val="single" w:sz="4" w:space="0" w:color="D6DCEA"/>
+              <w:bottom w:val="single" w:sz="4" w:space="0" w:color="D6DCEA"/>
+              <w:right w:val="single" w:sz="4" w:space="0" w:color="D6DCEA"/>
+            </w:tcBorders>
+          </w:tcPr>
+          <w:p>
+            <w:pPr>
+              <w:pStyle w:val="Compact"/>
+              <w:widowControl/>
+              <w:spacing w:before="36" w:after="40"/>
+              <w:jc w:val="left"/>
+              <w:rPr>
+                <w:kern w:val="0"/>
+                <w:szCs w:val="24"/>
+                <w:lang w:val="en-US" w:eastAsia="en-US" w:bidi="ar-SA"/>
+              </w:rPr>
+            </w:pPr>
+            <w:r>
+              <w:rPr>
+                <w:kern w:val="0"/>
+                <w:sz w:val="18"/>
+                <w:szCs w:val="24"/>
+                <w:lang w:val="en-US" w:eastAsia="en-US" w:bidi="ar-SA"/>
+              </w:rPr>
+              <w:t>Быстрый импорт CSV: сотрудник → подразделение, руководитель; файл главнее</w:t>
+            </w:r>
+          </w:p>
+        </w:tc>
+        <w:tc>
+          <w:tcPr>
+            <w:tcW w:w="2340" w:type="dxa"/>
+            <w:tcBorders>
+              <w:top w:val="single" w:sz="4" w:space="0" w:color="D6DCEA"/>
+              <w:left w:val="single" w:sz="4" w:space="0" w:color="D6DCEA"/>
+              <w:bottom w:val="single" w:sz="4" w:space="0" w:color="D6DCEA"/>
+              <w:right w:val="single" w:sz="4" w:space="0" w:color="D6DCEA"/>
+            </w:tcBorders>
+          </w:tcPr>
+          <w:p>
+            <w:pPr>
+              <w:pStyle w:val="Compact"/>
+              <w:widowControl/>
+              <w:spacing w:before="36" w:after="40"/>
+              <w:jc w:val="left"/>
+              <w:rPr>
+                <w:kern w:val="0"/>
+                <w:szCs w:val="24"/>
+                <w:lang w:val="en-US" w:eastAsia="en-US" w:bidi="ar-SA"/>
+              </w:rPr>
+            </w:pPr>
+            <w:r>
+              <w:rPr>
+                <w:rStyle w:val="VerbatimChar"/>
+                <w:kern w:val="0"/>
+                <w:sz w:val="18"/>
+                <w:szCs w:val="24"/>
+                <w:lang w:val="en-US" w:eastAsia="en-US" w:bidi="ar-SA"/>
+              </w:rPr>
+              <w:t>importOrgCsv</w:t>
             </w:r>
           </w:p>
         </w:tc>
@@ -21463,11 +23128,11 @@
           <w:b/>
           <w:bCs/>
         </w:rPr>
-        <w:t>Отчёты</w:t>
+        <w:t>events</w:t>
       </w:r>
       <w:r>
         <w:rPr/>
-        <w:t xml:space="preserve"> (3)</w:t>
+        <w:t xml:space="preserve"> (2)</w:t>
       </w:r>
     </w:p>
     <w:tbl>
@@ -21671,7 +23336,7 @@
                 <w:szCs w:val="24"/>
                 <w:lang w:val="en-US" w:eastAsia="en-US" w:bidi="ar-SA"/>
               </w:rPr>
-              <w:t>GET</w:t>
+              <w:t>POST</w:t>
             </w:r>
           </w:p>
         </w:tc>
@@ -21705,7 +23370,7 @@
                 <w:szCs w:val="24"/>
                 <w:lang w:val="en-US" w:eastAsia="en-US" w:bidi="ar-SA"/>
               </w:rPr>
-              <w:t>/api/v1/reports/vacations</w:t>
+              <w:t>/api/v1/events/ticket</w:t>
             </w:r>
           </w:p>
         </w:tc>
@@ -21738,7 +23403,7 @@
                 <w:szCs w:val="24"/>
                 <w:lang w:val="en-US" w:eastAsia="en-US" w:bidi="ar-SA"/>
               </w:rPr>
-              <w:t>Выгрузка отпусков за период (XLSX)</w:t>
+              <w:t>Билет на поток событий (60 секунд)</w:t>
             </w:r>
           </w:p>
         </w:tc>
@@ -21772,7 +23437,7 @@
                 <w:szCs w:val="24"/>
                 <w:lang w:val="en-US" w:eastAsia="en-US" w:bidi="ar-SA"/>
               </w:rPr>
-              <w:t>exportVacations</w:t>
+              <w:t>getEventsTicket</w:t>
             </w:r>
           </w:p>
         </w:tc>
@@ -21842,7 +23507,7 @@
                 <w:szCs w:val="24"/>
                 <w:lang w:val="en-US" w:eastAsia="en-US" w:bidi="ar-SA"/>
               </w:rPr>
-              <w:t>/api/v1/reports/t7</w:t>
+              <w:t>/api/v1/events</w:t>
             </w:r>
           </w:p>
         </w:tc>
@@ -21875,7 +23540,7 @@
                 <w:szCs w:val="24"/>
                 <w:lang w:val="en-US" w:eastAsia="en-US" w:bidi="ar-SA"/>
               </w:rPr>
-              <w:t>График отпусков по унифицированной форме Т-7 (XLSX; кадровая служба)</w:t>
+              <w:t>Поток событий (text/event-stream)</w:t>
             </w:r>
           </w:p>
         </w:tc>
@@ -21909,144 +23574,7 @@
                 <w:szCs w:val="24"/>
                 <w:lang w:val="en-US" w:eastAsia="en-US" w:bidi="ar-SA"/>
               </w:rPr>
-              <w:t>exportT7</w:t>
-            </w:r>
-          </w:p>
-        </w:tc>
-      </w:tr>
-      <w:tr>
-        <w:trPr/>
-        <w:tc>
-          <w:tcPr>
-            <w:tcW w:w="2339" w:type="dxa"/>
-            <w:tcBorders>
-              <w:top w:val="single" w:sz="4" w:space="0" w:color="D6DCEA"/>
-              <w:left w:val="single" w:sz="4" w:space="0" w:color="D6DCEA"/>
-              <w:bottom w:val="single" w:sz="4" w:space="0" w:color="D6DCEA"/>
-              <w:right w:val="single" w:sz="4" w:space="0" w:color="D6DCEA"/>
-            </w:tcBorders>
-          </w:tcPr>
-          <w:p>
-            <w:pPr>
-              <w:pStyle w:val="Compact"/>
-              <w:widowControl/>
-              <w:spacing w:before="36" w:after="40"/>
-              <w:jc w:val="left"/>
-              <w:rPr>
-                <w:kern w:val="0"/>
-                <w:szCs w:val="24"/>
-                <w:lang w:val="en-US" w:eastAsia="en-US" w:bidi="ar-SA"/>
-              </w:rPr>
-            </w:pPr>
-            <w:r>
-              <w:rPr>
-                <w:kern w:val="0"/>
-                <w:sz w:val="18"/>
-                <w:szCs w:val="24"/>
-                <w:lang w:val="en-US" w:eastAsia="en-US" w:bidi="ar-SA"/>
-              </w:rPr>
-              <w:t>GET</w:t>
-            </w:r>
-          </w:p>
-        </w:tc>
-        <w:tc>
-          <w:tcPr>
-            <w:tcW w:w="2340" w:type="dxa"/>
-            <w:tcBorders>
-              <w:top w:val="single" w:sz="4" w:space="0" w:color="D6DCEA"/>
-              <w:left w:val="single" w:sz="4" w:space="0" w:color="D6DCEA"/>
-              <w:bottom w:val="single" w:sz="4" w:space="0" w:color="D6DCEA"/>
-              <w:right w:val="single" w:sz="4" w:space="0" w:color="D6DCEA"/>
-            </w:tcBorders>
-          </w:tcPr>
-          <w:p>
-            <w:pPr>
-              <w:pStyle w:val="Compact"/>
-              <w:widowControl/>
-              <w:spacing w:before="36" w:after="40"/>
-              <w:jc w:val="left"/>
-              <w:rPr>
-                <w:kern w:val="0"/>
-                <w:szCs w:val="24"/>
-                <w:lang w:val="en-US" w:eastAsia="en-US" w:bidi="ar-SA"/>
-              </w:rPr>
-            </w:pPr>
-            <w:r>
-              <w:rPr>
-                <w:rStyle w:val="VerbatimChar"/>
-                <w:kern w:val="0"/>
-                <w:sz w:val="18"/>
-                <w:szCs w:val="24"/>
-                <w:lang w:val="en-US" w:eastAsia="en-US" w:bidi="ar-SA"/>
-              </w:rPr>
-              <w:t>/api/v1/reports/notices</w:t>
-            </w:r>
-          </w:p>
-        </w:tc>
-        <w:tc>
-          <w:tcPr>
-            <w:tcW w:w="2340" w:type="dxa"/>
-            <w:tcBorders>
-              <w:top w:val="single" w:sz="4" w:space="0" w:color="D6DCEA"/>
-              <w:left w:val="single" w:sz="4" w:space="0" w:color="D6DCEA"/>
-              <w:bottom w:val="single" w:sz="4" w:space="0" w:color="D6DCEA"/>
-              <w:right w:val="single" w:sz="4" w:space="0" w:color="D6DCEA"/>
-            </w:tcBorders>
-          </w:tcPr>
-          <w:p>
-            <w:pPr>
-              <w:pStyle w:val="Compact"/>
-              <w:widowControl/>
-              <w:spacing w:before="36" w:after="40"/>
-              <w:jc w:val="left"/>
-              <w:rPr>
-                <w:kern w:val="0"/>
-                <w:szCs w:val="24"/>
-                <w:lang w:val="en-US" w:eastAsia="en-US" w:bidi="ar-SA"/>
-              </w:rPr>
-            </w:pPr>
-            <w:r>
-              <w:rPr>
-                <w:kern w:val="0"/>
-                <w:sz w:val="18"/>
-                <w:szCs w:val="24"/>
-                <w:lang w:val="en-US" w:eastAsia="en-US" w:bidi="ar-SA"/>
-              </w:rPr>
-              <w:t>Журнал извещений за период (XLSX; кадровая служба, администратор)</w:t>
-            </w:r>
-          </w:p>
-        </w:tc>
-        <w:tc>
-          <w:tcPr>
-            <w:tcW w:w="2340" w:type="dxa"/>
-            <w:tcBorders>
-              <w:top w:val="single" w:sz="4" w:space="0" w:color="D6DCEA"/>
-              <w:left w:val="single" w:sz="4" w:space="0" w:color="D6DCEA"/>
-              <w:bottom w:val="single" w:sz="4" w:space="0" w:color="D6DCEA"/>
-              <w:right w:val="single" w:sz="4" w:space="0" w:color="D6DCEA"/>
-            </w:tcBorders>
-          </w:tcPr>
-          <w:p>
-            <w:pPr>
-              <w:pStyle w:val="Compact"/>
-              <w:widowControl/>
-              <w:spacing w:before="36" w:after="40"/>
-              <w:jc w:val="left"/>
-              <w:rPr>
-                <w:kern w:val="0"/>
-                <w:szCs w:val="24"/>
-                <w:lang w:val="en-US" w:eastAsia="en-US" w:bidi="ar-SA"/>
-              </w:rPr>
-            </w:pPr>
-            <w:r>
-              <w:rPr>
-                <w:rStyle w:val="VerbatimChar"/>
-                <w:kern w:val="0"/>
-                <w:sz w:val="18"/>
-                <w:szCs w:val="24"/>
-                <w:lang w:val="en-US" w:eastAsia="en-US" w:bidi="ar-SA"/>
-              </w:rPr>
-              <w:t>exportNotices</w:t>
+              <w:t>streamEvents</w:t>
             </w:r>
           </w:p>
         </w:tc>
@@ -22062,11 +23590,11 @@
           <w:b/>
           <w:bCs/>
         </w:rPr>
-        <w:t>Аналитика</w:t>
+        <w:t>Отчёты</w:t>
       </w:r>
       <w:r>
         <w:rPr/>
-        <w:t xml:space="preserve"> (4)</w:t>
+        <w:t xml:space="preserve"> (3)</w:t>
       </w:r>
     </w:p>
     <w:tbl>
@@ -22304,7 +23832,7 @@
                 <w:szCs w:val="24"/>
                 <w:lang w:val="en-US" w:eastAsia="en-US" w:bidi="ar-SA"/>
               </w:rPr>
-              <w:t>/api/v1/analytics/departments</w:t>
+              <w:t>/api/v1/reports/vacations</w:t>
             </w:r>
           </w:p>
         </w:tc>
@@ -22337,7 +23865,7 @@
                 <w:szCs w:val="24"/>
                 <w:lang w:val="en-US" w:eastAsia="en-US" w:bidi="ar-SA"/>
               </w:rPr>
-              <w:t>Отделы, доступные пользователю для аналитики (с v0.3.0)</w:t>
+              <w:t>Выгрузка отпусков за период (XLSX)</w:t>
             </w:r>
           </w:p>
         </w:tc>
@@ -22371,7 +23899,7 @@
                 <w:szCs w:val="24"/>
                 <w:lang w:val="en-US" w:eastAsia="en-US" w:bidi="ar-SA"/>
               </w:rPr>
-              <w:t>listAnalyticsDepartments</w:t>
+              <w:t>exportVacations</w:t>
             </w:r>
           </w:p>
         </w:tc>
@@ -22441,7 +23969,7 @@
                 <w:szCs w:val="24"/>
                 <w:lang w:val="en-US" w:eastAsia="en-US" w:bidi="ar-SA"/>
               </w:rPr>
-              <w:t>/api/v1/analytics/overview</w:t>
+              <w:t>/api/v1/reports/t7</w:t>
             </w:r>
           </w:p>
         </w:tc>
@@ -22474,7 +24002,7 @@
                 <w:szCs w:val="24"/>
                 <w:lang w:val="en-US" w:eastAsia="en-US" w:bidi="ar-SA"/>
               </w:rPr>
-              <w:t>Нагрузка отдела по месяцам, периоды конфликтов, распределение дней, выводы (с v0.3.0)</w:t>
+              <w:t>График отпусков по унифицированной форме Т-7 (XLSX; кадровая служба)</w:t>
             </w:r>
           </w:p>
         </w:tc>
@@ -22508,7 +24036,7 @@
                 <w:szCs w:val="24"/>
                 <w:lang w:val="en-US" w:eastAsia="en-US" w:bidi="ar-SA"/>
               </w:rPr>
-              <w:t>getDepartmentOverview</w:t>
+              <w:t>exportT7</w:t>
             </w:r>
           </w:p>
         </w:tc>
@@ -22578,7 +24106,7 @@
                 <w:szCs w:val="24"/>
                 <w:lang w:val="en-US" w:eastAsia="en-US" w:bidi="ar-SA"/>
               </w:rPr>
-              <w:t>/api/v1/analytics/team</w:t>
+              <w:t>/api/v1/reports/notices</w:t>
             </w:r>
           </w:p>
         </w:tc>
@@ -22611,7 +24139,7 @@
                 <w:szCs w:val="24"/>
                 <w:lang w:val="en-US" w:eastAsia="en-US" w:bidi="ar-SA"/>
               </w:rPr>
-              <w:t>Состав отдела или проекта на дату — офис, удалёнка, отпуск, выходной (с v0.3.0)</w:t>
+              <w:t>Журнал извещений за период (XLSX; кадровая служба, администратор)</w:t>
             </w:r>
           </w:p>
         </w:tc>
@@ -22645,7 +24173,195 @@
                 <w:szCs w:val="24"/>
                 <w:lang w:val="en-US" w:eastAsia="en-US" w:bidi="ar-SA"/>
               </w:rPr>
-              <w:t>getTeamToday</w:t>
+              <w:t>exportNotices</w:t>
+            </w:r>
+          </w:p>
+        </w:tc>
+      </w:tr>
+    </w:tbl>
+    <w:p>
+      <w:pPr>
+        <w:pStyle w:val="BodyText"/>
+        <w:rPr/>
+      </w:pPr>
+      <w:r>
+        <w:rPr>
+          <w:b/>
+          <w:bCs/>
+        </w:rPr>
+        <w:t>Аналитика</w:t>
+      </w:r>
+      <w:r>
+        <w:rPr/>
+        <w:t xml:space="preserve"> (4)</w:t>
+      </w:r>
+    </w:p>
+    <w:tbl>
+      <w:tblPr>
+        <w:tblStyle w:val="Table"/>
+        <w:tblW w:w="5000" w:type="pct"/>
+        <w:jc w:val="center"/>
+        <w:tblInd w:w="0" w:type="dxa"/>
+        <w:tblLayout w:type="fixed"/>
+        <w:tblCellMar>
+          <w:top w:w="0" w:type="dxa"/>
+          <w:left w:w="108" w:type="dxa"/>
+          <w:bottom w:w="0" w:type="dxa"/>
+          <w:right w:w="108" w:type="dxa"/>
+        </w:tblCellMar>
+        <w:tblLook w:val="0020" w:noHBand="0" w:noVBand="0" w:firstColumn="0" w:lastRow="0" w:lastColumn="0" w:firstRow="1"/>
+      </w:tblPr>
+      <w:tblGrid>
+        <w:gridCol w:w="2339"/>
+        <w:gridCol w:w="2340"/>
+        <w:gridCol w:w="2340"/>
+        <w:gridCol w:w="2340"/>
+      </w:tblGrid>
+      <w:tr>
+        <w:trPr>
+          <w:tblHeader w:val="true"/>
+        </w:trPr>
+        <w:tc>
+          <w:tcPr>
+            <w:tcW w:w="2339" w:type="dxa"/>
+            <w:tcBorders>
+              <w:top w:val="single" w:sz="4" w:space="0" w:color="D6DCEA"/>
+              <w:left w:val="single" w:sz="4" w:space="0" w:color="D6DCEA"/>
+              <w:bottom w:val="single" w:sz="6" w:space="0" w:color="000000"/>
+              <w:right w:val="single" w:sz="4" w:space="0" w:color="D6DCEA"/>
+            </w:tcBorders>
+            <w:shd w:color="auto" w:fill="EEF2FB" w:val="clear"/>
+            <w:vAlign w:val="bottom"/>
+          </w:tcPr>
+          <w:p>
+            <w:pPr>
+              <w:pStyle w:val="Compact"/>
+              <w:widowControl/>
+              <w:spacing w:before="36" w:after="40"/>
+              <w:jc w:val="left"/>
+              <w:rPr>
+                <w:kern w:val="0"/>
+                <w:szCs w:val="24"/>
+                <w:lang w:val="en-US" w:eastAsia="en-US" w:bidi="ar-SA"/>
+              </w:rPr>
+            </w:pPr>
+            <w:r>
+              <w:rPr>
+                <w:b/>
+                <w:kern w:val="0"/>
+                <w:sz w:val="18"/>
+                <w:szCs w:val="24"/>
+                <w:lang w:val="en-US" w:eastAsia="en-US" w:bidi="ar-SA"/>
+              </w:rPr>
+              <w:t>Метод</w:t>
+            </w:r>
+          </w:p>
+        </w:tc>
+        <w:tc>
+          <w:tcPr>
+            <w:tcW w:w="2340" w:type="dxa"/>
+            <w:tcBorders>
+              <w:top w:val="single" w:sz="4" w:space="0" w:color="D6DCEA"/>
+              <w:left w:val="single" w:sz="4" w:space="0" w:color="D6DCEA"/>
+              <w:bottom w:val="single" w:sz="6" w:space="0" w:color="000000"/>
+              <w:right w:val="single" w:sz="4" w:space="0" w:color="D6DCEA"/>
+            </w:tcBorders>
+            <w:shd w:color="auto" w:fill="EEF2FB" w:val="clear"/>
+            <w:vAlign w:val="bottom"/>
+          </w:tcPr>
+          <w:p>
+            <w:pPr>
+              <w:pStyle w:val="Compact"/>
+              <w:widowControl/>
+              <w:spacing w:before="36" w:after="40"/>
+              <w:jc w:val="left"/>
+              <w:rPr>
+                <w:kern w:val="0"/>
+                <w:szCs w:val="24"/>
+                <w:lang w:val="en-US" w:eastAsia="en-US" w:bidi="ar-SA"/>
+              </w:rPr>
+            </w:pPr>
+            <w:r>
+              <w:rPr>
+                <w:b/>
+                <w:kern w:val="0"/>
+                <w:sz w:val="18"/>
+                <w:szCs w:val="24"/>
+                <w:lang w:val="en-US" w:eastAsia="en-US" w:bidi="ar-SA"/>
+              </w:rPr>
+              <w:t>Путь</w:t>
+            </w:r>
+          </w:p>
+        </w:tc>
+        <w:tc>
+          <w:tcPr>
+            <w:tcW w:w="2340" w:type="dxa"/>
+            <w:tcBorders>
+              <w:top w:val="single" w:sz="4" w:space="0" w:color="D6DCEA"/>
+              <w:left w:val="single" w:sz="4" w:space="0" w:color="D6DCEA"/>
+              <w:bottom w:val="single" w:sz="6" w:space="0" w:color="000000"/>
+              <w:right w:val="single" w:sz="4" w:space="0" w:color="D6DCEA"/>
+            </w:tcBorders>
+            <w:shd w:color="auto" w:fill="EEF2FB" w:val="clear"/>
+            <w:vAlign w:val="bottom"/>
+          </w:tcPr>
+          <w:p>
+            <w:pPr>
+              <w:pStyle w:val="Compact"/>
+              <w:widowControl/>
+              <w:spacing w:before="36" w:after="40"/>
+              <w:jc w:val="left"/>
+              <w:rPr>
+                <w:kern w:val="0"/>
+                <w:szCs w:val="24"/>
+                <w:lang w:val="en-US" w:eastAsia="en-US" w:bidi="ar-SA"/>
+              </w:rPr>
+            </w:pPr>
+            <w:r>
+              <w:rPr>
+                <w:b/>
+                <w:kern w:val="0"/>
+                <w:sz w:val="18"/>
+                <w:szCs w:val="24"/>
+                <w:lang w:val="en-US" w:eastAsia="en-US" w:bidi="ar-SA"/>
+              </w:rPr>
+              <w:t>Назначение</w:t>
+            </w:r>
+          </w:p>
+        </w:tc>
+        <w:tc>
+          <w:tcPr>
+            <w:tcW w:w="2340" w:type="dxa"/>
+            <w:tcBorders>
+              <w:top w:val="single" w:sz="4" w:space="0" w:color="D6DCEA"/>
+              <w:left w:val="single" w:sz="4" w:space="0" w:color="D6DCEA"/>
+              <w:bottom w:val="single" w:sz="6" w:space="0" w:color="000000"/>
+              <w:right w:val="single" w:sz="4" w:space="0" w:color="D6DCEA"/>
+            </w:tcBorders>
+            <w:shd w:color="auto" w:fill="EEF2FB" w:val="clear"/>
+            <w:vAlign w:val="bottom"/>
+          </w:tcPr>
+          <w:p>
+            <w:pPr>
+              <w:pStyle w:val="Compact"/>
+              <w:widowControl/>
+              <w:spacing w:before="36" w:after="40"/>
+              <w:jc w:val="left"/>
+              <w:rPr>
+                <w:kern w:val="0"/>
+                <w:szCs w:val="24"/>
+                <w:lang w:val="en-US" w:eastAsia="en-US" w:bidi="ar-SA"/>
+              </w:rPr>
+            </w:pPr>
+            <w:r>
+              <w:rPr>
+                <w:b/>
+                <w:kern w:val="0"/>
+                <w:sz w:val="18"/>
+                <w:szCs w:val="24"/>
+                <w:lang w:val="en-US" w:eastAsia="en-US" w:bidi="ar-SA"/>
+              </w:rPr>
+              <w:t>Операция</w:t>
             </w:r>
           </w:p>
         </w:tc>
@@ -22715,6 +24431,417 @@
                 <w:szCs w:val="24"/>
                 <w:lang w:val="en-US" w:eastAsia="en-US" w:bidi="ar-SA"/>
               </w:rPr>
+              <w:t>/api/v1/analytics/departments</w:t>
+            </w:r>
+          </w:p>
+        </w:tc>
+        <w:tc>
+          <w:tcPr>
+            <w:tcW w:w="2340" w:type="dxa"/>
+            <w:tcBorders>
+              <w:top w:val="single" w:sz="4" w:space="0" w:color="D6DCEA"/>
+              <w:left w:val="single" w:sz="4" w:space="0" w:color="D6DCEA"/>
+              <w:bottom w:val="single" w:sz="4" w:space="0" w:color="D6DCEA"/>
+              <w:right w:val="single" w:sz="4" w:space="0" w:color="D6DCEA"/>
+            </w:tcBorders>
+          </w:tcPr>
+          <w:p>
+            <w:pPr>
+              <w:pStyle w:val="Compact"/>
+              <w:widowControl/>
+              <w:spacing w:before="36" w:after="40"/>
+              <w:jc w:val="left"/>
+              <w:rPr>
+                <w:kern w:val="0"/>
+                <w:szCs w:val="24"/>
+                <w:lang w:val="en-US" w:eastAsia="en-US" w:bidi="ar-SA"/>
+              </w:rPr>
+            </w:pPr>
+            <w:r>
+              <w:rPr>
+                <w:kern w:val="0"/>
+                <w:sz w:val="18"/>
+                <w:szCs w:val="24"/>
+                <w:lang w:val="en-US" w:eastAsia="en-US" w:bidi="ar-SA"/>
+              </w:rPr>
+              <w:t>Отделы, доступные пользователю для аналитики (с v0.3.0)</w:t>
+            </w:r>
+          </w:p>
+        </w:tc>
+        <w:tc>
+          <w:tcPr>
+            <w:tcW w:w="2340" w:type="dxa"/>
+            <w:tcBorders>
+              <w:top w:val="single" w:sz="4" w:space="0" w:color="D6DCEA"/>
+              <w:left w:val="single" w:sz="4" w:space="0" w:color="D6DCEA"/>
+              <w:bottom w:val="single" w:sz="4" w:space="0" w:color="D6DCEA"/>
+              <w:right w:val="single" w:sz="4" w:space="0" w:color="D6DCEA"/>
+            </w:tcBorders>
+          </w:tcPr>
+          <w:p>
+            <w:pPr>
+              <w:pStyle w:val="Compact"/>
+              <w:widowControl/>
+              <w:spacing w:before="36" w:after="40"/>
+              <w:jc w:val="left"/>
+              <w:rPr>
+                <w:kern w:val="0"/>
+                <w:szCs w:val="24"/>
+                <w:lang w:val="en-US" w:eastAsia="en-US" w:bidi="ar-SA"/>
+              </w:rPr>
+            </w:pPr>
+            <w:r>
+              <w:rPr>
+                <w:rStyle w:val="VerbatimChar"/>
+                <w:kern w:val="0"/>
+                <w:sz w:val="18"/>
+                <w:szCs w:val="24"/>
+                <w:lang w:val="en-US" w:eastAsia="en-US" w:bidi="ar-SA"/>
+              </w:rPr>
+              <w:t>listAnalyticsDepartments</w:t>
+            </w:r>
+          </w:p>
+        </w:tc>
+      </w:tr>
+      <w:tr>
+        <w:trPr/>
+        <w:tc>
+          <w:tcPr>
+            <w:tcW w:w="2339" w:type="dxa"/>
+            <w:tcBorders>
+              <w:top w:val="single" w:sz="4" w:space="0" w:color="D6DCEA"/>
+              <w:left w:val="single" w:sz="4" w:space="0" w:color="D6DCEA"/>
+              <w:bottom w:val="single" w:sz="4" w:space="0" w:color="D6DCEA"/>
+              <w:right w:val="single" w:sz="4" w:space="0" w:color="D6DCEA"/>
+            </w:tcBorders>
+          </w:tcPr>
+          <w:p>
+            <w:pPr>
+              <w:pStyle w:val="Compact"/>
+              <w:widowControl/>
+              <w:spacing w:before="36" w:after="40"/>
+              <w:jc w:val="left"/>
+              <w:rPr>
+                <w:kern w:val="0"/>
+                <w:szCs w:val="24"/>
+                <w:lang w:val="en-US" w:eastAsia="en-US" w:bidi="ar-SA"/>
+              </w:rPr>
+            </w:pPr>
+            <w:r>
+              <w:rPr>
+                <w:kern w:val="0"/>
+                <w:sz w:val="18"/>
+                <w:szCs w:val="24"/>
+                <w:lang w:val="en-US" w:eastAsia="en-US" w:bidi="ar-SA"/>
+              </w:rPr>
+              <w:t>GET</w:t>
+            </w:r>
+          </w:p>
+        </w:tc>
+        <w:tc>
+          <w:tcPr>
+            <w:tcW w:w="2340" w:type="dxa"/>
+            <w:tcBorders>
+              <w:top w:val="single" w:sz="4" w:space="0" w:color="D6DCEA"/>
+              <w:left w:val="single" w:sz="4" w:space="0" w:color="D6DCEA"/>
+              <w:bottom w:val="single" w:sz="4" w:space="0" w:color="D6DCEA"/>
+              <w:right w:val="single" w:sz="4" w:space="0" w:color="D6DCEA"/>
+            </w:tcBorders>
+          </w:tcPr>
+          <w:p>
+            <w:pPr>
+              <w:pStyle w:val="Compact"/>
+              <w:widowControl/>
+              <w:spacing w:before="36" w:after="40"/>
+              <w:jc w:val="left"/>
+              <w:rPr>
+                <w:kern w:val="0"/>
+                <w:szCs w:val="24"/>
+                <w:lang w:val="en-US" w:eastAsia="en-US" w:bidi="ar-SA"/>
+              </w:rPr>
+            </w:pPr>
+            <w:r>
+              <w:rPr>
+                <w:rStyle w:val="VerbatimChar"/>
+                <w:kern w:val="0"/>
+                <w:sz w:val="18"/>
+                <w:szCs w:val="24"/>
+                <w:lang w:val="en-US" w:eastAsia="en-US" w:bidi="ar-SA"/>
+              </w:rPr>
+              <w:t>/api/v1/analytics/overview</w:t>
+            </w:r>
+          </w:p>
+        </w:tc>
+        <w:tc>
+          <w:tcPr>
+            <w:tcW w:w="2340" w:type="dxa"/>
+            <w:tcBorders>
+              <w:top w:val="single" w:sz="4" w:space="0" w:color="D6DCEA"/>
+              <w:left w:val="single" w:sz="4" w:space="0" w:color="D6DCEA"/>
+              <w:bottom w:val="single" w:sz="4" w:space="0" w:color="D6DCEA"/>
+              <w:right w:val="single" w:sz="4" w:space="0" w:color="D6DCEA"/>
+            </w:tcBorders>
+          </w:tcPr>
+          <w:p>
+            <w:pPr>
+              <w:pStyle w:val="Compact"/>
+              <w:widowControl/>
+              <w:spacing w:before="36" w:after="40"/>
+              <w:jc w:val="left"/>
+              <w:rPr>
+                <w:kern w:val="0"/>
+                <w:szCs w:val="24"/>
+                <w:lang w:val="en-US" w:eastAsia="en-US" w:bidi="ar-SA"/>
+              </w:rPr>
+            </w:pPr>
+            <w:r>
+              <w:rPr>
+                <w:kern w:val="0"/>
+                <w:sz w:val="18"/>
+                <w:szCs w:val="24"/>
+                <w:lang w:val="en-US" w:eastAsia="en-US" w:bidi="ar-SA"/>
+              </w:rPr>
+              <w:t>Нагрузка отдела по месяцам, периоды конфликтов, распределение дней, выводы (с v0.3.0)</w:t>
+            </w:r>
+          </w:p>
+        </w:tc>
+        <w:tc>
+          <w:tcPr>
+            <w:tcW w:w="2340" w:type="dxa"/>
+            <w:tcBorders>
+              <w:top w:val="single" w:sz="4" w:space="0" w:color="D6DCEA"/>
+              <w:left w:val="single" w:sz="4" w:space="0" w:color="D6DCEA"/>
+              <w:bottom w:val="single" w:sz="4" w:space="0" w:color="D6DCEA"/>
+              <w:right w:val="single" w:sz="4" w:space="0" w:color="D6DCEA"/>
+            </w:tcBorders>
+          </w:tcPr>
+          <w:p>
+            <w:pPr>
+              <w:pStyle w:val="Compact"/>
+              <w:widowControl/>
+              <w:spacing w:before="36" w:after="40"/>
+              <w:jc w:val="left"/>
+              <w:rPr>
+                <w:kern w:val="0"/>
+                <w:szCs w:val="24"/>
+                <w:lang w:val="en-US" w:eastAsia="en-US" w:bidi="ar-SA"/>
+              </w:rPr>
+            </w:pPr>
+            <w:r>
+              <w:rPr>
+                <w:rStyle w:val="VerbatimChar"/>
+                <w:kern w:val="0"/>
+                <w:sz w:val="18"/>
+                <w:szCs w:val="24"/>
+                <w:lang w:val="en-US" w:eastAsia="en-US" w:bidi="ar-SA"/>
+              </w:rPr>
+              <w:t>getDepartmentOverview</w:t>
+            </w:r>
+          </w:p>
+        </w:tc>
+      </w:tr>
+      <w:tr>
+        <w:trPr/>
+        <w:tc>
+          <w:tcPr>
+            <w:tcW w:w="2339" w:type="dxa"/>
+            <w:tcBorders>
+              <w:top w:val="single" w:sz="4" w:space="0" w:color="D6DCEA"/>
+              <w:left w:val="single" w:sz="4" w:space="0" w:color="D6DCEA"/>
+              <w:bottom w:val="single" w:sz="4" w:space="0" w:color="D6DCEA"/>
+              <w:right w:val="single" w:sz="4" w:space="0" w:color="D6DCEA"/>
+            </w:tcBorders>
+          </w:tcPr>
+          <w:p>
+            <w:pPr>
+              <w:pStyle w:val="Compact"/>
+              <w:widowControl/>
+              <w:spacing w:before="36" w:after="40"/>
+              <w:jc w:val="left"/>
+              <w:rPr>
+                <w:kern w:val="0"/>
+                <w:szCs w:val="24"/>
+                <w:lang w:val="en-US" w:eastAsia="en-US" w:bidi="ar-SA"/>
+              </w:rPr>
+            </w:pPr>
+            <w:r>
+              <w:rPr>
+                <w:kern w:val="0"/>
+                <w:sz w:val="18"/>
+                <w:szCs w:val="24"/>
+                <w:lang w:val="en-US" w:eastAsia="en-US" w:bidi="ar-SA"/>
+              </w:rPr>
+              <w:t>GET</w:t>
+            </w:r>
+          </w:p>
+        </w:tc>
+        <w:tc>
+          <w:tcPr>
+            <w:tcW w:w="2340" w:type="dxa"/>
+            <w:tcBorders>
+              <w:top w:val="single" w:sz="4" w:space="0" w:color="D6DCEA"/>
+              <w:left w:val="single" w:sz="4" w:space="0" w:color="D6DCEA"/>
+              <w:bottom w:val="single" w:sz="4" w:space="0" w:color="D6DCEA"/>
+              <w:right w:val="single" w:sz="4" w:space="0" w:color="D6DCEA"/>
+            </w:tcBorders>
+          </w:tcPr>
+          <w:p>
+            <w:pPr>
+              <w:pStyle w:val="Compact"/>
+              <w:widowControl/>
+              <w:spacing w:before="36" w:after="40"/>
+              <w:jc w:val="left"/>
+              <w:rPr>
+                <w:kern w:val="0"/>
+                <w:szCs w:val="24"/>
+                <w:lang w:val="en-US" w:eastAsia="en-US" w:bidi="ar-SA"/>
+              </w:rPr>
+            </w:pPr>
+            <w:r>
+              <w:rPr>
+                <w:rStyle w:val="VerbatimChar"/>
+                <w:kern w:val="0"/>
+                <w:sz w:val="18"/>
+                <w:szCs w:val="24"/>
+                <w:lang w:val="en-US" w:eastAsia="en-US" w:bidi="ar-SA"/>
+              </w:rPr>
+              <w:t>/api/v1/analytics/team</w:t>
+            </w:r>
+          </w:p>
+        </w:tc>
+        <w:tc>
+          <w:tcPr>
+            <w:tcW w:w="2340" w:type="dxa"/>
+            <w:tcBorders>
+              <w:top w:val="single" w:sz="4" w:space="0" w:color="D6DCEA"/>
+              <w:left w:val="single" w:sz="4" w:space="0" w:color="D6DCEA"/>
+              <w:bottom w:val="single" w:sz="4" w:space="0" w:color="D6DCEA"/>
+              <w:right w:val="single" w:sz="4" w:space="0" w:color="D6DCEA"/>
+            </w:tcBorders>
+          </w:tcPr>
+          <w:p>
+            <w:pPr>
+              <w:pStyle w:val="Compact"/>
+              <w:widowControl/>
+              <w:spacing w:before="36" w:after="40"/>
+              <w:jc w:val="left"/>
+              <w:rPr>
+                <w:kern w:val="0"/>
+                <w:szCs w:val="24"/>
+                <w:lang w:val="en-US" w:eastAsia="en-US" w:bidi="ar-SA"/>
+              </w:rPr>
+            </w:pPr>
+            <w:r>
+              <w:rPr>
+                <w:kern w:val="0"/>
+                <w:sz w:val="18"/>
+                <w:szCs w:val="24"/>
+                <w:lang w:val="en-US" w:eastAsia="en-US" w:bidi="ar-SA"/>
+              </w:rPr>
+              <w:t>Состав отдела или проекта на дату — офис, удалёнка, отпуск, выходной (с v0.3.0)</w:t>
+            </w:r>
+          </w:p>
+        </w:tc>
+        <w:tc>
+          <w:tcPr>
+            <w:tcW w:w="2340" w:type="dxa"/>
+            <w:tcBorders>
+              <w:top w:val="single" w:sz="4" w:space="0" w:color="D6DCEA"/>
+              <w:left w:val="single" w:sz="4" w:space="0" w:color="D6DCEA"/>
+              <w:bottom w:val="single" w:sz="4" w:space="0" w:color="D6DCEA"/>
+              <w:right w:val="single" w:sz="4" w:space="0" w:color="D6DCEA"/>
+            </w:tcBorders>
+          </w:tcPr>
+          <w:p>
+            <w:pPr>
+              <w:pStyle w:val="Compact"/>
+              <w:widowControl/>
+              <w:spacing w:before="36" w:after="40"/>
+              <w:jc w:val="left"/>
+              <w:rPr>
+                <w:kern w:val="0"/>
+                <w:szCs w:val="24"/>
+                <w:lang w:val="en-US" w:eastAsia="en-US" w:bidi="ar-SA"/>
+              </w:rPr>
+            </w:pPr>
+            <w:r>
+              <w:rPr>
+                <w:rStyle w:val="VerbatimChar"/>
+                <w:kern w:val="0"/>
+                <w:sz w:val="18"/>
+                <w:szCs w:val="24"/>
+                <w:lang w:val="en-US" w:eastAsia="en-US" w:bidi="ar-SA"/>
+              </w:rPr>
+              <w:t>getTeamToday</w:t>
+            </w:r>
+          </w:p>
+        </w:tc>
+      </w:tr>
+      <w:tr>
+        <w:trPr/>
+        <w:tc>
+          <w:tcPr>
+            <w:tcW w:w="2339" w:type="dxa"/>
+            <w:tcBorders>
+              <w:top w:val="single" w:sz="4" w:space="0" w:color="D6DCEA"/>
+              <w:left w:val="single" w:sz="4" w:space="0" w:color="D6DCEA"/>
+              <w:bottom w:val="single" w:sz="4" w:space="0" w:color="D6DCEA"/>
+              <w:right w:val="single" w:sz="4" w:space="0" w:color="D6DCEA"/>
+            </w:tcBorders>
+          </w:tcPr>
+          <w:p>
+            <w:pPr>
+              <w:pStyle w:val="Compact"/>
+              <w:widowControl/>
+              <w:spacing w:before="36" w:after="40"/>
+              <w:jc w:val="left"/>
+              <w:rPr>
+                <w:kern w:val="0"/>
+                <w:szCs w:val="24"/>
+                <w:lang w:val="en-US" w:eastAsia="en-US" w:bidi="ar-SA"/>
+              </w:rPr>
+            </w:pPr>
+            <w:r>
+              <w:rPr>
+                <w:kern w:val="0"/>
+                <w:sz w:val="18"/>
+                <w:szCs w:val="24"/>
+                <w:lang w:val="en-US" w:eastAsia="en-US" w:bidi="ar-SA"/>
+              </w:rPr>
+              <w:t>GET</w:t>
+            </w:r>
+          </w:p>
+        </w:tc>
+        <w:tc>
+          <w:tcPr>
+            <w:tcW w:w="2340" w:type="dxa"/>
+            <w:tcBorders>
+              <w:top w:val="single" w:sz="4" w:space="0" w:color="D6DCEA"/>
+              <w:left w:val="single" w:sz="4" w:space="0" w:color="D6DCEA"/>
+              <w:bottom w:val="single" w:sz="4" w:space="0" w:color="D6DCEA"/>
+              <w:right w:val="single" w:sz="4" w:space="0" w:color="D6DCEA"/>
+            </w:tcBorders>
+          </w:tcPr>
+          <w:p>
+            <w:pPr>
+              <w:pStyle w:val="Compact"/>
+              <w:widowControl/>
+              <w:spacing w:before="36" w:after="40"/>
+              <w:jc w:val="left"/>
+              <w:rPr>
+                <w:kern w:val="0"/>
+                <w:szCs w:val="24"/>
+                <w:lang w:val="en-US" w:eastAsia="en-US" w:bidi="ar-SA"/>
+              </w:rPr>
+            </w:pPr>
+            <w:r>
+              <w:rPr>
+                <w:rStyle w:val="VerbatimChar"/>
+                <w:kern w:val="0"/>
+                <w:sz w:val="18"/>
+                <w:szCs w:val="24"/>
+                <w:lang w:val="en-US" w:eastAsia="en-US" w:bidi="ar-SA"/>
+              </w:rPr>
               <w:t>/api/v1/analytics/suggestions</w:t>
             </w:r>
           </w:p>
@@ -22784,8 +24911,8 @@
               </w:rPr>
               <w:t>suggestVacationDates</w:t>
             </w:r>
-            <w:bookmarkStart w:id="29" w:name="каталог-операций"/>
-            <w:bookmarkEnd w:id="29"/>
+            <w:bookmarkStart w:id="31" w:name="каталог-операций"/>
+            <w:bookmarkEnd w:id="31"/>
           </w:p>
         </w:tc>
       </w:tr>
@@ -22795,13 +24922,13 @@
         <w:pStyle w:val="Heading1"/>
         <w:rPr/>
       </w:pPr>
-      <w:bookmarkStart w:id="30" w:name="__RefHeading___Toc10860_1804324697"/>
-      <w:bookmarkEnd w:id="30"/>
+      <w:bookmarkStart w:id="32" w:name="__RefHeading___Toc9928_3125385251"/>
+      <w:bookmarkEnd w:id="32"/>
       <w:r>
         <w:rPr>
           <w:rStyle w:val="SectionNumber"/>
         </w:rPr>
-        <w:t>15</w:t>
+        <w:t>16</w:t>
       </w:r>
       <w:r>
         <w:rPr/>
@@ -24755,13 +26882,13 @@
         <w:pStyle w:val="Heading1"/>
         <w:rPr/>
       </w:pPr>
-      <w:bookmarkStart w:id="31" w:name="__RefHeading___Toc10862_1804324697"/>
-      <w:bookmarkEnd w:id="31"/>
+      <w:bookmarkStart w:id="33" w:name="__RefHeading___Toc9930_3125385251"/>
+      <w:bookmarkEnd w:id="33"/>
       <w:r>
         <w:rPr>
           <w:rStyle w:val="SectionNumber"/>
         </w:rPr>
-        <w:t>16</w:t>
+        <w:t>17</w:t>
       </w:r>
       <w:r>
         <w:rPr/>
@@ -25577,7 +27704,7 @@
                 <w:szCs w:val="24"/>
                 <w:lang w:val="en-US" w:eastAsia="en-US" w:bidi="ar-SA"/>
               </w:rPr>
-              <w:t>заявки прямых подчинённых и сотрудников своего отдела без руководителя; заместителю — команды замещаемого; вышестоящему — эскалированные</w:t>
+              <w:t>заявки подчинённых по правилу руководителя и сотрудников своих и вложенных подразделений; заместителю — команды замещаемого; вышестоящему — эскалированные</w:t>
             </w:r>
           </w:p>
         </w:tc>
@@ -26585,7 +28712,7 @@
                 <w:szCs w:val="24"/>
                 <w:lang w:val="en-US" w:eastAsia="en-US" w:bidi="ar-SA"/>
               </w:rPr>
-              <w:t>свой отдел, если руководит им, иначе подчинённые</w:t>
+              <w:t>свои подразделения с вложенными и подчинённые</w:t>
             </w:r>
           </w:p>
         </w:tc>
@@ -26855,7 +28982,7 @@
                 <w:szCs w:val="24"/>
                 <w:lang w:val="en-US" w:eastAsia="en-US" w:bidi="ar-SA"/>
               </w:rPr>
-              <w:t>Оргструктура, производственный календарь</w:t>
+              <w:t>Структура компании, производственный календарь</w:t>
             </w:r>
           </w:p>
         </w:tc>
@@ -26955,6 +29082,174 @@
                 <w:lang w:val="en-US" w:eastAsia="en-US" w:bidi="ar-SA"/>
               </w:rPr>
               <w:t>да</w:t>
+            </w:r>
+          </w:p>
+        </w:tc>
+        <w:tc>
+          <w:tcPr>
+            <w:tcW w:w="1872" w:type="dxa"/>
+            <w:tcBorders>
+              <w:top w:val="single" w:sz="4" w:space="0" w:color="D6DCEA"/>
+              <w:left w:val="single" w:sz="4" w:space="0" w:color="D6DCEA"/>
+              <w:bottom w:val="single" w:sz="4" w:space="0" w:color="D6DCEA"/>
+              <w:right w:val="single" w:sz="4" w:space="0" w:color="D6DCEA"/>
+            </w:tcBorders>
+          </w:tcPr>
+          <w:p>
+            <w:pPr>
+              <w:pStyle w:val="Compact"/>
+              <w:widowControl/>
+              <w:spacing w:before="36" w:after="40"/>
+              <w:jc w:val="left"/>
+              <w:rPr>
+                <w:kern w:val="0"/>
+                <w:szCs w:val="24"/>
+                <w:lang w:val="en-US" w:eastAsia="en-US" w:bidi="ar-SA"/>
+              </w:rPr>
+            </w:pPr>
+            <w:r>
+              <w:rPr>
+                <w:kern w:val="0"/>
+                <w:sz w:val="18"/>
+                <w:szCs w:val="24"/>
+                <w:lang w:val="en-US" w:eastAsia="en-US" w:bidi="ar-SA"/>
+              </w:rPr>
+              <w:t>да</w:t>
+            </w:r>
+          </w:p>
+        </w:tc>
+      </w:tr>
+      <w:tr>
+        <w:trPr/>
+        <w:tc>
+          <w:tcPr>
+            <w:tcW w:w="1872" w:type="dxa"/>
+            <w:tcBorders>
+              <w:top w:val="single" w:sz="4" w:space="0" w:color="D6DCEA"/>
+              <w:left w:val="single" w:sz="4" w:space="0" w:color="D6DCEA"/>
+              <w:bottom w:val="single" w:sz="4" w:space="0" w:color="D6DCEA"/>
+              <w:right w:val="single" w:sz="4" w:space="0" w:color="D6DCEA"/>
+            </w:tcBorders>
+          </w:tcPr>
+          <w:p>
+            <w:pPr>
+              <w:pStyle w:val="Compact"/>
+              <w:widowControl/>
+              <w:spacing w:before="36" w:after="40"/>
+              <w:jc w:val="left"/>
+              <w:rPr>
+                <w:kern w:val="0"/>
+                <w:szCs w:val="24"/>
+                <w:lang w:val="en-US" w:eastAsia="en-US" w:bidi="ar-SA"/>
+              </w:rPr>
+            </w:pPr>
+            <w:r>
+              <w:rPr>
+                <w:kern w:val="0"/>
+                <w:sz w:val="18"/>
+                <w:szCs w:val="24"/>
+                <w:lang w:val="en-US" w:eastAsia="en-US" w:bidi="ar-SA"/>
+              </w:rPr>
+              <w:t>Импорт и экспорт структуры и сотрудников</w:t>
+            </w:r>
+          </w:p>
+        </w:tc>
+        <w:tc>
+          <w:tcPr>
+            <w:tcW w:w="1872" w:type="dxa"/>
+            <w:tcBorders>
+              <w:top w:val="single" w:sz="4" w:space="0" w:color="D6DCEA"/>
+              <w:left w:val="single" w:sz="4" w:space="0" w:color="D6DCEA"/>
+              <w:bottom w:val="single" w:sz="4" w:space="0" w:color="D6DCEA"/>
+              <w:right w:val="single" w:sz="4" w:space="0" w:color="D6DCEA"/>
+            </w:tcBorders>
+          </w:tcPr>
+          <w:p>
+            <w:pPr>
+              <w:pStyle w:val="Compact"/>
+              <w:widowControl/>
+              <w:spacing w:before="36" w:after="40"/>
+              <w:jc w:val="left"/>
+              <w:rPr>
+                <w:kern w:val="0"/>
+                <w:szCs w:val="24"/>
+                <w:lang w:val="en-US" w:eastAsia="en-US" w:bidi="ar-SA"/>
+              </w:rPr>
+            </w:pPr>
+            <w:r>
+              <w:rPr>
+                <w:kern w:val="0"/>
+                <w:sz w:val="18"/>
+                <w:szCs w:val="24"/>
+                <w:lang w:val="en-US" w:eastAsia="en-US" w:bidi="ar-SA"/>
+              </w:rPr>
+              <w:t>—</w:t>
+            </w:r>
+          </w:p>
+        </w:tc>
+        <w:tc>
+          <w:tcPr>
+            <w:tcW w:w="1872" w:type="dxa"/>
+            <w:tcBorders>
+              <w:top w:val="single" w:sz="4" w:space="0" w:color="D6DCEA"/>
+              <w:left w:val="single" w:sz="4" w:space="0" w:color="D6DCEA"/>
+              <w:bottom w:val="single" w:sz="4" w:space="0" w:color="D6DCEA"/>
+              <w:right w:val="single" w:sz="4" w:space="0" w:color="D6DCEA"/>
+            </w:tcBorders>
+          </w:tcPr>
+          <w:p>
+            <w:pPr>
+              <w:pStyle w:val="Compact"/>
+              <w:widowControl/>
+              <w:spacing w:before="36" w:after="40"/>
+              <w:jc w:val="left"/>
+              <w:rPr>
+                <w:kern w:val="0"/>
+                <w:szCs w:val="24"/>
+                <w:lang w:val="en-US" w:eastAsia="en-US" w:bidi="ar-SA"/>
+              </w:rPr>
+            </w:pPr>
+            <w:r>
+              <w:rPr>
+                <w:kern w:val="0"/>
+                <w:sz w:val="18"/>
+                <w:szCs w:val="24"/>
+                <w:lang w:val="en-US" w:eastAsia="en-US" w:bidi="ar-SA"/>
+              </w:rPr>
+              <w:t>—</w:t>
+            </w:r>
+          </w:p>
+        </w:tc>
+        <w:tc>
+          <w:tcPr>
+            <w:tcW w:w="1872" w:type="dxa"/>
+            <w:tcBorders>
+              <w:top w:val="single" w:sz="4" w:space="0" w:color="D6DCEA"/>
+              <w:left w:val="single" w:sz="4" w:space="0" w:color="D6DCEA"/>
+              <w:bottom w:val="single" w:sz="4" w:space="0" w:color="D6DCEA"/>
+              <w:right w:val="single" w:sz="4" w:space="0" w:color="D6DCEA"/>
+            </w:tcBorders>
+          </w:tcPr>
+          <w:p>
+            <w:pPr>
+              <w:pStyle w:val="Compact"/>
+              <w:widowControl/>
+              <w:spacing w:before="36" w:after="40"/>
+              <w:jc w:val="left"/>
+              <w:rPr>
+                <w:kern w:val="0"/>
+                <w:szCs w:val="24"/>
+                <w:lang w:val="en-US" w:eastAsia="en-US" w:bidi="ar-SA"/>
+              </w:rPr>
+            </w:pPr>
+            <w:r>
+              <w:rPr>
+                <w:kern w:val="0"/>
+                <w:sz w:val="18"/>
+                <w:szCs w:val="24"/>
+                <w:lang w:val="en-US" w:eastAsia="en-US" w:bidi="ar-SA"/>
+              </w:rPr>
+              <w:t>да (настройки структуры из файла — нет)</w:t>
             </w:r>
           </w:p>
         </w:tc>
@@ -28184,14 +30479,14 @@
         <w:pStyle w:val="Heading1"/>
         <w:rPr/>
       </w:pPr>
-      <w:bookmarkStart w:id="32" w:name="__RefHeading___Toc10864_1804324697"/>
-      <w:bookmarkStart w:id="33" w:name="версионирование-и-совместимость"/>
-      <w:bookmarkEnd w:id="32"/>
+      <w:bookmarkStart w:id="34" w:name="__RefHeading___Toc9932_3125385251"/>
+      <w:bookmarkStart w:id="35" w:name="версионирование-и-совместимость"/>
+      <w:bookmarkEnd w:id="34"/>
       <w:r>
         <w:rPr>
           <w:rStyle w:val="SectionNumber"/>
         </w:rPr>
-        <w:t>17</w:t>
+        <w:t>18</w:t>
       </w:r>
       <w:r>
         <w:rPr/>
@@ -28270,26 +30565,26 @@
         </w:numPr>
         <w:rPr/>
       </w:pPr>
-      <w:bookmarkStart w:id="34" w:name="версионирование-и-совместимость"/>
+      <w:bookmarkStart w:id="36" w:name="версионирование-и-совместимость"/>
       <w:r>
         <w:rPr/>
         <w:t>Тест сверки контракта с реализацией входит в CI и блокирует слияние при расхождении.</w:t>
       </w:r>
-      <w:bookmarkEnd w:id="34"/>
+      <w:bookmarkEnd w:id="36"/>
     </w:p>
     <w:p>
       <w:pPr>
         <w:pStyle w:val="Heading1"/>
         <w:rPr/>
       </w:pPr>
-      <w:bookmarkStart w:id="35" w:name="__RefHeading___Toc10866_1804324697"/>
-      <w:bookmarkStart w:id="36" w:name="чек-лист-новой-операции"/>
-      <w:bookmarkEnd w:id="35"/>
+      <w:bookmarkStart w:id="37" w:name="__RefHeading___Toc9934_3125385251"/>
+      <w:bookmarkStart w:id="38" w:name="чек-лист-новой-операции"/>
+      <w:bookmarkEnd w:id="37"/>
       <w:r>
         <w:rPr>
           <w:rStyle w:val="SectionNumber"/>
         </w:rPr>
-        <w:t>18</w:t>
+        <w:t>19</w:t>
       </w:r>
       <w:r>
         <w:rPr/>
@@ -28415,7 +30710,7 @@
         <w:rPr/>
         <w:t>).</w:t>
       </w:r>
-      <w:bookmarkEnd w:id="36"/>
+      <w:bookmarkEnd w:id="38"/>
     </w:p>
     <w:sectPr>
       <w:footerReference w:type="even" r:id="rId5"/>
@@ -28461,7 +30756,7 @@
         <w:color w:val="8A92A6"/>
         <w:sz w:val="16"/>
       </w:rPr>
-      <w:t xml:space="preserve">Планировщик отпусков 1.0.0 · Спецификация API v1 · стр. </w:t>
+      <w:t xml:space="preserve">Планировщик отпусков 1.1.0 · Спецификация API v1 · стр. </w:t>
     </w:r>
     <w:r>
       <w:rPr/>
@@ -28477,7 +30772,7 @@
     </w:r>
     <w:r>
       <w:rPr/>
-      <w:t>30</w:t>
+      <w:t>31</w:t>
     </w:r>
     <w:r>
       <w:rPr/>
@@ -28500,7 +30795,7 @@
         <w:color w:val="8A92A6"/>
         <w:sz w:val="16"/>
       </w:rPr>
-      <w:t xml:space="preserve">Планировщик отпусков 1.0.0 · Спецификация API v1 · стр. </w:t>
+      <w:t xml:space="preserve">Планировщик отпусков 1.1.0 · Спецификация API v1 · стр. </w:t>
     </w:r>
     <w:r>
       <w:rPr/>
@@ -28516,7 +30811,7 @@
     </w:r>
     <w:r>
       <w:rPr/>
-      <w:t>30</w:t>
+      <w:t>31</w:t>
     </w:r>
     <w:r>
       <w:rPr/>
